--- a/Report/Literature Review/Literature Review.docx
+++ b/Report/Literature Review/Literature Review.docx
@@ -194,7 +194,7 @@
           <w:color w:val="501549" w:themeColor="accent5" w:themeShade="80"/>
         </w:rPr>
         <w:pict w14:anchorId="60F55096">
-          <v:rect id="_x0000_i1073" style="width:0;height:1.5pt" o:hralign="center" o:hrstd="t" o:hr="t" fillcolor="#a0a0a0" stroked="f"/>
+          <v:rect id="_x0000_i1025" style="width:0;height:1.5pt" o:hralign="center" o:hrstd="t" o:hr="t" fillcolor="#a0a0a0" stroked="f"/>
         </w:pict>
       </w:r>
     </w:p>
@@ -451,15 +451,7 @@
         <w:t>Graphical User Interface (GUI)</w:t>
       </w:r>
       <w:r>
-        <w:t xml:space="preserve"> in the 1970s and 1980s revolutionised interaction by replacing text with visual metaphors such as windows, icons, and menus (</w:t>
-      </w:r>
-      <w:proofErr w:type="spellStart"/>
-      <w:r>
-        <w:t>Shneiderman</w:t>
-      </w:r>
-      <w:proofErr w:type="spellEnd"/>
-      <w:r>
-        <w:t xml:space="preserve"> et al., 2017). The GUI enabled </w:t>
+        <w:t xml:space="preserve"> in the 1970s and 1980s revolutionised interaction by replacing text with visual metaphors such as windows, icons, and menus (Shneiderman et al., 2017). The GUI enabled </w:t>
       </w:r>
       <w:r>
         <w:rPr>
@@ -539,15 +531,7 @@
         <w:t>voice assistants</w:t>
       </w:r>
       <w:r>
-        <w:t xml:space="preserve"> that enable users to issue commands, retrieve information, or manage notifications through natural language (</w:t>
-      </w:r>
-      <w:proofErr w:type="spellStart"/>
-      <w:r>
-        <w:t>Porcheron</w:t>
-      </w:r>
-      <w:proofErr w:type="spellEnd"/>
-      <w:r>
-        <w:t xml:space="preserve"> et al., 2018). This represents a move toward </w:t>
+        <w:t xml:space="preserve"> that enable users to issue commands, retrieve information, or manage notifications through natural language (Porcheron et al., 2018). This represents a move toward </w:t>
       </w:r>
       <w:r>
         <w:rPr>
@@ -698,7 +682,7 @@
         </w:rPr>
         <w:lastRenderedPageBreak/>
         <w:pict w14:anchorId="3E217305">
-          <v:rect id="_x0000_i1074" style="width:0;height:1.5pt" o:hralign="center" o:hrstd="t" o:hr="t" fillcolor="#a0a0a0" stroked="f"/>
+          <v:rect id="_x0000_i1026" style="width:0;height:1.5pt" o:hralign="center" o:hrstd="t" o:hr="t" fillcolor="#a0a0a0" stroked="f"/>
         </w:pict>
       </w:r>
     </w:p>
@@ -878,6 +862,44 @@
       </w:r>
     </w:p>
     <w:p>
+      <w:r>
+        <w:t>The widespread adoption of smartphones has significantly reshaped how users interact with digital systems, introducing new interaction styles alongside distinct contextual constraints. Unlike desktop computing, mobile interaction is characterised by portability, brevity, and frequent interruption. Users engage with mobile devices in short bursts, often while performing other activities, which fundamentally alters how interfaces must be designed and evaluated (Oulasvirta et al., 2005).</w:t>
+      </w:r>
+    </w:p>
+    <w:p>
+      <w:r>
+        <w:t>Touch-based interaction has become the dominant input modality on mobile devices, relying on gestures such as tapping, swiping, and pinching to manipulate on-screen elements. While these interaction styles are intuitive and align closely with physical movement, they also impose limitations. Small screen sizes restrict the amount of information that can be displayed at once, requiring designers to prioritise content and reduce visual complexity. As a result, mobile interfaces often favour minimalism, progressive disclosure, and shallow navigation hierarchies to reduce cognitive burden (Norman, 2013).</w:t>
+      </w:r>
+    </w:p>
+    <w:p>
+      <w:r>
+        <w:t>In addition to spatial constraints, mobile interaction is shaped by environmental and situational factors. Users frequently interact with their devices in contexts that demand divided attention, such as commuting, exercising, or socialising. This makes sustained focus unlikely and increases the likelihood of errors or abandoned tasks. Research into mobile HCI has shown that users often engage in interactions lasting only a few seconds before being interrupted, reinforcing the need for systems that support rapid resumption and low mental overhead (Oulasvirta et al., 2005).</w:t>
+      </w:r>
+    </w:p>
+    <w:p>
+      <w:r>
+        <w:t>Voice-based interaction has emerged as one response to these constraints, offering a hands-free alternative to touch input. Voice assistants enable users to issue commands or retrieve information without visual attention, which can be beneficial in mobile or multitasking contexts (Hoy, 2018). However, voice interfaces also introduce challenges related to discoverability, feedback visibility, and user control. Without persistent visual cues, users may struggle to understand system capabilities or recover from errors, raising questions about their suitability for complex or multi-step tasks (Porcheron et al., 2018).</w:t>
+      </w:r>
+    </w:p>
+    <w:p>
+      <w:r>
+        <w:lastRenderedPageBreak/>
+        <w:t>These interaction styles and constraints collectively shape the nature of mobile user experience. Rather than supporting prolonged, linear engagement, mobile systems must accommodate fragmented attention, limited visual real estate, and rapid context switching. As a result, usability can no longer be assessed solely at the level of individual screens or interactions. Instead, the focus must shift toward how well systems support continuity across brief, intermittent engagements—a concern that becomes particularly salient when users are required to move between multiple applications to complete a single goal.</w:t>
+      </w:r>
+    </w:p>
+    <w:p>
+      <w:r>
+        <w:t>This transition from sustained interaction to episodic engagement sets the foundation for understanding fragmented digital journeys, which are explored in the following section.</w:t>
+      </w:r>
+    </w:p>
+    <w:p>
+      <w:pPr>
+        <w:rPr>
+          <w:color w:val="501549" w:themeColor="accent5" w:themeShade="80"/>
+        </w:rPr>
+      </w:pPr>
+    </w:p>
+    <w:p>
       <w:pPr>
         <w:rPr>
           <w:color w:val="501549" w:themeColor="accent5" w:themeShade="80"/>
@@ -888,7 +910,7 @@
           <w:color w:val="501549" w:themeColor="accent5" w:themeShade="80"/>
         </w:rPr>
         <w:pict w14:anchorId="24464934">
-          <v:rect id="_x0000_i1075" style="width:0;height:1.5pt" o:hralign="center" o:hrstd="t" o:hr="t" fillcolor="#a0a0a0" stroked="f"/>
+          <v:rect id="_x0000_i1027" style="width:0;height:1.5pt" o:hralign="center" o:hrstd="t" o:hr="t" fillcolor="#a0a0a0" stroked="f"/>
         </w:pict>
       </w:r>
     </w:p>
@@ -1128,34 +1150,26 @@
         <w:t>fragmented digital journeys</w:t>
       </w:r>
       <w:r>
-        <w:t xml:space="preserve">, where a single goal is distributed across multiple independent applications. Rather than progressing through a continuous flow, users are required to switch repeatedly between apps, </w:t>
+        <w:t>, where a single goal is distributed across multiple independent applications. Rather than progressing through a continuous flow, users are required to switch repeatedly between apps, each with its own navigation structure, interaction style, and mental model. This fragmentation is particularly evident in everyday activities such as fitness tracking, travel planning, and communication, where no single application provides a complete end-to-end solution.</w:t>
+      </w:r>
+    </w:p>
+    <w:p>
+      <w:r>
+        <w:t xml:space="preserve">From a human–computer interaction perspective, fragmented journeys introduce significant </w:t>
+      </w:r>
+      <w:r>
+        <w:rPr>
+          <w:b/>
+          <w:bCs/>
+        </w:rPr>
+        <w:t>cognitive costs</w:t>
+      </w:r>
+      <w:r>
+        <w:t xml:space="preserve">. Research on multitasking and context switching demonstrates that moving between tasks or environments requires users to reorient themselves, recall prior states, and </w:t>
       </w:r>
       <w:r>
         <w:lastRenderedPageBreak/>
-        <w:t>each with its own navigation structure, interaction style, and mental model. This fragmentation is particularly evident in everyday activities such as fitness tracking, travel planning, and communication, where no single application provides a complete end-to-end solution.</w:t>
-      </w:r>
-    </w:p>
-    <w:p>
-      <w:r>
-        <w:t xml:space="preserve">From a human–computer interaction perspective, fragmented journeys introduce significant </w:t>
-      </w:r>
-      <w:r>
-        <w:rPr>
-          <w:b/>
-          <w:bCs/>
-        </w:rPr>
-        <w:t>cognitive costs</w:t>
-      </w:r>
-      <w:r>
-        <w:t>. Research on multitasking and context switching demonstrates that moving between tasks or environments requires users to reorient themselves, recall prior states, and rebuild situational awareness, all of which increase mental workload (González &amp; Mark, 2004). In mobile environments, these costs are amplified due to small screen sizes, limited visual context, and frequent interruptions caused by notifications or environmental factors (</w:t>
-      </w:r>
-      <w:proofErr w:type="spellStart"/>
-      <w:r>
-        <w:t>Oulasvirta</w:t>
-      </w:r>
-      <w:proofErr w:type="spellEnd"/>
-      <w:r>
-        <w:t xml:space="preserve"> et al., 2005).</w:t>
+        <w:t>rebuild situational awareness, all of which increase mental workload (González &amp; Mark, 2004). In mobile environments, these costs are amplified due to small screen sizes, limited visual context, and frequent interruptions caused by notifications or environmental factors (Oulasvirta et al., 2005).</w:t>
       </w:r>
     </w:p>
     <w:p>
@@ -1190,15 +1204,7 @@
     </w:p>
     <w:p>
       <w:r>
-        <w:t xml:space="preserve">The prevalence of fragmented journeys has prompted designers and researchers to explore alternative models of interaction that prioritise integration and continuity. One such response is the emergence of multifunctional platforms and </w:t>
-      </w:r>
-      <w:proofErr w:type="spellStart"/>
-      <w:r>
-        <w:t>superapps</w:t>
-      </w:r>
-      <w:proofErr w:type="spellEnd"/>
-      <w:r>
-        <w:t>, which aim to consolidate related tasks within a single environment. These platforms seek to reduce context switching, maintain stable mental models, and support more seamless user journeys. The following sections explore how such approaches have been implemented in practice, and whether they successfully address the challenges posed by fragmentation.</w:t>
+        <w:t>The prevalence of fragmented journeys has prompted designers and researchers to explore alternative models of interaction that prioritise integration and continuity. One such response is the emergence of multifunctional platforms and superapps, which aim to consolidate related tasks within a single environment. These platforms seek to reduce context switching, maintain stable mental models, and support more seamless user journeys. The following sections explore how such approaches have been implemented in practice, and whether they successfully address the challenges posed by fragmentation.</w:t>
       </w:r>
     </w:p>
     <w:p>
@@ -1219,7 +1225,7 @@
           <w:color w:val="501549" w:themeColor="accent5" w:themeShade="80"/>
         </w:rPr>
         <w:pict w14:anchorId="3773272F">
-          <v:rect id="_x0000_i1076" style="width:0;height:1.5pt" o:hralign="center" o:hrstd="t" o:hr="t" fillcolor="#a0a0a0" stroked="f"/>
+          <v:rect id="_x0000_i1028" style="width:0;height:1.5pt" o:hralign="center" o:hrstd="t" o:hr="t" fillcolor="#a0a0a0" stroked="f"/>
         </w:pict>
       </w:r>
     </w:p>
@@ -1374,7 +1380,6 @@
           <w:bCs/>
           <w:color w:val="501549" w:themeColor="accent5" w:themeShade="80"/>
         </w:rPr>
-        <w:lastRenderedPageBreak/>
         <w:t>Why it matters:</w:t>
       </w:r>
       <w:r>
@@ -1399,6 +1404,48 @@
         <w:t>.</w:t>
       </w:r>
     </w:p>
+    <w:p/>
+    <w:p>
+      <w:r>
+        <w:t xml:space="preserve">Within human–computer interaction and service design, the concept of the user journey is used to describe the holistic experience of a user as they move through a sequence of interactions over time in pursuit of a goal. Unlike task-based models that focus on isolated actions, user </w:t>
+      </w:r>
+      <w:r>
+        <w:lastRenderedPageBreak/>
+        <w:t>journeys emphasise continuity, context, and the cumulative effect of interactions across touchpoints (Stickdorn &amp; Schneider, 2012).</w:t>
+      </w:r>
+    </w:p>
+    <w:p>
+      <w:r>
+        <w:t>Service design extends this perspective beyond individual interfaces to consider systems of interaction that may span multiple digital and non-digital services. Polaine, Løvlie, and Reason (2013) argue that meaningful user experience emerges not from single touchpoints, but from how those touchpoints connect to form a coherent whole. From this perspective, usability is not solely determined by how intuitive an interface is, but by how well a service supports progression, orientation, and understanding across an entire journey.</w:t>
+      </w:r>
+    </w:p>
+    <w:p>
+      <w:r>
+        <w:t>In digital contexts, user journeys are increasingly non-linear and distributed. Users may enter and exit services at multiple points, switch between platforms, or pause and resume activities over extended periods. This is particularly true in mobile environments, where interactions are brief and shaped by situational factors such as location, time pressure, and divided attention. As a result, journeys often unfold across multiple applications, each contributing only a partial segment of the overall experience.</w:t>
+      </w:r>
+    </w:p>
+    <w:p>
+      <w:r>
+        <w:t>Service design theory highlights the importance of maintaining continuity across these fragmented touchpoints. When services fail to align in structure or intent, users are forced to act as the integrators of the system, manually coordinating information and tasks between platforms. This places additional cognitive demands on users and increases friction, even when individual services are well designed in isolation (Norman, 2013).</w:t>
+      </w:r>
+    </w:p>
+    <w:p>
+      <w:r>
+        <w:t>Journey mapping is a common method used within service design to visualise these experiences and identify breakdowns in flow, confusion, or redundancy. By examining the emotional, cognitive, and temporal dimensions of a journey, designers can uncover pain points that are not visible through interface-level evaluation alone (Stickdorn &amp; Schneider, 2012). This approach is particularly valuable when assessing mobile ecosystems, where inefficiencies often arise between apps rather than within them.</w:t>
+      </w:r>
+    </w:p>
+    <w:p>
+      <w:r>
+        <w:t>Framed through a service design lens, fragmented digital journeys represent a structural design problem rather than a series of isolated usability failures. Addressing fragmentation therefore requires solutions that operate at the level of system integration and journey orchestration, rather than incremental interface improvements. This shift in focus underpins the growing interest in multifunctional platforms and superapps, which aim to consolidate services and reduce fragmentation by supporting end-to-end user journeys within a unified environment.</w:t>
+      </w:r>
+    </w:p>
+    <w:p>
+      <w:pPr>
+        <w:rPr>
+          <w:color w:val="501549" w:themeColor="accent5" w:themeShade="80"/>
+        </w:rPr>
+      </w:pPr>
+    </w:p>
     <w:p>
       <w:pPr>
         <w:rPr>
@@ -1410,7 +1457,7 @@
           <w:color w:val="501549" w:themeColor="accent5" w:themeShade="80"/>
         </w:rPr>
         <w:pict w14:anchorId="57B30100">
-          <v:rect id="_x0000_i1077" style="width:0;height:1.5pt" o:hralign="center" o:hrstd="t" o:hr="t" fillcolor="#a0a0a0" stroked="f"/>
+          <v:rect id="_x0000_i1029" style="width:0;height:1.5pt" o:hralign="center" o:hrstd="t" o:hr="t" fillcolor="#a0a0a0" stroked="f"/>
         </w:pict>
       </w:r>
     </w:p>
@@ -1428,18 +1475,8 @@
           <w:bCs/>
           <w:color w:val="501549" w:themeColor="accent5" w:themeShade="80"/>
         </w:rPr>
-        <w:t xml:space="preserve">2.6 Multifunctional Platforms and </w:t>
-      </w:r>
-      <w:proofErr w:type="spellStart"/>
-      <w:r>
-        <w:rPr>
-          <w:b/>
-          <w:bCs/>
-          <w:color w:val="501549" w:themeColor="accent5" w:themeShade="80"/>
-        </w:rPr>
-        <w:t>Superapps</w:t>
-      </w:r>
-      <w:proofErr w:type="spellEnd"/>
+        <w:t>2.6 Multifunctional Platforms and Superapps</w:t>
+      </w:r>
     </w:p>
     <w:p>
       <w:pPr>
@@ -1480,17 +1517,115 @@
     <w:p>
       <w:pPr>
         <w:rPr>
-          <w:b/>
-          <w:bCs/>
-          <w:color w:val="501549" w:themeColor="accent5" w:themeShade="80"/>
-        </w:rPr>
-      </w:pPr>
-      <w:r>
-        <w:rPr>
-          <w:b/>
-          <w:bCs/>
-          <w:color w:val="501549" w:themeColor="accent5" w:themeShade="80"/>
-        </w:rPr>
+          <w:color w:val="501549" w:themeColor="accent5" w:themeShade="80"/>
+        </w:rPr>
+      </w:pPr>
+    </w:p>
+    <w:p>
+      <w:r>
+        <w:t xml:space="preserve">In response to increasingly fragmented digital journeys, a growing number of platforms have adopted a multifunctional or “superapp” model. Rather than offering a single, narrowly defined service, superapps integrate multiple functions—such as communication, payments, content consumption, and task management—within a unified environment. The core aim of this </w:t>
+      </w:r>
+      <w:r>
+        <w:lastRenderedPageBreak/>
+        <w:t>approach is to reduce context switching, consolidate user activity, and support end-to-end journeys within a single system.</w:t>
+      </w:r>
+    </w:p>
+    <w:p>
+      <w:r>
+        <w:t>From a service design perspective, superapps represent an attempt to shift interaction away from isolated touchpoints toward continuous, system-level experiences. By centralising related services, these platforms seek to maintain stable mental models and reduce the cognitive effort required to move between tasks (Polaine, Løvlie, &amp; Reason, 2013). Instead of forcing users to navigate between multiple independent applications, multifunctional platforms position themselves as persistent environments through which users can fluidly transition between activities.</w:t>
+      </w:r>
+    </w:p>
+    <w:p>
+      <w:r>
+        <w:t>However, integration alone does not guarantee improved user experience. While multifunctional platforms may reduce fragmentation at the ecosystem level, they also introduce challenges related to complexity, discoverability, and learnability. As functionality accumulates within a single application, users may experience increased cognitive load, particularly when interfaces attempt to serve a wide range of tasks with divergent interaction patterns. This tension highlights a central design challenge: balancing consolidation with clarity.</w:t>
+      </w:r>
+    </w:p>
+    <w:p>
+      <w:r>
+        <w:t>Research in human–computer interaction suggests that usability issues at scale often emerge not from individual features, but from how systems organise and expose functionality over time (Norman, 2013). In multifunctional platforms, poor structural coherence can result in experiences that feel overwhelming or opaque, undermining the very continuity such systems aim to provide. Consequently, the success of a superapp depends not only on the breadth of its features, but on how effectively those features are orchestrated into coherent user journeys.</w:t>
+      </w:r>
+    </w:p>
+    <w:p>
+      <w:r>
+        <w:t>Multifunctional platforms can therefore be understood as an architectural response to fragmented journeys, rather than a purely interface-level solution. Their effectiveness must be evaluated in terms of journey continuity, cognitive effort, and the ease with which users can move between tasks without losing orientation. This makes them a particularly relevant lens through which to examine contemporary mobile ecosystems.</w:t>
+      </w:r>
+    </w:p>
+    <w:p>
+      <w:r>
+        <w:t>The following sections explore two contrasting examples of this model in practice. WeChat is examined as a widely cited example of a successful superapp that supports unified digital journeys, while Meta’s ecosystem is considered as a case where integration efforts have struggled to resolve fragmentation. Together, these case studies provide insight into the conditions under which multifunctional platforms succeed or fail in addressing fragmented user experiences.</w:t>
+      </w:r>
+    </w:p>
+    <w:p>
+      <w:pPr>
+        <w:rPr>
+          <w:color w:val="501549" w:themeColor="accent5" w:themeShade="80"/>
+        </w:rPr>
+      </w:pPr>
+    </w:p>
+    <w:p>
+      <w:pPr>
+        <w:rPr>
+          <w:color w:val="501549" w:themeColor="accent5" w:themeShade="80"/>
+        </w:rPr>
+      </w:pPr>
+    </w:p>
+    <w:p>
+      <w:pPr>
+        <w:rPr>
+          <w:color w:val="501549" w:themeColor="accent5" w:themeShade="80"/>
+        </w:rPr>
+      </w:pPr>
+    </w:p>
+    <w:p>
+      <w:pPr>
+        <w:rPr>
+          <w:color w:val="501549" w:themeColor="accent5" w:themeShade="80"/>
+        </w:rPr>
+      </w:pPr>
+    </w:p>
+    <w:p>
+      <w:pPr>
+        <w:rPr>
+          <w:color w:val="501549" w:themeColor="accent5" w:themeShade="80"/>
+        </w:rPr>
+      </w:pPr>
+    </w:p>
+    <w:p>
+      <w:pPr>
+        <w:rPr>
+          <w:color w:val="501549" w:themeColor="accent5" w:themeShade="80"/>
+        </w:rPr>
+      </w:pPr>
+    </w:p>
+    <w:p>
+      <w:pPr>
+        <w:rPr>
+          <w:color w:val="501549" w:themeColor="accent5" w:themeShade="80"/>
+        </w:rPr>
+      </w:pPr>
+    </w:p>
+    <w:p>
+      <w:pPr>
+        <w:rPr>
+          <w:color w:val="501549" w:themeColor="accent5" w:themeShade="80"/>
+        </w:rPr>
+      </w:pPr>
+    </w:p>
+    <w:p>
+      <w:pPr>
+        <w:rPr>
+          <w:b/>
+          <w:bCs/>
+          <w:color w:val="501549" w:themeColor="accent5" w:themeShade="80"/>
+        </w:rPr>
+      </w:pPr>
+      <w:r>
+        <w:rPr>
+          <w:b/>
+          <w:bCs/>
+          <w:color w:val="501549" w:themeColor="accent5" w:themeShade="80"/>
+        </w:rPr>
+        <w:lastRenderedPageBreak/>
         <w:t>2.6.1 WeChat as a Unified Experience</w:t>
       </w:r>
     </w:p>
@@ -1565,6 +1700,56 @@
     <w:p>
       <w:pPr>
         <w:rPr>
+          <w:color w:val="501549" w:themeColor="accent5" w:themeShade="80"/>
+        </w:rPr>
+      </w:pPr>
+    </w:p>
+    <w:p>
+      <w:r>
+        <w:t>WeChat is widely regarded as one of the most mature examples of a multifunctional mobile platform, frequently cited in both academic and industry discourse as a benchmark for superapp design. Originally launched as a messaging application, WeChat has evolved into an integrated digital ecosystem supporting communication, payments, social networking, content consumption, booking services, and third-party applications within a single environment.</w:t>
+      </w:r>
+    </w:p>
+    <w:p>
+      <w:r>
+        <w:t>From a user journey perspective, WeChat’s primary strength lies in its ability to support extended, multi-step activities without requiring users to exit the platform. Tasks that would typically be distributed across several independent applications—such as arranging social plans, transferring money, accessing services, and managing daily activities—are consolidated into a continuous interaction space. This consolidation significantly reduces the need for context switching and helps preserve users’ mental models across tasks.</w:t>
+      </w:r>
+    </w:p>
+    <w:p>
+      <w:r>
+        <w:t>Service design theory emphasises the importance of continuity and coherence across touchpoints, particularly in complex digital ecosystems (Polaine, Løvlie, &amp; Reason, 2013). WeChat exemplifies this principle by positioning itself not as a collection of discrete features, but as a persistent environment through which users navigate a wide range of services. Industry commentators, including futurists such as Amy Webb, have characterised WeChat as functioning less like a single application and more like an infrastructural layer for digital life—effectively acting as a gateway to services rather than a destination in itself.</w:t>
+      </w:r>
+    </w:p>
+    <w:p>
+      <w:r>
+        <w:t>Crucially, WeChat’s integration strategy extends beyond feature aggregation. The platform maintains consistent interaction patterns, navigation structures, and visual language across its core services, allowing users to transfer knowledge from one task to another with minimal friction. This supports recognition over recall, reducing cognitive effort as users move between functions (Norman, 2013). Even when interacting with third-party “mini-programs,” users remain within the same overarching interface framework, preserving a sense of continuity.</w:t>
+      </w:r>
+    </w:p>
+    <w:p>
+      <w:r>
+        <w:t>WeChat also demonstrates how multifunctional platforms can mitigate fragmentation without overwhelming users. Rather than exposing all functionality simultaneously, services are layered contextually, emerging in response to user intent. This approach aligns with research suggesting that successful mobile interaction depends on supporting short, goal-oriented bursts of attention while maintaining overall task coherence (Oulasvirta et al., 2005).</w:t>
+      </w:r>
+    </w:p>
+    <w:p>
+      <w:r>
+        <w:t>However, it is important to acknowledge that WeChat’s success is partly shaped by its cultural, economic, and regulatory context. The platform operates within an ecosystem where users expect centralised digital services and where alternative applications are limited. Despite this, its design offers valuable insight into how multifunctional platforms can reduce fragmented journeys by prioritising integration, continuity, and system-level usability.</w:t>
+      </w:r>
+    </w:p>
+    <w:p>
+      <w:r>
+        <w:lastRenderedPageBreak/>
+        <w:t>In this respect, WeChat serves as a compelling example of how a superapp can transform fragmented mobile interactions into unified user journeys, providing a useful contrast to platforms that have attempted—but struggled—to achieve similar levels of integration.</w:t>
+      </w:r>
+    </w:p>
+    <w:p>
+      <w:pPr>
+        <w:rPr>
+          <w:color w:val="501549" w:themeColor="accent5" w:themeShade="80"/>
+        </w:rPr>
+      </w:pPr>
+    </w:p>
+    <w:p>
+      <w:pPr>
+        <w:rPr>
           <w:b/>
           <w:bCs/>
           <w:color w:val="501549" w:themeColor="accent5" w:themeShade="80"/>
@@ -1668,7 +1853,6 @@
         <w:br/>
         <w:t xml:space="preserve">Provides real-world evidence that integration success is </w:t>
       </w:r>
-      <w:proofErr w:type="gramStart"/>
       <w:r>
         <w:rPr>
           <w:i/>
@@ -1677,7 +1861,6 @@
         </w:rPr>
         <w:t>design-dependent</w:t>
       </w:r>
-      <w:proofErr w:type="gramEnd"/>
       <w:r>
         <w:rPr>
           <w:color w:val="501549" w:themeColor="accent5" w:themeShade="80"/>
@@ -1686,12 +1869,42 @@
       </w:r>
     </w:p>
     <w:p>
-      <w:pPr>
-        <w:rPr>
-          <w:color w:val="501549" w:themeColor="accent5" w:themeShade="80"/>
-        </w:rPr>
-      </w:pPr>
-    </w:p>
+      <w:r>
+        <w:t>In contrast to WeChat’s unified platform model, Meta represents a fragmented approach to multifunctionality, despite controlling a portfolio of widely used mobile applications. Services such as Facebook, Instagram, WhatsApp, and Messenger collectively cover communication, content consumption, social networking, and commerce-related functions. However, rather than forming a cohesive superapp ecosystem, these services remain largely siloed, resulting in fragmented user journeys distributed across multiple applications.</w:t>
+      </w:r>
+    </w:p>
+    <w:p>
+      <w:r>
+        <w:t>From a user journey perspective, Meta’s ecosystem requires users to frequently switch contexts in order to complete related tasks. For example, communicating with contacts, sharing media, managing events, and interacting with communities often necessitate movement between separate apps, each with its own navigation logic, feature set, and interaction patterns. This fragmentation undermines continuity, forcing users to repeatedly reorient themselves and reconstruct task context.</w:t>
+      </w:r>
+    </w:p>
+    <w:p>
+      <w:r>
+        <w:t>Research in human–computer interaction demonstrates that such context switching imposes measurable cognitive costs. González and Mark (2004) show that interruptions and task switching disrupt workflow and increase mental effort, while mobile-specific studies highlight how short attention spans and frequent interruptions exacerbate these effects (Oulasvirta et al., 2005). In Meta’s ecosystem, even when applications are conceptually related, the lack of seamless transitions intensifies cognitive load and disrupts task flow.</w:t>
+      </w:r>
+    </w:p>
+    <w:p>
+      <w:r>
+        <w:t>Although Meta has attempted partial integration—such as cross-posting content or unifying messaging infrastructures—these efforts primarily operate at a technical or backend level rather than at the level of user experience. From the user’s perspective, interactions remain segmented, with limited support for end-to-end journeys across services. This contrasts sharply with service design principles that emphasise holistic experience design over isolated touchpoints (Stickdorn &amp; Schneider, 2011).</w:t>
+      </w:r>
+    </w:p>
+    <w:p>
+      <w:r>
+        <w:t>Furthermore, Meta’s applications have evolved independently over time, resulting in divergent interface conventions, feature hierarchies, and mental models. While each application may be usable in isolation, their collective use places a significant burden on users to remember where specific functions reside. This reliance on recall rather than recognition increases friction and heightens the risk of error, particularly in time-constrained mobile contexts (Norman, 2013).</w:t>
+      </w:r>
+    </w:p>
+    <w:p>
+      <w:r>
+        <w:lastRenderedPageBreak/>
+        <w:t>Unlike WeChat, Meta has not established a single persistent interaction space that users inhabit while moving between services. Instead, users are repeatedly required to exit and re-enter applications, breaking continuity and reinforcing fragmentation. As a result, Meta’s ecosystem exemplifies how multifunctionality at the organisational level does not necessarily translate into unified user experiences at the interaction level.</w:t>
+      </w:r>
+    </w:p>
+    <w:p>
+      <w:r>
+        <w:t>This failure to deliver coherent, cross-application journeys highlights a key distinction within multifunctional platform design: aggregation alone is insufficient. Without intentional system-level integration and journey-oriented design, multifunctional ecosystems risk amplifying fragmentation rather than resolving it. Meta therefore serves as a useful counterexample, illustrating the challenges and limitations of attempting to support complex user needs through loosely connected single-purpose applications.</w:t>
+      </w:r>
+    </w:p>
+    <w:p/>
     <w:p>
       <w:pPr>
         <w:rPr>
@@ -1710,7 +1923,7 @@
           <w:color w:val="501549" w:themeColor="accent5" w:themeShade="80"/>
         </w:rPr>
         <w:pict w14:anchorId="093A4F6B">
-          <v:rect id="_x0000_i1078" style="width:0;height:1.5pt" o:hralign="center" o:hrstd="t" o:hr="t" fillcolor="#a0a0a0" stroked="f"/>
+          <v:rect id="_x0000_i1030" style="width:0;height:1.5pt" o:hralign="center" o:hrstd="t" o:hr="t" fillcolor="#a0a0a0" stroked="f"/>
         </w:pict>
       </w:r>
     </w:p>
@@ -1895,12 +2108,66 @@
           <w:color w:val="501549" w:themeColor="accent5" w:themeShade="80"/>
         </w:rPr>
       </w:pPr>
+    </w:p>
+    <w:p>
+      <w:r>
+        <w:t>Cognitive load and learnability are central concerns in human–computer interaction, particularly within mobile environments where attention is limited and interactions are often brief. Cognitive load refers to the mental effort required to process information, make decisions, and execute tasks within an interface. When this load exceeds a user’s capacity, performance deteriorates, errors increase, and overall experience quality declines (Norman, 2013).</w:t>
+      </w:r>
+    </w:p>
+    <w:p>
+      <w:r>
+        <w:t>In fragmented digital journeys, cognitive load accumulates across applications rather than being confined to a single interface. Each app switch requires users to recall where functionality is located, adapt to different navigation structures, and re-establish task context. Research on multitasking and interruptions demonstrates that this repeated context switching significantly increases mental workload and disrupts task flow (González &amp; Mark, 2004; Oulasvirta et al., 2005). In mobile contexts, these effects are amplified due to constrained screen space and frequent environmental interruptions.</w:t>
+      </w:r>
+    </w:p>
+    <w:p>
+      <w:r>
+        <w:lastRenderedPageBreak/>
+        <w:t>Learnability—the ease with which users can become proficient with a system—plays a crucial role in moderating cognitive load over time. Well-designed systems allow users to form stable mental models, enabling interaction to become more automatic and less cognitively demanding. However, when functionality is distributed across multiple applications, users must learn and maintain several mental models simultaneously. This fragmentation undermines learnability at the system level, even if individual applications are easy to use in isolation.</w:t>
+      </w:r>
+    </w:p>
+    <w:p>
+      <w:r>
+        <w:t xml:space="preserve">The relationship between complexity, stimulation, and user performance can be understood through the lens of the </w:t>
+      </w:r>
+      <w:r>
+        <w:rPr>
+          <w:b/>
+          <w:bCs/>
+        </w:rPr>
+        <w:t>Wundt curve</w:t>
+      </w:r>
+      <w:r>
+        <w:t>, also known as the inverted-U model of arousal and performance. The Wundt curve suggests that performance is optimised at moderate levels of stimulation, while both under-stimulation and over-stimulation lead to reduced effectiveness. Applied to interface design, overly simple systems may fail to engage users, while overly complex or cognitively demanding systems overwhelm them.</w:t>
+      </w:r>
+    </w:p>
+    <w:p>
+      <w:r>
+        <w:t>Multifunctional applications sit at a critical point on this curve. By consolidating related tasks within a single environment, such systems have the potential to reduce cognitive load by minimising context switching and supporting continuity. However, if poorly designed, they risk introducing excessive complexity, steep learning curves, and feature overload. The success of a multifunctional platform therefore depends not on the number of features it offers, but on how effectively it balances integration with clarity.</w:t>
+      </w:r>
+    </w:p>
+    <w:p>
+      <w:r>
+        <w:t>This balance is evident when comparing unified superapps with fragmented ecosystems. Unified platforms aim to keep users within an optimal zone of cognitive stimulation by maintaining consistent interaction patterns and reducing the need for recall. Fragmented systems, by contrast, often push users toward the upper end of the Wundt curve, where excessive switching, inconsistency, and memory demands degrade performance and satisfaction.</w:t>
+      </w:r>
+    </w:p>
+    <w:p>
+      <w:r>
+        <w:t>Understanding this trade-off is essential for evaluating multifunctional app design. Rather than assuming that consolidation is inherently beneficial, designers must consider how integration affects cognitive load, learnability, and long-term user performance. These considerations are particularly relevant in domains such as fitness, where users engage with applications frequently but briefly, and where disruption to flow can significantly impact motivation and adherence.</w:t>
+      </w:r>
+    </w:p>
+    <w:p/>
+    <w:p>
+      <w:pPr>
+        <w:rPr>
+          <w:color w:val="501549" w:themeColor="accent5" w:themeShade="80"/>
+        </w:rPr>
+      </w:pPr>
       <w:r>
         <w:rPr>
           <w:color w:val="501549" w:themeColor="accent5" w:themeShade="80"/>
         </w:rPr>
         <w:pict w14:anchorId="1D057D5C">
-          <v:rect id="_x0000_i1079" style="width:0;height:1.5pt" o:hralign="center" o:hrstd="t" o:hr="t" fillcolor="#a0a0a0" stroked="f"/>
+          <v:rect id="_x0000_i1031" style="width:0;height:1.5pt" o:hralign="center" o:hrstd="t" o:hr="t" fillcolor="#a0a0a0" stroked="f"/>
         </w:pict>
       </w:r>
     </w:p>
@@ -1918,7 +2185,6 @@
           <w:bCs/>
           <w:color w:val="501549" w:themeColor="accent5" w:themeShade="80"/>
         </w:rPr>
-        <w:lastRenderedPageBreak/>
         <w:t>2.8 Fragmentation in Fitness App Ecosystems</w:t>
       </w:r>
     </w:p>
@@ -2024,7 +2290,19 @@
         <w:rPr>
           <w:color w:val="501549" w:themeColor="accent5" w:themeShade="80"/>
         </w:rPr>
-        <w:t>Time pressure between sets</w:t>
+        <w:t>Time pressure between</w:t>
+      </w:r>
+      <w:r>
+        <w:rPr>
+          <w:color w:val="501549" w:themeColor="accent5" w:themeShade="80"/>
+        </w:rPr>
+        <w:tab/>
+      </w:r>
+      <w:r>
+        <w:rPr>
+          <w:color w:val="501549" w:themeColor="accent5" w:themeShade="80"/>
+        </w:rPr>
+        <w:t xml:space="preserve"> sets</w:t>
       </w:r>
     </w:p>
     <w:p>
@@ -2041,6 +2319,7 @@
         <w:rPr>
           <w:color w:val="501549" w:themeColor="accent5" w:themeShade="80"/>
         </w:rPr>
+        <w:lastRenderedPageBreak/>
         <w:t>Cognitive disruption during physical activity</w:t>
       </w:r>
     </w:p>
@@ -2083,6 +2362,91 @@
     <w:p>
       <w:pPr>
         <w:rPr>
+          <w:color w:val="ADADAD" w:themeColor="background2" w:themeShade="BF"/>
+        </w:rPr>
+      </w:pPr>
+      <w:r>
+        <w:rPr>
+          <w:color w:val="ADADAD" w:themeColor="background2" w:themeShade="BF"/>
+        </w:rPr>
+        <w:t>Fitness-related mobile experiences provide a clear and contemporary example of fragmented digital journeys. Users seeking to manage workouts, track progress, time rest periods, record notes, and monitor health metrics are often required to engage with multiple independent applications. These may include workout logging apps, stopwatch or timer tools, note-taking applications, music players, and wearable companion apps. Although each application may be well-designed in isolation, collectively they form a disjointed ecosystem that places a significant cognitive burden on the user.</w:t>
+      </w:r>
+    </w:p>
+    <w:p>
+      <w:pPr>
+        <w:rPr>
+          <w:color w:val="ADADAD" w:themeColor="background2" w:themeShade="BF"/>
+        </w:rPr>
+      </w:pPr>
+      <w:r>
+        <w:rPr>
+          <w:color w:val="ADADAD" w:themeColor="background2" w:themeShade="BF"/>
+        </w:rPr>
+        <w:t>This fragmentation is particularly problematic given the situational context of gym use. Fitness activities are time-sensitive, physically demanding, and frequently interrupted. Users often interact with their devices briefly between sets or exercises, leaving little tolerance for complex navigation or prolonged attention. In such contexts, repeated app switching disrupts task flow and increases reliance on memory rather than recognition, exacerbating cognitive load (Norman, 2013; Oulasvirta et al., 2005).</w:t>
+      </w:r>
+    </w:p>
+    <w:p>
+      <w:pPr>
+        <w:rPr>
+          <w:color w:val="ADADAD" w:themeColor="background2" w:themeShade="BF"/>
+        </w:rPr>
+      </w:pPr>
+      <w:r>
+        <w:rPr>
+          <w:color w:val="ADADAD" w:themeColor="background2" w:themeShade="BF"/>
+        </w:rPr>
+        <w:t>From a user journey perspective, the fitness experience rarely consists of a single discrete task. Instead, it is a continuous sequence of interrelated actions: reviewing a workout plan, performing exercises, timing rest intervals, recording performance, and reflecting on progress. When these actions are distributed across separate applications, users must repeatedly reorient themselves, manage multiple mental models, and reconstruct task context. This undermines continuity and diminishes the sense of engagement and momentum that is critical to sustained fitness motivation.</w:t>
+      </w:r>
+    </w:p>
+    <w:p>
+      <w:pPr>
+        <w:rPr>
+          <w:color w:val="ADADAD" w:themeColor="background2" w:themeShade="BF"/>
+        </w:rPr>
+      </w:pPr>
+      <w:r>
+        <w:rPr>
+          <w:color w:val="ADADAD" w:themeColor="background2" w:themeShade="BF"/>
+        </w:rPr>
+        <w:t>Research on task fragmentation and multitasking further suggests that such context switching incurs measurable performance costs, including increased error rates and reduced efficiency (González &amp; Mark, 2004). In fitness settings, these costs may manifest as forgotten sets, inaccurate logging, or abandoned tracking altogether. Over time, this friction can contribute to disengagement and reduced adherence to fitness routines.</w:t>
+      </w:r>
+    </w:p>
+    <w:p>
+      <w:pPr>
+        <w:rPr>
+          <w:color w:val="ADADAD" w:themeColor="background2" w:themeShade="BF"/>
+        </w:rPr>
+      </w:pPr>
+      <w:r>
+        <w:rPr>
+          <w:color w:val="ADADAD" w:themeColor="background2" w:themeShade="BF"/>
+        </w:rPr>
+        <w:t>Despite the proliferation of fitness applications, relatively few platforms attempt to address this fragmentation holistically. Many apps focus on a single core function—such as tracking workouts or monitoring health data—while assuming that users will integrate these tools manually into their broader routines. This assumption overlooks the cumulative cognitive impact of fragmented journeys and places the burden of integration on the user rather than the system.</w:t>
+      </w:r>
+    </w:p>
+    <w:p>
+      <w:pPr>
+        <w:rPr>
+          <w:color w:val="ADADAD" w:themeColor="background2" w:themeShade="BF"/>
+        </w:rPr>
+      </w:pPr>
+      <w:r>
+        <w:rPr>
+          <w:color w:val="ADADAD" w:themeColor="background2" w:themeShade="BF"/>
+        </w:rPr>
+        <w:t>This project positions the fitness domain as an ideal case study for examining fragmented digital journeys and exploring the potential of multifunctional mobile design. By analysing the limitations of existing fitness app ecosystems and comparing them with integrated platform models, the study aims to investigate whether consolidating related tools into a single, cohesive application can meaningfully improve journey continuity, reduce cognitive load, and enhance overall user experience.</w:t>
+      </w:r>
+    </w:p>
+    <w:p>
+      <w:pPr>
+        <w:rPr>
+          <w:color w:val="ADADAD" w:themeColor="background2" w:themeShade="BF"/>
+        </w:rPr>
+      </w:pPr>
+    </w:p>
+    <w:p>
+      <w:pPr>
+        <w:rPr>
           <w:color w:val="501549" w:themeColor="accent5" w:themeShade="80"/>
         </w:rPr>
       </w:pPr>
@@ -2091,7 +2455,7 @@
           <w:color w:val="501549" w:themeColor="accent5" w:themeShade="80"/>
         </w:rPr>
         <w:pict w14:anchorId="76A702D1">
-          <v:rect id="_x0000_i1080" style="width:0;height:1.5pt" o:hralign="center" o:hrstd="t" o:hr="t" fillcolor="#a0a0a0" stroked="f"/>
+          <v:rect id="_x0000_i1032" style="width:0;height:1.5pt" o:hralign="center" o:hrstd="t" o:hr="t" fillcolor="#a0a0a0" stroked="f"/>
         </w:pict>
       </w:r>
     </w:p>
@@ -2109,6 +2473,7 @@
           <w:bCs/>
           <w:color w:val="501549" w:themeColor="accent5" w:themeShade="80"/>
         </w:rPr>
+        <w:lastRenderedPageBreak/>
         <w:t>2.9 Literature Review Summary and Research Gap</w:t>
       </w:r>
     </w:p>
@@ -2288,69 +2653,160 @@
     <w:p>
       <w:pPr>
         <w:rPr>
-          <w:color w:val="501549" w:themeColor="accent5" w:themeShade="80"/>
-        </w:rPr>
-      </w:pPr>
-    </w:p>
-    <w:p>
-      <w:pPr>
-        <w:rPr>
-          <w:color w:val="501549" w:themeColor="accent5" w:themeShade="80"/>
-        </w:rPr>
-      </w:pPr>
-    </w:p>
-    <w:p>
-      <w:pPr>
-        <w:rPr>
-          <w:color w:val="501549" w:themeColor="accent5" w:themeShade="80"/>
-        </w:rPr>
-      </w:pPr>
-    </w:p>
-    <w:p>
-      <w:pPr>
-        <w:rPr>
-          <w:color w:val="501549" w:themeColor="accent5" w:themeShade="80"/>
-        </w:rPr>
-      </w:pPr>
-    </w:p>
-    <w:p>
-      <w:pPr>
-        <w:rPr>
-          <w:color w:val="501549" w:themeColor="accent5" w:themeShade="80"/>
-        </w:rPr>
-      </w:pPr>
-    </w:p>
-    <w:p>
-      <w:pPr>
-        <w:rPr>
-          <w:color w:val="501549" w:themeColor="accent5" w:themeShade="80"/>
-        </w:rPr>
-      </w:pPr>
-    </w:p>
-    <w:p>
-      <w:pPr>
-        <w:rPr>
-          <w:color w:val="501549" w:themeColor="accent5" w:themeShade="80"/>
-        </w:rPr>
-      </w:pPr>
-    </w:p>
-    <w:p>
-      <w:pPr>
-        <w:rPr>
-          <w:color w:val="501549" w:themeColor="accent5" w:themeShade="80"/>
-        </w:rPr>
-      </w:pPr>
-    </w:p>
-    <w:p>
-      <w:pPr>
-        <w:rPr>
-          <w:color w:val="501549" w:themeColor="accent5" w:themeShade="80"/>
-        </w:rPr>
-      </w:pPr>
-    </w:p>
-    <w:p>
-      <w:r>
+          <w:color w:val="747474" w:themeColor="background2" w:themeShade="80"/>
+        </w:rPr>
+      </w:pPr>
+      <w:r>
+        <w:rPr>
+          <w:color w:val="747474" w:themeColor="background2" w:themeShade="80"/>
+        </w:rPr>
+        <w:t>This literature review has examined the evolution of human–computer interaction, shifting from early command-line systems to contemporary mobile, voice-driven, and context-aware interfaces. As interaction paradigms have evolved, so too have the challenges associated with usability, cognitive load, and user experience. While early research largely focused on isolated interfaces, modern mobile usage increasingly involves complex, multi-application ecosystems that extend beyond single-task interactions.</w:t>
+      </w:r>
+    </w:p>
+    <w:p>
+      <w:pPr>
+        <w:rPr>
+          <w:color w:val="747474" w:themeColor="background2" w:themeShade="80"/>
+        </w:rPr>
+      </w:pPr>
+      <w:r>
+        <w:rPr>
+          <w:color w:val="747474" w:themeColor="background2" w:themeShade="80"/>
+        </w:rPr>
+        <w:t>The review has highlighted the growing prevalence of fragmented digital journeys, particularly within mobile environments. Studies on multitasking and context switching demonstrate that fragmentation introduces significant cognitive costs, disrupting task continuity and increasing mental workload. These effects are further intensified in mobile contexts, where limited attention, constrained interfaces, and frequent interruptions are common. The literature suggests that while individual applications may be usable in isolation, overall user experience is often undermined at the journey level.</w:t>
+      </w:r>
+    </w:p>
+    <w:p>
+      <w:pPr>
+        <w:rPr>
+          <w:color w:val="747474" w:themeColor="background2" w:themeShade="80"/>
+        </w:rPr>
+      </w:pPr>
+      <w:r>
+        <w:rPr>
+          <w:color w:val="747474" w:themeColor="background2" w:themeShade="80"/>
+        </w:rPr>
+        <w:t>Research in digital service design and user journey modelling has responded to this shift by emphasising holistic, cross-platform experiences rather than discrete interactions. However, much of this work remains conceptual or organisational in focus, offering limited empirical investigation into how journey fragmentation affects usability in everyday mobile scenarios. Similarly, studies of multifunctional platforms and superapps demonstrate the potential benefits of integration but often concentrate on large-scale ecosystems, cultural factors, or platform dominance rather than moment-to-moment user experience.</w:t>
+      </w:r>
+    </w:p>
+    <w:p>
+      <w:pPr>
+        <w:rPr>
+          <w:color w:val="747474" w:themeColor="background2" w:themeShade="80"/>
+        </w:rPr>
+      </w:pPr>
+      <w:r>
+        <w:rPr>
+          <w:color w:val="747474" w:themeColor="background2" w:themeShade="80"/>
+        </w:rPr>
+        <w:t>Notably, there is a lack of applied research examining fragmentation within specific, routine activity domains such as fitness, where users engage in frequent, short, and context-sensitive interactions. Existing fitness applications largely adopt single-purpose design approaches, implicitly assuming that users will manage integration across multiple tools. This gap suggests a need for focused investigation into whether multifunctional mobile design can meaningfully reduce fragmentation and improve journey continuity in such settings.</w:t>
+      </w:r>
+    </w:p>
+    <w:p>
+      <w:pPr>
+        <w:rPr>
+          <w:color w:val="747474" w:themeColor="background2" w:themeShade="80"/>
+        </w:rPr>
+      </w:pPr>
+      <w:r>
+        <w:rPr>
+          <w:color w:val="747474" w:themeColor="background2" w:themeShade="80"/>
+        </w:rPr>
+        <w:t xml:space="preserve">Furthermore, while theories of cognitive load, learnability, and optimal stimulation—such as those described by the Wundt curve—provide valuable frameworks for understanding user performance, their application to multifunctional mobile environments remains underexplored. </w:t>
+      </w:r>
+      <w:r>
+        <w:rPr>
+          <w:color w:val="747474" w:themeColor="background2" w:themeShade="80"/>
+        </w:rPr>
         <w:lastRenderedPageBreak/>
+        <w:t>In particular, there is limited research evaluating how integrated app design can balance complexity and usability without introducing feature overload.</w:t>
+      </w:r>
+    </w:p>
+    <w:p>
+      <w:pPr>
+        <w:rPr>
+          <w:color w:val="747474" w:themeColor="background2" w:themeShade="80"/>
+        </w:rPr>
+      </w:pPr>
+      <w:r>
+        <w:rPr>
+          <w:color w:val="747474" w:themeColor="background2" w:themeShade="80"/>
+        </w:rPr>
+        <w:t>In response to these gaps, this project adopts a fitness-based case study to investigate fragmented mobile journeys and explore the potential of multifunctional app design as a means of unifying user experience. By designing and evaluating a prototype that consolidates commonly used fitness-related tools, the study aims to contribute empirical insight into how integrated mobile applications can support more coherent, efficient, and cognitively sustainable user journeys.</w:t>
+      </w:r>
+    </w:p>
+    <w:p>
+      <w:pPr>
+        <w:rPr>
+          <w:color w:val="747474" w:themeColor="background2" w:themeShade="80"/>
+        </w:rPr>
+      </w:pPr>
+    </w:p>
+    <w:p>
+      <w:pPr>
+        <w:rPr>
+          <w:color w:val="501549" w:themeColor="accent5" w:themeShade="80"/>
+        </w:rPr>
+      </w:pPr>
+    </w:p>
+    <w:p>
+      <w:pPr>
+        <w:rPr>
+          <w:color w:val="501549" w:themeColor="accent5" w:themeShade="80"/>
+        </w:rPr>
+      </w:pPr>
+    </w:p>
+    <w:p>
+      <w:pPr>
+        <w:rPr>
+          <w:color w:val="501549" w:themeColor="accent5" w:themeShade="80"/>
+        </w:rPr>
+      </w:pPr>
+    </w:p>
+    <w:p>
+      <w:pPr>
+        <w:rPr>
+          <w:color w:val="501549" w:themeColor="accent5" w:themeShade="80"/>
+        </w:rPr>
+      </w:pPr>
+    </w:p>
+    <w:p>
+      <w:pPr>
+        <w:rPr>
+          <w:color w:val="501549" w:themeColor="accent5" w:themeShade="80"/>
+        </w:rPr>
+      </w:pPr>
+    </w:p>
+    <w:p>
+      <w:pPr>
+        <w:rPr>
+          <w:color w:val="501549" w:themeColor="accent5" w:themeShade="80"/>
+        </w:rPr>
+      </w:pPr>
+    </w:p>
+    <w:p>
+      <w:pPr>
+        <w:rPr>
+          <w:color w:val="501549" w:themeColor="accent5" w:themeShade="80"/>
+        </w:rPr>
+      </w:pPr>
+    </w:p>
+    <w:p>
+      <w:pPr>
+        <w:rPr>
+          <w:color w:val="501549" w:themeColor="accent5" w:themeShade="80"/>
+        </w:rPr>
+      </w:pPr>
+    </w:p>
+    <w:p>
+      <w:pPr>
+        <w:rPr>
+          <w:color w:val="501549" w:themeColor="accent5" w:themeShade="80"/>
+        </w:rPr>
+      </w:pPr>
+    </w:p>
+    <w:p>
+      <w:r>
         <w:t>Reference List:</w:t>
       </w:r>
     </w:p>
@@ -2362,15 +2818,7 @@
     <w:p/>
     <w:p>
       <w:r>
-        <w:t xml:space="preserve">Bubeck, S. et al. (2023) ‘Sparks of artificial general intelligence: Early experiments with GPT-4’, </w:t>
-      </w:r>
-      <w:proofErr w:type="spellStart"/>
-      <w:r>
-        <w:t>arXiv</w:t>
-      </w:r>
-      <w:proofErr w:type="spellEnd"/>
-      <w:r>
-        <w:t xml:space="preserve"> preprint arXiv:2303.12712.</w:t>
+        <w:t>Bubeck, S. et al. (2023) ‘Sparks of artificial general intelligence: Early experiments with GPT-4’, arXiv preprint arXiv:2303.12712.</w:t>
       </w:r>
     </w:p>
     <w:p/>
@@ -2411,6 +2859,7 @@
     <w:p/>
     <w:p>
       <w:r>
+        <w:lastRenderedPageBreak/>
         <w:t>Nielsen, J. (1994) Usability Engineering. San Francisco: Morgan Kaufmann.</w:t>
       </w:r>
     </w:p>
@@ -2428,59 +2877,24 @@
           <w:szCs w:val="18"/>
         </w:rPr>
       </w:pPr>
-      <w:proofErr w:type="spellStart"/>
       <w:r>
         <w:rPr>
           <w:sz w:val="18"/>
           <w:szCs w:val="18"/>
         </w:rPr>
-        <w:t>Oulasvirta</w:t>
-      </w:r>
-      <w:proofErr w:type="spellEnd"/>
-      <w:r>
-        <w:rPr>
-          <w:sz w:val="18"/>
-          <w:szCs w:val="18"/>
-        </w:rPr>
-        <w:t xml:space="preserve">, A., Tamminen, S., Roto, V. and </w:t>
-      </w:r>
-      <w:proofErr w:type="spellStart"/>
-      <w:r>
-        <w:rPr>
-          <w:sz w:val="18"/>
-          <w:szCs w:val="18"/>
-        </w:rPr>
-        <w:t>Kuorelahti</w:t>
-      </w:r>
-      <w:proofErr w:type="spellEnd"/>
-      <w:r>
-        <w:rPr>
-          <w:sz w:val="18"/>
-          <w:szCs w:val="18"/>
-        </w:rPr>
-        <w:t>, J. (2005) ‘Interaction in 4-second bursts: The fragmented nature of attentional resources in mobile HCI’, Proceedings of the SIGCHI Conference on Human Factors in Computing Systems (CHI ’05), Portland, OR, USA. New York: ACM, pp. 919–928.</w:t>
+        <w:t>Oulasvirta, A., Tamminen, S., Roto, V. and Kuorelahti, J. (2005) ‘Interaction in 4-second bursts: The fragmented nature of attentional resources in mobile HCI’, Proceedings of the SIGCHI Conference on Human Factors in Computing Systems (CHI ’05), Portland, OR, USA. New York: ACM, pp. 919–928.</w:t>
       </w:r>
     </w:p>
     <w:p/>
     <w:p>
-      <w:proofErr w:type="spellStart"/>
-      <w:r>
-        <w:t>Polaine</w:t>
-      </w:r>
-      <w:proofErr w:type="spellEnd"/>
-      <w:r>
-        <w:t>, A., Løvlie, L. and Reason, B. (2013) Service Design: From Insight to Implementation. Brooklyn, NY: Rosenfeld Media.</w:t>
+      <w:r>
+        <w:t>Polaine, A., Løvlie, L. and Reason, B. (2013) Service Design: From Insight to Implementation. Brooklyn, NY: Rosenfeld Media.</w:t>
       </w:r>
     </w:p>
     <w:p/>
     <w:p>
-      <w:proofErr w:type="spellStart"/>
-      <w:r>
-        <w:t>Porcheron</w:t>
-      </w:r>
-      <w:proofErr w:type="spellEnd"/>
-      <w:r>
-        <w:t>, M., Fischer, J.E., Reeves, S. and Sharples, S. (2018) ‘Voice interfaces in everyday life’, Proceedings of the SIGCHI Conference on Human Factors in Computing Systems (CHI ’18). New York: ACM.</w:t>
+      <w:r>
+        <w:t>Porcheron, M., Fischer, J.E., Reeves, S. and Sharples, S. (2018) ‘Voice interfaces in everyday life’, Proceedings of the SIGCHI Conference on Human Factors in Computing Systems (CHI ’18). New York: ACM.</w:t>
       </w:r>
     </w:p>
     <w:p>
@@ -2518,7 +2932,6 @@
     </w:p>
     <w:p>
       <w:r>
-        <w:lastRenderedPageBreak/>
         <w:t>Turk, M. and Robertson, G. (2000) ‘Perceptual user interfaces’, Communications of the ACM, 43(3), pp. 32–34.</w:t>
       </w:r>
     </w:p>

--- a/Report/Literature Review/Literature Review.docx
+++ b/Report/Literature Review/Literature Review.docx
@@ -16,7 +16,7 @@
           <w:bCs/>
           <w:color w:val="501549" w:themeColor="accent5" w:themeShade="80"/>
         </w:rPr>
-        <w:t>2. Literature Review</w:t>
+        <w:t>Literature Review</w:t>
       </w:r>
     </w:p>
     <w:p>
@@ -27,20 +27,14 @@
           <w:color w:val="501549" w:themeColor="accent5" w:themeShade="80"/>
         </w:rPr>
       </w:pPr>
-      <w:r>
+    </w:p>
+    <w:p>
+      <w:pPr>
         <w:rPr>
           <w:b/>
           <w:bCs/>
           <w:color w:val="501549" w:themeColor="accent5" w:themeShade="80"/>
         </w:rPr>
-        <w:t>2.1 Introduction to the Literature Review</w:t>
-      </w:r>
-    </w:p>
-    <w:p>
-      <w:pPr>
-        <w:rPr>
-          <w:color w:val="501549" w:themeColor="accent5" w:themeShade="80"/>
-        </w:rPr>
       </w:pPr>
       <w:r>
         <w:rPr>
@@ -48,155 +42,77 @@
           <w:bCs/>
           <w:color w:val="501549" w:themeColor="accent5" w:themeShade="80"/>
         </w:rPr>
-        <w:t>Purpose:</w:t>
-      </w:r>
-      <w:r>
-        <w:rPr>
-          <w:color w:val="501549" w:themeColor="accent5" w:themeShade="80"/>
-        </w:rPr>
-        <w:br/>
-        <w:t>Briefly explain what this chapter does and why.</w:t>
-      </w:r>
-    </w:p>
-    <w:p>
-      <w:pPr>
-        <w:rPr>
-          <w:color w:val="501549" w:themeColor="accent5" w:themeShade="80"/>
-        </w:rPr>
-      </w:pPr>
-      <w:r>
+        <w:t>2.1 Introduction to the Literature Review</w:t>
+      </w:r>
+    </w:p>
+    <w:p>
+      <w:pPr>
+        <w:rPr>
+          <w:b/>
+          <w:bCs/>
+        </w:rPr>
+      </w:pPr>
+      <w:r>
+        <w:rPr>
+          <w:b/>
+          <w:bCs/>
+        </w:rPr>
+        <w:t>This literature review examines how contemporary mobile application design has evolved in response to changing patterns of user behaviour, with particular emphasis on the emergence of fragmented digital journeys and the growing prevalence of multifunctional platforms. As mobile devices have become embedded in everyday life, users increasingly rely on collections of applications rather than single tools to complete routine activities. While individual applications may be well designed in isolation, the overall user experience is often shaped by how effectively users can move between tasks, contexts, and services over time.</w:t>
+      </w:r>
+    </w:p>
+    <w:p>
+      <w:pPr>
+        <w:rPr>
+          <w:b/>
+          <w:bCs/>
+        </w:rPr>
+      </w:pPr>
+      <w:r>
+        <w:rPr>
+          <w:b/>
+          <w:bCs/>
+        </w:rPr>
+        <w:t>Traditional approaches to usability evaluation have largely focused on interface-level interaction, assessing how intuitive or efficient a system is within the boundaries of a single application. However, modern mobile usage is characterised by brief, intermittent interactions, frequent interruptions, and repeated context switching. In such environments, usability concerns extend beyond individual screens or features to encompass continuity, orientation, and cognitive effort across entire user journeys.</w:t>
+      </w:r>
+    </w:p>
+    <w:p>
+      <w:pPr>
+        <w:rPr>
+          <w:b/>
+          <w:bCs/>
+        </w:rPr>
+      </w:pPr>
+      <w:r>
+        <w:rPr>
+          <w:b/>
+          <w:bCs/>
+        </w:rPr>
+        <w:t>This review therefore adopts a journey-oriented perspective, drawing on literature from human–computer interaction, mobile usability, and service design. It explores how fragmented digital ecosystems impact cognitive load and task flow, and how multifunctional platforms seek to address these challenges by consolidating related functionality within unified environments. Particular attention is given to fitness applications as a representative domain in which users frequently move between multiple tools—such as workout trackers, timers, and note-taking apps—to complete a single real-world activity.</w:t>
+      </w:r>
+    </w:p>
+    <w:p>
+      <w:pPr>
+        <w:rPr>
+          <w:b/>
+          <w:bCs/>
+        </w:rPr>
+      </w:pPr>
+      <w:r>
+        <w:rPr>
+          <w:b/>
+          <w:bCs/>
+        </w:rPr>
+        <w:t>While established usability heuristics remain an important foundation within HCI research, this review positions them as part of a broader analytical framework rather than as the sole lens of evaluation. By synthesising research on interaction paradigms, user journeys, cognitive load, and platform integration, the literature review establishes the conceptual grounding for a case study that investigates whether multifunctional mobile design can reduce fragmentation and support more coherent, cognitively sustainable user journeys.</w:t>
+      </w:r>
+    </w:p>
+    <w:p>
+      <w:pPr>
         <w:rPr>
           <w:b/>
           <w:bCs/>
           <w:color w:val="501549" w:themeColor="accent5" w:themeShade="80"/>
         </w:rPr>
-        <w:t>Key points to include:</w:t>
-      </w:r>
-    </w:p>
-    <w:p>
-      <w:pPr>
-        <w:numPr>
-          <w:ilvl w:val="0"/>
-          <w:numId w:val="1"/>
-        </w:numPr>
-        <w:rPr>
-          <w:color w:val="501549" w:themeColor="accent5" w:themeShade="80"/>
-        </w:rPr>
-      </w:pPr>
-      <w:r>
-        <w:rPr>
-          <w:color w:val="501549" w:themeColor="accent5" w:themeShade="80"/>
-        </w:rPr>
-        <w:t>Mobile applications are central to modern digital life</w:t>
-      </w:r>
-    </w:p>
-    <w:p>
-      <w:pPr>
-        <w:numPr>
-          <w:ilvl w:val="0"/>
-          <w:numId w:val="1"/>
-        </w:numPr>
-        <w:rPr>
-          <w:color w:val="501549" w:themeColor="accent5" w:themeShade="80"/>
-        </w:rPr>
-      </w:pPr>
-      <w:r>
-        <w:rPr>
-          <w:color w:val="501549" w:themeColor="accent5" w:themeShade="80"/>
-        </w:rPr>
-        <w:t xml:space="preserve">Users increasingly rely on </w:t>
-      </w:r>
-      <w:r>
-        <w:rPr>
-          <w:i/>
-          <w:iCs/>
-          <w:color w:val="501549" w:themeColor="accent5" w:themeShade="80"/>
-        </w:rPr>
-        <w:t>multiple</w:t>
-      </w:r>
-      <w:r>
-        <w:rPr>
-          <w:color w:val="501549" w:themeColor="accent5" w:themeShade="80"/>
-        </w:rPr>
-        <w:t xml:space="preserve"> apps to complete single tasks</w:t>
-      </w:r>
-    </w:p>
-    <w:p>
-      <w:pPr>
-        <w:numPr>
-          <w:ilvl w:val="0"/>
-          <w:numId w:val="1"/>
-        </w:numPr>
-        <w:rPr>
-          <w:color w:val="501549" w:themeColor="accent5" w:themeShade="80"/>
-        </w:rPr>
-      </w:pPr>
-      <w:r>
-        <w:rPr>
-          <w:color w:val="501549" w:themeColor="accent5" w:themeShade="80"/>
-        </w:rPr>
-        <w:t>This review examines how interaction design, user journeys, and multifunctional platforms relate to fragmentation</w:t>
-      </w:r>
-    </w:p>
-    <w:p>
-      <w:pPr>
-        <w:numPr>
-          <w:ilvl w:val="0"/>
-          <w:numId w:val="1"/>
-        </w:numPr>
-        <w:rPr>
-          <w:color w:val="501549" w:themeColor="accent5" w:themeShade="80"/>
-        </w:rPr>
-      </w:pPr>
-      <w:r>
-        <w:rPr>
-          <w:color w:val="501549" w:themeColor="accent5" w:themeShade="80"/>
-        </w:rPr>
-        <w:t>Position the review as groundwork for the fitness case study</w:t>
-      </w:r>
-    </w:p>
-    <w:p>
-      <w:pPr>
-        <w:rPr>
-          <w:color w:val="501549" w:themeColor="accent5" w:themeShade="80"/>
-        </w:rPr>
-      </w:pPr>
-      <w:r>
-        <w:rPr>
-          <w:rFonts w:ascii="Segoe UI Emoji" w:hAnsi="Segoe UI Emoji" w:cs="Segoe UI Emoji"/>
-          <w:color w:val="501549" w:themeColor="accent5" w:themeShade="80"/>
-        </w:rPr>
-        <w:t>➡️</w:t>
-      </w:r>
-      <w:r>
-        <w:rPr>
-          <w:color w:val="501549" w:themeColor="accent5" w:themeShade="80"/>
-        </w:rPr>
-        <w:t xml:space="preserve"> </w:t>
-      </w:r>
-      <w:r>
-        <w:rPr>
-          <w:i/>
-          <w:iCs/>
-          <w:color w:val="501549" w:themeColor="accent5" w:themeShade="80"/>
-        </w:rPr>
-        <w:t>Short (1–2 paragraphs)</w:t>
-      </w:r>
-    </w:p>
-    <w:p>
-      <w:pPr>
-        <w:rPr>
-          <w:color w:val="501549" w:themeColor="accent5" w:themeShade="80"/>
-        </w:rPr>
-      </w:pPr>
-      <w:r>
-        <w:rPr>
-          <w:color w:val="501549" w:themeColor="accent5" w:themeShade="80"/>
-        </w:rPr>
-        <w:pict w14:anchorId="60F55096">
-          <v:rect id="_x0000_i1025" style="width:0;height:1.5pt" o:hralign="center" o:hrstd="t" o:hr="t" fillcolor="#a0a0a0" stroked="f"/>
-        </w:pict>
-      </w:r>
+      </w:pPr>
     </w:p>
     <w:p>
       <w:pPr>
@@ -216,32 +132,77 @@
       </w:r>
     </w:p>
     <w:p>
+      <w:r>
+        <w:t>Human–Computer Interaction (HCI) has evolved significantly over the past several decades, reflecting broader shifts in technology, user expectations, and everyday computing contexts. Early computing systems relied primarily on command-line interfaces (CLI), which required users to input precise textual commands and possess specialised technical knowledge (Myers, 1996). While powerful, these systems offered limited accessibility and placed a high cognitive burden on users, restricting effective interaction to expert populations.</w:t>
+      </w:r>
+    </w:p>
+    <w:p>
+      <w:r>
+        <w:t xml:space="preserve">The introduction of graphical user interfaces (GUI) in the 1970s and 1980s marked a fundamental shift in interaction design. By employing visual metaphors such as windows, </w:t>
+      </w:r>
+      <w:r>
+        <w:lastRenderedPageBreak/>
+        <w:t>icons, menus, and pointers, GUIs enabled direct manipulation and reduced reliance on memory and syntax (</w:t>
+      </w:r>
+      <w:proofErr w:type="spellStart"/>
+      <w:r>
+        <w:t>Shneiderman</w:t>
+      </w:r>
+      <w:proofErr w:type="spellEnd"/>
+      <w:r>
+        <w:t xml:space="preserve"> et al., 2017). This transition broadened access to computing and laid the groundwork for formal usability principles and heuristic evaluation methods that emphasised visibility, consistency, and user control (Nielsen, 1994; Norman, 2013).</w:t>
+      </w:r>
+    </w:p>
+    <w:p>
+      <w:r>
+        <w:t xml:space="preserve">The widespread adoption of smartphones and tablets in the early 2000s introduced a further transformation, moving interaction toward touch-based and gesture-driven input. Mobile interfaces prioritised simplicity, immediacy, and responsiveness, accommodating smaller screens and on-the-go usage. This shift reinforced design strategies such as minimalism and progressive </w:t>
+      </w:r>
+      <w:proofErr w:type="gramStart"/>
+      <w:r>
+        <w:t>disclosure, but</w:t>
+      </w:r>
+      <w:proofErr w:type="gramEnd"/>
+      <w:r>
+        <w:t xml:space="preserve"> also introduced new constraints related to limited visual context and reduced tolerance for complexity.</w:t>
+      </w:r>
+    </w:p>
+    <w:p>
+      <w:r>
+        <w:t xml:space="preserve">In more recent years, interaction paradigms have expanded beyond traditional screen-based interfaces to include voice interaction, conversational systems, and wearable technologies. Advances in speech recognition and natural language processing have enabled hands-free interaction through voice assistants, while wearable devices have extended computing into ambient and embodied contexts (Hoy, 2018; </w:t>
+      </w:r>
+      <w:proofErr w:type="spellStart"/>
+      <w:r>
+        <w:t>Porcheron</w:t>
+      </w:r>
+      <w:proofErr w:type="spellEnd"/>
+      <w:r>
+        <w:t xml:space="preserve"> et al., 2018). Emerging AI-driven systems further blur the boundary between tool and collaborator by supporting adaptive, context-aware interaction (Bubeck et al., 2023).</w:t>
+      </w:r>
+    </w:p>
+    <w:p>
+      <w:r>
+        <w:t>While these developments illustrate the continued diversification of interaction styles, they also highlight a broader trend within HCI: interaction is increasingly distributed across systems rather than confined to single interfaces. Users now engage with multiple applications, devices, and modalities to achieve cohesive real-world goals. As a result, usability can no longer be fully understood through interface-level evaluation alone. Instead, attention must shift toward how interactions unfold across time, contexts, and platforms.</w:t>
+      </w:r>
+    </w:p>
+    <w:p>
+      <w:r>
+        <w:t>This evolution underscores the importance of examining user journeys rather than isolated interactions. As computing moves toward interconnected ecosystems, the central challenge becomes not simply whether an interface is usable, but whether a system of applications supports continuity, orientation, and cognitive efficiency across fragmented engagement. This perspective provides the foundation for examining mobile interaction constraints, fragmented journeys, and the role of multifunctional platforms in contemporary digital experience design.</w:t>
+      </w:r>
+    </w:p>
+    <w:p>
       <w:pPr>
         <w:rPr>
           <w:color w:val="501549" w:themeColor="accent5" w:themeShade="80"/>
         </w:rPr>
       </w:pPr>
-      <w:r>
+    </w:p>
+    <w:p>
+      <w:pPr>
         <w:rPr>
           <w:b/>
           <w:bCs/>
           <w:color w:val="501549" w:themeColor="accent5" w:themeShade="80"/>
         </w:rPr>
-        <w:t>Purpose:</w:t>
-      </w:r>
-      <w:r>
-        <w:rPr>
-          <w:color w:val="501549" w:themeColor="accent5" w:themeShade="80"/>
-        </w:rPr>
-        <w:br/>
-        <w:t>Establish that interaction paradigms change — therefore app structures should be questioned, not assumed.</w:t>
-      </w:r>
-    </w:p>
-    <w:p>
-      <w:pPr>
-        <w:rPr>
-          <w:color w:val="501549" w:themeColor="accent5" w:themeShade="80"/>
-        </w:rPr>
       </w:pPr>
       <w:r>
         <w:rPr>
@@ -249,465 +210,198 @@
           <w:bCs/>
           <w:color w:val="501549" w:themeColor="accent5" w:themeShade="80"/>
         </w:rPr>
-        <w:t>Include:</w:t>
-      </w:r>
-    </w:p>
-    <w:p>
-      <w:pPr>
-        <w:numPr>
-          <w:ilvl w:val="0"/>
-          <w:numId w:val="2"/>
-        </w:numPr>
-        <w:rPr>
-          <w:color w:val="501549" w:themeColor="accent5" w:themeShade="80"/>
-        </w:rPr>
-      </w:pPr>
-      <w:r>
-        <w:rPr>
-          <w:color w:val="501549" w:themeColor="accent5" w:themeShade="80"/>
-        </w:rPr>
-        <w:t>Command-line interfaces (CLI)</w:t>
-      </w:r>
-    </w:p>
-    <w:p>
-      <w:pPr>
-        <w:numPr>
-          <w:ilvl w:val="0"/>
-          <w:numId w:val="2"/>
-        </w:numPr>
-        <w:rPr>
-          <w:color w:val="501549" w:themeColor="accent5" w:themeShade="80"/>
-        </w:rPr>
-      </w:pPr>
-      <w:r>
-        <w:rPr>
-          <w:color w:val="501549" w:themeColor="accent5" w:themeShade="80"/>
-        </w:rPr>
-        <w:t>GUI and mouse-based interaction</w:t>
-      </w:r>
-    </w:p>
-    <w:p>
-      <w:pPr>
-        <w:numPr>
-          <w:ilvl w:val="0"/>
-          <w:numId w:val="2"/>
-        </w:numPr>
-        <w:rPr>
-          <w:color w:val="501549" w:themeColor="accent5" w:themeShade="80"/>
-        </w:rPr>
-      </w:pPr>
-      <w:r>
-        <w:rPr>
-          <w:color w:val="501549" w:themeColor="accent5" w:themeShade="80"/>
-        </w:rPr>
-        <w:t>Touch-based mobile interaction</w:t>
-      </w:r>
-    </w:p>
-    <w:p>
-      <w:pPr>
-        <w:numPr>
-          <w:ilvl w:val="0"/>
-          <w:numId w:val="2"/>
-        </w:numPr>
-        <w:rPr>
-          <w:color w:val="501549" w:themeColor="accent5" w:themeShade="80"/>
-        </w:rPr>
-      </w:pPr>
-      <w:r>
-        <w:rPr>
-          <w:color w:val="501549" w:themeColor="accent5" w:themeShade="80"/>
-        </w:rPr>
-        <w:t>Voice, wearables, and ambient computing</w:t>
-      </w:r>
-    </w:p>
-    <w:p>
-      <w:pPr>
-        <w:numPr>
-          <w:ilvl w:val="0"/>
-          <w:numId w:val="2"/>
-        </w:numPr>
-        <w:rPr>
-          <w:color w:val="501549" w:themeColor="accent5" w:themeShade="80"/>
-        </w:rPr>
-      </w:pPr>
-      <w:r>
-        <w:rPr>
-          <w:color w:val="501549" w:themeColor="accent5" w:themeShade="80"/>
-        </w:rPr>
-        <w:t xml:space="preserve">Emphasis on </w:t>
-      </w:r>
-      <w:r>
-        <w:rPr>
-          <w:i/>
-          <w:iCs/>
-          <w:color w:val="501549" w:themeColor="accent5" w:themeShade="80"/>
-        </w:rPr>
-        <w:t>increasing abstraction</w:t>
-      </w:r>
-      <w:r>
-        <w:rPr>
-          <w:color w:val="501549" w:themeColor="accent5" w:themeShade="80"/>
-        </w:rPr>
-        <w:t xml:space="preserve"> and </w:t>
-      </w:r>
-      <w:r>
-        <w:rPr>
-          <w:i/>
-          <w:iCs/>
-          <w:color w:val="501549" w:themeColor="accent5" w:themeShade="80"/>
-        </w:rPr>
-        <w:t>human-centred design</w:t>
-      </w:r>
-    </w:p>
-    <w:p>
-      <w:pPr>
-        <w:rPr>
-          <w:color w:val="501549" w:themeColor="accent5" w:themeShade="80"/>
-        </w:rPr>
-      </w:pPr>
-      <w:r>
+        <w:t>2.3 Interaction Styles and Mobile Constraints</w:t>
+      </w:r>
+    </w:p>
+    <w:p>
+      <w:r>
+        <w:t>The widespread adoption of smartphones has significantly reshaped how users interact with digital systems, introducing new interaction styles alongside distinct contextual constraints. Unlike desktop computing, mobile interaction is characterised by portability, brevity, and frequent interruption. Users engage with mobile devices in short bursts, often while performing other activities, which fundamentally alters how interfaces must be designed and evaluated (</w:t>
+      </w:r>
+      <w:proofErr w:type="spellStart"/>
+      <w:r>
+        <w:t>Oulasvirta</w:t>
+      </w:r>
+      <w:proofErr w:type="spellEnd"/>
+      <w:r>
+        <w:t xml:space="preserve"> et al., 2005).</w:t>
+      </w:r>
+    </w:p>
+    <w:p>
+      <w:r>
+        <w:t xml:space="preserve">Touch-based interaction has become the dominant input modality on mobile devices, relying on gestures such as tapping, swiping, and pinching to manipulate on-screen elements. While these interaction styles are intuitive and align closely with physical movement, they also impose limitations. Small screen sizes restrict the amount of information that can be displayed at once, requiring designers to prioritise content and reduce visual complexity. As a result, </w:t>
+      </w:r>
+      <w:r>
+        <w:lastRenderedPageBreak/>
+        <w:t>mobile interfaces often favour minimalism, progressive disclosure, and shallow navigation hierarchies to reduce cognitive burden (Norman, 2013).</w:t>
+      </w:r>
+    </w:p>
+    <w:p>
+      <w:r>
+        <w:t>In addition to spatial constraints, mobile interaction is shaped by environmental and situational factors. Users frequently interact with their devices in contexts that demand divided attention, such as commuting, exercising, or socialising. This makes sustained focus unlikely and increases the likelihood of errors or abandoned tasks. Research into mobile HCI has shown that users often engage in interactions lasting only a few seconds before being interrupted, reinforcing the need for systems that support rapid resumption and low mental overhead (</w:t>
+      </w:r>
+      <w:proofErr w:type="spellStart"/>
+      <w:r>
+        <w:t>Oulasvirta</w:t>
+      </w:r>
+      <w:proofErr w:type="spellEnd"/>
+      <w:r>
+        <w:t xml:space="preserve"> et al., 2005).</w:t>
+      </w:r>
+    </w:p>
+    <w:p>
+      <w:r>
+        <w:t>Voice-based interaction has emerged as one response to these constraints, offering a hands-free alternative to touch input. Voice assistants enable users to issue commands or retrieve information without visual attention, which can be beneficial in mobile or multitasking contexts (Hoy, 2018). However, voice interfaces also introduce challenges related to discoverability, feedback visibility, and user control. Without persistent visual cues, users may struggle to understand system capabilities or recover from errors, raising questions about their suitability for complex or multi-step tasks (</w:t>
+      </w:r>
+      <w:proofErr w:type="spellStart"/>
+      <w:r>
+        <w:t>Porcheron</w:t>
+      </w:r>
+      <w:proofErr w:type="spellEnd"/>
+      <w:r>
+        <w:t xml:space="preserve"> et al., 2018).</w:t>
+      </w:r>
+    </w:p>
+    <w:p>
+      <w:r>
+        <w:t>These interaction styles and constraints collectively shape the nature of mobile user experience. Rather than supporting prolonged, linear engagement, mobile systems must accommodate fragmented attention, limited visual real estate, and rapid context switching. As a result, usability can no longer be assessed solely at the level of individual screens or interactions. Instead, the focus must shift toward how well systems support continuity across brief, intermittent engagements—a concern that becomes particularly salient when users are required to move between multiple applications to complete a single goal.</w:t>
+      </w:r>
+    </w:p>
+    <w:p>
+      <w:r>
+        <w:t>This transition from sustained interaction to episodic engagement sets the foundation for understanding fragmented digital journeys, which are explored in the following section.</w:t>
+      </w:r>
+    </w:p>
+    <w:p>
+      <w:pPr>
         <w:rPr>
           <w:b/>
           <w:bCs/>
           <w:color w:val="501549" w:themeColor="accent5" w:themeShade="80"/>
         </w:rPr>
-        <w:t>Why it matters:</w:t>
-      </w:r>
-      <w:r>
-        <w:rPr>
-          <w:color w:val="501549" w:themeColor="accent5" w:themeShade="80"/>
-        </w:rPr>
-        <w:br/>
-        <w:t>Shows that fragmentation is not inevitable — it is a design consequence.</w:t>
-      </w:r>
-    </w:p>
-    <w:p>
-      <w:pPr>
-        <w:rPr>
-          <w:color w:val="501549" w:themeColor="accent5" w:themeShade="80"/>
-        </w:rPr>
-      </w:pPr>
-      <w:r>
-        <w:rPr>
-          <w:rFonts w:ascii="Segoe UI Emoji" w:hAnsi="Segoe UI Emoji" w:cs="Segoe UI Emoji"/>
-          <w:color w:val="501549" w:themeColor="accent5" w:themeShade="80"/>
-        </w:rPr>
-        <w:t>➡️</w:t>
-      </w:r>
-      <w:r>
-        <w:rPr>
-          <w:color w:val="501549" w:themeColor="accent5" w:themeShade="80"/>
-        </w:rPr>
-        <w:t xml:space="preserve"> You already have most of this written.</w:t>
-      </w:r>
-    </w:p>
-    <w:p>
-      <w:pPr>
-        <w:rPr>
-          <w:color w:val="501549" w:themeColor="accent5" w:themeShade="80"/>
-        </w:rPr>
-      </w:pPr>
-    </w:p>
-    <w:p>
-      <w:pPr>
-        <w:rPr>
-          <w:color w:val="501549" w:themeColor="accent5" w:themeShade="80"/>
-        </w:rPr>
-      </w:pPr>
-    </w:p>
-    <w:p>
-      <w:r>
-        <w:rPr>
-          <w:u w:val="single"/>
-        </w:rPr>
-        <w:t>History and evolution of UI/ HCI</w:t>
-      </w:r>
-    </w:p>
-    <w:p>
-      <w:r>
-        <w:t xml:space="preserve">Human–Computer Interaction (HCI) has evolved from highly technical systems to intuitive, user-centred experiences. In the early decades of computing, users interacted with machines through </w:t>
-      </w:r>
-      <w:r>
-        <w:rPr>
-          <w:b/>
-          <w:bCs/>
-        </w:rPr>
-        <w:t>command-line interfaces (CLI)</w:t>
-      </w:r>
-      <w:r>
-        <w:t>, entering text commands that required expert knowledge and precise syntax (Myers, 1996). While powerful, this style excluded non-technical users and lacked visual feedback.</w:t>
-      </w:r>
-    </w:p>
-    <w:p>
-      <w:r>
-        <w:lastRenderedPageBreak/>
-        <w:t xml:space="preserve">The introduction of the </w:t>
-      </w:r>
-      <w:r>
-        <w:rPr>
-          <w:b/>
-          <w:bCs/>
-        </w:rPr>
-        <w:t>Graphical User Interface (GUI)</w:t>
-      </w:r>
-      <w:r>
-        <w:t xml:space="preserve"> in the 1970s and 1980s revolutionised interaction by replacing text with visual metaphors such as windows, icons, and menus (Shneiderman et al., 2017). The GUI enabled </w:t>
-      </w:r>
-      <w:r>
-        <w:rPr>
-          <w:i/>
-          <w:iCs/>
-        </w:rPr>
-        <w:t>direct manipulation</w:t>
-      </w:r>
-      <w:r>
-        <w:t xml:space="preserve"> through pointing devices like the mouse, reducing cognitive load and making computing accessible to wider audiences. This era also established the foundations of usability and heuristic evaluation (Nielsen, 1994; Norman, 2013).</w:t>
-      </w:r>
-    </w:p>
-    <w:p>
-      <w:r>
-        <w:t xml:space="preserve">With the rise of smartphones and tablets in the 2000s, interaction shifted toward </w:t>
-      </w:r>
-      <w:r>
-        <w:rPr>
-          <w:b/>
-          <w:bCs/>
-        </w:rPr>
-        <w:t>touch-based and gesture-driven interfaces</w:t>
-      </w:r>
-      <w:r>
-        <w:t>, offering more natural, embodied control through tapping, swiping, and pinching. These designs emphasised simplicity and mobility but introduced new challenges around screen size and discoverability.</w:t>
-      </w:r>
-    </w:p>
-    <w:p>
-      <w:r>
-        <w:t xml:space="preserve">The 2010s saw the growth of </w:t>
-      </w:r>
-      <w:r>
-        <w:rPr>
-          <w:b/>
-          <w:bCs/>
-        </w:rPr>
-        <w:t>voice and conversational interfaces</w:t>
-      </w:r>
-      <w:r>
-        <w:t xml:space="preserve">, enabling interaction through natural language and expanding accessibility (Turk &amp; Robertson, 2000). Today, HCI continues to progress toward </w:t>
-      </w:r>
-      <w:r>
-        <w:rPr>
-          <w:b/>
-          <w:bCs/>
-        </w:rPr>
-        <w:t>immersive technologies</w:t>
-      </w:r>
-      <w:r>
-        <w:t xml:space="preserve"> such as augmented and virtual reality, where gaze, gesture, and spatial awareness define interaction (Billinghurst et al., 2015).</w:t>
-      </w:r>
-    </w:p>
-    <w:p>
-      <w:r>
-        <w:t>–</w:t>
-      </w:r>
-    </w:p>
-    <w:p>
-      <w:r>
-        <w:t xml:space="preserve">In the latest phase of human–computer interaction, interfaces have begun to extend beyond screens into </w:t>
-      </w:r>
-      <w:r>
-        <w:rPr>
-          <w:b/>
-          <w:bCs/>
-        </w:rPr>
-        <w:t>voice-driven, wearable, and context-aware environments</w:t>
-      </w:r>
-      <w:r>
-        <w:t xml:space="preserve">. Devices such as Apple’s AirPods and Google Pixel Buds exemplify this shift, integrating </w:t>
-      </w:r>
-      <w:r>
-        <w:rPr>
-          <w:b/>
-          <w:bCs/>
-        </w:rPr>
-        <w:t>voice assistants</w:t>
-      </w:r>
-      <w:r>
-        <w:t xml:space="preserve"> that enable users to issue commands, retrieve information, or manage notifications through natural language (Porcheron et al., 2018). This represents a move toward </w:t>
-      </w:r>
-      <w:r>
-        <w:rPr>
-          <w:b/>
-          <w:bCs/>
-        </w:rPr>
-        <w:t>ubiquitous and embodied computing</w:t>
-      </w:r>
-      <w:r>
-        <w:t>, where technology becomes a seamless part of everyday life rather than a discrete tool.</w:t>
-      </w:r>
-    </w:p>
-    <w:p>
-      <w:r>
-        <w:t xml:space="preserve">Recent advancements in </w:t>
-      </w:r>
-      <w:r>
-        <w:rPr>
-          <w:b/>
-          <w:bCs/>
-        </w:rPr>
-        <w:t>speech recognition</w:t>
-      </w:r>
-      <w:r>
-        <w:t xml:space="preserve"> and </w:t>
-      </w:r>
-      <w:r>
-        <w:rPr>
-          <w:b/>
-          <w:bCs/>
-        </w:rPr>
-        <w:t>natural language processing (NLP)</w:t>
-      </w:r>
-      <w:r>
-        <w:t xml:space="preserve"> have significantly improved the usability and responsiveness of such systems (Hoy, 2018). Building upon this, </w:t>
-      </w:r>
-      <w:r>
-        <w:rPr>
-          <w:b/>
-          <w:bCs/>
-        </w:rPr>
-        <w:t>large language models (LLMs)</w:t>
-      </w:r>
-      <w:r>
-        <w:t xml:space="preserve"> like OpenAI’s GPT-4 have introduced adaptive, conversational interfaces capable of understanding context, inferring intent, and maintaining dialogue continuity (Bubeck et al., 2023). These systems enable interactions that feel increasingly human-like, transforming computers from passive tools into </w:t>
-      </w:r>
-      <w:r>
-        <w:rPr>
-          <w:b/>
-          <w:bCs/>
-        </w:rPr>
-        <w:t>collaborative agents</w:t>
-      </w:r>
-      <w:r>
-        <w:t xml:space="preserve"> capable of reasoning and adapting to user needs.</w:t>
-      </w:r>
-    </w:p>
-    <w:p>
-      <w:r>
-        <w:t xml:space="preserve">A notable example of this trend is the </w:t>
-      </w:r>
-      <w:r>
-        <w:rPr>
-          <w:b/>
-          <w:bCs/>
-        </w:rPr>
-        <w:t>Friend AI Necklace</w:t>
-      </w:r>
-      <w:r>
-        <w:t xml:space="preserve"> (Schiffmann, 2024), a wearable device designed as an </w:t>
-      </w:r>
-      <w:r>
-        <w:rPr>
-          <w:b/>
-          <w:bCs/>
-        </w:rPr>
-        <w:t>always-listening, AI-powered companion</w:t>
-      </w:r>
-      <w:r>
-        <w:t xml:space="preserve">. Constantly monitoring ambient speech, it engages users through contextual responses delivered via a linked app. This represents the next stage of </w:t>
-      </w:r>
-      <w:r>
-        <w:rPr>
-          <w:b/>
-          <w:bCs/>
-        </w:rPr>
-        <w:t>ambient interaction</w:t>
-      </w:r>
-      <w:r>
-        <w:t xml:space="preserve">—an interface without a visible UI, operating through continuous dialogue rather than discrete commands. While innovative, such systems challenge established usability heuristics, particularly those concerning </w:t>
-      </w:r>
-      <w:r>
-        <w:rPr>
-          <w:b/>
-          <w:bCs/>
-        </w:rPr>
-        <w:t>user control, feedback visibility, and privacy</w:t>
-      </w:r>
-      <w:r>
-        <w:t>.</w:t>
-      </w:r>
-    </w:p>
-    <w:p>
-      <w:r>
-        <w:t xml:space="preserve">As technology continues to move toward </w:t>
-      </w:r>
-      <w:r>
-        <w:rPr>
-          <w:b/>
-          <w:bCs/>
-        </w:rPr>
-        <w:t>invisible and multimodal interaction</w:t>
-      </w:r>
-      <w:r>
-        <w:t>, traditional usability frameworks—originally conceived for graphical interfaces—may require substantial revision to remain relevant in these emergent, AI-integrated environments.</w:t>
-      </w:r>
-    </w:p>
-    <w:p>
-      <w:pPr>
-        <w:rPr>
-          <w:color w:val="501549" w:themeColor="accent5" w:themeShade="80"/>
-        </w:rPr>
-      </w:pPr>
-    </w:p>
-    <w:p>
-      <w:pPr>
-        <w:rPr>
-          <w:color w:val="501549" w:themeColor="accent5" w:themeShade="80"/>
-        </w:rPr>
-      </w:pPr>
-    </w:p>
-    <w:p>
-      <w:pPr>
-        <w:rPr>
-          <w:color w:val="501549" w:themeColor="accent5" w:themeShade="80"/>
-        </w:rPr>
-      </w:pPr>
-    </w:p>
-    <w:p>
-      <w:pPr>
-        <w:rPr>
-          <w:color w:val="501549" w:themeColor="accent5" w:themeShade="80"/>
-        </w:rPr>
-      </w:pPr>
-      <w:r>
-        <w:rPr>
-          <w:color w:val="501549" w:themeColor="accent5" w:themeShade="80"/>
-        </w:rPr>
-        <w:lastRenderedPageBreak/>
-        <w:pict w14:anchorId="3E217305">
-          <v:rect id="_x0000_i1026" style="width:0;height:1.5pt" o:hralign="center" o:hrstd="t" o:hr="t" fillcolor="#a0a0a0" stroked="f"/>
-        </w:pict>
-      </w:r>
-    </w:p>
-    <w:p>
-      <w:pPr>
+      </w:pPr>
+      <w:r>
         <w:rPr>
           <w:b/>
           <w:bCs/>
           <w:color w:val="501549" w:themeColor="accent5" w:themeShade="80"/>
         </w:rPr>
-      </w:pPr>
-      <w:r>
+        <w:t>2.4 Fragmented Digital Journeys</w:t>
+      </w:r>
+    </w:p>
+    <w:p>
+      <w:r>
+        <w:t xml:space="preserve">The concept of a </w:t>
+      </w:r>
+      <w:r>
+        <w:rPr>
+          <w:i/>
+          <w:iCs/>
+        </w:rPr>
+        <w:t>user journey</w:t>
+      </w:r>
+      <w:r>
+        <w:t xml:space="preserve"> refers to the sequence of interactions a user undertakes in order to achieve a particular goal within or across digital systems. Traditionally, user journeys were conceived as relatively linear processes, occurring within a single application or platform and designed around discrete task completion (Stickdorn &amp; Schneider, 2011). In such contexts, usability could be evaluated primarily at the interface level, as users remained within a consistent environment throughout their interaction.</w:t>
+      </w:r>
+    </w:p>
+    <w:p>
+      <w:r>
+        <w:t xml:space="preserve">However, contemporary mobile usage increasingly involves </w:t>
+      </w:r>
+      <w:r>
+        <w:rPr>
+          <w:b/>
+          <w:bCs/>
+        </w:rPr>
+        <w:t>fragmented digital journeys</w:t>
+      </w:r>
+      <w:r>
+        <w:t>, where a single goal is distributed across multiple independent applications. Rather than progressing through a continuous flow, users are required to switch repeatedly between apps, each with its own navigation structure, interaction style, and mental model. This fragmentation is particularly evident in everyday activities such as fitness tracking, travel planning, and communication, where no single application provides a complete end-to-end solution.</w:t>
+      </w:r>
+    </w:p>
+    <w:p>
+      <w:r>
+        <w:t xml:space="preserve">From a human–computer interaction perspective, fragmented journeys introduce significant </w:t>
+      </w:r>
+      <w:r>
+        <w:rPr>
+          <w:b/>
+          <w:bCs/>
+        </w:rPr>
+        <w:t>cognitive costs</w:t>
+      </w:r>
+      <w:r>
+        <w:t xml:space="preserve">. Research on multitasking and context switching demonstrates that moving between tasks or environments requires users to reorient themselves, recall prior states, and rebuild situational awareness, all of which increase mental workload (González &amp; Mark, 2004). In mobile environments, these costs are amplified due to small screen sizes, limited visual </w:t>
+      </w:r>
+      <w:r>
+        <w:lastRenderedPageBreak/>
+        <w:t>context, and frequent interruptions caused by notifications or environmental factors (</w:t>
+      </w:r>
+      <w:proofErr w:type="spellStart"/>
+      <w:r>
+        <w:t>Oulasvirta</w:t>
+      </w:r>
+      <w:proofErr w:type="spellEnd"/>
+      <w:r>
+        <w:t xml:space="preserve"> et al., 2005).</w:t>
+      </w:r>
+    </w:p>
+    <w:p>
+      <w:r>
+        <w:t xml:space="preserve">Fragmentation also undermines </w:t>
+      </w:r>
+      <w:r>
+        <w:rPr>
+          <w:b/>
+          <w:bCs/>
+        </w:rPr>
+        <w:t>task continuity</w:t>
+      </w:r>
+      <w:r>
+        <w:t>. Because information and functionality are distributed across separate applications, users must rely on memory rather than recognition to locate relevant tools or data. This reliance on recall increases the likelihood of error and disrupts the sense of flow that is central to effective user experience design (Norman, 2013). Although individual applications may be well designed in isolation, the overall ecosystem-level experience can remain inefficient and frustrating.</w:t>
+      </w:r>
+    </w:p>
+    <w:p>
+      <w:r>
+        <w:t xml:space="preserve">Importantly, fragmented journeys shift usability concerns from individual interfaces to </w:t>
+      </w:r>
+      <w:r>
+        <w:rPr>
+          <w:b/>
+          <w:bCs/>
+        </w:rPr>
+        <w:t>systems of interaction</w:t>
+      </w:r>
+      <w:r>
+        <w:t>. The challenge is no longer solely whether an app is usable, but whether a collection of apps supports coherent, uninterrupted user activity. This distinction is critical in modern mobile contexts, where users often engage in short, time-constrained interactions that leave little tolerance for friction or confusion.</w:t>
+      </w:r>
+    </w:p>
+    <w:p>
+      <w:r>
+        <w:t xml:space="preserve">The prevalence of fragmented journeys has prompted designers and researchers to explore alternative models of interaction that prioritise integration and continuity. One such response is the emergence of multifunctional platforms and </w:t>
+      </w:r>
+      <w:proofErr w:type="spellStart"/>
+      <w:r>
+        <w:t>superapps</w:t>
+      </w:r>
+      <w:proofErr w:type="spellEnd"/>
+      <w:r>
+        <w:t>, which aim to consolidate related tasks within a single environment. These platforms seek to reduce context switching, maintain stable mental models, and support more seamless user journeys. The following sections explore how such approaches have been implemented in practice, and whether they successfully address the challenges posed by fragmentation.</w:t>
+      </w:r>
+    </w:p>
+    <w:p>
+      <w:pPr>
+        <w:rPr>
+          <w:color w:val="501549" w:themeColor="accent5" w:themeShade="80"/>
+        </w:rPr>
+      </w:pPr>
+    </w:p>
+    <w:p>
+      <w:pPr>
         <w:rPr>
           <w:b/>
           <w:bCs/>
           <w:color w:val="501549" w:themeColor="accent5" w:themeShade="80"/>
         </w:rPr>
-        <w:t>2.3 Interaction Styles and Mobile Constraints</w:t>
-      </w:r>
-    </w:p>
-    <w:p>
-      <w:pPr>
-        <w:rPr>
-          <w:color w:val="501549" w:themeColor="accent5" w:themeShade="80"/>
-        </w:rPr>
       </w:pPr>
       <w:r>
         <w:rPr>
@@ -715,135 +409,67 @@
           <w:bCs/>
           <w:color w:val="501549" w:themeColor="accent5" w:themeShade="80"/>
         </w:rPr>
-        <w:t>Purpose:</w:t>
-      </w:r>
-      <w:r>
-        <w:rPr>
-          <w:color w:val="501549" w:themeColor="accent5" w:themeShade="80"/>
-        </w:rPr>
-        <w:br/>
-        <w:t xml:space="preserve">Explain </w:t>
-      </w:r>
-      <w:r>
-        <w:rPr>
-          <w:i/>
-          <w:iCs/>
-          <w:color w:val="501549" w:themeColor="accent5" w:themeShade="80"/>
-        </w:rPr>
-        <w:t>how</w:t>
-      </w:r>
-      <w:r>
-        <w:rPr>
-          <w:color w:val="501549" w:themeColor="accent5" w:themeShade="80"/>
-        </w:rPr>
-        <w:t xml:space="preserve"> mobile interaction differs from desktop and why this increases fragmentation risk.</w:t>
-      </w:r>
-    </w:p>
-    <w:p>
-      <w:pPr>
-        <w:rPr>
-          <w:color w:val="501549" w:themeColor="accent5" w:themeShade="80"/>
-        </w:rPr>
-      </w:pPr>
-      <w:r>
+        <w:t>2.5 User Journeys and Digital Service Design</w:t>
+      </w:r>
+    </w:p>
+    <w:p>
+      <w:r>
+        <w:t>Within human–computer interaction and service design, the concept of the user journey is used to describe the holistic experience of a user as they move through a sequence of interactions over time in pursuit of a goal. Unlike task-based models that focus on isolated actions, user journeys emphasise continuity, context, and the cumulative effect of interactions across touchpoints (Stickdorn &amp; Schneider, 2012).</w:t>
+      </w:r>
+    </w:p>
+    <w:p>
+      <w:r>
+        <w:t xml:space="preserve">Service design extends this perspective beyond individual interfaces to consider systems of interaction that may span multiple digital and non-digital services. </w:t>
+      </w:r>
+      <w:proofErr w:type="spellStart"/>
+      <w:r>
+        <w:t>Polaine</w:t>
+      </w:r>
+      <w:proofErr w:type="spellEnd"/>
+      <w:r>
+        <w:t>, Løvlie, and Reason (2013) argue that meaningful user experience emerges not from single touchpoints, but from how those touchpoints connect to form a coherent whole. From this perspective, usability is not solely determined by how intuitive an interface is, but by how well a service supports progression, orientation, and understanding across an entire journey.</w:t>
+      </w:r>
+    </w:p>
+    <w:p>
+      <w:r>
+        <w:t>In digital contexts, user journeys are increasingly non-linear and distributed. Users may enter and exit services at multiple points, switch between platforms, or pause and resume activities over extended periods. This is particularly true in mobile environments, where interactions are brief and shaped by situational factors such as location, time pressure, and divided attention. As a result, journeys often unfold across multiple applications, each contributing only a partial segment of the overall experience.</w:t>
+      </w:r>
+    </w:p>
+    <w:p>
+      <w:r>
+        <w:t xml:space="preserve">Service design theory highlights the importance of maintaining continuity across these fragmented touchpoints. When services fail to align in structure or intent, users are forced to act as the integrators of the system, manually coordinating information and tasks between </w:t>
+      </w:r>
+      <w:r>
+        <w:lastRenderedPageBreak/>
+        <w:t>platforms. This places additional cognitive demands on users and increases friction, even when individual services are well designed in isolation (Norman, 2013).</w:t>
+      </w:r>
+    </w:p>
+    <w:p>
+      <w:r>
+        <w:t>Journey mapping is a common method used within service design to visualise these experiences and identify breakdowns in flow, confusion, or redundancy. By examining the emotional, cognitive, and temporal dimensions of a journey, designers can uncover pain points that are not visible through interface-level evaluation alone (Stickdorn &amp; Schneider, 2012). This approach is particularly valuable when assessing mobile ecosystems, where inefficiencies often arise between apps rather than within them.</w:t>
+      </w:r>
+    </w:p>
+    <w:p>
+      <w:r>
+        <w:t xml:space="preserve">Framed through a service design lens, fragmented digital journeys represent a structural design problem rather than a series of isolated usability failures. Addressing fragmentation therefore requires solutions that operate at the level of system integration and journey orchestration, rather than incremental interface improvements. This shift in focus underpins the growing interest in multifunctional platforms and </w:t>
+      </w:r>
+      <w:proofErr w:type="spellStart"/>
+      <w:r>
+        <w:t>superapps</w:t>
+      </w:r>
+      <w:proofErr w:type="spellEnd"/>
+      <w:r>
+        <w:t>, which aim to consolidate services and reduce fragmentation by supporting end-to-end user journeys within a unified environment.</w:t>
+      </w:r>
+    </w:p>
+    <w:p/>
+    <w:p>
+      <w:pPr>
         <w:rPr>
           <w:b/>
           <w:bCs/>
           <w:color w:val="501549" w:themeColor="accent5" w:themeShade="80"/>
         </w:rPr>
-        <w:t>Include:</w:t>
-      </w:r>
-    </w:p>
-    <w:p>
-      <w:pPr>
-        <w:numPr>
-          <w:ilvl w:val="0"/>
-          <w:numId w:val="3"/>
-        </w:numPr>
-        <w:rPr>
-          <w:color w:val="501549" w:themeColor="accent5" w:themeShade="80"/>
-        </w:rPr>
-      </w:pPr>
-      <w:r>
-        <w:rPr>
-          <w:color w:val="501549" w:themeColor="accent5" w:themeShade="80"/>
-        </w:rPr>
-        <w:t>Touch-first interaction</w:t>
-      </w:r>
-    </w:p>
-    <w:p>
-      <w:pPr>
-        <w:numPr>
-          <w:ilvl w:val="0"/>
-          <w:numId w:val="3"/>
-        </w:numPr>
-        <w:rPr>
-          <w:color w:val="501549" w:themeColor="accent5" w:themeShade="80"/>
-        </w:rPr>
-      </w:pPr>
-      <w:r>
-        <w:rPr>
-          <w:color w:val="501549" w:themeColor="accent5" w:themeShade="80"/>
-        </w:rPr>
-        <w:t>Small screen constraints</w:t>
-      </w:r>
-    </w:p>
-    <w:p>
-      <w:pPr>
-        <w:numPr>
-          <w:ilvl w:val="0"/>
-          <w:numId w:val="3"/>
-        </w:numPr>
-        <w:rPr>
-          <w:color w:val="501549" w:themeColor="accent5" w:themeShade="80"/>
-        </w:rPr>
-      </w:pPr>
-      <w:r>
-        <w:rPr>
-          <w:color w:val="501549" w:themeColor="accent5" w:themeShade="80"/>
-        </w:rPr>
-        <w:t>Gesture-based navigation</w:t>
-      </w:r>
-    </w:p>
-    <w:p>
-      <w:pPr>
-        <w:numPr>
-          <w:ilvl w:val="0"/>
-          <w:numId w:val="3"/>
-        </w:numPr>
-        <w:rPr>
-          <w:color w:val="501549" w:themeColor="accent5" w:themeShade="80"/>
-        </w:rPr>
-      </w:pPr>
-      <w:r>
-        <w:rPr>
-          <w:color w:val="501549" w:themeColor="accent5" w:themeShade="80"/>
-        </w:rPr>
-        <w:t>Interrupt-driven usage (notifications, short sessions)</w:t>
-      </w:r>
-    </w:p>
-    <w:p>
-      <w:pPr>
-        <w:numPr>
-          <w:ilvl w:val="0"/>
-          <w:numId w:val="3"/>
-        </w:numPr>
-        <w:rPr>
-          <w:color w:val="501549" w:themeColor="accent5" w:themeShade="80"/>
-        </w:rPr>
-      </w:pPr>
-      <w:r>
-        <w:rPr>
-          <w:color w:val="501549" w:themeColor="accent5" w:themeShade="80"/>
-        </w:rPr>
-        <w:t>Cognitive load in mobile contexts</w:t>
-      </w:r>
-    </w:p>
-    <w:p>
-      <w:pPr>
-        <w:rPr>
-          <w:color w:val="501549" w:themeColor="accent5" w:themeShade="80"/>
-        </w:rPr>
       </w:pPr>
       <w:r>
         <w:rPr>
@@ -851,91 +477,112 @@
           <w:bCs/>
           <w:color w:val="501549" w:themeColor="accent5" w:themeShade="80"/>
         </w:rPr>
-        <w:t>Why it matters:</w:t>
-      </w:r>
-      <w:r>
-        <w:rPr>
-          <w:color w:val="501549" w:themeColor="accent5" w:themeShade="80"/>
-        </w:rPr>
-        <w:br/>
-        <w:t>Mobile devices amplify the cost of app switching.</w:t>
-      </w:r>
-    </w:p>
-    <w:p>
-      <w:r>
-        <w:t>The widespread adoption of smartphones has significantly reshaped how users interact with digital systems, introducing new interaction styles alongside distinct contextual constraints. Unlike desktop computing, mobile interaction is characterised by portability, brevity, and frequent interruption. Users engage with mobile devices in short bursts, often while performing other activities, which fundamentally alters how interfaces must be designed and evaluated (Oulasvirta et al., 2005).</w:t>
-      </w:r>
-    </w:p>
-    <w:p>
-      <w:r>
-        <w:t>Touch-based interaction has become the dominant input modality on mobile devices, relying on gestures such as tapping, swiping, and pinching to manipulate on-screen elements. While these interaction styles are intuitive and align closely with physical movement, they also impose limitations. Small screen sizes restrict the amount of information that can be displayed at once, requiring designers to prioritise content and reduce visual complexity. As a result, mobile interfaces often favour minimalism, progressive disclosure, and shallow navigation hierarchies to reduce cognitive burden (Norman, 2013).</w:t>
-      </w:r>
-    </w:p>
-    <w:p>
-      <w:r>
-        <w:t>In addition to spatial constraints, mobile interaction is shaped by environmental and situational factors. Users frequently interact with their devices in contexts that demand divided attention, such as commuting, exercising, or socialising. This makes sustained focus unlikely and increases the likelihood of errors or abandoned tasks. Research into mobile HCI has shown that users often engage in interactions lasting only a few seconds before being interrupted, reinforcing the need for systems that support rapid resumption and low mental overhead (Oulasvirta et al., 2005).</w:t>
-      </w:r>
-    </w:p>
-    <w:p>
-      <w:r>
-        <w:t>Voice-based interaction has emerged as one response to these constraints, offering a hands-free alternative to touch input. Voice assistants enable users to issue commands or retrieve information without visual attention, which can be beneficial in mobile or multitasking contexts (Hoy, 2018). However, voice interfaces also introduce challenges related to discoverability, feedback visibility, and user control. Without persistent visual cues, users may struggle to understand system capabilities or recover from errors, raising questions about their suitability for complex or multi-step tasks (Porcheron et al., 2018).</w:t>
-      </w:r>
-    </w:p>
-    <w:p>
-      <w:r>
-        <w:lastRenderedPageBreak/>
-        <w:t>These interaction styles and constraints collectively shape the nature of mobile user experience. Rather than supporting prolonged, linear engagement, mobile systems must accommodate fragmented attention, limited visual real estate, and rapid context switching. As a result, usability can no longer be assessed solely at the level of individual screens or interactions. Instead, the focus must shift toward how well systems support continuity across brief, intermittent engagements—a concern that becomes particularly salient when users are required to move between multiple applications to complete a single goal.</w:t>
-      </w:r>
-    </w:p>
-    <w:p>
-      <w:r>
-        <w:t>This transition from sustained interaction to episodic engagement sets the foundation for understanding fragmented digital journeys, which are explored in the following section.</w:t>
-      </w:r>
-    </w:p>
-    <w:p>
-      <w:pPr>
-        <w:rPr>
-          <w:color w:val="501549" w:themeColor="accent5" w:themeShade="80"/>
-        </w:rPr>
-      </w:pPr>
-    </w:p>
-    <w:p>
-      <w:pPr>
-        <w:rPr>
-          <w:color w:val="501549" w:themeColor="accent5" w:themeShade="80"/>
-        </w:rPr>
-      </w:pPr>
-      <w:r>
-        <w:rPr>
-          <w:color w:val="501549" w:themeColor="accent5" w:themeShade="80"/>
-        </w:rPr>
-        <w:pict w14:anchorId="24464934">
-          <v:rect id="_x0000_i1027" style="width:0;height:1.5pt" o:hralign="center" o:hrstd="t" o:hr="t" fillcolor="#a0a0a0" stroked="f"/>
-        </w:pict>
-      </w:r>
-    </w:p>
-    <w:p>
-      <w:pPr>
+        <w:t xml:space="preserve">2.6 Multifunctional Platforms and </w:t>
+      </w:r>
+      <w:proofErr w:type="spellStart"/>
+      <w:r>
         <w:rPr>
           <w:b/>
           <w:bCs/>
           <w:color w:val="501549" w:themeColor="accent5" w:themeShade="80"/>
         </w:rPr>
-      </w:pPr>
-      <w:r>
+        <w:t>Superapps</w:t>
+      </w:r>
+      <w:proofErr w:type="spellEnd"/>
+    </w:p>
+    <w:p>
+      <w:r>
+        <w:t>In response to increasingly fragmented digital journeys, a growing number of platforms have adopted a multifunctional or “</w:t>
+      </w:r>
+      <w:proofErr w:type="spellStart"/>
+      <w:r>
+        <w:t>superapp</w:t>
+      </w:r>
+      <w:proofErr w:type="spellEnd"/>
+      <w:r>
+        <w:t xml:space="preserve">” model. Rather than offering a single, narrowly defined service, </w:t>
+      </w:r>
+      <w:proofErr w:type="spellStart"/>
+      <w:r>
+        <w:t>superapps</w:t>
+      </w:r>
+      <w:proofErr w:type="spellEnd"/>
+      <w:r>
+        <w:t xml:space="preserve"> integrate multiple functions—such as communication, payments, content consumption, and task management—within a unified environment. The core aim of this approach is to reduce context switching, consolidate user activity, and support end-to-end journeys within a single system.</w:t>
+      </w:r>
+    </w:p>
+    <w:p>
+      <w:r>
+        <w:t xml:space="preserve">From a service design perspective, </w:t>
+      </w:r>
+      <w:proofErr w:type="spellStart"/>
+      <w:r>
+        <w:t>superapps</w:t>
+      </w:r>
+      <w:proofErr w:type="spellEnd"/>
+      <w:r>
+        <w:t xml:space="preserve"> represent an attempt to shift interaction away from isolated touchpoints toward continuous, system-level experiences. By centralising related services, these platforms seek to maintain stable mental models and reduce the cognitive effort required to move between tasks (</w:t>
+      </w:r>
+      <w:proofErr w:type="spellStart"/>
+      <w:r>
+        <w:t>Polaine</w:t>
+      </w:r>
+      <w:proofErr w:type="spellEnd"/>
+      <w:r>
+        <w:t>, Løvlie, &amp; Reason, 2013). Instead of forcing users to navigate between multiple independent applications, multifunctional platforms position themselves as persistent environments through which users can fluidly transition between activities.</w:t>
+      </w:r>
+    </w:p>
+    <w:p>
+      <w:r>
+        <w:t>However, integration alone does not guarantee improved user experience. While multifunctional platforms may reduce fragmentation at the ecosystem level, they also introduce challenges related to complexity, discoverability, and learnability. As functionality accumulates within a single application, users may experience increased cognitive load, particularly when interfaces attempt to serve a wide range of tasks with divergent interaction patterns. This tension highlights a central design challenge: balancing consolidation with clarity.</w:t>
+      </w:r>
+    </w:p>
+    <w:p>
+      <w:r>
+        <w:t xml:space="preserve">Research in human–computer interaction suggests that usability issues at scale often emerge not from individual features, but from how systems organise and expose functionality over time (Norman, 2013). In multifunctional platforms, poor structural coherence can result in experiences that feel overwhelming or opaque, undermining the very continuity such systems aim to provide. Consequently, the success of a </w:t>
+      </w:r>
+      <w:proofErr w:type="spellStart"/>
+      <w:r>
+        <w:t>superapp</w:t>
+      </w:r>
+      <w:proofErr w:type="spellEnd"/>
+      <w:r>
+        <w:t xml:space="preserve"> depends not only on the breadth of its features, but on how effectively those features are orchestrated into coherent user journeys.</w:t>
+      </w:r>
+    </w:p>
+    <w:p>
+      <w:r>
+        <w:lastRenderedPageBreak/>
+        <w:t>Multifunctional platforms can therefore be understood as an architectural response to fragmented journeys, rather than a purely interface-level solution. Their effectiveness must be evaluated in terms of journey continuity, cognitive effort, and the ease with which users can move between tasks without losing orientation. This makes them a particularly relevant lens through which to examine contemporary mobile ecosystems.</w:t>
+      </w:r>
+    </w:p>
+    <w:p>
+      <w:r>
+        <w:t xml:space="preserve">The following sections explore two contrasting examples of this model in practice. WeChat is examined as a widely cited example of a successful </w:t>
+      </w:r>
+      <w:proofErr w:type="spellStart"/>
+      <w:r>
+        <w:t>superapp</w:t>
+      </w:r>
+      <w:proofErr w:type="spellEnd"/>
+      <w:r>
+        <w:t xml:space="preserve"> that supports unified digital journeys, while Meta’s ecosystem is considered as a case where integration efforts have struggled to resolve fragmentation. Together, these case studies provide insight into the conditions under which multifunctional platforms succeed or fail in addressing fragmented user experiences.</w:t>
+      </w:r>
+    </w:p>
+    <w:p>
+      <w:pPr>
+        <w:rPr>
+          <w:color w:val="501549" w:themeColor="accent5" w:themeShade="80"/>
+        </w:rPr>
+      </w:pPr>
+    </w:p>
+    <w:p>
+      <w:pPr>
         <w:rPr>
           <w:b/>
           <w:bCs/>
           <w:color w:val="501549" w:themeColor="accent5" w:themeShade="80"/>
         </w:rPr>
-        <w:t>2.4 Fragmented Digital Journeys</w:t>
-      </w:r>
-    </w:p>
-    <w:p>
-      <w:pPr>
-        <w:rPr>
-          <w:color w:val="501549" w:themeColor="accent5" w:themeShade="80"/>
-        </w:rPr>
       </w:pPr>
       <w:r>
         <w:rPr>
@@ -943,35 +590,106 @@
           <w:bCs/>
           <w:color w:val="501549" w:themeColor="accent5" w:themeShade="80"/>
         </w:rPr>
-        <w:t>Purpose:</w:t>
-      </w:r>
-      <w:r>
+        <w:t>2.6.1 WeChat as a Unified Experience</w:t>
+      </w:r>
+    </w:p>
+    <w:p>
+      <w:pPr>
         <w:rPr>
           <w:color w:val="501549" w:themeColor="accent5" w:themeShade="80"/>
         </w:rPr>
-        <w:br/>
-        <w:t xml:space="preserve">This is the </w:t>
-      </w:r>
-      <w:r>
+      </w:pPr>
+    </w:p>
+    <w:p>
+      <w:r>
+        <w:t xml:space="preserve">WeChat is widely regarded as one of the most mature examples of a multifunctional mobile platform, frequently cited in both academic and industry discourse as a benchmark for </w:t>
+      </w:r>
+      <w:proofErr w:type="spellStart"/>
+      <w:r>
+        <w:t>superapp</w:t>
+      </w:r>
+      <w:proofErr w:type="spellEnd"/>
+      <w:r>
+        <w:t xml:space="preserve"> design. Originally launched as a messaging application, WeChat has evolved into an integrated digital ecosystem supporting communication, payments, social networking, content consumption, booking services, and third-party applications within a single environment.</w:t>
+      </w:r>
+    </w:p>
+    <w:p>
+      <w:r>
+        <w:t>From a user journey perspective, WeChat’s primary strength lies in its ability to support extended, multi-step activities without requiring users to exit the platform. Tasks that would typically be distributed across several independent applications—such as arranging social plans, transferring money, accessing services, and managing daily activities—are consolidated into a continuous interaction space. This consolidation significantly reduces the need for context switching and helps preserve users’ mental models across tasks.</w:t>
+      </w:r>
+    </w:p>
+    <w:p>
+      <w:r>
+        <w:t>Service design theory emphasises the importance of continuity and coherence across touchpoints, particularly in complex digital ecosystems (</w:t>
+      </w:r>
+      <w:proofErr w:type="spellStart"/>
+      <w:r>
+        <w:t>Polaine</w:t>
+      </w:r>
+      <w:proofErr w:type="spellEnd"/>
+      <w:r>
+        <w:t>, Løvlie, &amp; Reason, 2013). WeChat exemplifies this principle by positioning itself not as a collection of discrete features, but as a persistent environment through which users navigate a wide range of services. Industry commentators, including futurists such as Amy Webb, have characterised WeChat as functioning less like a single application and more like an infrastructural layer for digital life—effectively acting as a gateway to services rather than a destination in itself.</w:t>
+      </w:r>
+    </w:p>
+    <w:p>
+      <w:r>
+        <w:t>Crucially, WeChat’s integration strategy extends beyond feature aggregation. The platform maintains consistent interaction patterns, navigation structures, and visual language across its core services, allowing users to transfer knowledge from one task to another with minimal friction. This supports recognition over recall, reducing cognitive effort as users move between functions (Norman, 2013). Even when interacting with third-party “</w:t>
+      </w:r>
+      <w:proofErr w:type="gramStart"/>
+      <w:r>
+        <w:t>mini-programs</w:t>
+      </w:r>
+      <w:proofErr w:type="gramEnd"/>
+      <w:r>
+        <w:t>,” users remain within the same overarching interface framework, preserving a sense of continuity.</w:t>
+      </w:r>
+    </w:p>
+    <w:p>
+      <w:r>
+        <w:t>WeChat also demonstrates how multifunctional platforms can mitigate fragmentation without overwhelming users. Rather than exposing all functionality simultaneously, services are layered contextually, emerging in response to user intent. This approach aligns with research suggesting that successful mobile interaction depends on supporting short, goal-oriented bursts of attention while maintaining overall task coherence (</w:t>
+      </w:r>
+      <w:proofErr w:type="spellStart"/>
+      <w:r>
+        <w:t>Oulasvirta</w:t>
+      </w:r>
+      <w:proofErr w:type="spellEnd"/>
+      <w:r>
+        <w:t xml:space="preserve"> et al., 2005).</w:t>
+      </w:r>
+    </w:p>
+    <w:p>
+      <w:r>
+        <w:lastRenderedPageBreak/>
+        <w:t>However, it is important to acknowledge that WeChat’s success is partly shaped by its cultural, economic, and regulatory context. The platform operates within an ecosystem where users expect centralised digital services and where alternative applications are limited. Despite this, its design offers valuable insight into how multifunctional platforms can reduce fragmented journeys by prioritising integration, continuity, and system-level usability.</w:t>
+      </w:r>
+    </w:p>
+    <w:p>
+      <w:r>
+        <w:t xml:space="preserve">In this respect, WeChat serves as a compelling example of how a </w:t>
+      </w:r>
+      <w:proofErr w:type="spellStart"/>
+      <w:r>
+        <w:t>superapp</w:t>
+      </w:r>
+      <w:proofErr w:type="spellEnd"/>
+      <w:r>
+        <w:t xml:space="preserve"> can transform fragmented mobile interactions into unified user journeys, providing a useful contrast to platforms that have attempted—but struggled—to achieve similar levels of integration.</w:t>
+      </w:r>
+    </w:p>
+    <w:p>
+      <w:pPr>
+        <w:rPr>
+          <w:color w:val="501549" w:themeColor="accent5" w:themeShade="80"/>
+        </w:rPr>
+      </w:pPr>
+    </w:p>
+    <w:p>
+      <w:pPr>
         <w:rPr>
           <w:b/>
           <w:bCs/>
           <w:color w:val="501549" w:themeColor="accent5" w:themeShade="80"/>
         </w:rPr>
-        <w:t>core theoretical section</w:t>
-      </w:r>
-      <w:r>
-        <w:rPr>
-          <w:color w:val="501549" w:themeColor="accent5" w:themeShade="80"/>
-        </w:rPr>
-        <w:t xml:space="preserve"> of your review.</w:t>
-      </w:r>
-    </w:p>
-    <w:p>
-      <w:pPr>
-        <w:rPr>
-          <w:color w:val="501549" w:themeColor="accent5" w:themeShade="80"/>
-        </w:rPr>
       </w:pPr>
       <w:r>
         <w:rPr>
@@ -979,278 +697,171 @@
           <w:bCs/>
           <w:color w:val="501549" w:themeColor="accent5" w:themeShade="80"/>
         </w:rPr>
-        <w:t>Include:</w:t>
-      </w:r>
-    </w:p>
-    <w:p>
-      <w:pPr>
-        <w:numPr>
-          <w:ilvl w:val="0"/>
-          <w:numId w:val="4"/>
-        </w:numPr>
+        <w:t>2.6.2 Meta and the Failure of Integration</w:t>
+      </w:r>
+    </w:p>
+    <w:p>
+      <w:r>
+        <w:t xml:space="preserve">In contrast to WeChat’s unified platform model, Meta represents a fragmented approach to multifunctionality, despite controlling a portfolio of widely used mobile applications. Services such as Facebook, Instagram, WhatsApp, and Messenger collectively cover communication, content consumption, social networking, and commerce-related functions. However, rather than forming a cohesive </w:t>
+      </w:r>
+      <w:proofErr w:type="spellStart"/>
+      <w:r>
+        <w:t>superapp</w:t>
+      </w:r>
+      <w:proofErr w:type="spellEnd"/>
+      <w:r>
+        <w:t xml:space="preserve"> ecosystem, these services remain largely siloed, resulting in fragmented user journeys distributed across multiple applications.</w:t>
+      </w:r>
+    </w:p>
+    <w:p>
+      <w:r>
+        <w:t>From a user journey perspective, Meta’s ecosystem requires users to frequently switch contexts in order to complete related tasks. For example, communicating with contacts, sharing media, managing events, and interacting with communities often necessitate movement between separate apps, each with its own navigation logic, feature set, and interaction patterns. This fragmentation undermines continuity, forcing users to repeatedly reorient themselves and reconstruct task context.</w:t>
+      </w:r>
+    </w:p>
+    <w:p>
+      <w:r>
+        <w:t>Research in human–computer interaction demonstrates that such context switching imposes measurable cognitive costs. González and Mark (2004) show that interruptions and task switching disrupt workflow and increase mental effort, while mobile-specific studies highlight how short attention spans and frequent interruptions exacerbate these effects (</w:t>
+      </w:r>
+      <w:proofErr w:type="spellStart"/>
+      <w:r>
+        <w:t>Oulasvirta</w:t>
+      </w:r>
+      <w:proofErr w:type="spellEnd"/>
+      <w:r>
+        <w:t xml:space="preserve"> et al., 2005). In Meta’s ecosystem, even when applications are conceptually related, the lack of seamless transitions intensifies cognitive load and disrupts task flow.</w:t>
+      </w:r>
+    </w:p>
+    <w:p>
+      <w:r>
+        <w:t>Although Meta has attempted partial integration—such as cross-posting content or unifying messaging infrastructures—these efforts primarily operate at a technical or backend level rather than at the level of user experience. From the user’s perspective, interactions remain segmented, with limited support for end-to-end journeys across services. This contrasts sharply with service design principles that emphasise holistic experience design over isolated touchpoints (Stickdorn &amp; Schneider, 2011).</w:t>
+      </w:r>
+    </w:p>
+    <w:p>
+      <w:r>
+        <w:t>Furthermore, Meta’s applications have evolved independently over time, resulting in divergent interface conventions, feature hierarchies, and mental models. While each application may be usable in isolation, their collective use places a significant burden on users to remember where specific functions reside. This reliance on recall rather than recognition increases friction and heightens the risk of error, particularly in time-constrained mobile contexts (Norman, 2013).</w:t>
+      </w:r>
+    </w:p>
+    <w:p>
+      <w:r>
+        <w:t xml:space="preserve">Unlike WeChat, Meta has not established a single persistent interaction space that users inhabit while moving between services. Instead, users are repeatedly required to exit and re-enter applications, breaking continuity and reinforcing fragmentation. As a result, Meta’s </w:t>
+      </w:r>
+      <w:r>
+        <w:lastRenderedPageBreak/>
+        <w:t>ecosystem exemplifies how multifunctionality at the organisational level does not necessarily translate into unified user experiences at the interaction level.</w:t>
+      </w:r>
+    </w:p>
+    <w:p>
+      <w:r>
+        <w:t>This failure to deliver coherent, cross-application journeys highlights a key distinction within multifunctional platform design: aggregation alone is insufficient. Without intentional system-level integration and journey-oriented design, multifunctional ecosystems risk amplifying fragmentation rather than resolving it. Meta therefore serves as a useful counterexample, illustrating the challenges and limitations of attempting to support complex user needs through loosely connected single-purpose applications.</w:t>
+      </w:r>
+    </w:p>
+    <w:p>
+      <w:pPr>
         <w:rPr>
           <w:color w:val="501549" w:themeColor="accent5" w:themeShade="80"/>
         </w:rPr>
       </w:pPr>
-      <w:r>
-        <w:rPr>
-          <w:color w:val="501549" w:themeColor="accent5" w:themeShade="80"/>
-        </w:rPr>
-        <w:t>Definition of a user journey</w:t>
-      </w:r>
-    </w:p>
-    <w:p>
-      <w:pPr>
-        <w:numPr>
-          <w:ilvl w:val="0"/>
-          <w:numId w:val="4"/>
-        </w:numPr>
-        <w:rPr>
-          <w:color w:val="501549" w:themeColor="accent5" w:themeShade="80"/>
-        </w:rPr>
-      </w:pPr>
-      <w:r>
-        <w:rPr>
-          <w:color w:val="501549" w:themeColor="accent5" w:themeShade="80"/>
-        </w:rPr>
-        <w:t>Linear vs distributed journeys</w:t>
-      </w:r>
-    </w:p>
-    <w:p>
-      <w:pPr>
-        <w:numPr>
-          <w:ilvl w:val="0"/>
-          <w:numId w:val="4"/>
-        </w:numPr>
-        <w:rPr>
-          <w:color w:val="501549" w:themeColor="accent5" w:themeShade="80"/>
-        </w:rPr>
-      </w:pPr>
-      <w:r>
-        <w:rPr>
-          <w:color w:val="501549" w:themeColor="accent5" w:themeShade="80"/>
-        </w:rPr>
-        <w:t>Context switching and cognitive cost</w:t>
-      </w:r>
-    </w:p>
-    <w:p>
-      <w:pPr>
-        <w:numPr>
-          <w:ilvl w:val="0"/>
-          <w:numId w:val="4"/>
-        </w:numPr>
-        <w:rPr>
-          <w:color w:val="501549" w:themeColor="accent5" w:themeShade="80"/>
-        </w:rPr>
-      </w:pPr>
-      <w:r>
-        <w:rPr>
-          <w:color w:val="501549" w:themeColor="accent5" w:themeShade="80"/>
-        </w:rPr>
-        <w:t>App overload and feature dispersion</w:t>
-      </w:r>
-    </w:p>
-    <w:p>
-      <w:pPr>
-        <w:numPr>
-          <w:ilvl w:val="0"/>
-          <w:numId w:val="4"/>
-        </w:numPr>
-        <w:rPr>
-          <w:color w:val="501549" w:themeColor="accent5" w:themeShade="80"/>
-        </w:rPr>
-      </w:pPr>
-      <w:r>
-        <w:rPr>
-          <w:color w:val="501549" w:themeColor="accent5" w:themeShade="80"/>
-        </w:rPr>
-        <w:t>Research on multitasking and attention fragmentation</w:t>
-      </w:r>
-    </w:p>
-    <w:p>
-      <w:pPr>
-        <w:rPr>
-          <w:color w:val="501549" w:themeColor="accent5" w:themeShade="80"/>
-        </w:rPr>
-      </w:pPr>
-      <w:r>
+    </w:p>
+    <w:p>
+      <w:pPr>
         <w:rPr>
           <w:b/>
           <w:bCs/>
           <w:color w:val="501549" w:themeColor="accent5" w:themeShade="80"/>
         </w:rPr>
-        <w:t>Key argument:</w:t>
-      </w:r>
-      <w:r>
-        <w:rPr>
-          <w:color w:val="501549" w:themeColor="accent5" w:themeShade="80"/>
-        </w:rPr>
-        <w:br/>
-        <w:t xml:space="preserve">Fragmentation increases cognitive load, disrupts flow, and reduces usability at the </w:t>
-      </w:r>
-      <w:r>
-        <w:rPr>
-          <w:i/>
-          <w:iCs/>
-          <w:color w:val="501549" w:themeColor="accent5" w:themeShade="80"/>
-        </w:rPr>
-        <w:t>ecosystem level</w:t>
-      </w:r>
-      <w:r>
-        <w:rPr>
-          <w:color w:val="501549" w:themeColor="accent5" w:themeShade="80"/>
-        </w:rPr>
-        <w:t>.</w:t>
-      </w:r>
-    </w:p>
-    <w:p>
-      <w:pPr>
-        <w:rPr>
-          <w:color w:val="501549" w:themeColor="accent5" w:themeShade="80"/>
-        </w:rPr>
-      </w:pPr>
-      <w:r>
-        <w:rPr>
-          <w:rFonts w:ascii="Segoe UI Emoji" w:hAnsi="Segoe UI Emoji" w:cs="Segoe UI Emoji"/>
-          <w:color w:val="501549" w:themeColor="accent5" w:themeShade="80"/>
-        </w:rPr>
-        <w:t>➡️</w:t>
-      </w:r>
-      <w:r>
-        <w:rPr>
-          <w:color w:val="501549" w:themeColor="accent5" w:themeShade="80"/>
-        </w:rPr>
-        <w:t xml:space="preserve"> This section directly motivates your project.</w:t>
-      </w:r>
-    </w:p>
-    <w:p>
-      <w:r>
-        <w:t xml:space="preserve">The concept of a </w:t>
-      </w:r>
-      <w:r>
-        <w:rPr>
-          <w:i/>
-          <w:iCs/>
-        </w:rPr>
-        <w:t>user journey</w:t>
-      </w:r>
-      <w:r>
-        <w:t xml:space="preserve"> refers to the sequence of interactions a user undertakes in order to achieve a particular goal within or across digital systems. Traditionally, user journeys were conceived as relatively linear processes, occurring within a single application or platform and designed around discrete task completion (Stickdorn &amp; Schneider, 2011). In such contexts, usability could be evaluated primarily at the interface level, as users remained within a consistent environment throughout their interaction.</w:t>
-      </w:r>
-    </w:p>
-    <w:p>
-      <w:r>
-        <w:t xml:space="preserve">However, contemporary mobile usage increasingly involves </w:t>
-      </w:r>
-      <w:r>
-        <w:rPr>
-          <w:b/>
-          <w:bCs/>
-        </w:rPr>
-        <w:t>fragmented digital journeys</w:t>
-      </w:r>
-      <w:r>
-        <w:t>, where a single goal is distributed across multiple independent applications. Rather than progressing through a continuous flow, users are required to switch repeatedly between apps, each with its own navigation structure, interaction style, and mental model. This fragmentation is particularly evident in everyday activities such as fitness tracking, travel planning, and communication, where no single application provides a complete end-to-end solution.</w:t>
-      </w:r>
-    </w:p>
-    <w:p>
-      <w:r>
-        <w:t xml:space="preserve">From a human–computer interaction perspective, fragmented journeys introduce significant </w:t>
-      </w:r>
-      <w:r>
-        <w:rPr>
-          <w:b/>
-          <w:bCs/>
-        </w:rPr>
-        <w:t>cognitive costs</w:t>
-      </w:r>
-      <w:r>
-        <w:t xml:space="preserve">. Research on multitasking and context switching demonstrates that moving between tasks or environments requires users to reorient themselves, recall prior states, and </w:t>
-      </w:r>
-      <w:r>
-        <w:lastRenderedPageBreak/>
-        <w:t>rebuild situational awareness, all of which increase mental workload (González &amp; Mark, 2004). In mobile environments, these costs are amplified due to small screen sizes, limited visual context, and frequent interruptions caused by notifications or environmental factors (Oulasvirta et al., 2005).</w:t>
-      </w:r>
-    </w:p>
-    <w:p>
-      <w:r>
-        <w:t xml:space="preserve">Fragmentation also undermines </w:t>
-      </w:r>
-      <w:r>
-        <w:rPr>
-          <w:b/>
-          <w:bCs/>
-        </w:rPr>
-        <w:t>task continuity</w:t>
-      </w:r>
-      <w:r>
-        <w:t>. Because information and functionality are distributed across separate applications, users must rely on memory rather than recognition to locate relevant tools or data. This reliance on recall increases the likelihood of error and disrupts the sense of flow that is central to effective user experience design (Norman, 2013). Although individual applications may be well designed in isolation, the overall ecosystem-level experience can remain inefficient and frustrating.</w:t>
-      </w:r>
-    </w:p>
-    <w:p>
-      <w:r>
-        <w:t xml:space="preserve">Importantly, fragmented journeys shift usability concerns from individual interfaces to </w:t>
-      </w:r>
-      <w:r>
-        <w:rPr>
-          <w:b/>
-          <w:bCs/>
-        </w:rPr>
-        <w:t>systems of interaction</w:t>
-      </w:r>
-      <w:r>
-        <w:t>. The challenge is no longer solely whether an app is usable, but whether a collection of apps supports coherent, uninterrupted user activity. This distinction is critical in modern mobile contexts, where users often engage in short, time-constrained interactions that leave little tolerance for friction or confusion.</w:t>
-      </w:r>
-    </w:p>
-    <w:p>
-      <w:r>
-        <w:t>The prevalence of fragmented journeys has prompted designers and researchers to explore alternative models of interaction that prioritise integration and continuity. One such response is the emergence of multifunctional platforms and superapps, which aim to consolidate related tasks within a single environment. These platforms seek to reduce context switching, maintain stable mental models, and support more seamless user journeys. The following sections explore how such approaches have been implemented in practice, and whether they successfully address the challenges posed by fragmentation.</w:t>
-      </w:r>
-    </w:p>
-    <w:p>
-      <w:pPr>
-        <w:rPr>
-          <w:color w:val="501549" w:themeColor="accent5" w:themeShade="80"/>
-        </w:rPr>
-      </w:pPr>
-    </w:p>
-    <w:p>
-      <w:pPr>
-        <w:rPr>
-          <w:color w:val="501549" w:themeColor="accent5" w:themeShade="80"/>
-        </w:rPr>
-      </w:pPr>
-      <w:r>
-        <w:rPr>
-          <w:color w:val="501549" w:themeColor="accent5" w:themeShade="80"/>
-        </w:rPr>
-        <w:pict w14:anchorId="3773272F">
-          <v:rect id="_x0000_i1028" style="width:0;height:1.5pt" o:hralign="center" o:hrstd="t" o:hr="t" fillcolor="#a0a0a0" stroked="f"/>
-        </w:pict>
-      </w:r>
-    </w:p>
-    <w:p>
-      <w:pPr>
+      </w:pPr>
+      <w:r>
         <w:rPr>
           <w:b/>
           <w:bCs/>
           <w:color w:val="501549" w:themeColor="accent5" w:themeShade="80"/>
         </w:rPr>
-      </w:pPr>
-      <w:r>
+        <w:t>2.7 Cognitive Load, Learnability, and the Wundt Curve</w:t>
+      </w:r>
+    </w:p>
+    <w:p>
+      <w:pPr>
+        <w:rPr>
+          <w:color w:val="501549" w:themeColor="accent5" w:themeShade="80"/>
+        </w:rPr>
+      </w:pPr>
+    </w:p>
+    <w:p>
+      <w:r>
+        <w:t>Cognitive load and learnability are central concerns in human–computer interaction, particularly within mobile environments where attention is limited and interactions are often brief. Cognitive load refers to the mental effort required to process information, make decisions, and execute tasks within an interface. When this load exceeds a user’s capacity, performance deteriorates, errors increase, and overall experience quality declines (Norman, 2013).</w:t>
+      </w:r>
+    </w:p>
+    <w:p>
+      <w:r>
+        <w:t xml:space="preserve">In fragmented digital journeys, cognitive load accumulates across applications rather than being confined to a single interface. Each app switch requires users to recall where functionality is located, adapt to different navigation structures, and re-establish task context. Research on multitasking and interruptions demonstrates that this repeated context switching significantly increases mental workload and disrupts task flow (González &amp; Mark, 2004; </w:t>
+      </w:r>
+      <w:proofErr w:type="spellStart"/>
+      <w:r>
+        <w:t>Oulasvirta</w:t>
+      </w:r>
+      <w:proofErr w:type="spellEnd"/>
+      <w:r>
+        <w:t xml:space="preserve"> et al., 2005). In mobile contexts, these effects are amplified due to constrained screen space and frequent environmental interruptions.</w:t>
+      </w:r>
+    </w:p>
+    <w:p>
+      <w:r>
+        <w:t>Learnability—the ease with which users can become proficient with a system—plays a crucial role in moderating cognitive load over time. Well-designed systems allow users to form stable mental models, enabling interaction to become more automatic and less cognitively demanding. However, when functionality is distributed across multiple applications, users must learn and maintain several mental models simultaneously. This fragmentation undermines learnability at the system level, even if individual applications are easy to use in isolation.</w:t>
+      </w:r>
+    </w:p>
+    <w:p>
+      <w:r>
+        <w:t xml:space="preserve">The relationship between complexity, stimulation, and user performance can be understood through the lens of the </w:t>
+      </w:r>
+      <w:r>
+        <w:rPr>
+          <w:b/>
+          <w:bCs/>
+        </w:rPr>
+        <w:t>Wundt curve</w:t>
+      </w:r>
+      <w:r>
+        <w:t>, also known as the inverted-U model of arousal and performance. The Wundt curve suggests that performance is optimised at moderate levels of stimulation, while both under-stimulation and over-stimulation lead to reduced effectiveness. Applied to interface design, overly simple systems may fail to engage users, while overly complex or cognitively demanding systems overwhelm them.</w:t>
+      </w:r>
+    </w:p>
+    <w:p>
+      <w:r>
+        <w:t>Multifunctional applications sit at a critical point on this curve. By consolidating related tasks within a single environment, such systems have the potential to reduce cognitive load by minimising context switching and supporting continuity. However, if poorly designed, they risk introducing excessive complexity, steep learning curves, and feature overload. The success of a multifunctional platform therefore depends not on the number of features it offers, but on how effectively it balances integration with clarity.</w:t>
+      </w:r>
+    </w:p>
+    <w:p>
+      <w:r>
+        <w:lastRenderedPageBreak/>
+        <w:t xml:space="preserve">This balance is evident when comparing unified </w:t>
+      </w:r>
+      <w:proofErr w:type="spellStart"/>
+      <w:r>
+        <w:t>superapps</w:t>
+      </w:r>
+      <w:proofErr w:type="spellEnd"/>
+      <w:r>
+        <w:t xml:space="preserve"> with fragmented ecosystems. Unified platforms aim to keep users within an optimal zone of cognitive stimulation by maintaining consistent interaction patterns and reducing the need for recall. Fragmented systems, by contrast, often push users toward the upper end of the Wundt curve, where excessive switching, inconsistency, and memory demands degrade performance and satisfaction.</w:t>
+      </w:r>
+    </w:p>
+    <w:p>
+      <w:r>
+        <w:t>Understanding this trade-off is essential for evaluating multifunctional app design. Rather than assuming that consolidation is inherently beneficial, designers must consider how integration affects cognitive load, learnability, and long-term user performance. These considerations are particularly relevant in domains such as fitness, where users engage with applications frequently but briefly, and where disruption to flow can significantly impact motivation and adherence.</w:t>
+      </w:r>
+    </w:p>
+    <w:p>
+      <w:pPr>
+        <w:rPr>
+          <w:color w:val="501549" w:themeColor="accent5" w:themeShade="80"/>
+        </w:rPr>
+      </w:pPr>
+    </w:p>
+    <w:p>
+      <w:pPr>
         <w:rPr>
           <w:b/>
           <w:bCs/>
           <w:color w:val="501549" w:themeColor="accent5" w:themeShade="80"/>
         </w:rPr>
-        <w:t>2.5 User Journeys and Digital Service Design</w:t>
-      </w:r>
-    </w:p>
-    <w:p>
-      <w:pPr>
-        <w:rPr>
-          <w:color w:val="501549" w:themeColor="accent5" w:themeShade="80"/>
-        </w:rPr>
       </w:pPr>
       <w:r>
         <w:rPr>
@@ -1258,121 +869,65 @@
           <w:bCs/>
           <w:color w:val="501549" w:themeColor="accent5" w:themeShade="80"/>
         </w:rPr>
-        <w:t>Purpose:</w:t>
-      </w:r>
-      <w:r>
+        <w:t>2.8 Fragmentation in Fitness App Ecosystems</w:t>
+      </w:r>
+    </w:p>
+    <w:p>
+      <w:r>
+        <w:t>Fitness-related mobile experiences provide a clear and contemporary example of fragmented digital journeys. Users seeking to manage workouts, track progress, time rest periods, record notes, and monitor health metrics are often required to engage with multiple independent applications. These may include workout logging apps, stopwatch or timer tools, note-taking applications, music players, and wearable companion apps. Although each application may be well-designed in isolation, collectively they form a disjointed ecosystem that places a significant cognitive burden on the user.</w:t>
+      </w:r>
+    </w:p>
+    <w:p>
+      <w:r>
+        <w:t xml:space="preserve">This fragmentation is particularly problematic given the situational context of gym use. Fitness activities are time-sensitive, physically demanding, and frequently interrupted. Users often interact with their devices briefly between sets or exercises, leaving little tolerance for complex navigation or prolonged attention. In such contexts, repeated app switching disrupts task flow and increases reliance on memory rather than recognition, exacerbating cognitive load (Norman, 2013; </w:t>
+      </w:r>
+      <w:proofErr w:type="spellStart"/>
+      <w:r>
+        <w:t>Oulasvirta</w:t>
+      </w:r>
+      <w:proofErr w:type="spellEnd"/>
+      <w:r>
+        <w:t xml:space="preserve"> et al., 2005).</w:t>
+      </w:r>
+    </w:p>
+    <w:p>
+      <w:r>
+        <w:t>From a user journey perspective, the fitness experience rarely consists of a single discrete task. Instead, it is a continuous sequence of interrelated actions: reviewing a workout plan, performing exercises, timing rest intervals, recording performance, and reflecting on progress. When these actions are distributed across separate applications, users must repeatedly reorient themselves, manage multiple mental models, and reconstruct task context. This undermines continuity and diminishes the sense of engagement and momentum that is critical to sustained fitness motivation.</w:t>
+      </w:r>
+    </w:p>
+    <w:p>
+      <w:r>
+        <w:t>Research on task fragmentation and multitasking further suggests that such context switching incurs measurable performance costs, including increased error rates and reduced efficiency (González &amp; Mark, 2004). In fitness settings, these costs may manifest as forgotten sets, inaccurate logging, or abandoned tracking altogether. Over time, this friction can contribute to disengagement and reduced adherence to fitness routines.</w:t>
+      </w:r>
+    </w:p>
+    <w:p>
+      <w:r>
+        <w:t xml:space="preserve">Despite the proliferation of fitness applications, relatively few platforms attempt to address this fragmentation holistically. Many apps focus on a single core function—such as tracking workouts or monitoring health data—while assuming that users will integrate these tools manually into their broader routines. This assumption overlooks the cumulative cognitive </w:t>
+      </w:r>
+      <w:r>
+        <w:lastRenderedPageBreak/>
+        <w:t>impact of fragmented journeys and places the burden of integration on the user rather than the system.</w:t>
+      </w:r>
+    </w:p>
+    <w:p>
+      <w:r>
+        <w:t>This project positions the fitness domain as an ideal case study for examining fragmented digital journeys and exploring the potential of multifunctional mobile design. By analysing the limitations of existing fitness app ecosystems and comparing them with integrated platform models, the study aims to investigate whether consolidating related tools into a single, cohesive application can meaningfully improve journey continuity, reduce cognitive load, and enhance overall user experience.</w:t>
+      </w:r>
+    </w:p>
+    <w:p>
+      <w:pPr>
         <w:rPr>
           <w:color w:val="501549" w:themeColor="accent5" w:themeShade="80"/>
         </w:rPr>
-        <w:br/>
-        <w:t>Shift from “what’s wrong” to “how designers think about fixing it”.</w:t>
-      </w:r>
-    </w:p>
-    <w:p>
-      <w:pPr>
-        <w:rPr>
-          <w:color w:val="501549" w:themeColor="accent5" w:themeShade="80"/>
-        </w:rPr>
-      </w:pPr>
-      <w:r>
+      </w:pPr>
+    </w:p>
+    <w:p>
+      <w:pPr>
         <w:rPr>
           <w:b/>
           <w:bCs/>
           <w:color w:val="501549" w:themeColor="accent5" w:themeShade="80"/>
         </w:rPr>
-        <w:t>Include:</w:t>
-      </w:r>
-    </w:p>
-    <w:p>
-      <w:pPr>
-        <w:numPr>
-          <w:ilvl w:val="0"/>
-          <w:numId w:val="5"/>
-        </w:numPr>
-        <w:rPr>
-          <w:color w:val="501549" w:themeColor="accent5" w:themeShade="80"/>
-        </w:rPr>
-      </w:pPr>
-      <w:r>
-        <w:rPr>
-          <w:color w:val="501549" w:themeColor="accent5" w:themeShade="80"/>
-        </w:rPr>
-        <w:t>Service design thinking</w:t>
-      </w:r>
-    </w:p>
-    <w:p>
-      <w:pPr>
-        <w:numPr>
-          <w:ilvl w:val="0"/>
-          <w:numId w:val="5"/>
-        </w:numPr>
-        <w:rPr>
-          <w:color w:val="501549" w:themeColor="accent5" w:themeShade="80"/>
-        </w:rPr>
-      </w:pPr>
-      <w:r>
-        <w:rPr>
-          <w:color w:val="501549" w:themeColor="accent5" w:themeShade="80"/>
-        </w:rPr>
-        <w:t>Journey mapping</w:t>
-      </w:r>
-    </w:p>
-    <w:p>
-      <w:pPr>
-        <w:numPr>
-          <w:ilvl w:val="0"/>
-          <w:numId w:val="5"/>
-        </w:numPr>
-        <w:rPr>
-          <w:color w:val="501549" w:themeColor="accent5" w:themeShade="80"/>
-        </w:rPr>
-      </w:pPr>
-      <w:r>
-        <w:rPr>
-          <w:color w:val="501549" w:themeColor="accent5" w:themeShade="80"/>
-        </w:rPr>
-        <w:t>Emotional continuity</w:t>
-      </w:r>
-    </w:p>
-    <w:p>
-      <w:pPr>
-        <w:numPr>
-          <w:ilvl w:val="0"/>
-          <w:numId w:val="5"/>
-        </w:numPr>
-        <w:rPr>
-          <w:color w:val="501549" w:themeColor="accent5" w:themeShade="80"/>
-        </w:rPr>
-      </w:pPr>
-      <w:r>
-        <w:rPr>
-          <w:color w:val="501549" w:themeColor="accent5" w:themeShade="80"/>
-        </w:rPr>
-        <w:t>End-to-end experience vs isolated interactions</w:t>
-      </w:r>
-    </w:p>
-    <w:p>
-      <w:pPr>
-        <w:numPr>
-          <w:ilvl w:val="0"/>
-          <w:numId w:val="5"/>
-        </w:numPr>
-        <w:rPr>
-          <w:color w:val="501549" w:themeColor="accent5" w:themeShade="80"/>
-        </w:rPr>
-      </w:pPr>
-      <w:r>
-        <w:rPr>
-          <w:color w:val="501549" w:themeColor="accent5" w:themeShade="80"/>
-        </w:rPr>
-        <w:t>Designing for flow rather than features</w:t>
-      </w:r>
-    </w:p>
-    <w:p>
-      <w:pPr>
-        <w:rPr>
-          <w:color w:val="501549" w:themeColor="accent5" w:themeShade="80"/>
-        </w:rPr>
       </w:pPr>
       <w:r>
         <w:rPr>
@@ -1380,1492 +935,140 @@
           <w:bCs/>
           <w:color w:val="501549" w:themeColor="accent5" w:themeShade="80"/>
         </w:rPr>
-        <w:t>Why it matters:</w:t>
-      </w:r>
-      <w:r>
+        <w:t>2.9 Literature Review Summary and Research Gap</w:t>
+      </w:r>
+    </w:p>
+    <w:p>
+      <w:r>
+        <w:t>This literature review has examined the evolution of human–computer interaction, shifting from early command-line systems to contemporary mobile, voice-driven, and context-aware interfaces. As interaction paradigms have evolved, so too have the challenges associated with usability, cognitive load, and user experience. While early research largely focused on isolated interfaces, modern mobile usage increasingly involves complex, multi-application ecosystems that extend beyond single-task interactions.</w:t>
+      </w:r>
+    </w:p>
+    <w:p>
+      <w:r>
+        <w:t>The review has highlighted the growing prevalence of fragmented digital journeys, particularly within mobile environments. Studies on multitasking and context switching demonstrate that fragmentation introduces significant cognitive costs, disrupting task continuity and increasing mental workload. These effects are further intensified in mobile contexts, where limited attention, constrained interfaces, and frequent interruptions are common. The literature suggests that while individual applications may be usable in isolation, overall user experience is often undermined at the journey level.</w:t>
+      </w:r>
+    </w:p>
+    <w:p>
+      <w:r>
+        <w:t xml:space="preserve">Research in digital service design and user journey modelling has responded to this shift by emphasising holistic, cross-platform experiences rather than discrete interactions. However, much of this work remains conceptual or organisational in focus, offering limited empirical investigation into how journey fragmentation affects usability in everyday mobile scenarios. Similarly, studies of multifunctional platforms and </w:t>
+      </w:r>
+      <w:proofErr w:type="spellStart"/>
+      <w:r>
+        <w:t>superapps</w:t>
+      </w:r>
+      <w:proofErr w:type="spellEnd"/>
+      <w:r>
+        <w:t xml:space="preserve"> demonstrate the potential benefits of integration but often concentrate on large-scale ecosystems, cultural factors, or platform dominance rather than moment-to-moment user experience.</w:t>
+      </w:r>
+    </w:p>
+    <w:p>
+      <w:r>
+        <w:t>Notably, there is a lack of applied research examining fragmentation within specific, routine activity domains such as fitness, where users engage in frequent, short, and context-sensitive interactions. Existing fitness applications largely adopt single-purpose design approaches, implicitly assuming that users will manage integration across multiple tools. This gap suggests a need for focused investigation into whether multifunctional mobile design can meaningfully reduce fragmentation and improve journey continuity in such settings.</w:t>
+      </w:r>
+    </w:p>
+    <w:p>
+      <w:r>
+        <w:t>Furthermore, while theories of cognitive load, learnability, and optimal stimulation—such as those described by the Wundt curve—provide valuable frameworks for understanding user performance, their application to multifunctional mobile environments remains underexplored. In particular, there is limited research evaluating how integrated app design can balance complexity and usability without introducing feature overload.</w:t>
+      </w:r>
+    </w:p>
+    <w:p>
+      <w:r>
+        <w:t xml:space="preserve">In response to these gaps, this project adopts a fitness-based case study to investigate fragmented mobile journeys and explore the potential of multifunctional app design as a means </w:t>
+      </w:r>
+      <w:r>
+        <w:lastRenderedPageBreak/>
+        <w:t>of unifying user experience. By designing and evaluating a prototype that consolidates commonly used fitness-related tools, the study aims to contribute empirical insight into how integrated mobile applications can support more coherent, efficient, and cognitively sustainable user journeys.</w:t>
+      </w:r>
+    </w:p>
+    <w:p>
+      <w:pPr>
         <w:rPr>
           <w:color w:val="501549" w:themeColor="accent5" w:themeShade="80"/>
         </w:rPr>
-        <w:br/>
-        <w:t xml:space="preserve">Supports your move away from heuristics toward </w:t>
-      </w:r>
-      <w:r>
+      </w:pPr>
+    </w:p>
+    <w:p>
+      <w:r>
+        <w:t>Reference List:</w:t>
+      </w:r>
+    </w:p>
+    <w:p>
+      <w:r>
+        <w:t>Billinghurst, M., Clark, A. and Lee, G. (2015) ‘A survey of augmented reality’, Foundations and Trends in Human–Computer Interaction, 8(2–3), pp. 73–272.</w:t>
+      </w:r>
+    </w:p>
+    <w:p/>
+    <w:p>
+      <w:r>
+        <w:t xml:space="preserve">Bubeck, S. et al. (2023) ‘Sparks of artificial general intelligence: Early experiments with GPT-4’, </w:t>
+      </w:r>
+      <w:proofErr w:type="spellStart"/>
+      <w:r>
+        <w:t>arXiv</w:t>
+      </w:r>
+      <w:proofErr w:type="spellEnd"/>
+      <w:r>
+        <w:t xml:space="preserve"> preprint arXiv:2303.12712.</w:t>
+      </w:r>
+    </w:p>
+    <w:p/>
+    <w:p>
+      <w:r>
+        <w:t>González, V.M. and Mark, G. (2004) ‘“Constant, constant, multi-tasking craziness”: Managing multiple working spheres’, Proceedings of the SIGCHI Conference on Human Factors in Computing Systems (CHI ’04), Vienna, Austria. New York: ACM, pp. 113–120.</w:t>
+      </w:r>
+    </w:p>
+    <w:p/>
+    <w:p>
+      <w:r>
+        <w:t>Hoy, M.B. (2018) ‘Alexa, Siri, Cortana, and more: An introduction to voice assistants’, Computer, 51(1), pp. 72–75.</w:t>
+      </w:r>
+    </w:p>
+    <w:p>
+      <w:pPr>
         <w:rPr>
           <w:b/>
           <w:bCs/>
-          <w:color w:val="501549" w:themeColor="accent5" w:themeShade="80"/>
-        </w:rPr>
-        <w:t>journey quality</w:t>
-      </w:r>
-      <w:r>
-        <w:rPr>
-          <w:color w:val="501549" w:themeColor="accent5" w:themeShade="80"/>
-        </w:rPr>
-        <w:t>.</w:t>
+        </w:rPr>
+      </w:pPr>
+    </w:p>
+    <w:p>
+      <w:pPr>
+        <w:rPr>
+          <w:color w:val="196B24" w:themeColor="accent3"/>
+        </w:rPr>
+      </w:pPr>
+      <w:r>
+        <w:rPr>
+          <w:color w:val="196B24" w:themeColor="accent3"/>
+        </w:rPr>
+        <w:t>Myers, B.A. (1996) ‘A brief history of human-computer interaction technology’, Interactions, 5(2), pp. 44–54.</w:t>
       </w:r>
     </w:p>
     <w:p/>
     <w:p>
-      <w:r>
-        <w:t xml:space="preserve">Within human–computer interaction and service design, the concept of the user journey is used to describe the holistic experience of a user as they move through a sequence of interactions over time in pursuit of a goal. Unlike task-based models that focus on isolated actions, user </w:t>
-      </w:r>
-      <w:r>
-        <w:lastRenderedPageBreak/>
-        <w:t>journeys emphasise continuity, context, and the cumulative effect of interactions across touchpoints (Stickdorn &amp; Schneider, 2012).</w:t>
-      </w:r>
-    </w:p>
-    <w:p>
-      <w:r>
-        <w:t>Service design extends this perspective beyond individual interfaces to consider systems of interaction that may span multiple digital and non-digital services. Polaine, Løvlie, and Reason (2013) argue that meaningful user experience emerges not from single touchpoints, but from how those touchpoints connect to form a coherent whole. From this perspective, usability is not solely determined by how intuitive an interface is, but by how well a service supports progression, orientation, and understanding across an entire journey.</w:t>
-      </w:r>
-    </w:p>
-    <w:p>
-      <w:r>
-        <w:t>In digital contexts, user journeys are increasingly non-linear and distributed. Users may enter and exit services at multiple points, switch between platforms, or pause and resume activities over extended periods. This is particularly true in mobile environments, where interactions are brief and shaped by situational factors such as location, time pressure, and divided attention. As a result, journeys often unfold across multiple applications, each contributing only a partial segment of the overall experience.</w:t>
-      </w:r>
-    </w:p>
-    <w:p>
-      <w:r>
-        <w:t>Service design theory highlights the importance of maintaining continuity across these fragmented touchpoints. When services fail to align in structure or intent, users are forced to act as the integrators of the system, manually coordinating information and tasks between platforms. This places additional cognitive demands on users and increases friction, even when individual services are well designed in isolation (Norman, 2013).</w:t>
-      </w:r>
-    </w:p>
-    <w:p>
-      <w:r>
-        <w:t>Journey mapping is a common method used within service design to visualise these experiences and identify breakdowns in flow, confusion, or redundancy. By examining the emotional, cognitive, and temporal dimensions of a journey, designers can uncover pain points that are not visible through interface-level evaluation alone (Stickdorn &amp; Schneider, 2012). This approach is particularly valuable when assessing mobile ecosystems, where inefficiencies often arise between apps rather than within them.</w:t>
-      </w:r>
-    </w:p>
-    <w:p>
-      <w:r>
-        <w:t>Framed through a service design lens, fragmented digital journeys represent a structural design problem rather than a series of isolated usability failures. Addressing fragmentation therefore requires solutions that operate at the level of system integration and journey orchestration, rather than incremental interface improvements. This shift in focus underpins the growing interest in multifunctional platforms and superapps, which aim to consolidate services and reduce fragmentation by supporting end-to-end user journeys within a unified environment.</w:t>
-      </w:r>
-    </w:p>
-    <w:p>
-      <w:pPr>
-        <w:rPr>
-          <w:color w:val="501549" w:themeColor="accent5" w:themeShade="80"/>
-        </w:rPr>
-      </w:pPr>
-    </w:p>
-    <w:p>
-      <w:pPr>
-        <w:rPr>
-          <w:color w:val="501549" w:themeColor="accent5" w:themeShade="80"/>
-        </w:rPr>
-      </w:pPr>
-      <w:r>
-        <w:rPr>
-          <w:color w:val="501549" w:themeColor="accent5" w:themeShade="80"/>
-        </w:rPr>
-        <w:pict w14:anchorId="57B30100">
-          <v:rect id="_x0000_i1029" style="width:0;height:1.5pt" o:hralign="center" o:hrstd="t" o:hr="t" fillcolor="#a0a0a0" stroked="f"/>
-        </w:pict>
-      </w:r>
-    </w:p>
-    <w:p>
-      <w:pPr>
-        <w:rPr>
-          <w:b/>
-          <w:bCs/>
-          <w:color w:val="501549" w:themeColor="accent5" w:themeShade="80"/>
-        </w:rPr>
-      </w:pPr>
-      <w:r>
-        <w:rPr>
-          <w:b/>
-          <w:bCs/>
-          <w:color w:val="501549" w:themeColor="accent5" w:themeShade="80"/>
-        </w:rPr>
-        <w:t>2.6 Multifunctional Platforms and Superapps</w:t>
-      </w:r>
-    </w:p>
-    <w:p>
-      <w:pPr>
-        <w:rPr>
-          <w:color w:val="501549" w:themeColor="accent5" w:themeShade="80"/>
-        </w:rPr>
-      </w:pPr>
-      <w:r>
-        <w:rPr>
-          <w:b/>
-          <w:bCs/>
-          <w:color w:val="501549" w:themeColor="accent5" w:themeShade="80"/>
-        </w:rPr>
-        <w:t>Purpose:</w:t>
-      </w:r>
-      <w:r>
-        <w:rPr>
-          <w:color w:val="501549" w:themeColor="accent5" w:themeShade="80"/>
-        </w:rPr>
-        <w:br/>
-        <w:t xml:space="preserve">Introduce the idea that integration </w:t>
-      </w:r>
-      <w:r>
-        <w:rPr>
-          <w:i/>
-          <w:iCs/>
-          <w:color w:val="501549" w:themeColor="accent5" w:themeShade="80"/>
-        </w:rPr>
-        <w:t>can</w:t>
-      </w:r>
-      <w:r>
-        <w:rPr>
-          <w:color w:val="501549" w:themeColor="accent5" w:themeShade="80"/>
-        </w:rPr>
-        <w:t xml:space="preserve"> solve fragmentation.</w:t>
-      </w:r>
-    </w:p>
-    <w:p>
-      <w:pPr>
-        <w:rPr>
-          <w:color w:val="501549" w:themeColor="accent5" w:themeShade="80"/>
-        </w:rPr>
-      </w:pPr>
-    </w:p>
-    <w:p>
-      <w:r>
-        <w:t xml:space="preserve">In response to increasingly fragmented digital journeys, a growing number of platforms have adopted a multifunctional or “superapp” model. Rather than offering a single, narrowly defined service, superapps integrate multiple functions—such as communication, payments, content consumption, and task management—within a unified environment. The core aim of this </w:t>
-      </w:r>
-      <w:r>
-        <w:lastRenderedPageBreak/>
-        <w:t>approach is to reduce context switching, consolidate user activity, and support end-to-end journeys within a single system.</w:t>
-      </w:r>
-    </w:p>
-    <w:p>
-      <w:r>
-        <w:t>From a service design perspective, superapps represent an attempt to shift interaction away from isolated touchpoints toward continuous, system-level experiences. By centralising related services, these platforms seek to maintain stable mental models and reduce the cognitive effort required to move between tasks (Polaine, Løvlie, &amp; Reason, 2013). Instead of forcing users to navigate between multiple independent applications, multifunctional platforms position themselves as persistent environments through which users can fluidly transition between activities.</w:t>
-      </w:r>
-    </w:p>
-    <w:p>
-      <w:r>
-        <w:t>However, integration alone does not guarantee improved user experience. While multifunctional platforms may reduce fragmentation at the ecosystem level, they also introduce challenges related to complexity, discoverability, and learnability. As functionality accumulates within a single application, users may experience increased cognitive load, particularly when interfaces attempt to serve a wide range of tasks with divergent interaction patterns. This tension highlights a central design challenge: balancing consolidation with clarity.</w:t>
-      </w:r>
-    </w:p>
-    <w:p>
-      <w:r>
-        <w:t>Research in human–computer interaction suggests that usability issues at scale often emerge not from individual features, but from how systems organise and expose functionality over time (Norman, 2013). In multifunctional platforms, poor structural coherence can result in experiences that feel overwhelming or opaque, undermining the very continuity such systems aim to provide. Consequently, the success of a superapp depends not only on the breadth of its features, but on how effectively those features are orchestrated into coherent user journeys.</w:t>
-      </w:r>
-    </w:p>
-    <w:p>
-      <w:r>
-        <w:t>Multifunctional platforms can therefore be understood as an architectural response to fragmented journeys, rather than a purely interface-level solution. Their effectiveness must be evaluated in terms of journey continuity, cognitive effort, and the ease with which users can move between tasks without losing orientation. This makes them a particularly relevant lens through which to examine contemporary mobile ecosystems.</w:t>
-      </w:r>
-    </w:p>
-    <w:p>
-      <w:r>
-        <w:t>The following sections explore two contrasting examples of this model in practice. WeChat is examined as a widely cited example of a successful superapp that supports unified digital journeys, while Meta’s ecosystem is considered as a case where integration efforts have struggled to resolve fragmentation. Together, these case studies provide insight into the conditions under which multifunctional platforms succeed or fail in addressing fragmented user experiences.</w:t>
-      </w:r>
-    </w:p>
-    <w:p>
-      <w:pPr>
-        <w:rPr>
-          <w:color w:val="501549" w:themeColor="accent5" w:themeShade="80"/>
-        </w:rPr>
-      </w:pPr>
-    </w:p>
-    <w:p>
-      <w:pPr>
-        <w:rPr>
-          <w:color w:val="501549" w:themeColor="accent5" w:themeShade="80"/>
-        </w:rPr>
-      </w:pPr>
-    </w:p>
-    <w:p>
-      <w:pPr>
-        <w:rPr>
-          <w:color w:val="501549" w:themeColor="accent5" w:themeShade="80"/>
-        </w:rPr>
-      </w:pPr>
-    </w:p>
-    <w:p>
-      <w:pPr>
-        <w:rPr>
-          <w:color w:val="501549" w:themeColor="accent5" w:themeShade="80"/>
-        </w:rPr>
-      </w:pPr>
-    </w:p>
-    <w:p>
-      <w:pPr>
-        <w:rPr>
-          <w:color w:val="501549" w:themeColor="accent5" w:themeShade="80"/>
-        </w:rPr>
-      </w:pPr>
-    </w:p>
-    <w:p>
-      <w:pPr>
-        <w:rPr>
-          <w:color w:val="501549" w:themeColor="accent5" w:themeShade="80"/>
-        </w:rPr>
-      </w:pPr>
-    </w:p>
-    <w:p>
-      <w:pPr>
-        <w:rPr>
-          <w:color w:val="501549" w:themeColor="accent5" w:themeShade="80"/>
-        </w:rPr>
-      </w:pPr>
-    </w:p>
-    <w:p>
-      <w:pPr>
-        <w:rPr>
-          <w:color w:val="501549" w:themeColor="accent5" w:themeShade="80"/>
-        </w:rPr>
-      </w:pPr>
-    </w:p>
-    <w:p>
-      <w:pPr>
-        <w:rPr>
-          <w:b/>
-          <w:bCs/>
-          <w:color w:val="501549" w:themeColor="accent5" w:themeShade="80"/>
-        </w:rPr>
-      </w:pPr>
-      <w:r>
-        <w:rPr>
-          <w:b/>
-          <w:bCs/>
-          <w:color w:val="501549" w:themeColor="accent5" w:themeShade="80"/>
-        </w:rPr>
-        <w:lastRenderedPageBreak/>
-        <w:t>2.6.1 WeChat as a Unified Experience</w:t>
-      </w:r>
-    </w:p>
-    <w:p>
-      <w:pPr>
-        <w:numPr>
-          <w:ilvl w:val="0"/>
-          <w:numId w:val="6"/>
-        </w:numPr>
-        <w:rPr>
-          <w:color w:val="501549" w:themeColor="accent5" w:themeShade="80"/>
-        </w:rPr>
-      </w:pPr>
-      <w:r>
-        <w:rPr>
-          <w:color w:val="501549" w:themeColor="accent5" w:themeShade="80"/>
-        </w:rPr>
-        <w:t>Overview of WeChat</w:t>
-      </w:r>
-    </w:p>
-    <w:p>
-      <w:pPr>
-        <w:numPr>
-          <w:ilvl w:val="0"/>
-          <w:numId w:val="6"/>
-        </w:numPr>
-        <w:rPr>
-          <w:color w:val="501549" w:themeColor="accent5" w:themeShade="80"/>
-        </w:rPr>
-      </w:pPr>
-      <w:r>
-        <w:rPr>
-          <w:color w:val="501549" w:themeColor="accent5" w:themeShade="80"/>
-        </w:rPr>
-        <w:t>Amy Webb’s “stand-in for the internet itself”</w:t>
-      </w:r>
-    </w:p>
-    <w:p>
-      <w:pPr>
-        <w:numPr>
-          <w:ilvl w:val="0"/>
-          <w:numId w:val="6"/>
-        </w:numPr>
-        <w:rPr>
-          <w:color w:val="501549" w:themeColor="accent5" w:themeShade="80"/>
-        </w:rPr>
-      </w:pPr>
-      <w:r>
-        <w:rPr>
-          <w:color w:val="501549" w:themeColor="accent5" w:themeShade="80"/>
-        </w:rPr>
-        <w:t>Mini-program ecosystem</w:t>
-      </w:r>
-    </w:p>
-    <w:p>
-      <w:pPr>
-        <w:numPr>
-          <w:ilvl w:val="0"/>
-          <w:numId w:val="6"/>
-        </w:numPr>
-        <w:rPr>
-          <w:color w:val="501549" w:themeColor="accent5" w:themeShade="80"/>
-        </w:rPr>
-      </w:pPr>
-      <w:r>
-        <w:rPr>
-          <w:color w:val="501549" w:themeColor="accent5" w:themeShade="80"/>
-        </w:rPr>
-        <w:t>Why journeys remain coherent despite complexity</w:t>
-      </w:r>
-    </w:p>
-    <w:p>
-      <w:pPr>
-        <w:rPr>
-          <w:color w:val="501549" w:themeColor="accent5" w:themeShade="80"/>
-        </w:rPr>
-      </w:pPr>
-    </w:p>
-    <w:p>
-      <w:r>
-        <w:t>WeChat is widely regarded as one of the most mature examples of a multifunctional mobile platform, frequently cited in both academic and industry discourse as a benchmark for superapp design. Originally launched as a messaging application, WeChat has evolved into an integrated digital ecosystem supporting communication, payments, social networking, content consumption, booking services, and third-party applications within a single environment.</w:t>
-      </w:r>
-    </w:p>
-    <w:p>
-      <w:r>
-        <w:t>From a user journey perspective, WeChat’s primary strength lies in its ability to support extended, multi-step activities without requiring users to exit the platform. Tasks that would typically be distributed across several independent applications—such as arranging social plans, transferring money, accessing services, and managing daily activities—are consolidated into a continuous interaction space. This consolidation significantly reduces the need for context switching and helps preserve users’ mental models across tasks.</w:t>
-      </w:r>
-    </w:p>
-    <w:p>
-      <w:r>
-        <w:t>Service design theory emphasises the importance of continuity and coherence across touchpoints, particularly in complex digital ecosystems (Polaine, Løvlie, &amp; Reason, 2013). WeChat exemplifies this principle by positioning itself not as a collection of discrete features, but as a persistent environment through which users navigate a wide range of services. Industry commentators, including futurists such as Amy Webb, have characterised WeChat as functioning less like a single application and more like an infrastructural layer for digital life—effectively acting as a gateway to services rather than a destination in itself.</w:t>
-      </w:r>
-    </w:p>
-    <w:p>
-      <w:r>
-        <w:t>Crucially, WeChat’s integration strategy extends beyond feature aggregation. The platform maintains consistent interaction patterns, navigation structures, and visual language across its core services, allowing users to transfer knowledge from one task to another with minimal friction. This supports recognition over recall, reducing cognitive effort as users move between functions (Norman, 2013). Even when interacting with third-party “mini-programs,” users remain within the same overarching interface framework, preserving a sense of continuity.</w:t>
-      </w:r>
-    </w:p>
-    <w:p>
-      <w:r>
-        <w:t>WeChat also demonstrates how multifunctional platforms can mitigate fragmentation without overwhelming users. Rather than exposing all functionality simultaneously, services are layered contextually, emerging in response to user intent. This approach aligns with research suggesting that successful mobile interaction depends on supporting short, goal-oriented bursts of attention while maintaining overall task coherence (Oulasvirta et al., 2005).</w:t>
-      </w:r>
-    </w:p>
-    <w:p>
-      <w:r>
-        <w:t>However, it is important to acknowledge that WeChat’s success is partly shaped by its cultural, economic, and regulatory context. The platform operates within an ecosystem where users expect centralised digital services and where alternative applications are limited. Despite this, its design offers valuable insight into how multifunctional platforms can reduce fragmented journeys by prioritising integration, continuity, and system-level usability.</w:t>
-      </w:r>
-    </w:p>
-    <w:p>
-      <w:r>
-        <w:lastRenderedPageBreak/>
-        <w:t>In this respect, WeChat serves as a compelling example of how a superapp can transform fragmented mobile interactions into unified user journeys, providing a useful contrast to platforms that have attempted—but struggled—to achieve similar levels of integration.</w:t>
-      </w:r>
-    </w:p>
-    <w:p>
-      <w:pPr>
-        <w:rPr>
-          <w:color w:val="501549" w:themeColor="accent5" w:themeShade="80"/>
-        </w:rPr>
-      </w:pPr>
-    </w:p>
-    <w:p>
-      <w:pPr>
-        <w:rPr>
-          <w:b/>
-          <w:bCs/>
-          <w:color w:val="501549" w:themeColor="accent5" w:themeShade="80"/>
-        </w:rPr>
-      </w:pPr>
-      <w:r>
-        <w:rPr>
-          <w:b/>
-          <w:bCs/>
-          <w:color w:val="501549" w:themeColor="accent5" w:themeShade="80"/>
-        </w:rPr>
-        <w:t>2.6.2 Meta and the Failure of Integration</w:t>
-      </w:r>
-    </w:p>
-    <w:p>
-      <w:pPr>
-        <w:numPr>
-          <w:ilvl w:val="0"/>
-          <w:numId w:val="7"/>
-        </w:numPr>
-        <w:rPr>
-          <w:color w:val="501549" w:themeColor="accent5" w:themeShade="80"/>
-        </w:rPr>
-      </w:pPr>
-      <w:r>
-        <w:rPr>
-          <w:color w:val="501549" w:themeColor="accent5" w:themeShade="80"/>
-        </w:rPr>
-        <w:t>Fragmentation across Facebook, Messenger, Instagram, WhatsApp</w:t>
-      </w:r>
-    </w:p>
-    <w:p>
-      <w:pPr>
-        <w:numPr>
-          <w:ilvl w:val="0"/>
-          <w:numId w:val="7"/>
-        </w:numPr>
-        <w:rPr>
-          <w:color w:val="501549" w:themeColor="accent5" w:themeShade="80"/>
-        </w:rPr>
-      </w:pPr>
-      <w:r>
-        <w:rPr>
-          <w:color w:val="501549" w:themeColor="accent5" w:themeShade="80"/>
-        </w:rPr>
-        <w:t>Redundant features</w:t>
-      </w:r>
-    </w:p>
-    <w:p>
-      <w:pPr>
-        <w:numPr>
-          <w:ilvl w:val="0"/>
-          <w:numId w:val="7"/>
-        </w:numPr>
-        <w:rPr>
-          <w:color w:val="501549" w:themeColor="accent5" w:themeShade="80"/>
-        </w:rPr>
-      </w:pPr>
-      <w:r>
-        <w:rPr>
-          <w:color w:val="501549" w:themeColor="accent5" w:themeShade="80"/>
-        </w:rPr>
-        <w:t>Inconsistent interaction models</w:t>
-      </w:r>
-    </w:p>
-    <w:p>
-      <w:pPr>
-        <w:numPr>
-          <w:ilvl w:val="0"/>
-          <w:numId w:val="7"/>
-        </w:numPr>
-        <w:rPr>
-          <w:color w:val="501549" w:themeColor="accent5" w:themeShade="80"/>
-        </w:rPr>
-      </w:pPr>
-      <w:r>
-        <w:rPr>
-          <w:color w:val="501549" w:themeColor="accent5" w:themeShade="80"/>
-        </w:rPr>
-        <w:t>Why Meta provides features without journeys</w:t>
-      </w:r>
-    </w:p>
-    <w:p>
-      <w:pPr>
-        <w:rPr>
-          <w:color w:val="501549" w:themeColor="accent5" w:themeShade="80"/>
-        </w:rPr>
-      </w:pPr>
-      <w:r>
-        <w:rPr>
-          <w:b/>
-          <w:bCs/>
-          <w:color w:val="501549" w:themeColor="accent5" w:themeShade="80"/>
-        </w:rPr>
-        <w:t>Why it matters:</w:t>
-      </w:r>
-      <w:r>
-        <w:rPr>
-          <w:color w:val="501549" w:themeColor="accent5" w:themeShade="80"/>
-        </w:rPr>
-        <w:br/>
-        <w:t xml:space="preserve">Provides real-world evidence that integration success is </w:t>
-      </w:r>
-      <w:r>
-        <w:rPr>
-          <w:i/>
-          <w:iCs/>
-          <w:color w:val="501549" w:themeColor="accent5" w:themeShade="80"/>
-        </w:rPr>
-        <w:t>design-dependent</w:t>
-      </w:r>
-      <w:r>
-        <w:rPr>
-          <w:color w:val="501549" w:themeColor="accent5" w:themeShade="80"/>
-        </w:rPr>
-        <w:t>.</w:t>
-      </w:r>
-    </w:p>
-    <w:p>
-      <w:r>
-        <w:t>In contrast to WeChat’s unified platform model, Meta represents a fragmented approach to multifunctionality, despite controlling a portfolio of widely used mobile applications. Services such as Facebook, Instagram, WhatsApp, and Messenger collectively cover communication, content consumption, social networking, and commerce-related functions. However, rather than forming a cohesive superapp ecosystem, these services remain largely siloed, resulting in fragmented user journeys distributed across multiple applications.</w:t>
-      </w:r>
-    </w:p>
-    <w:p>
-      <w:r>
-        <w:t>From a user journey perspective, Meta’s ecosystem requires users to frequently switch contexts in order to complete related tasks. For example, communicating with contacts, sharing media, managing events, and interacting with communities often necessitate movement between separate apps, each with its own navigation logic, feature set, and interaction patterns. This fragmentation undermines continuity, forcing users to repeatedly reorient themselves and reconstruct task context.</w:t>
-      </w:r>
-    </w:p>
-    <w:p>
-      <w:r>
-        <w:t>Research in human–computer interaction demonstrates that such context switching imposes measurable cognitive costs. González and Mark (2004) show that interruptions and task switching disrupt workflow and increase mental effort, while mobile-specific studies highlight how short attention spans and frequent interruptions exacerbate these effects (Oulasvirta et al., 2005). In Meta’s ecosystem, even when applications are conceptually related, the lack of seamless transitions intensifies cognitive load and disrupts task flow.</w:t>
-      </w:r>
-    </w:p>
-    <w:p>
-      <w:r>
-        <w:t>Although Meta has attempted partial integration—such as cross-posting content or unifying messaging infrastructures—these efforts primarily operate at a technical or backend level rather than at the level of user experience. From the user’s perspective, interactions remain segmented, with limited support for end-to-end journeys across services. This contrasts sharply with service design principles that emphasise holistic experience design over isolated touchpoints (Stickdorn &amp; Schneider, 2011).</w:t>
-      </w:r>
-    </w:p>
-    <w:p>
-      <w:r>
-        <w:t>Furthermore, Meta’s applications have evolved independently over time, resulting in divergent interface conventions, feature hierarchies, and mental models. While each application may be usable in isolation, their collective use places a significant burden on users to remember where specific functions reside. This reliance on recall rather than recognition increases friction and heightens the risk of error, particularly in time-constrained mobile contexts (Norman, 2013).</w:t>
-      </w:r>
-    </w:p>
-    <w:p>
-      <w:r>
-        <w:lastRenderedPageBreak/>
-        <w:t>Unlike WeChat, Meta has not established a single persistent interaction space that users inhabit while moving between services. Instead, users are repeatedly required to exit and re-enter applications, breaking continuity and reinforcing fragmentation. As a result, Meta’s ecosystem exemplifies how multifunctionality at the organisational level does not necessarily translate into unified user experiences at the interaction level.</w:t>
-      </w:r>
-    </w:p>
-    <w:p>
-      <w:r>
-        <w:t>This failure to deliver coherent, cross-application journeys highlights a key distinction within multifunctional platform design: aggregation alone is insufficient. Without intentional system-level integration and journey-oriented design, multifunctional ecosystems risk amplifying fragmentation rather than resolving it. Meta therefore serves as a useful counterexample, illustrating the challenges and limitations of attempting to support complex user needs through loosely connected single-purpose applications.</w:t>
+      <w:pPr>
+        <w:rPr>
+          <w:color w:val="196B24" w:themeColor="accent3"/>
+        </w:rPr>
+      </w:pPr>
+      <w:r>
+        <w:rPr>
+          <w:color w:val="196B24" w:themeColor="accent3"/>
+        </w:rPr>
+        <w:t>Nielsen, J. (1994) Usability Engineering. San Francisco: Morgan Kaufmann.</w:t>
       </w:r>
     </w:p>
     <w:p/>
     <w:p>
       <w:pPr>
         <w:rPr>
-          <w:color w:val="501549" w:themeColor="accent5" w:themeShade="80"/>
-        </w:rPr>
-      </w:pPr>
-    </w:p>
-    <w:p>
-      <w:pPr>
-        <w:rPr>
-          <w:color w:val="501549" w:themeColor="accent5" w:themeShade="80"/>
-        </w:rPr>
-      </w:pPr>
-      <w:r>
-        <w:rPr>
-          <w:color w:val="501549" w:themeColor="accent5" w:themeShade="80"/>
-        </w:rPr>
-        <w:pict w14:anchorId="093A4F6B">
-          <v:rect id="_x0000_i1030" style="width:0;height:1.5pt" o:hralign="center" o:hrstd="t" o:hr="t" fillcolor="#a0a0a0" stroked="f"/>
-        </w:pict>
-      </w:r>
-    </w:p>
-    <w:p>
-      <w:pPr>
-        <w:rPr>
-          <w:b/>
-          <w:bCs/>
-          <w:color w:val="501549" w:themeColor="accent5" w:themeShade="80"/>
-        </w:rPr>
-      </w:pPr>
-      <w:r>
-        <w:rPr>
-          <w:b/>
-          <w:bCs/>
-          <w:color w:val="501549" w:themeColor="accent5" w:themeShade="80"/>
-        </w:rPr>
-        <w:t>2.7 Cognitive Load, Learnability, and the Wundt Curve</w:t>
-      </w:r>
-    </w:p>
-    <w:p>
-      <w:pPr>
-        <w:rPr>
-          <w:color w:val="501549" w:themeColor="accent5" w:themeShade="80"/>
-        </w:rPr>
-      </w:pPr>
-      <w:r>
-        <w:rPr>
-          <w:b/>
-          <w:bCs/>
-          <w:color w:val="501549" w:themeColor="accent5" w:themeShade="80"/>
-        </w:rPr>
-        <w:t>Purpose:</w:t>
-      </w:r>
-      <w:r>
-        <w:rPr>
-          <w:color w:val="501549" w:themeColor="accent5" w:themeShade="80"/>
-        </w:rPr>
-        <w:br/>
-        <w:t xml:space="preserve">Explain </w:t>
-      </w:r>
-      <w:r>
-        <w:rPr>
-          <w:i/>
-          <w:iCs/>
-          <w:color w:val="501549" w:themeColor="accent5" w:themeShade="80"/>
-        </w:rPr>
-        <w:t>why</w:t>
-      </w:r>
-      <w:r>
-        <w:rPr>
-          <w:color w:val="501549" w:themeColor="accent5" w:themeShade="80"/>
-        </w:rPr>
-        <w:t xml:space="preserve"> some multifunctional systems succeed while others overwhelm users.</w:t>
-      </w:r>
-    </w:p>
-    <w:p>
-      <w:pPr>
-        <w:rPr>
-          <w:color w:val="501549" w:themeColor="accent5" w:themeShade="80"/>
-        </w:rPr>
-      </w:pPr>
-      <w:r>
-        <w:rPr>
-          <w:b/>
-          <w:bCs/>
-          <w:color w:val="501549" w:themeColor="accent5" w:themeShade="80"/>
-        </w:rPr>
-        <w:t>Include:</w:t>
-      </w:r>
-    </w:p>
-    <w:p>
-      <w:pPr>
-        <w:numPr>
-          <w:ilvl w:val="0"/>
-          <w:numId w:val="8"/>
-        </w:numPr>
-        <w:rPr>
-          <w:color w:val="501549" w:themeColor="accent5" w:themeShade="80"/>
-        </w:rPr>
-      </w:pPr>
-      <w:r>
-        <w:rPr>
-          <w:color w:val="501549" w:themeColor="accent5" w:themeShade="80"/>
-        </w:rPr>
-        <w:t>Cognitive load theory</w:t>
-      </w:r>
-    </w:p>
-    <w:p>
-      <w:pPr>
-        <w:numPr>
-          <w:ilvl w:val="0"/>
-          <w:numId w:val="8"/>
-        </w:numPr>
-        <w:rPr>
-          <w:color w:val="501549" w:themeColor="accent5" w:themeShade="80"/>
-        </w:rPr>
-      </w:pPr>
-      <w:r>
-        <w:rPr>
-          <w:color w:val="501549" w:themeColor="accent5" w:themeShade="80"/>
-        </w:rPr>
-        <w:t>Learnability challenges in complex systems</w:t>
-      </w:r>
-    </w:p>
-    <w:p>
-      <w:pPr>
-        <w:numPr>
-          <w:ilvl w:val="0"/>
-          <w:numId w:val="8"/>
-        </w:numPr>
-        <w:rPr>
-          <w:color w:val="501549" w:themeColor="accent5" w:themeShade="80"/>
-        </w:rPr>
-      </w:pPr>
-      <w:r>
-        <w:rPr>
-          <w:color w:val="501549" w:themeColor="accent5" w:themeShade="80"/>
-        </w:rPr>
-        <w:t>The Wundt curve (optimal complexity)</w:t>
-      </w:r>
-    </w:p>
-    <w:p>
-      <w:pPr>
-        <w:numPr>
-          <w:ilvl w:val="0"/>
-          <w:numId w:val="8"/>
-        </w:numPr>
-        <w:rPr>
-          <w:color w:val="501549" w:themeColor="accent5" w:themeShade="80"/>
-        </w:rPr>
-      </w:pPr>
-      <w:r>
-        <w:rPr>
-          <w:color w:val="501549" w:themeColor="accent5" w:themeShade="80"/>
-        </w:rPr>
-        <w:t>Application to WeChat vs Meta</w:t>
-      </w:r>
-    </w:p>
-    <w:p>
-      <w:pPr>
-        <w:numPr>
-          <w:ilvl w:val="0"/>
-          <w:numId w:val="8"/>
-        </w:numPr>
-        <w:rPr>
-          <w:color w:val="501549" w:themeColor="accent5" w:themeShade="80"/>
-        </w:rPr>
-      </w:pPr>
-      <w:r>
-        <w:rPr>
-          <w:color w:val="501549" w:themeColor="accent5" w:themeShade="80"/>
-        </w:rPr>
-        <w:t>Implications for mobile app design</w:t>
-      </w:r>
-    </w:p>
-    <w:p>
-      <w:pPr>
-        <w:rPr>
-          <w:color w:val="501549" w:themeColor="accent5" w:themeShade="80"/>
-        </w:rPr>
-      </w:pPr>
-      <w:r>
-        <w:rPr>
-          <w:b/>
-          <w:bCs/>
-          <w:color w:val="501549" w:themeColor="accent5" w:themeShade="80"/>
-        </w:rPr>
-        <w:t>Key insight:</w:t>
-      </w:r>
-      <w:r>
-        <w:rPr>
-          <w:color w:val="501549" w:themeColor="accent5" w:themeShade="80"/>
-        </w:rPr>
-        <w:br/>
-        <w:t>Integration must balance richness with clarity.</w:t>
-      </w:r>
-    </w:p>
-    <w:p>
-      <w:pPr>
-        <w:rPr>
-          <w:color w:val="501549" w:themeColor="accent5" w:themeShade="80"/>
-        </w:rPr>
-      </w:pPr>
-    </w:p>
-    <w:p>
-      <w:r>
-        <w:t>Cognitive load and learnability are central concerns in human–computer interaction, particularly within mobile environments where attention is limited and interactions are often brief. Cognitive load refers to the mental effort required to process information, make decisions, and execute tasks within an interface. When this load exceeds a user’s capacity, performance deteriorates, errors increase, and overall experience quality declines (Norman, 2013).</w:t>
-      </w:r>
-    </w:p>
-    <w:p>
-      <w:r>
-        <w:t>In fragmented digital journeys, cognitive load accumulates across applications rather than being confined to a single interface. Each app switch requires users to recall where functionality is located, adapt to different navigation structures, and re-establish task context. Research on multitasking and interruptions demonstrates that this repeated context switching significantly increases mental workload and disrupts task flow (González &amp; Mark, 2004; Oulasvirta et al., 2005). In mobile contexts, these effects are amplified due to constrained screen space and frequent environmental interruptions.</w:t>
-      </w:r>
-    </w:p>
-    <w:p>
-      <w:r>
-        <w:lastRenderedPageBreak/>
-        <w:t>Learnability—the ease with which users can become proficient with a system—plays a crucial role in moderating cognitive load over time. Well-designed systems allow users to form stable mental models, enabling interaction to become more automatic and less cognitively demanding. However, when functionality is distributed across multiple applications, users must learn and maintain several mental models simultaneously. This fragmentation undermines learnability at the system level, even if individual applications are easy to use in isolation.</w:t>
-      </w:r>
-    </w:p>
-    <w:p>
-      <w:r>
-        <w:t xml:space="preserve">The relationship between complexity, stimulation, and user performance can be understood through the lens of the </w:t>
-      </w:r>
-      <w:r>
-        <w:rPr>
-          <w:b/>
-          <w:bCs/>
-        </w:rPr>
-        <w:t>Wundt curve</w:t>
-      </w:r>
-      <w:r>
-        <w:t>, also known as the inverted-U model of arousal and performance. The Wundt curve suggests that performance is optimised at moderate levels of stimulation, while both under-stimulation and over-stimulation lead to reduced effectiveness. Applied to interface design, overly simple systems may fail to engage users, while overly complex or cognitively demanding systems overwhelm them.</w:t>
-      </w:r>
-    </w:p>
-    <w:p>
-      <w:r>
-        <w:t>Multifunctional applications sit at a critical point on this curve. By consolidating related tasks within a single environment, such systems have the potential to reduce cognitive load by minimising context switching and supporting continuity. However, if poorly designed, they risk introducing excessive complexity, steep learning curves, and feature overload. The success of a multifunctional platform therefore depends not on the number of features it offers, but on how effectively it balances integration with clarity.</w:t>
-      </w:r>
-    </w:p>
-    <w:p>
-      <w:r>
-        <w:t>This balance is evident when comparing unified superapps with fragmented ecosystems. Unified platforms aim to keep users within an optimal zone of cognitive stimulation by maintaining consistent interaction patterns and reducing the need for recall. Fragmented systems, by contrast, often push users toward the upper end of the Wundt curve, where excessive switching, inconsistency, and memory demands degrade performance and satisfaction.</w:t>
-      </w:r>
-    </w:p>
-    <w:p>
-      <w:r>
-        <w:t>Understanding this trade-off is essential for evaluating multifunctional app design. Rather than assuming that consolidation is inherently beneficial, designers must consider how integration affects cognitive load, learnability, and long-term user performance. These considerations are particularly relevant in domains such as fitness, where users engage with applications frequently but briefly, and where disruption to flow can significantly impact motivation and adherence.</w:t>
-      </w:r>
-    </w:p>
-    <w:p/>
-    <w:p>
-      <w:pPr>
-        <w:rPr>
-          <w:color w:val="501549" w:themeColor="accent5" w:themeShade="80"/>
-        </w:rPr>
-      </w:pPr>
-      <w:r>
-        <w:rPr>
-          <w:color w:val="501549" w:themeColor="accent5" w:themeShade="80"/>
-        </w:rPr>
-        <w:pict w14:anchorId="1D057D5C">
-          <v:rect id="_x0000_i1031" style="width:0;height:1.5pt" o:hralign="center" o:hrstd="t" o:hr="t" fillcolor="#a0a0a0" stroked="f"/>
-        </w:pict>
-      </w:r>
-    </w:p>
-    <w:p>
-      <w:pPr>
-        <w:rPr>
-          <w:b/>
-          <w:bCs/>
-          <w:color w:val="501549" w:themeColor="accent5" w:themeShade="80"/>
-        </w:rPr>
-      </w:pPr>
-      <w:r>
-        <w:rPr>
-          <w:b/>
-          <w:bCs/>
-          <w:color w:val="501549" w:themeColor="accent5" w:themeShade="80"/>
-        </w:rPr>
-        <w:t>2.8 Fragmentation in Fitness App Ecosystems</w:t>
-      </w:r>
-    </w:p>
-    <w:p>
-      <w:pPr>
-        <w:rPr>
-          <w:color w:val="501549" w:themeColor="accent5" w:themeShade="80"/>
-        </w:rPr>
-      </w:pPr>
-      <w:r>
-        <w:rPr>
-          <w:b/>
-          <w:bCs/>
-          <w:color w:val="501549" w:themeColor="accent5" w:themeShade="80"/>
-        </w:rPr>
-        <w:t>Purpose:</w:t>
-      </w:r>
-      <w:r>
-        <w:rPr>
-          <w:color w:val="501549" w:themeColor="accent5" w:themeShade="80"/>
-        </w:rPr>
-        <w:br/>
-        <w:t>Bridge theory → case study.</w:t>
-      </w:r>
-    </w:p>
-    <w:p>
-      <w:pPr>
-        <w:rPr>
-          <w:color w:val="501549" w:themeColor="accent5" w:themeShade="80"/>
-        </w:rPr>
-      </w:pPr>
-      <w:r>
-        <w:rPr>
-          <w:b/>
-          <w:bCs/>
-          <w:color w:val="501549" w:themeColor="accent5" w:themeShade="80"/>
-        </w:rPr>
-        <w:t>Include:</w:t>
-      </w:r>
-    </w:p>
-    <w:p>
-      <w:pPr>
-        <w:numPr>
-          <w:ilvl w:val="0"/>
-          <w:numId w:val="9"/>
-        </w:numPr>
-        <w:rPr>
-          <w:color w:val="501549" w:themeColor="accent5" w:themeShade="80"/>
-        </w:rPr>
-      </w:pPr>
-      <w:r>
-        <w:rPr>
-          <w:color w:val="501549" w:themeColor="accent5" w:themeShade="80"/>
-        </w:rPr>
-        <w:t>Typical gym workflows</w:t>
-      </w:r>
-    </w:p>
-    <w:p>
-      <w:pPr>
-        <w:numPr>
-          <w:ilvl w:val="0"/>
-          <w:numId w:val="9"/>
-        </w:numPr>
-        <w:rPr>
-          <w:color w:val="501549" w:themeColor="accent5" w:themeShade="80"/>
-        </w:rPr>
-      </w:pPr>
-      <w:r>
-        <w:rPr>
-          <w:color w:val="501549" w:themeColor="accent5" w:themeShade="80"/>
-        </w:rPr>
-        <w:t>Reliance on multiple single-purpose apps</w:t>
-      </w:r>
-    </w:p>
-    <w:p>
-      <w:pPr>
-        <w:numPr>
-          <w:ilvl w:val="0"/>
-          <w:numId w:val="9"/>
-        </w:numPr>
-        <w:rPr>
-          <w:color w:val="501549" w:themeColor="accent5" w:themeShade="80"/>
-        </w:rPr>
-      </w:pPr>
-      <w:r>
-        <w:rPr>
-          <w:color w:val="501549" w:themeColor="accent5" w:themeShade="80"/>
-        </w:rPr>
-        <w:t>Short interaction windows</w:t>
-      </w:r>
-    </w:p>
-    <w:p>
-      <w:pPr>
-        <w:numPr>
-          <w:ilvl w:val="0"/>
-          <w:numId w:val="9"/>
-        </w:numPr>
-        <w:rPr>
-          <w:color w:val="501549" w:themeColor="accent5" w:themeShade="80"/>
-        </w:rPr>
-      </w:pPr>
-      <w:r>
-        <w:rPr>
-          <w:color w:val="501549" w:themeColor="accent5" w:themeShade="80"/>
-        </w:rPr>
-        <w:t>Time pressure between</w:t>
-      </w:r>
-      <w:r>
-        <w:rPr>
-          <w:color w:val="501549" w:themeColor="accent5" w:themeShade="80"/>
-        </w:rPr>
-        <w:tab/>
-      </w:r>
-      <w:r>
-        <w:rPr>
-          <w:color w:val="501549" w:themeColor="accent5" w:themeShade="80"/>
-        </w:rPr>
-        <w:t xml:space="preserve"> sets</w:t>
-      </w:r>
-    </w:p>
-    <w:p>
-      <w:pPr>
-        <w:numPr>
-          <w:ilvl w:val="0"/>
-          <w:numId w:val="9"/>
-        </w:numPr>
-        <w:rPr>
-          <w:color w:val="501549" w:themeColor="accent5" w:themeShade="80"/>
-        </w:rPr>
-      </w:pPr>
-      <w:r>
-        <w:rPr>
-          <w:color w:val="501549" w:themeColor="accent5" w:themeShade="80"/>
-        </w:rPr>
-        <w:lastRenderedPageBreak/>
-        <w:t>Cognitive disruption during physical activity</w:t>
-      </w:r>
-    </w:p>
-    <w:p>
-      <w:pPr>
-        <w:rPr>
-          <w:color w:val="501549" w:themeColor="accent5" w:themeShade="80"/>
-        </w:rPr>
-      </w:pPr>
-      <w:r>
-        <w:rPr>
-          <w:b/>
-          <w:bCs/>
-          <w:color w:val="501549" w:themeColor="accent5" w:themeShade="80"/>
-        </w:rPr>
-        <w:t>Why it matters:</w:t>
-      </w:r>
-      <w:r>
-        <w:rPr>
-          <w:color w:val="501549" w:themeColor="accent5" w:themeShade="80"/>
-        </w:rPr>
-        <w:br/>
-        <w:t xml:space="preserve">Justifies fitness as a </w:t>
-      </w:r>
-      <w:r>
-        <w:rPr>
-          <w:b/>
-          <w:bCs/>
-          <w:color w:val="501549" w:themeColor="accent5" w:themeShade="80"/>
-        </w:rPr>
-        <w:t>high-friction, high-impact domain</w:t>
-      </w:r>
-      <w:r>
-        <w:rPr>
-          <w:color w:val="501549" w:themeColor="accent5" w:themeShade="80"/>
-        </w:rPr>
-        <w:t xml:space="preserve"> for study.</w:t>
-      </w:r>
-    </w:p>
-    <w:p>
-      <w:pPr>
-        <w:rPr>
-          <w:color w:val="ADADAD" w:themeColor="background2" w:themeShade="BF"/>
-        </w:rPr>
-      </w:pPr>
-      <w:r>
-        <w:rPr>
-          <w:color w:val="ADADAD" w:themeColor="background2" w:themeShade="BF"/>
-        </w:rPr>
-        <w:t>Fitness-related mobile experiences provide a clear and contemporary example of fragmented digital journeys. Users seeking to manage workouts, track progress, time rest periods, record notes, and monitor health metrics are often required to engage with multiple independent applications. These may include workout logging apps, stopwatch or timer tools, note-taking applications, music players, and wearable companion apps. Although each application may be well-designed in isolation, collectively they form a disjointed ecosystem that places a significant cognitive burden on the user.</w:t>
-      </w:r>
-    </w:p>
-    <w:p>
-      <w:pPr>
-        <w:rPr>
-          <w:color w:val="ADADAD" w:themeColor="background2" w:themeShade="BF"/>
-        </w:rPr>
-      </w:pPr>
-      <w:r>
-        <w:rPr>
-          <w:color w:val="ADADAD" w:themeColor="background2" w:themeShade="BF"/>
-        </w:rPr>
-        <w:t>This fragmentation is particularly problematic given the situational context of gym use. Fitness activities are time-sensitive, physically demanding, and frequently interrupted. Users often interact with their devices briefly between sets or exercises, leaving little tolerance for complex navigation or prolonged attention. In such contexts, repeated app switching disrupts task flow and increases reliance on memory rather than recognition, exacerbating cognitive load (Norman, 2013; Oulasvirta et al., 2005).</w:t>
-      </w:r>
-    </w:p>
-    <w:p>
-      <w:pPr>
-        <w:rPr>
-          <w:color w:val="ADADAD" w:themeColor="background2" w:themeShade="BF"/>
-        </w:rPr>
-      </w:pPr>
-      <w:r>
-        <w:rPr>
-          <w:color w:val="ADADAD" w:themeColor="background2" w:themeShade="BF"/>
-        </w:rPr>
-        <w:t>From a user journey perspective, the fitness experience rarely consists of a single discrete task. Instead, it is a continuous sequence of interrelated actions: reviewing a workout plan, performing exercises, timing rest intervals, recording performance, and reflecting on progress. When these actions are distributed across separate applications, users must repeatedly reorient themselves, manage multiple mental models, and reconstruct task context. This undermines continuity and diminishes the sense of engagement and momentum that is critical to sustained fitness motivation.</w:t>
-      </w:r>
-    </w:p>
-    <w:p>
-      <w:pPr>
-        <w:rPr>
-          <w:color w:val="ADADAD" w:themeColor="background2" w:themeShade="BF"/>
-        </w:rPr>
-      </w:pPr>
-      <w:r>
-        <w:rPr>
-          <w:color w:val="ADADAD" w:themeColor="background2" w:themeShade="BF"/>
-        </w:rPr>
-        <w:t>Research on task fragmentation and multitasking further suggests that such context switching incurs measurable performance costs, including increased error rates and reduced efficiency (González &amp; Mark, 2004). In fitness settings, these costs may manifest as forgotten sets, inaccurate logging, or abandoned tracking altogether. Over time, this friction can contribute to disengagement and reduced adherence to fitness routines.</w:t>
-      </w:r>
-    </w:p>
-    <w:p>
-      <w:pPr>
-        <w:rPr>
-          <w:color w:val="ADADAD" w:themeColor="background2" w:themeShade="BF"/>
-        </w:rPr>
-      </w:pPr>
-      <w:r>
-        <w:rPr>
-          <w:color w:val="ADADAD" w:themeColor="background2" w:themeShade="BF"/>
-        </w:rPr>
-        <w:t>Despite the proliferation of fitness applications, relatively few platforms attempt to address this fragmentation holistically. Many apps focus on a single core function—such as tracking workouts or monitoring health data—while assuming that users will integrate these tools manually into their broader routines. This assumption overlooks the cumulative cognitive impact of fragmented journeys and places the burden of integration on the user rather than the system.</w:t>
-      </w:r>
-    </w:p>
-    <w:p>
-      <w:pPr>
-        <w:rPr>
-          <w:color w:val="ADADAD" w:themeColor="background2" w:themeShade="BF"/>
-        </w:rPr>
-      </w:pPr>
-      <w:r>
-        <w:rPr>
-          <w:color w:val="ADADAD" w:themeColor="background2" w:themeShade="BF"/>
-        </w:rPr>
-        <w:t>This project positions the fitness domain as an ideal case study for examining fragmented digital journeys and exploring the potential of multifunctional mobile design. By analysing the limitations of existing fitness app ecosystems and comparing them with integrated platform models, the study aims to investigate whether consolidating related tools into a single, cohesive application can meaningfully improve journey continuity, reduce cognitive load, and enhance overall user experience.</w:t>
-      </w:r>
-    </w:p>
-    <w:p>
-      <w:pPr>
-        <w:rPr>
-          <w:color w:val="ADADAD" w:themeColor="background2" w:themeShade="BF"/>
-        </w:rPr>
-      </w:pPr>
-    </w:p>
-    <w:p>
-      <w:pPr>
-        <w:rPr>
-          <w:color w:val="501549" w:themeColor="accent5" w:themeShade="80"/>
-        </w:rPr>
-      </w:pPr>
-      <w:r>
-        <w:rPr>
-          <w:color w:val="501549" w:themeColor="accent5" w:themeShade="80"/>
-        </w:rPr>
-        <w:pict w14:anchorId="76A702D1">
-          <v:rect id="_x0000_i1032" style="width:0;height:1.5pt" o:hralign="center" o:hrstd="t" o:hr="t" fillcolor="#a0a0a0" stroked="f"/>
-        </w:pict>
-      </w:r>
-    </w:p>
-    <w:p>
-      <w:pPr>
-        <w:rPr>
-          <w:b/>
-          <w:bCs/>
-          <w:color w:val="501549" w:themeColor="accent5" w:themeShade="80"/>
-        </w:rPr>
-      </w:pPr>
-      <w:r>
-        <w:rPr>
-          <w:b/>
-          <w:bCs/>
-          <w:color w:val="501549" w:themeColor="accent5" w:themeShade="80"/>
-        </w:rPr>
-        <w:lastRenderedPageBreak/>
-        <w:t>2.9 Literature Review Summary and Research Gap</w:t>
-      </w:r>
-    </w:p>
-    <w:p>
-      <w:pPr>
-        <w:rPr>
-          <w:color w:val="501549" w:themeColor="accent5" w:themeShade="80"/>
-        </w:rPr>
-      </w:pPr>
-      <w:r>
-        <w:rPr>
-          <w:b/>
-          <w:bCs/>
-          <w:color w:val="501549" w:themeColor="accent5" w:themeShade="80"/>
-        </w:rPr>
-        <w:t>Purpose:</w:t>
-      </w:r>
-      <w:r>
-        <w:rPr>
-          <w:color w:val="501549" w:themeColor="accent5" w:themeShade="80"/>
-        </w:rPr>
-        <w:br/>
-        <w:t xml:space="preserve">Explicitly state </w:t>
-      </w:r>
-      <w:r>
-        <w:rPr>
-          <w:i/>
-          <w:iCs/>
-          <w:color w:val="501549" w:themeColor="accent5" w:themeShade="80"/>
-        </w:rPr>
-        <w:t>why your project exists</w:t>
-      </w:r>
-      <w:r>
-        <w:rPr>
-          <w:color w:val="501549" w:themeColor="accent5" w:themeShade="80"/>
-        </w:rPr>
-        <w:t>.</w:t>
-      </w:r>
-    </w:p>
-    <w:p>
-      <w:pPr>
-        <w:rPr>
-          <w:color w:val="501549" w:themeColor="accent5" w:themeShade="80"/>
-        </w:rPr>
-      </w:pPr>
-      <w:r>
-        <w:rPr>
-          <w:b/>
-          <w:bCs/>
-          <w:color w:val="501549" w:themeColor="accent5" w:themeShade="80"/>
-        </w:rPr>
-        <w:t>Include:</w:t>
-      </w:r>
-    </w:p>
-    <w:p>
-      <w:pPr>
-        <w:numPr>
-          <w:ilvl w:val="0"/>
-          <w:numId w:val="10"/>
-        </w:numPr>
-        <w:rPr>
-          <w:color w:val="501549" w:themeColor="accent5" w:themeShade="80"/>
-        </w:rPr>
-      </w:pPr>
-      <w:r>
-        <w:rPr>
-          <w:color w:val="501549" w:themeColor="accent5" w:themeShade="80"/>
-        </w:rPr>
-        <w:t>Summary of key findings</w:t>
-      </w:r>
-    </w:p>
-    <w:p>
-      <w:pPr>
-        <w:numPr>
-          <w:ilvl w:val="0"/>
-          <w:numId w:val="10"/>
-        </w:numPr>
-        <w:rPr>
-          <w:color w:val="501549" w:themeColor="accent5" w:themeShade="80"/>
-        </w:rPr>
-      </w:pPr>
-      <w:r>
-        <w:rPr>
-          <w:color w:val="501549" w:themeColor="accent5" w:themeShade="80"/>
-        </w:rPr>
-        <w:t>What existing literature explains well</w:t>
-      </w:r>
-    </w:p>
-    <w:p>
-      <w:pPr>
-        <w:numPr>
-          <w:ilvl w:val="0"/>
-          <w:numId w:val="10"/>
-        </w:numPr>
-        <w:rPr>
-          <w:color w:val="501549" w:themeColor="accent5" w:themeShade="80"/>
-        </w:rPr>
-      </w:pPr>
-      <w:r>
-        <w:rPr>
-          <w:color w:val="501549" w:themeColor="accent5" w:themeShade="80"/>
-        </w:rPr>
-        <w:t>What it fails to address:</w:t>
-      </w:r>
-    </w:p>
-    <w:p>
-      <w:pPr>
-        <w:numPr>
-          <w:ilvl w:val="1"/>
-          <w:numId w:val="10"/>
-        </w:numPr>
-        <w:rPr>
-          <w:color w:val="501549" w:themeColor="accent5" w:themeShade="80"/>
-        </w:rPr>
-      </w:pPr>
-      <w:r>
-        <w:rPr>
-          <w:color w:val="501549" w:themeColor="accent5" w:themeShade="80"/>
-        </w:rPr>
-        <w:t>Practical evaluation of fragmentation</w:t>
-      </w:r>
-    </w:p>
-    <w:p>
-      <w:pPr>
-        <w:numPr>
-          <w:ilvl w:val="1"/>
-          <w:numId w:val="10"/>
-        </w:numPr>
-        <w:rPr>
-          <w:color w:val="501549" w:themeColor="accent5" w:themeShade="80"/>
-        </w:rPr>
-      </w:pPr>
-      <w:r>
-        <w:rPr>
-          <w:color w:val="501549" w:themeColor="accent5" w:themeShade="80"/>
-        </w:rPr>
-        <w:t>Journey-first prototype comparison</w:t>
-      </w:r>
-    </w:p>
-    <w:p>
-      <w:pPr>
-        <w:numPr>
-          <w:ilvl w:val="0"/>
-          <w:numId w:val="10"/>
-        </w:numPr>
-        <w:rPr>
-          <w:color w:val="501549" w:themeColor="accent5" w:themeShade="80"/>
-        </w:rPr>
-      </w:pPr>
-      <w:r>
-        <w:rPr>
-          <w:color w:val="501549" w:themeColor="accent5" w:themeShade="80"/>
-        </w:rPr>
-        <w:t>How your project addresses this gap</w:t>
-      </w:r>
-    </w:p>
-    <w:p>
-      <w:pPr>
-        <w:rPr>
-          <w:color w:val="501549" w:themeColor="accent5" w:themeShade="80"/>
-        </w:rPr>
-      </w:pPr>
-      <w:r>
-        <w:rPr>
-          <w:rFonts w:ascii="Segoe UI Emoji" w:hAnsi="Segoe UI Emoji" w:cs="Segoe UI Emoji"/>
-          <w:color w:val="501549" w:themeColor="accent5" w:themeShade="80"/>
-        </w:rPr>
-        <w:t>➡️</w:t>
-      </w:r>
-      <w:r>
-        <w:rPr>
-          <w:color w:val="501549" w:themeColor="accent5" w:themeShade="80"/>
-        </w:rPr>
-        <w:t xml:space="preserve"> This section sets up your methodology perfectly.</w:t>
-      </w:r>
-    </w:p>
-    <w:p>
-      <w:pPr>
-        <w:rPr>
-          <w:color w:val="747474" w:themeColor="background2" w:themeShade="80"/>
-        </w:rPr>
-      </w:pPr>
-      <w:r>
-        <w:rPr>
-          <w:color w:val="747474" w:themeColor="background2" w:themeShade="80"/>
-        </w:rPr>
-        <w:t>This literature review has examined the evolution of human–computer interaction, shifting from early command-line systems to contemporary mobile, voice-driven, and context-aware interfaces. As interaction paradigms have evolved, so too have the challenges associated with usability, cognitive load, and user experience. While early research largely focused on isolated interfaces, modern mobile usage increasingly involves complex, multi-application ecosystems that extend beyond single-task interactions.</w:t>
-      </w:r>
-    </w:p>
-    <w:p>
-      <w:pPr>
-        <w:rPr>
-          <w:color w:val="747474" w:themeColor="background2" w:themeShade="80"/>
-        </w:rPr>
-      </w:pPr>
-      <w:r>
-        <w:rPr>
-          <w:color w:val="747474" w:themeColor="background2" w:themeShade="80"/>
-        </w:rPr>
-        <w:t>The review has highlighted the growing prevalence of fragmented digital journeys, particularly within mobile environments. Studies on multitasking and context switching demonstrate that fragmentation introduces significant cognitive costs, disrupting task continuity and increasing mental workload. These effects are further intensified in mobile contexts, where limited attention, constrained interfaces, and frequent interruptions are common. The literature suggests that while individual applications may be usable in isolation, overall user experience is often undermined at the journey level.</w:t>
-      </w:r>
-    </w:p>
-    <w:p>
-      <w:pPr>
-        <w:rPr>
-          <w:color w:val="747474" w:themeColor="background2" w:themeShade="80"/>
-        </w:rPr>
-      </w:pPr>
-      <w:r>
-        <w:rPr>
-          <w:color w:val="747474" w:themeColor="background2" w:themeShade="80"/>
-        </w:rPr>
-        <w:t>Research in digital service design and user journey modelling has responded to this shift by emphasising holistic, cross-platform experiences rather than discrete interactions. However, much of this work remains conceptual or organisational in focus, offering limited empirical investigation into how journey fragmentation affects usability in everyday mobile scenarios. Similarly, studies of multifunctional platforms and superapps demonstrate the potential benefits of integration but often concentrate on large-scale ecosystems, cultural factors, or platform dominance rather than moment-to-moment user experience.</w:t>
-      </w:r>
-    </w:p>
-    <w:p>
-      <w:pPr>
-        <w:rPr>
-          <w:color w:val="747474" w:themeColor="background2" w:themeShade="80"/>
-        </w:rPr>
-      </w:pPr>
-      <w:r>
-        <w:rPr>
-          <w:color w:val="747474" w:themeColor="background2" w:themeShade="80"/>
-        </w:rPr>
-        <w:t>Notably, there is a lack of applied research examining fragmentation within specific, routine activity domains such as fitness, where users engage in frequent, short, and context-sensitive interactions. Existing fitness applications largely adopt single-purpose design approaches, implicitly assuming that users will manage integration across multiple tools. This gap suggests a need for focused investigation into whether multifunctional mobile design can meaningfully reduce fragmentation and improve journey continuity in such settings.</w:t>
-      </w:r>
-    </w:p>
-    <w:p>
-      <w:pPr>
-        <w:rPr>
-          <w:color w:val="747474" w:themeColor="background2" w:themeShade="80"/>
-        </w:rPr>
-      </w:pPr>
-      <w:r>
-        <w:rPr>
-          <w:color w:val="747474" w:themeColor="background2" w:themeShade="80"/>
-        </w:rPr>
-        <w:t xml:space="preserve">Furthermore, while theories of cognitive load, learnability, and optimal stimulation—such as those described by the Wundt curve—provide valuable frameworks for understanding user performance, their application to multifunctional mobile environments remains underexplored. </w:t>
-      </w:r>
-      <w:r>
-        <w:rPr>
-          <w:color w:val="747474" w:themeColor="background2" w:themeShade="80"/>
-        </w:rPr>
-        <w:lastRenderedPageBreak/>
-        <w:t>In particular, there is limited research evaluating how integrated app design can balance complexity and usability without introducing feature overload.</w:t>
-      </w:r>
-    </w:p>
-    <w:p>
-      <w:pPr>
-        <w:rPr>
-          <w:color w:val="747474" w:themeColor="background2" w:themeShade="80"/>
-        </w:rPr>
-      </w:pPr>
-      <w:r>
-        <w:rPr>
-          <w:color w:val="747474" w:themeColor="background2" w:themeShade="80"/>
-        </w:rPr>
-        <w:t>In response to these gaps, this project adopts a fitness-based case study to investigate fragmented mobile journeys and explore the potential of multifunctional app design as a means of unifying user experience. By designing and evaluating a prototype that consolidates commonly used fitness-related tools, the study aims to contribute empirical insight into how integrated mobile applications can support more coherent, efficient, and cognitively sustainable user journeys.</w:t>
-      </w:r>
-    </w:p>
-    <w:p>
-      <w:pPr>
-        <w:rPr>
-          <w:color w:val="747474" w:themeColor="background2" w:themeShade="80"/>
-        </w:rPr>
-      </w:pPr>
-    </w:p>
-    <w:p>
-      <w:pPr>
-        <w:rPr>
-          <w:color w:val="501549" w:themeColor="accent5" w:themeShade="80"/>
-        </w:rPr>
-      </w:pPr>
-    </w:p>
-    <w:p>
-      <w:pPr>
-        <w:rPr>
-          <w:color w:val="501549" w:themeColor="accent5" w:themeShade="80"/>
-        </w:rPr>
-      </w:pPr>
-    </w:p>
-    <w:p>
-      <w:pPr>
-        <w:rPr>
-          <w:color w:val="501549" w:themeColor="accent5" w:themeShade="80"/>
-        </w:rPr>
-      </w:pPr>
-    </w:p>
-    <w:p>
-      <w:pPr>
-        <w:rPr>
-          <w:color w:val="501549" w:themeColor="accent5" w:themeShade="80"/>
-        </w:rPr>
-      </w:pPr>
-    </w:p>
-    <w:p>
-      <w:pPr>
-        <w:rPr>
-          <w:color w:val="501549" w:themeColor="accent5" w:themeShade="80"/>
-        </w:rPr>
-      </w:pPr>
-    </w:p>
-    <w:p>
-      <w:pPr>
-        <w:rPr>
-          <w:color w:val="501549" w:themeColor="accent5" w:themeShade="80"/>
-        </w:rPr>
-      </w:pPr>
-    </w:p>
-    <w:p>
-      <w:pPr>
-        <w:rPr>
-          <w:color w:val="501549" w:themeColor="accent5" w:themeShade="80"/>
-        </w:rPr>
-      </w:pPr>
-    </w:p>
-    <w:p>
-      <w:pPr>
-        <w:rPr>
-          <w:color w:val="501549" w:themeColor="accent5" w:themeShade="80"/>
-        </w:rPr>
-      </w:pPr>
-    </w:p>
-    <w:p>
-      <w:pPr>
-        <w:rPr>
-          <w:color w:val="501549" w:themeColor="accent5" w:themeShade="80"/>
-        </w:rPr>
-      </w:pPr>
-    </w:p>
-    <w:p>
-      <w:r>
-        <w:t>Reference List:</w:t>
-      </w:r>
-    </w:p>
-    <w:p>
-      <w:r>
-        <w:t>Billinghurst, M., Clark, A. and Lee, G. (2015) ‘A survey of augmented reality’, Foundations and Trends in Human–Computer Interaction, 8(2–3), pp. 73–272.</w:t>
-      </w:r>
-    </w:p>
-    <w:p/>
-    <w:p>
-      <w:r>
-        <w:t>Bubeck, S. et al. (2023) ‘Sparks of artificial general intelligence: Early experiments with GPT-4’, arXiv preprint arXiv:2303.12712.</w:t>
-      </w:r>
-    </w:p>
-    <w:p/>
-    <w:p>
-      <w:r>
-        <w:t>González, V.M. and Mark, G. (2004) ‘“Constant, constant, multi-tasking craziness”: Managing multiple working spheres’, Proceedings of the SIGCHI Conference on Human Factors in Computing Systems (CHI ’04), Vienna, Austria. New York: ACM, pp. 113–120.</w:t>
-      </w:r>
-    </w:p>
-    <w:p/>
-    <w:p>
-      <w:pPr>
-        <w:rPr>
-          <w:b/>
-          <w:bCs/>
-        </w:rPr>
-      </w:pPr>
-      <w:r>
-        <w:rPr>
-          <w:b/>
-          <w:bCs/>
-        </w:rPr>
-        <w:t>Hoy, M.B. (2018) ‘Alexa, Siri, Cortana, and more: An introduction to voice assistants’, Computer, 51(1), pp. 72–75.</w:t>
-      </w:r>
-    </w:p>
-    <w:p>
-      <w:pPr>
-        <w:rPr>
-          <w:b/>
-          <w:bCs/>
-        </w:rPr>
-      </w:pPr>
-    </w:p>
-    <w:p>
-      <w:r>
-        <w:t>Myers, B.A. (1996) ‘A brief history of human-computer interaction technology’, Interactions, 5(2), pp. 44–54.</w:t>
-      </w:r>
-    </w:p>
-    <w:p/>
-    <w:p>
-      <w:r>
-        <w:lastRenderedPageBreak/>
-        <w:t>Nielsen, J. (1994) Usability Engineering. San Francisco: Morgan Kaufmann.</w:t>
-      </w:r>
-    </w:p>
-    <w:p/>
-    <w:p>
-      <w:r>
+          <w:color w:val="196B24" w:themeColor="accent3"/>
+        </w:rPr>
+      </w:pPr>
+      <w:r>
+        <w:rPr>
+          <w:color w:val="196B24" w:themeColor="accent3"/>
+        </w:rPr>
         <w:t>Norman, D.A. (2013) The Design of Everyday Things. Revised and expanded edition. New York: Basic Books.</w:t>
       </w:r>
     </w:p>
@@ -2877,28 +1080,75 @@
           <w:szCs w:val="18"/>
         </w:rPr>
       </w:pPr>
+      <w:proofErr w:type="spellStart"/>
       <w:r>
         <w:rPr>
           <w:sz w:val="18"/>
           <w:szCs w:val="18"/>
         </w:rPr>
-        <w:t>Oulasvirta, A., Tamminen, S., Roto, V. and Kuorelahti, J. (2005) ‘Interaction in 4-second bursts: The fragmented nature of attentional resources in mobile HCI’, Proceedings of the SIGCHI Conference on Human Factors in Computing Systems (CHI ’05), Portland, OR, USA. New York: ACM, pp. 919–928.</w:t>
+        <w:t>Oulasvirta</w:t>
+      </w:r>
+      <w:proofErr w:type="spellEnd"/>
+      <w:r>
+        <w:rPr>
+          <w:sz w:val="18"/>
+          <w:szCs w:val="18"/>
+        </w:rPr>
+        <w:t xml:space="preserve">, A., Tamminen, S., Roto, V. and </w:t>
+      </w:r>
+      <w:proofErr w:type="spellStart"/>
+      <w:r>
+        <w:rPr>
+          <w:sz w:val="18"/>
+          <w:szCs w:val="18"/>
+        </w:rPr>
+        <w:t>Kuorelahti</w:t>
+      </w:r>
+      <w:proofErr w:type="spellEnd"/>
+      <w:r>
+        <w:rPr>
+          <w:sz w:val="18"/>
+          <w:szCs w:val="18"/>
+        </w:rPr>
+        <w:t>, J. (2005) ‘Interaction in 4-second bursts: The fragmented nature of attentional resources in mobile HCI’, Proceedings of the SIGCHI Conference on Human Factors in Computing Systems (CHI ’05), Portland, OR, USA. New York: ACM, pp. 919–928.</w:t>
       </w:r>
     </w:p>
     <w:p/>
     <w:p>
-      <w:r>
-        <w:t>Polaine, A., Løvlie, L. and Reason, B. (2013) Service Design: From Insight to Implementation. Brooklyn, NY: Rosenfeld Media.</w:t>
+      <w:pPr>
+        <w:rPr>
+          <w:color w:val="196B24" w:themeColor="accent3"/>
+        </w:rPr>
+      </w:pPr>
+      <w:proofErr w:type="spellStart"/>
+      <w:r>
+        <w:rPr>
+          <w:color w:val="196B24" w:themeColor="accent3"/>
+        </w:rPr>
+        <w:t>Polaine</w:t>
+      </w:r>
+      <w:proofErr w:type="spellEnd"/>
+      <w:r>
+        <w:rPr>
+          <w:color w:val="196B24" w:themeColor="accent3"/>
+        </w:rPr>
+        <w:t>, A., Løvlie, L. and Reason, B. (2013) Service Design: From Insight to Implementation. Brooklyn, NY: Rosenfeld Media.</w:t>
       </w:r>
     </w:p>
     <w:p/>
     <w:p>
-      <w:r>
-        <w:t>Porcheron, M., Fischer, J.E., Reeves, S. and Sharples, S. (2018) ‘Voice interfaces in everyday life’, Proceedings of the SIGCHI Conference on Human Factors in Computing Systems (CHI ’18). New York: ACM.</w:t>
-      </w:r>
-    </w:p>
-    <w:p>
-      <w:r>
+      <w:proofErr w:type="spellStart"/>
+      <w:r>
+        <w:t>Porcheron</w:t>
+      </w:r>
+      <w:proofErr w:type="spellEnd"/>
+      <w:r>
+        <w:t>, M., Fischer, J.E., Reeves, S. and Sharples, S. (2018) ‘Voice interfaces in everyday life’, Proceedings of the SIGCHI Conference on Human Factors in Computing Systems (CHI ’18). New York: ACM.</w:t>
+      </w:r>
+    </w:p>
+    <w:p>
+      <w:r>
+        <w:lastRenderedPageBreak/>
         <w:t xml:space="preserve">EM360Tech (2024) ‘Meet Friend AI: Wearable that’s always listening’, EM360Tech, 30 July. Available at: </w:t>
       </w:r>
       <w:hyperlink r:id="rId5" w:tgtFrame="_new" w:history="1">
@@ -2926,7 +1176,15 @@
       </w:r>
     </w:p>
     <w:p>
-      <w:r>
+      <w:pPr>
+        <w:rPr>
+          <w:color w:val="196B24" w:themeColor="accent3"/>
+        </w:rPr>
+      </w:pPr>
+      <w:r>
+        <w:rPr>
+          <w:color w:val="196B24" w:themeColor="accent3"/>
+        </w:rPr>
         <w:t>Stickdorn, M. and Schneider, J. (2012) This Is Service Design Thinking: Basics, Tools, Cases. Hoboken, NJ: John Wiley &amp; Sons.</w:t>
       </w:r>
     </w:p>
@@ -5191,6 +3449,7 @@
   <w:style w:type="character" w:default="1" w:styleId="DefaultParagraphFont">
     <w:name w:val="Default Paragraph Font"/>
     <w:uiPriority w:val="1"/>
+    <w:semiHidden/>
     <w:unhideWhenUsed/>
   </w:style>
   <w:style w:type="table" w:default="1" w:styleId="TableNormal">

--- a/Report/Literature Review/Literature Review.docx
+++ b/Report/Literature Review/Literature Review.docx
@@ -4,145 +4,120 @@
   <w:body>
     <w:p>
       <w:pPr>
+        <w:jc w:val="center"/>
         <w:rPr>
-          <w:b/>
-          <w:bCs/>
-          <w:color w:val="501549" w:themeColor="accent5" w:themeShade="80"/>
+          <w:sz w:val="24"/>
+          <w:szCs w:val="24"/>
         </w:rPr>
       </w:pPr>
       <w:r>
         <w:rPr>
-          <w:b/>
-          <w:bCs/>
-          <w:color w:val="501549" w:themeColor="accent5" w:themeShade="80"/>
+          <w:sz w:val="24"/>
+          <w:szCs w:val="24"/>
         </w:rPr>
         <w:t>Literature Review</w:t>
       </w:r>
     </w:p>
     <w:p>
       <w:pPr>
+        <w:jc w:val="center"/>
         <w:rPr>
-          <w:b/>
-          <w:bCs/>
-          <w:color w:val="501549" w:themeColor="accent5" w:themeShade="80"/>
+          <w:sz w:val="36"/>
+          <w:szCs w:val="36"/>
         </w:rPr>
       </w:pPr>
-    </w:p>
-    <w:p>
-      <w:pPr>
+      <w:r>
         <w:rPr>
-          <w:b/>
-          <w:bCs/>
-          <w:color w:val="501549" w:themeColor="accent5" w:themeShade="80"/>
+          <w:sz w:val="36"/>
+          <w:szCs w:val="36"/>
         </w:rPr>
-      </w:pPr>
-      <w:r>
+        <w:t xml:space="preserve">From Fragmented Journeys to Unified Experiences: </w:t>
+      </w:r>
+    </w:p>
+    <w:p>
+      <w:pPr>
+        <w:jc w:val="center"/>
         <w:rPr>
-          <w:b/>
-          <w:bCs/>
-          <w:color w:val="501549" w:themeColor="accent5" w:themeShade="80"/>
+          <w:sz w:val="24"/>
+          <w:szCs w:val="24"/>
         </w:rPr>
+      </w:pPr>
+      <w:r>
+        <w:rPr>
+          <w:sz w:val="24"/>
+          <w:szCs w:val="24"/>
+        </w:rPr>
+        <w:t>Investigating Multifunctional Mobile App Design Through a Fitness Case Study</w:t>
+      </w:r>
+    </w:p>
+    <w:p>
+      <w:pPr>
+        <w:jc w:val="center"/>
+        <w:rPr>
+          <w:sz w:val="24"/>
+          <w:szCs w:val="24"/>
+        </w:rPr>
+      </w:pPr>
+      <w:r>
+        <w:rPr>
+          <w:sz w:val="24"/>
+          <w:szCs w:val="24"/>
+        </w:rPr>
+        <w:t>Marwan Ashhuby – 202244071 - John Whelan</w:t>
+      </w:r>
+    </w:p>
+    <w:p/>
+    <w:p>
+      <w:r>
         <w:t>2.1 Introduction to the Literature Review</w:t>
       </w:r>
     </w:p>
     <w:p>
-      <w:pPr>
-        <w:rPr>
-          <w:b/>
-          <w:bCs/>
-        </w:rPr>
-      </w:pPr>
-      <w:r>
-        <w:rPr>
-          <w:b/>
-          <w:bCs/>
-        </w:rPr>
-        <w:t>This literature review examines how contemporary mobile application design has evolved in response to changing patterns of user behaviour, with particular emphasis on the emergence of fragmented digital journeys and the growing prevalence of multifunctional platforms. As mobile devices have become embedded in everyday life, users increasingly rely on collections of applications rather than single tools to complete routine activities. While individual applications may be well designed in isolation, the overall user experience is often shaped by how effectively users can move between tasks, contexts, and services over time.</w:t>
-      </w:r>
-    </w:p>
-    <w:p>
-      <w:pPr>
-        <w:rPr>
-          <w:b/>
-          <w:bCs/>
-        </w:rPr>
-      </w:pPr>
-      <w:r>
-        <w:rPr>
-          <w:b/>
-          <w:bCs/>
-        </w:rPr>
-        <w:t>Traditional approaches to usability evaluation have largely focused on interface-level interaction, assessing how intuitive or efficient a system is within the boundaries of a single application. However, modern mobile usage is characterised by brief, intermittent interactions, frequent interruptions, and repeated context switching. In such environments, usability concerns extend beyond individual screens or features to encompass continuity, orientation, and cognitive effort across entire user journeys.</w:t>
-      </w:r>
-    </w:p>
-    <w:p>
-      <w:pPr>
-        <w:rPr>
-          <w:b/>
-          <w:bCs/>
-        </w:rPr>
-      </w:pPr>
-      <w:r>
-        <w:rPr>
-          <w:b/>
-          <w:bCs/>
-        </w:rPr>
-        <w:t>This review therefore adopts a journey-oriented perspective, drawing on literature from human–computer interaction, mobile usability, and service design. It explores how fragmented digital ecosystems impact cognitive load and task flow, and how multifunctional platforms seek to address these challenges by consolidating related functionality within unified environments. Particular attention is given to fitness applications as a representative domain in which users frequently move between multiple tools—such as workout trackers, timers, and note-taking apps—to complete a single real-world activity.</w:t>
-      </w:r>
-    </w:p>
-    <w:p>
-      <w:pPr>
-        <w:rPr>
-          <w:b/>
-          <w:bCs/>
-        </w:rPr>
-      </w:pPr>
-      <w:r>
-        <w:rPr>
-          <w:b/>
-          <w:bCs/>
-        </w:rPr>
-        <w:t>While established usability heuristics remain an important foundation within HCI research, this review positions them as part of a broader analytical framework rather than as the sole lens of evaluation. By synthesising research on interaction paradigms, user journeys, cognitive load, and platform integration, the literature review establishes the conceptual grounding for a case study that investigates whether multifunctional mobile design can reduce fragmentation and support more coherent, cognitively sustainable user journeys.</w:t>
-      </w:r>
-    </w:p>
-    <w:p>
-      <w:pPr>
-        <w:rPr>
-          <w:b/>
-          <w:bCs/>
-          <w:color w:val="501549" w:themeColor="accent5" w:themeShade="80"/>
-        </w:rPr>
-      </w:pPr>
-    </w:p>
-    <w:p>
-      <w:pPr>
-        <w:rPr>
-          <w:b/>
-          <w:bCs/>
-          <w:color w:val="501549" w:themeColor="accent5" w:themeShade="80"/>
-        </w:rPr>
-      </w:pPr>
-      <w:r>
-        <w:rPr>
-          <w:b/>
-          <w:bCs/>
-          <w:color w:val="501549" w:themeColor="accent5" w:themeShade="80"/>
-        </w:rPr>
+      <w:r>
+        <w:t>With a focus on the rise of fragmented digital journeys and the increasing ubiquity of multifunctional platforms, this literature review explores how modern mobile application design has changed in response to shifting user behaviour patterns. Users are depending more and more on groups of apps rather than individual tools to do daily tasks as mobile devices have become ingrained in daily life. The entire user experience is frequently influenced by how easily users can transition between tasks, contexts, and services over time, even when individual programs may be well-designed in isolation.</w:t>
+      </w:r>
+    </w:p>
+    <w:p>
+      <w:r>
+        <w:t>Conventional methods of evaluating usability have mostly concentrated on interface-level interaction, evaluating a system's efficiency or intuitiveness within the confines of a particular application. However, quick, sporadic contacts, frequent interruptions, and frequent context change are characteristics of contemporary mobile usage. Usability issues in these settings cover continuity, direction, and cognitive strain over complete user journeys in addition to specific screens or features.</w:t>
+      </w:r>
+    </w:p>
+    <w:p>
+      <w:r>
+        <w:t xml:space="preserve">Consequently, this analysis adopts a journey-oriented methodology, citing studies in human-computer interaction, mobile usability, and service design. It looks at how fragmented digital ecosystems impact </w:t>
+      </w:r>
+      <w:proofErr w:type="gramStart"/>
+      <w:r>
+        <w:t>work flow</w:t>
+      </w:r>
+      <w:proofErr w:type="gramEnd"/>
+      <w:r>
+        <w:t xml:space="preserve"> and cognitive burden, and how multifunctional platforms attempt to address these problems by fusing related functionality into cohesive environments. Fitness applications are cited as an example domain where users frequently transition between multiple tools, such as note-taking apps, fitness trackers, and timers, to complete a single real-world activity.</w:t>
+      </w:r>
+    </w:p>
+    <w:p>
+      <w:r>
+        <w:t xml:space="preserve">Although well-established usability heuristics continue to be a crucial basis for HCI research, this review presents them as a component of a larger analytical framework rather than as the exclusive evaluation lens. </w:t>
+      </w:r>
+      <w:r>
+        <w:t>By synthesising research on interaction paradigms, user journeys, cognitive load, and platform integration, the literature review offers the conceptual framework for a case study that investigates whether multifunctional mobile design can reduce fragmentation and promote more cohesive, cognitively sustainable user journeys.</w:t>
+      </w:r>
+    </w:p>
+    <w:p/>
+    <w:p>
+      <w:r>
         <w:t>2.2 Evolution of Human–Computer Interaction</w:t>
       </w:r>
     </w:p>
     <w:p>
       <w:r>
-        <w:t>Human–Computer Interaction (HCI) has evolved significantly over the past several decades, reflecting broader shifts in technology, user expectations, and everyday computing contexts. Early computing systems relied primarily on command-line interfaces (CLI), which required users to input precise textual commands and possess specialised technical knowledge (Myers, 1996). While powerful, these systems offered limited accessibility and placed a high cognitive burden on users, restricting effective interaction to expert populations.</w:t>
-      </w:r>
-    </w:p>
-    <w:p>
-      <w:r>
-        <w:t xml:space="preserve">The introduction of graphical user interfaces (GUI) in the 1970s and 1980s marked a fundamental shift in interaction design. By employing visual metaphors such as windows, </w:t>
-      </w:r>
+        <w:t>Over the past few decades, Human–Computer Interaction (HCI) has changed dramatically, reflecting broader changes in technology, user expectations, and everyday computer environments. Command-line interfaces (CLI), which required users to provide exact text commands and have specific technical expertise, were the main component of early computing systems (Myers, 1996). Despite their strength, these systems were only accessible to expert populations due to their high cognitive load and limited accessibility.</w:t>
+      </w:r>
+    </w:p>
+    <w:p>
       <w:r>
         <w:lastRenderedPageBreak/>
-        <w:t>icons, menus, and pointers, GUIs enabled direct manipulation and reduced reliance on memory and syntax (</w:t>
+        <w:t>The introduction of graphical user interfaces (GUI) in the 1970s and 1980s brought about a significant shift in interaction design. By using visual metaphors like windows, icons, menus, and pointers, GUIs reduced reliance on memory and grammar and allowed for direct interaction (</w:t>
       </w:r>
       <w:proofErr w:type="spellStart"/>
       <w:r>
@@ -150,75 +125,371 @@
       </w:r>
       <w:proofErr w:type="spellEnd"/>
       <w:r>
-        <w:t xml:space="preserve"> et al., 2017). This transition broadened access to computing and laid the groundwork for formal usability principles and heuristic evaluation methods that emphasised visibility, consistency, and user control (Nielsen, 1994; Norman, 2013).</w:t>
-      </w:r>
-    </w:p>
-    <w:p>
-      <w:r>
-        <w:t xml:space="preserve">The widespread adoption of smartphones and tablets in the early 2000s introduced a further transformation, moving interaction toward touch-based and gesture-driven input. Mobile interfaces prioritised simplicity, immediacy, and responsiveness, accommodating smaller screens and on-the-go usage. This shift reinforced design strategies such as minimalism and progressive </w:t>
+        <w:t xml:space="preserve"> et al., 2017). This change created formal usability principles and heuristic evaluation methods that prioritised visibility, consistency, and user control in addition to expanding access to computing (Nielsen, 1994; Norman, 2013).</w:t>
+      </w:r>
+    </w:p>
+    <w:p>
+      <w:r>
+        <w:t>The early 2000s saw a shift in interaction towards touch-based and gesture-driven input due to the increasing use of smartphones and tablets. Mobile interfaces stressed speed, simplicity, and immediacy to accommodate smaller screens and on-the-go consumption. This modification strengthened design strategies like progressive disclosure and minimalism, but it also imposed new restrictions related to limited visual context and decreased tolerance for complexity.</w:t>
+      </w:r>
+    </w:p>
+    <w:p>
+      <w:r>
+        <w:t xml:space="preserve">Examples of how interaction paradigms have expanded beyond traditional screen-based interfaces in recent years include voice interaction, conversational systems, and wearable technology. Advances in speech recognition and natural language processing have enabled voice assistants to provide hands-free participation, while wearable technology has extended computing into ambient and embodied contexts (Hoy, 2018; </w:t>
+      </w:r>
+      <w:proofErr w:type="spellStart"/>
+      <w:r>
+        <w:t>Porcheron</w:t>
+      </w:r>
+      <w:proofErr w:type="spellEnd"/>
+      <w:r>
+        <w:t xml:space="preserve"> et al., 2018). Emerging AI-driven solutions further blur the line between collaborator and tool by facilitating flexible, context-aware engagement (Bubeck et al., 2023).</w:t>
+      </w:r>
+    </w:p>
+    <w:p>
+      <w:r>
+        <w:t>These advancements show how interaction styles are still becoming more varied, but they also point to a larger trend in HCI: interaction is becoming more dispersed across systems rather being limited to specific interfaces. In order to accomplish coherent real-world objectives, users increasingly interact with a variety of applications, devices, and modalities. Therefore, interface-level evaluation alone is no longer sufficient to completely understand usability. Rather, focus needs to be on how interactions change over time, in different circumstances, and on different platforms.</w:t>
+      </w:r>
+    </w:p>
+    <w:p>
+      <w:r>
+        <w:t>This development emphasises how crucial it is to look at user journeys rather than discrete interactions. The main question now is whether a system of applications supports continuity, orientation, and cognitive efficiency across dispersed engagement, rather than just whether an interface is useable, as computers develops towards linked ecosystems. Examining mobile interface limitations, fragmented journeys, and the function of multipurpose platforms in modern digital experience design is made possible by this viewpoint.</w:t>
+      </w:r>
+    </w:p>
+    <w:p/>
+    <w:p>
+      <w:r>
+        <w:t>2.3 Interaction Styles and Mobile Constraints</w:t>
+      </w:r>
+    </w:p>
+    <w:p>
+      <w:r>
+        <w:t>Users' interactions with digital systems have changed dramatically as a result of the widespread use of smartphones, bringing with it new interaction patterns and unique contextual limitations. Mobile contact differs from desktop computing in that it is portable, brief, and frequently interrupted. Users interact with mobile devices over brief periods of time, frequently while engaging in other tasks, which significantly changes the way interfaces need to be created and assessed (</w:t>
+      </w:r>
+      <w:proofErr w:type="spellStart"/>
+      <w:r>
+        <w:t>Oulasvirta</w:t>
+      </w:r>
+      <w:proofErr w:type="spellEnd"/>
+      <w:r>
+        <w:t xml:space="preserve"> et al., 2005).</w:t>
+      </w:r>
+    </w:p>
+    <w:p>
+      <w:r>
+        <w:t xml:space="preserve">The most common input modality on mobile devices is touch-based interaction, which manipulates on-screen items with gestures like tapping, swiping, and pinching. Despite being natural and directly related to physical movement, these interface approaches have limits. </w:t>
+      </w:r>
+      <w:r>
+        <w:lastRenderedPageBreak/>
+        <w:t>Small screen widths limit the amount of information that can be displayed at once, therefore designers must prioritise content and make graphics simpler. Mobile interfaces often stress minimalism, progressive disclosure, and shallow navigation hierarchies to reduce cognitive burden (Norman, 2013).</w:t>
+      </w:r>
+    </w:p>
+    <w:p>
+      <w:r>
+        <w:t>Mobile interaction is influenced by situational and contextual elements in addition to spatial limitations. In situations that require divided attention, including travelling, working out, or interacting with others, users often engage with their gadgets. This raises the possibility of mistakes or abandoned work and makes prolonged focus unlikely. Users frequently interact for a few seconds before being interrupted, according to research on mobile HCI, which emphasises the requirement for systems that facilitate quick resumption and minimal mental overhead (</w:t>
+      </w:r>
+      <w:proofErr w:type="spellStart"/>
+      <w:r>
+        <w:t>Oulasvirta</w:t>
+      </w:r>
+      <w:proofErr w:type="spellEnd"/>
+      <w:r>
+        <w:t xml:space="preserve"> et al., 2005).</w:t>
+      </w:r>
+    </w:p>
+    <w:p>
+      <w:r>
+        <w:t>One solution to these limitations is voice-based interaction, which provides a hands-free substitute for touch input. Voice assistants can be useful in mobile or multitasking situations because they allow users to give orders or retrieve information without having to pay attention to their eyes (Hoy, 2018). However, issues with discoverability, feedback visibility, and user control are also brought about by speech interfaces. Users may find it difficult to comprehend system capabilities or recover from mistakes in the absence of persistent visual cues, which raises concerns about their suitability for intricate or multi-step tasks (</w:t>
+      </w:r>
+      <w:proofErr w:type="spellStart"/>
+      <w:r>
+        <w:t>Porcheron</w:t>
+      </w:r>
+      <w:proofErr w:type="spellEnd"/>
+      <w:r>
+        <w:t xml:space="preserve"> et al., 2018).</w:t>
+      </w:r>
+    </w:p>
+    <w:p>
+      <w:r>
+        <w:t>The character of the mobile user experience is shaped by these limits and interaction methods. Mobile systems must support fragmented attention, constrained visual real estate, and quick context switching instead of sustained, linear interaction. Therefore, it is no longer possible to evaluate usability at the level of individual screens or interactions. Rather, the emphasis should be on how well systems facilitate continuity during short, sporadic interactions. This issue is especially important when users must switch between several programs in order to do a single task.</w:t>
+      </w:r>
+    </w:p>
+    <w:p>
+      <w:r>
+        <w:t>This shift from continuous involvement to episodic engagement lays the groundwork for comprehending fragmented digital trips, which are examined in the section that follows.</w:t>
+      </w:r>
+    </w:p>
+    <w:p>
+      <w:r>
+        <w:t>2.4 Fragmented Digital Journeys</w:t>
+      </w:r>
+    </w:p>
+    <w:p>
+      <w:r>
+        <w:t>The series of steps a user takes within or across digital systems to accomplish a certain goal is referred to as a user journey. In the past, user journeys were thought of as comparatively linear processes that took place within a single platform or application and were centred around the accomplishment of distinct tasks (Stickdorn &amp; Schneider, 2012). Because users were always in the same setting, usability could be assessed mainly at the interface level in these situations.</w:t>
+      </w:r>
+    </w:p>
+    <w:p>
+      <w:r>
+        <w:t>However, fragmented digital journeys—where a single goal is spread across multiple different applications—are more prevalent in contemporary mobile usage. Instead of travelling through a continuous flow, users must continually switch between apps, each with its own mental model, interaction style, and navigation structure. Routine chores like communication, vacation planning, and fitness tracking are where this fragmentation is most apparent because no single tool provides a complete end-to-end solution.</w:t>
+      </w:r>
+    </w:p>
+    <w:p>
+      <w:r>
+        <w:t xml:space="preserve">From the standpoint of human-computer interaction, fragmented journeys result in substantial cognitive costs. Moving between tasks or contexts necessitates users to reorient themselves, recollect previous states, and restore situational awareness, all of which increase mental stress, according to research on multitasking and context switching (González &amp; Mark, 2004). </w:t>
+      </w:r>
+      <w:r>
+        <w:lastRenderedPageBreak/>
+        <w:t>These expenses are increased in mobile settings because of the tiny screen sizes, lack of visual context, and frequent disruptions brought on by environmental factors or notifications (</w:t>
+      </w:r>
+      <w:proofErr w:type="spellStart"/>
+      <w:r>
+        <w:t>Oulasvirta</w:t>
+      </w:r>
+      <w:proofErr w:type="spellEnd"/>
+      <w:r>
+        <w:t xml:space="preserve"> et al., 2005).</w:t>
+      </w:r>
+    </w:p>
+    <w:p>
+      <w:r>
+        <w:t>Task continuity is also compromised by fragmentation. Users must rely on recollection rather than recognition to find pertinent tools or data because information and functionality are dispersed across many applications. The sense of flow that is essential to successful user experience design is disrupted by this reliance on recollection, which also raises the risk of error (Norman, 2013). Even with well-designed individual programs, the entire ecosystem-level experience might still be ineffective and annoying.</w:t>
+      </w:r>
+    </w:p>
+    <w:p>
+      <w:r>
+        <w:t>Crucially, fragmented trips move usability issues from individual interfaces to interaction systems. The question is now whether a group of applications facilitates consistent, cohesive user behaviour rather than just whether an individual app is usable. In contemporary mobile situations, where users frequently engage in brief, time-constrained encounters with little room for friction or confusion, this distinction is crucial.</w:t>
+      </w:r>
+    </w:p>
+    <w:p>
+      <w:r>
+        <w:t xml:space="preserve">Researchers and designers are investigating new interaction models that prioritise continuity and integration because fragmented journeys are so prevalent. One such response is the emergence of </w:t>
+      </w:r>
+      <w:proofErr w:type="spellStart"/>
+      <w:r>
+        <w:t>superapps</w:t>
+      </w:r>
+      <w:proofErr w:type="spellEnd"/>
+      <w:r>
+        <w:t xml:space="preserve"> and multifunctional platforms, which aim to integrate related functions into a single environment. These systems seek to avoid context switching, maintain stable mental models, and enable more seamless user journeys. The next sections look at how these tactics have been applied and whether they are successful in addressing the fragmentation-related issues.</w:t>
+      </w:r>
+    </w:p>
+    <w:p/>
+    <w:p>
+      <w:r>
+        <w:t>2.5 User Journeys and Digital Service Design</w:t>
+      </w:r>
+    </w:p>
+    <w:p>
+      <w:r>
+        <w:t>In human-computer interaction and service design, the concept of the "user journey" is used to describe a user's overall experience as they move through a sequence of encounters over time in order to accomplish a goal. Unlike task-based models that focus on single tasks, user journeys emphasise continuity, context, and the cumulative impact of interactions across touchpoints (Stickdorn &amp; Schneider, 2012).</w:t>
+      </w:r>
+    </w:p>
+    <w:p>
+      <w:r>
+        <w:t xml:space="preserve">By </w:t>
       </w:r>
       <w:proofErr w:type="gramStart"/>
       <w:r>
-        <w:t>disclosure, but</w:t>
+        <w:t>taking into account</w:t>
       </w:r>
       <w:proofErr w:type="gramEnd"/>
       <w:r>
-        <w:t xml:space="preserve"> also introduced new constraints related to limited visual context and reduced tolerance for complexity.</w:t>
-      </w:r>
-    </w:p>
-    <w:p>
-      <w:r>
-        <w:t xml:space="preserve">In more recent years, interaction paradigms have expanded beyond traditional screen-based interfaces to include voice interaction, conversational systems, and wearable technologies. Advances in speech recognition and natural language processing have enabled hands-free interaction through voice assistants, while wearable devices have extended computing into ambient and embodied contexts (Hoy, 2018; </w:t>
+        <w:t xml:space="preserve"> systems of interaction that may span several digital and non-digital services, service design expands this viewpoint beyond individual interfaces. According to </w:t>
       </w:r>
       <w:proofErr w:type="spellStart"/>
       <w:r>
-        <w:t>Porcheron</w:t>
+        <w:t>Polaine</w:t>
       </w:r>
       <w:proofErr w:type="spellEnd"/>
       <w:r>
-        <w:t xml:space="preserve"> et al., 2018). Emerging AI-driven systems further blur the boundary between tool and collaborator by supporting adaptive, context-aware interaction (Bubeck et al., 2023).</w:t>
-      </w:r>
-    </w:p>
-    <w:p>
-      <w:r>
-        <w:t>While these developments illustrate the continued diversification of interaction styles, they also highlight a broader trend within HCI: interaction is increasingly distributed across systems rather than confined to single interfaces. Users now engage with multiple applications, devices, and modalities to achieve cohesive real-world goals. As a result, usability can no longer be fully understood through interface-level evaluation alone. Instead, attention must shift toward how interactions unfold across time, contexts, and platforms.</w:t>
-      </w:r>
-    </w:p>
-    <w:p>
-      <w:r>
-        <w:t>This evolution underscores the importance of examining user journeys rather than isolated interactions. As computing moves toward interconnected ecosystems, the central challenge becomes not simply whether an interface is usable, but whether a system of applications supports continuity, orientation, and cognitive efficiency across fragmented engagement. This perspective provides the foundation for examining mobile interaction constraints, fragmented journeys, and the role of multifunctional platforms in contemporary digital experience design.</w:t>
-      </w:r>
-    </w:p>
-    <w:p>
-      <w:pPr>
-        <w:rPr>
-          <w:color w:val="501549" w:themeColor="accent5" w:themeShade="80"/>
-        </w:rPr>
-      </w:pPr>
-    </w:p>
-    <w:p>
-      <w:pPr>
-        <w:rPr>
-          <w:b/>
-          <w:bCs/>
-          <w:color w:val="501549" w:themeColor="accent5" w:themeShade="80"/>
-        </w:rPr>
-      </w:pPr>
-      <w:r>
-        <w:rPr>
-          <w:b/>
-          <w:bCs/>
-          <w:color w:val="501549" w:themeColor="accent5" w:themeShade="80"/>
-        </w:rPr>
-        <w:t>2.3 Interaction Styles and Mobile Constraints</w:t>
-      </w:r>
-    </w:p>
-    <w:p>
-      <w:r>
-        <w:t>The widespread adoption of smartphones has significantly reshaped how users interact with digital systems, introducing new interaction styles alongside distinct contextual constraints. Unlike desktop computing, mobile interaction is characterised by portability, brevity, and frequent interruption. Users engage with mobile devices in short bursts, often while performing other activities, which fundamentally alters how interfaces must be designed and evaluated (</w:t>
+        <w:t>, Løvlie, and Reason (2013), a meaningful user experience arises not from individual touchpoints but rather from the way those touchpoints work together to create a cohesive whole. According to this viewpoint, usability is based on how well a service facilitates advancement, orientation, and comprehension over a whole journey rather than just how user-friendly an interface is.</w:t>
+      </w:r>
+    </w:p>
+    <w:p>
+      <w:r>
+        <w:t>User experiences are becoming more dispersed and non-linear in digital environments. Users can switch between platforms, enter and depart services at different times, or halt and resume operations for prolonged periods of time. This is especially true in mobile settings, when interactions are fleeting and influenced by situational elements including divided attention, time constraints, and location. Because of this, journeys frequently take place across several applications, each of which only contributes a small portion of the total experience.</w:t>
+      </w:r>
+    </w:p>
+    <w:p>
+      <w:r>
+        <w:t xml:space="preserve">The significance of preserving continuity across these dispersed touchpoints is emphasised by service design theory. Users are compelled to take on the role of system integrators, manually </w:t>
+      </w:r>
+      <w:r>
+        <w:lastRenderedPageBreak/>
+        <w:t>coordinating data and tasks between platforms when services do not align in structure or intent. Even when individual services are well-designed in isolation, this adds friction and puts additional cognitive demands on users (Norman, 2013).</w:t>
+      </w:r>
+    </w:p>
+    <w:p>
+      <w:r>
+        <w:t>A popular technique in service design for visualising these encounters and spotting flow issues, ambiguity, or duplication is journey mapping. Designers can identify pain points that are not apparent through interface-level evaluation alone by looking at the emotional, cognitive, and temporal aspects of a journey (Stickdorn &amp; Schneider, 2012). When evaluating mobile ecosystems, where inefficiencies frequently occur between apps rather than within them, this method is especially helpful.</w:t>
+      </w:r>
+    </w:p>
+    <w:p>
+      <w:r>
+        <w:t xml:space="preserve">When viewed through the lens of service design, broken digital journeys are not a collection of discrete usability issues, but rather a structural design issue. Therefore, rather than focussing on little interface enhancements, addressing fragmentation calls for solutions that function at the level of journey orchestration and system integration. The increased interest in multifunctional platforms and </w:t>
       </w:r>
       <w:proofErr w:type="spellStart"/>
       <w:r>
+        <w:t>superapps</w:t>
+      </w:r>
+      <w:proofErr w:type="spellEnd"/>
+      <w:r>
+        <w:t>, which offer end-to-end user experiences inside a uniform environment in an effort to eliminate fragmentation and consolidate services, is supported by this shift in focus.</w:t>
+      </w:r>
+    </w:p>
+    <w:p/>
+    <w:p>
+      <w:r>
+        <w:t xml:space="preserve">2.6 Multifunctional Platforms and </w:t>
+      </w:r>
+      <w:proofErr w:type="spellStart"/>
+      <w:r>
+        <w:t>Superapps</w:t>
+      </w:r>
+      <w:proofErr w:type="spellEnd"/>
+    </w:p>
+    <w:p>
+      <w:r>
+        <w:t>An increasing number of platforms have embraced a multipurpose or "</w:t>
+      </w:r>
+      <w:proofErr w:type="spellStart"/>
+      <w:r>
+        <w:t>superapp</w:t>
+      </w:r>
+      <w:proofErr w:type="spellEnd"/>
+      <w:r>
+        <w:t xml:space="preserve">" paradigm in response to increasingly fragmented digital journeys. </w:t>
+      </w:r>
+      <w:proofErr w:type="spellStart"/>
+      <w:r>
+        <w:t>Superapps</w:t>
+      </w:r>
+      <w:proofErr w:type="spellEnd"/>
+      <w:r>
+        <w:t xml:space="preserve"> combine several features—like communication, payments, content consumption, and task management—into a single, well-defined service. Reducing context switching, combining user activities, and facilitating end-to-end journeys within a single system are the main goals of this strategy.</w:t>
+      </w:r>
+    </w:p>
+    <w:p>
+      <w:proofErr w:type="spellStart"/>
+      <w:r>
+        <w:t>Superapps</w:t>
+      </w:r>
+      <w:proofErr w:type="spellEnd"/>
+      <w:r>
+        <w:t xml:space="preserve"> are an attempt to move interaction from discrete touchpoints to continuous, system-level experiences from the standpoint of service design. These platforms aim to preserve stable mental models and lessen the cognitive effort needed to switch between tasks by centralising associated services (</w:t>
+      </w:r>
+      <w:proofErr w:type="spellStart"/>
+      <w:r>
+        <w:t>Polaine</w:t>
+      </w:r>
+      <w:proofErr w:type="spellEnd"/>
+      <w:r>
+        <w:t>, Løvlie, &amp; Reason, 2013). Multifunctional platforms present themselves as persistent environments that allow users to seamlessly switch between activities rather than requiring users to browse between numerous independent programs.</w:t>
+      </w:r>
+    </w:p>
+    <w:p>
+      <w:r>
+        <w:t>Integration by itself, however, does not ensure a better user experience. Multifunctional platforms raise issues with complexity, discoverability, and learnability even while they might lessen ecosystem fragmentation. Users may feel more cognitive strain when functionality builds up within a single program, especially when interfaces try to support a variety of tasks with different interaction patterns. This conflict draws attention to a key design issue: striking a balance between clarity and consolidation.</w:t>
+      </w:r>
+    </w:p>
+    <w:p>
+      <w:r>
+        <w:t xml:space="preserve">Human-computer interaction research indicates that usability problems at scale frequently result from how systems structure and reveal capabilities over time rather than from specific features (Norman, 2013). Poor structural coherence in multifunctional platforms can lead to experiences that are confusing or overpowering, undercutting the very continuity that these systems are supposed to offer. As a result, a </w:t>
+      </w:r>
+      <w:proofErr w:type="spellStart"/>
+      <w:r>
+        <w:t>superapp's</w:t>
+      </w:r>
+      <w:proofErr w:type="spellEnd"/>
+      <w:r>
+        <w:t xml:space="preserve"> success is determined not just by how many features it has but also by how well those capabilities are integrated into logical user journeys.</w:t>
+      </w:r>
+    </w:p>
+    <w:p>
+      <w:r>
+        <w:lastRenderedPageBreak/>
+        <w:t>Therefore, rather than being a simply interface-level solution, multifunctional platforms can be viewed as an architectural answer to fragmented trips. Their efficacy must be assessed in terms of cognitive effort, journey continuity, and the ease with which users can switch between tasks without becoming disoriented. Because of this, they are a very useful lens for studying modern mobile ecosystems.</w:t>
+      </w:r>
+    </w:p>
+    <w:p>
+      <w:r>
+        <w:t xml:space="preserve">Two opposing instances of this model in action are examined in the sections that follow. While Meta's ecosystem is regarded as an example where integration efforts have failed to overcome fragmentation, WeChat is analysed as an </w:t>
+      </w:r>
+      <w:proofErr w:type="gramStart"/>
+      <w:r>
+        <w:t>often cited</w:t>
+      </w:r>
+      <w:proofErr w:type="gramEnd"/>
+      <w:r>
+        <w:t xml:space="preserve"> example of a successful </w:t>
+      </w:r>
+      <w:proofErr w:type="spellStart"/>
+      <w:r>
+        <w:t>superapp</w:t>
+      </w:r>
+      <w:proofErr w:type="spellEnd"/>
+      <w:r>
+        <w:t xml:space="preserve"> that promotes unified digital journeys. When taken as a whole, these case studies shed light on the circumstances in which multifunctional platforms are successful or unsuccessful in resolving fragmented user experiences.</w:t>
+      </w:r>
+    </w:p>
+    <w:p/>
+    <w:p>
+      <w:r>
+        <w:t>2.6.1 WeChat as a Unified Experience</w:t>
+      </w:r>
+    </w:p>
+    <w:p>
+      <w:r>
+        <w:t xml:space="preserve">One of the most developed examples of a multipurpose mobile platform, WeChat is regularly used as a model for </w:t>
+      </w:r>
+      <w:proofErr w:type="spellStart"/>
+      <w:r>
+        <w:t>superapp</w:t>
+      </w:r>
+      <w:proofErr w:type="spellEnd"/>
+      <w:r>
+        <w:t xml:space="preserve"> design in academic and business debate. WeChat, which was first introduced as a messaging app, has developed into an integrated digital ecosystem that facilitates social networking, payments, communication, content consumption, booking services, and third-party apps all in one setting.</w:t>
+      </w:r>
+    </w:p>
+    <w:p>
+      <w:r>
+        <w:t>From the standpoint of the user journey, WeChat's main advantage is its capacity to facilitate lengthy, multi-step tasks without having users to leave the platform. A continuous interaction environment is created by combining tasks that would normally be divided across multiple separate applications, such as scheduling social events, sending money, gaining access to services, and organising daily activities. This consolidation helps users maintain their mental models across tasks and greatly minimises the need for context switching.</w:t>
+      </w:r>
+    </w:p>
+    <w:p>
+      <w:r>
+        <w:t>In complex digital ecosystems, service design theory highlights the significance of coherence and continuity across touchpoints (</w:t>
+      </w:r>
+      <w:proofErr w:type="spellStart"/>
+      <w:r>
+        <w:t>Polaine</w:t>
+      </w:r>
+      <w:proofErr w:type="spellEnd"/>
+      <w:r>
+        <w:t>, Løvlie, &amp; Reason, 2013). WeChat is a prime example of this idea since it presents itself as a persistent environment where users may access a variety of services rather than as a collection of individual features. WeChat has been described by industry observers, especially futurists like Amy Webb, as being more like an infrastructure layer for digital life than a single application, essentially serving as a gateway to services rather than a destination in and of itself.</w:t>
+      </w:r>
+    </w:p>
+    <w:p>
+      <w:r>
+        <w:t>Importantly, WeChat's integration approach goes beyond combining features. Users may easily transfer knowledge from one activity to another thanks to the platform's uniform interaction patterns, navigation structures, and visual language throughout its primary services. As users switch between functions, this lessens cognitive strain by favouring recognition over recollection (Norman, 2013). Users maintain a sense of continuity by staying within the same general interface structure even while engaging with third-party "</w:t>
+      </w:r>
+      <w:proofErr w:type="gramStart"/>
+      <w:r>
+        <w:t>mini-programs</w:t>
+      </w:r>
+      <w:proofErr w:type="gramEnd"/>
+      <w:r>
+        <w:t>."</w:t>
+      </w:r>
+    </w:p>
+    <w:p>
+      <w:r>
+        <w:t>Additionally, WeChat shows how multipurpose platforms can reduce fragmentation without overwhelming consumers. Services are stacked contextually, emerging in response to user intent, as opposed to presenting all capability at once. This strategy is consistent with research indicating that sustaining overall task coherence while facilitating brief, goal-oriented attention bursts is essential for successful mobile engagement (</w:t>
+      </w:r>
+      <w:proofErr w:type="spellStart"/>
+      <w:r>
         <w:t>Oulasvirta</w:t>
       </w:r>
       <w:proofErr w:type="spellEnd"/>
@@ -228,851 +499,371 @@
     </w:p>
     <w:p>
       <w:r>
-        <w:t xml:space="preserve">Touch-based interaction has become the dominant input modality on mobile devices, relying on gestures such as tapping, swiping, and pinching to manipulate on-screen elements. While these interaction styles are intuitive and align closely with physical movement, they also impose limitations. Small screen sizes restrict the amount of information that can be displayed at once, requiring designers to prioritise content and reduce visual complexity. As a result, </w:t>
-      </w:r>
-      <w:r>
         <w:lastRenderedPageBreak/>
-        <w:t>mobile interfaces often favour minimalism, progressive disclosure, and shallow navigation hierarchies to reduce cognitive burden (Norman, 2013).</w:t>
-      </w:r>
-    </w:p>
-    <w:p>
-      <w:r>
-        <w:t>In addition to spatial constraints, mobile interaction is shaped by environmental and situational factors. Users frequently interact with their devices in contexts that demand divided attention, such as commuting, exercising, or socialising. This makes sustained focus unlikely and increases the likelihood of errors or abandoned tasks. Research into mobile HCI has shown that users often engage in interactions lasting only a few seconds before being interrupted, reinforcing the need for systems that support rapid resumption and low mental overhead (</w:t>
+        <w:t>But it is crucial to recognise that WeChat's success is influenced by its cultural, economic, and legal environment. The platform works in an environment where users anticipate centralised digital services and there are not many other options. Nevertheless, by emphasising integration, continuity, and system-level usability, its design provides insightful information about how multifunctional platforms might lessen fragmented journeys.</w:t>
+      </w:r>
+    </w:p>
+    <w:p>
+      <w:r>
+        <w:t xml:space="preserve">In this regard, WeChat is a powerful illustration of how a </w:t>
       </w:r>
       <w:proofErr w:type="spellStart"/>
       <w:r>
+        <w:t>superapp</w:t>
+      </w:r>
+      <w:proofErr w:type="spellEnd"/>
+      <w:r>
+        <w:t xml:space="preserve"> can unify disparate mobile interactions into cohesive user journeys, offering a helpful contrast to platforms that have tried—but failed—to attain comparable degrees of integration.</w:t>
+      </w:r>
+    </w:p>
+    <w:p/>
+    <w:p>
+      <w:r>
+        <w:t>2.6.2 Meta and the Failure of Integration</w:t>
+      </w:r>
+    </w:p>
+    <w:p>
+      <w:r>
+        <w:t xml:space="preserve">Despite having a portfolio of popular mobile apps, Meta takes a disjointed approach to multifunctionality in comparison to WeChat's unified platform model. Social networking, communication, content consumption, and commerce are all covered by services like Facebook, Instagram, WhatsApp, and Messenger. But instead of creating a unified </w:t>
+      </w:r>
+      <w:proofErr w:type="spellStart"/>
+      <w:r>
+        <w:t>superapp</w:t>
+      </w:r>
+      <w:proofErr w:type="spellEnd"/>
+      <w:r>
+        <w:t xml:space="preserve"> ecosystem, these services continue to be mostly isolated, leading to disjointed user experiences spread over several apps.</w:t>
+      </w:r>
+    </w:p>
+    <w:p>
+      <w:r>
+        <w:t>From the standpoint of the user journey, Meta's ecosystem necessitates frequent context switching for users to accomplish related tasks. For instance, connecting with communities, managing events, sharing media, and chatting with contacts frequently require switching between many applications, each of which has its own feature set, interaction patterns, and navigation logic. Users are forced to constantly reorient themselves and reconstitute task context as a result of this fragmentation, which compromises continuity.</w:t>
+      </w:r>
+    </w:p>
+    <w:p>
+      <w:r>
+        <w:t>Such context change has quantifiable cognitive costs, according to research in human-computer interaction. While mobile-specific research emphasises how short attention spans and frequent interruptions worsen these effects, González and Mark (2004) demonstrate how interruptions and task switching disrupt workflow and increase mental strain (</w:t>
+      </w:r>
+      <w:proofErr w:type="spellStart"/>
+      <w:r>
         <w:t>Oulasvirta</w:t>
       </w:r>
       <w:proofErr w:type="spellEnd"/>
       <w:r>
+        <w:t xml:space="preserve"> et al., 2005). The absence of smooth transitions in Meta's ecosystem increases cognitive strain and interferes with task flow, even when apps are conceptually connected.</w:t>
+      </w:r>
+    </w:p>
+    <w:p>
+      <w:r>
+        <w:t xml:space="preserve">Even while Meta has made certain attempts at partial integration, such unifying message infrastructures or cross-posting material, these initiatives mostly function at the technical or backend level rather than at the user experience level. From the user's point of view, interactions are still </w:t>
+      </w:r>
+      <w:proofErr w:type="gramStart"/>
+      <w:r>
+        <w:t>divided</w:t>
+      </w:r>
+      <w:proofErr w:type="gramEnd"/>
+      <w:r>
+        <w:t xml:space="preserve"> and end-to-end service journeys are not well supported. This stands in stark contrast to the principles of service design, which prioritise holistic experience design above discrete interactions (Stickdorn &amp; Schneider, 2012).</w:t>
+      </w:r>
+    </w:p>
+    <w:p>
+      <w:r>
+        <w:t>Additionally, Meta's applications have developed separately over time, leading to different mental models, feature hierarchies, and interface patterns. Even while each application can be used separately, its combined use makes it difficult for users to recall where particular features are located. This dependence on recall rather than recognition raises the possibility of inaccuracy and causes friction, especially in mobile environments with limited time (Norman, 2013).</w:t>
+      </w:r>
+    </w:p>
+    <w:p>
+      <w:r>
+        <w:t xml:space="preserve">In contrast to WeChat, Meta has not created a singular, enduring area for users to interact when switching between services. Instead, continuity is broken and fragmentation is reinforced by the frequent need for users to depart and re-enter applications. Because of this, Meta's </w:t>
+      </w:r>
+      <w:r>
+        <w:lastRenderedPageBreak/>
+        <w:t>ecosystem serves as an example of how organisational multifunctionality does not always result in cohesive user experiences at the interaction level.</w:t>
+      </w:r>
+    </w:p>
+    <w:p>
+      <w:r>
+        <w:t>This inability to provide cohesive, cross-application experiences draws attention to a crucial distinction in the design of multifunctional platforms: aggregation is not enough. Multifunctional ecosystems run the danger of exacerbating fragmentation rather than mitigating it in the absence of deliberate system-level integration and journey-oriented design. As a result, Meta provides a helpful counterexample that highlights the difficulties and constraints associated with attempting to meet complex user needs through loosely coupled single-purpose programs.</w:t>
+      </w:r>
+    </w:p>
+    <w:p/>
+    <w:p>
+      <w:r>
+        <w:t>2.7 Cognitive Load, Learnability, and the Wundt Curve</w:t>
+      </w:r>
+    </w:p>
+    <w:p>
+      <w:r>
+        <w:t>In human-computer interaction, cognitive load and learnability are major issues, especially in mobile settings where attention is scarce and interactions are frequently fleeting. The mental effort needed to digest information, make decisions, and carry out actions inside an interface is referred to as cognitive load. Performance deteriorates, mistakes rise, and overall experience quality decreases when this load surpasses a user's capability (Norman, 2013).</w:t>
+      </w:r>
+    </w:p>
+    <w:p>
+      <w:r>
+        <w:t xml:space="preserve">Instead of being limited to a single interface, cognitive load builds up across applications in fragmented digital journeys. Users must re-establish task context, adjust to new navigation structures, and remember where functionality is placed with each app switch. This frequent context switching greatly increases mental workload and interferes with task flow, according to research on multitasking and interruptions (González &amp; Mark, 2004; </w:t>
+      </w:r>
+      <w:proofErr w:type="spellStart"/>
+      <w:r>
+        <w:t>Oulasvirta</w:t>
+      </w:r>
+      <w:proofErr w:type="spellEnd"/>
+      <w:r>
+        <w:t xml:space="preserve"> et al., 2005). Due to limited screen space and frequent environmental disruptions, these effects are magnified in mobile environments.</w:t>
+      </w:r>
+    </w:p>
+    <w:p>
+      <w:r>
+        <w:t>A key factor in reducing cognitive load over time is learnability, or how simple it is for users to become proficient with a system. Stable mental models can be formed by users of well-designed systems, making interaction less cognitively taxing and more automatic. However, users have to concurrently acquire and maintain several mental models when functionality is spread across multiple applications. Even while individual applications are simple to use in isolation, this fragmentation compromises learnability at the system level.</w:t>
+      </w:r>
+    </w:p>
+    <w:p>
+      <w:r>
+        <w:t xml:space="preserve">The Wundt curve, sometimes referred to as the inverted-U model of arousal and performance, provides a lens through which to view the link between complexity, stimulation, and user performance. According to the Wundt curve, both </w:t>
+      </w:r>
+      <w:proofErr w:type="spellStart"/>
+      <w:r>
+        <w:t>understimulation</w:t>
+      </w:r>
+      <w:proofErr w:type="spellEnd"/>
+      <w:r>
+        <w:t xml:space="preserve"> and overstimulation result in decreased efficacy, whereas moderate levels of stimulation are optimal for performance. When it comes to interface design, systems that are too complicated or cognitively taxing may overwhelm users, while those that are too basic may fail to interest them.</w:t>
+      </w:r>
+    </w:p>
+    <w:p>
+      <w:r>
+        <w:t>On this curve, multifunctional applications are situated at a vital point. Such systems have the ability to lessen cognitive strain by reducing context switching and promoting continuity by combining similar tasks into a single environment. They run the danger of adding unnecessary complexity, high learning curves, and feature overload, though, if they are badly built. Therefore, a multifunctional platform's success is determined by how well it strikes a balance between integration and clarity rather than by the quantity of elements it provides.</w:t>
+      </w:r>
+    </w:p>
+    <w:p>
+      <w:r>
+        <w:t xml:space="preserve">When contrasting fragmented ecosystems with unified </w:t>
+      </w:r>
+      <w:proofErr w:type="spellStart"/>
+      <w:r>
+        <w:t>superapps</w:t>
+      </w:r>
+      <w:proofErr w:type="spellEnd"/>
+      <w:r>
+        <w:t xml:space="preserve">, this equilibrium becomes clear. By preserving regular engagement patterns and lowering the requirement for recall, </w:t>
+      </w:r>
+      <w:r>
+        <w:lastRenderedPageBreak/>
+        <w:t>unified platforms seek to keep users in an ideal range of cognitive stimulation. In contrast, fragmented systems frequently push users towards the higher end of the Wundt curve, where performance and pleasure are negatively impacted by excessive switching, inconsistent behaviour, and memory demands.</w:t>
+      </w:r>
+    </w:p>
+    <w:p>
+      <w:r>
+        <w:t xml:space="preserve">Evaluating multifunctional app design requires an understanding of this trade-off. Designers should </w:t>
+      </w:r>
+      <w:proofErr w:type="gramStart"/>
+      <w:r>
+        <w:t>take into account</w:t>
+      </w:r>
+      <w:proofErr w:type="gramEnd"/>
+      <w:r>
+        <w:t xml:space="preserve"> how integration impacts cognitive load, learnability, and long-term user performance rather than presuming that consolidation is intrinsically advantageous. These factors are especially important in industries like fitness, where users interact with apps regularly but only briefly, and where disruptions to the flow can have a big effect on adherence and motivation.</w:t>
+      </w:r>
+    </w:p>
+    <w:p/>
+    <w:p>
+      <w:r>
+        <w:t>2.8 Fragmentation in Fitness App Ecosystems</w:t>
+      </w:r>
+    </w:p>
+    <w:p>
+      <w:r>
+        <w:t>Mobile experiences connected to fitness offer a modern and obvious illustration of fragmented digital journeys. It is frequently necessary for users to interact with several separate applications in order to manage workouts, measure progress, schedule rest periods, take notes, and keep an eye on health metrics. These could include wearable companion apps, music players, note-taking apps, stopwatch or timer tools, and apps for tracking workouts. Even if each program might be well-designed separately, taken as a whole, they create a fragmented ecosystem that significantly taxes the user's cognitive abilities.</w:t>
+      </w:r>
+    </w:p>
+    <w:p>
+      <w:r>
+        <w:t xml:space="preserve">Given the situational context of gym use, this fragmentation is especially troublesome. Exercises are physically taxing, time-sensitive, and often interrupted. In between sets or workouts, users frequently engage with their devices for short periods of time, leaving little room for intricate navigation or sustained focus. Frequent app switching in these situations exacerbates cognitive load by interfering with task flow and increasing dependence on memory rather than recognition (Norman, 2013; </w:t>
+      </w:r>
+      <w:proofErr w:type="spellStart"/>
+      <w:r>
+        <w:t>Oulasvirta</w:t>
+      </w:r>
+      <w:proofErr w:type="spellEnd"/>
+      <w:r>
         <w:t xml:space="preserve"> et al., 2005).</w:t>
       </w:r>
     </w:p>
     <w:p>
       <w:r>
-        <w:t>Voice-based interaction has emerged as one response to these constraints, offering a hands-free alternative to touch input. Voice assistants enable users to issue commands or retrieve information without visual attention, which can be beneficial in mobile or multitasking contexts (Hoy, 2018). However, voice interfaces also introduce challenges related to discoverability, feedback visibility, and user control. Without persistent visual cues, users may struggle to understand system capabilities or recover from errors, raising questions about their suitability for complex or multi-step tasks (</w:t>
+        <w:t>The fitness experience rarely consists of a single, distinct task from the standpoint of the user journey. Rather, it is an ongoing series of interconnected tasks, such as examining a workout plan, executing exercises, timing rest periods, documenting performance, and evaluating progress. Users must constantly reorient themselves, manage numerous mental models, and recreate task context when these actions are spread across many applications. This compromises continuity and lessens the momentum and sense of involvement that are essential for long-term fitness motivation.</w:t>
+      </w:r>
+    </w:p>
+    <w:p>
+      <w:r>
+        <w:t>According to research on multitasking and task fragmentation, this kind of context switching has quantifiable performance costs, such as higher error rates and lower efficiency (González &amp; Mark, 2004). These expenses can show up in fitness settings as lost sets, erroneous logs, or completely stopped tracking. This friction might eventually lead to disengagement and decreased commitment to exercise regimens.</w:t>
+      </w:r>
+    </w:p>
+    <w:p>
+      <w:r>
+        <w:t xml:space="preserve">Few platforms </w:t>
+      </w:r>
+      <w:proofErr w:type="gramStart"/>
+      <w:r>
+        <w:t>make an effort</w:t>
+      </w:r>
+      <w:proofErr w:type="gramEnd"/>
+      <w:r>
+        <w:t xml:space="preserve"> to address this fragmentation comprehensively, despite the growth of fitness applications. Many apps assume that users would actively incorporate these tools into their larger routines while concentrating on a particular primary function, such as recording workouts or monitoring health data. This presumption puts the onus of integration on the user rather than the technology and ignores the cumulative cognitive consequences of fragmented journeys.</w:t>
+      </w:r>
+    </w:p>
+    <w:p>
+      <w:r>
+        <w:lastRenderedPageBreak/>
+        <w:t>This research presents the fitness industry as a perfect case study for investigating the possibilities of multifunctional mobile design and analysing fragmented digital journeys. The study intends to determine whether combining related tools into a single, coherent application can significantly improve journey continuity, lessen cognitive load, and improve overall user experience by analysing the shortcomings of current fitness app ecosystems and contrasting them with integrated platform models.</w:t>
+      </w:r>
+    </w:p>
+    <w:p/>
+    <w:p>
+      <w:r>
+        <w:t>2.9 Literature Review Summary and Research Gap</w:t>
+      </w:r>
+    </w:p>
+    <w:p>
+      <w:r>
+        <w:t>From early command-line systems to modern mobile, voice-activated, and context-aware interfaces, this literature review has explored the development of human–computer interaction. The difficulties related to usability, cognitive load, and user experience have changed along with interaction paradigms. Modern mobile usage increasingly incorporates complex, multi-application ecosystems that go beyond single-task interactions, whereas early studies mostly concentrated on isolated interfaces.</w:t>
+      </w:r>
+    </w:p>
+    <w:p>
+      <w:r>
+        <w:t>The review has brought attention to how common fragmented digital journeys are becoming, especially in mobile environments. Research on context switching and multitasking shows that fragmentation increases mental stress and disrupts task continuity, resulting in considerable cognitive costs. Mobile environments, which frequently involve interruptions, restricted attention, and confined interfaces, exacerbate these consequences. According to the literature, the total user experience is frequently compromised at the journey level, even though individual applications may be useful in isolation.</w:t>
+      </w:r>
+    </w:p>
+    <w:p>
+      <w:r>
+        <w:t xml:space="preserve">In response to this change, research in user journey modelling and digital service design has placed more focus on comprehensive, cross-platform experiences than on individual interactions. However, a large portion of this work is conceptual or organisational in nature, providing little empirical research on how route fragmentation impacts usability in real-world mobile contexts. Similar to this, research on </w:t>
       </w:r>
       <w:proofErr w:type="spellStart"/>
       <w:r>
-        <w:t>Porcheron</w:t>
+        <w:t>superapps</w:t>
       </w:r>
       <w:proofErr w:type="spellEnd"/>
       <w:r>
-        <w:t xml:space="preserve"> et al., 2018).</w:t>
-      </w:r>
-    </w:p>
-    <w:p>
-      <w:r>
-        <w:t>These interaction styles and constraints collectively shape the nature of mobile user experience. Rather than supporting prolonged, linear engagement, mobile systems must accommodate fragmented attention, limited visual real estate, and rapid context switching. As a result, usability can no longer be assessed solely at the level of individual screens or interactions. Instead, the focus must shift toward how well systems support continuity across brief, intermittent engagements—a concern that becomes particularly salient when users are required to move between multiple applications to complete a single goal.</w:t>
-      </w:r>
-    </w:p>
-    <w:p>
-      <w:r>
-        <w:t>This transition from sustained interaction to episodic engagement sets the foundation for understanding fragmented digital journeys, which are explored in the following section.</w:t>
-      </w:r>
-    </w:p>
-    <w:p>
-      <w:pPr>
-        <w:rPr>
-          <w:b/>
-          <w:bCs/>
-          <w:color w:val="501549" w:themeColor="accent5" w:themeShade="80"/>
-        </w:rPr>
-      </w:pPr>
-      <w:r>
-        <w:rPr>
-          <w:b/>
-          <w:bCs/>
-          <w:color w:val="501549" w:themeColor="accent5" w:themeShade="80"/>
-        </w:rPr>
-        <w:t>2.4 Fragmented Digital Journeys</w:t>
-      </w:r>
-    </w:p>
-    <w:p>
-      <w:r>
-        <w:t xml:space="preserve">The concept of a </w:t>
+        <w:t xml:space="preserve"> and multifunctional platforms shows the potential advantages of integration, but it frequently focusses more on large-scale ecosystems, cultural aspects, or platform domination than on the immediate user experience.</w:t>
+      </w:r>
+    </w:p>
+    <w:p>
+      <w:r>
+        <w:t xml:space="preserve">Applied research on fragmentation in particular, routine activity areas, like fitness, where users interact frequently, briefly, and context-sensitively, is conspicuously lacking. The majority of fitness apps now in use </w:t>
+      </w:r>
+      <w:proofErr w:type="spellStart"/>
+      <w:r>
+        <w:t>use</w:t>
+      </w:r>
+      <w:proofErr w:type="spellEnd"/>
+      <w:r>
+        <w:t xml:space="preserve"> single-purpose design techniques, implicitly presuming that users will handle tool integration. This gap indicates that more research is necessary to determine whether multifunctional mobile design can significantly lessen fragmentation and enhance journey continuity in these kinds of environments.</w:t>
+      </w:r>
+    </w:p>
+    <w:p>
+      <w:r>
+        <w:t>Additionally, the Wundt curve and other theories of cognitive load, learnability, and optimal stimulation offer useful frameworks for comprehending user performance, but their application to multifunctional mobile environments is still understudied. Specifically, little research has been done on how integrated app design might strike a balance between usability and complexity without adding too many features.</w:t>
+      </w:r>
+    </w:p>
+    <w:p>
+      <w:r>
+        <w:t xml:space="preserve">This project uses a fitness-based case study to address these gaps by examining fragmented mobile journeys and exploring the possibilities of multifunctional app design as a way to unify user experience. The study intends to provide empirical insight into how integrated mobile </w:t>
+      </w:r>
+      <w:r>
+        <w:lastRenderedPageBreak/>
+        <w:t>applications might promote more cohesive, effective, and cognitively durable user journeys by creating and testing a prototype that combines popular fitness-related technologies.</w:t>
+      </w:r>
+    </w:p>
+    <w:p/>
+    <w:p>
+      <w:r>
+        <w:t>Reference List:</w:t>
+      </w:r>
+    </w:p>
+    <w:p>
+      <w:r>
+        <w:t>Billinghurst, M., Clark, A. and Lee, G. (2015) ‘A survey of augmented reality’, Foundations and Trends in Human–Computer Interaction, 8(2–3), pp. 73–272.</w:t>
+      </w:r>
+    </w:p>
+    <w:p>
+      <w:proofErr w:type="spellStart"/>
+      <w:r>
+        <w:t>Shneiderman</w:t>
+      </w:r>
+      <w:proofErr w:type="spellEnd"/>
+      <w:r>
+        <w:t xml:space="preserve">, B., </w:t>
+      </w:r>
+      <w:proofErr w:type="spellStart"/>
+      <w:r>
+        <w:t>Plaisant</w:t>
+      </w:r>
+      <w:proofErr w:type="spellEnd"/>
+      <w:r>
+        <w:t xml:space="preserve">, C., Cohen, M., Jacobs, S., Elmqvist, N. and </w:t>
+      </w:r>
+      <w:proofErr w:type="spellStart"/>
+      <w:r>
+        <w:t>Diakopoulos</w:t>
+      </w:r>
+      <w:proofErr w:type="spellEnd"/>
+      <w:r>
+        <w:t xml:space="preserve">, N. (2017) </w:t>
       </w:r>
       <w:r>
         <w:rPr>
           <w:i/>
           <w:iCs/>
         </w:rPr>
-        <w:t>user journey</w:t>
-      </w:r>
-      <w:r>
-        <w:t xml:space="preserve"> refers to the sequence of interactions a user undertakes in order to achieve a particular goal within or across digital systems. Traditionally, user journeys were conceived as relatively linear processes, occurring within a single application or platform and designed around discrete task completion (Stickdorn &amp; Schneider, 2011). In such contexts, usability could be evaluated primarily at the interface level, as users remained within a consistent environment throughout their interaction.</w:t>
-      </w:r>
-    </w:p>
-    <w:p>
-      <w:r>
-        <w:t xml:space="preserve">However, contemporary mobile usage increasingly involves </w:t>
-      </w:r>
-      <w:r>
-        <w:rPr>
-          <w:b/>
-          <w:bCs/>
-        </w:rPr>
-        <w:t>fragmented digital journeys</w:t>
-      </w:r>
-      <w:r>
-        <w:t>, where a single goal is distributed across multiple independent applications. Rather than progressing through a continuous flow, users are required to switch repeatedly between apps, each with its own navigation structure, interaction style, and mental model. This fragmentation is particularly evident in everyday activities such as fitness tracking, travel planning, and communication, where no single application provides a complete end-to-end solution.</w:t>
-      </w:r>
-    </w:p>
-    <w:p>
-      <w:r>
-        <w:t xml:space="preserve">From a human–computer interaction perspective, fragmented journeys introduce significant </w:t>
-      </w:r>
-      <w:r>
-        <w:rPr>
-          <w:b/>
-          <w:bCs/>
-        </w:rPr>
-        <w:t>cognitive costs</w:t>
-      </w:r>
-      <w:r>
-        <w:t xml:space="preserve">. Research on multitasking and context switching demonstrates that moving between tasks or environments requires users to reorient themselves, recall prior states, and rebuild situational awareness, all of which increase mental workload (González &amp; Mark, 2004). In mobile environments, these costs are amplified due to small screen sizes, limited visual </w:t>
-      </w:r>
-      <w:r>
-        <w:lastRenderedPageBreak/>
-        <w:t>context, and frequent interruptions caused by notifications or environmental factors (</w:t>
+        <w:t>Designing the User Interface: Strategies for Effective Human–Computer Interaction</w:t>
+      </w:r>
+      <w:r>
+        <w:t xml:space="preserve">. 6th </w:t>
       </w:r>
       <w:proofErr w:type="spellStart"/>
       <w:r>
-        <w:t>Oulasvirta</w:t>
+        <w:t>edn</w:t>
       </w:r>
       <w:proofErr w:type="spellEnd"/>
       <w:r>
-        <w:t xml:space="preserve"> et al., 2005).</w:t>
-      </w:r>
-    </w:p>
-    <w:p>
-      <w:r>
-        <w:t xml:space="preserve">Fragmentation also undermines </w:t>
-      </w:r>
-      <w:r>
-        <w:rPr>
-          <w:b/>
-          <w:bCs/>
-        </w:rPr>
-        <w:t>task continuity</w:t>
-      </w:r>
-      <w:r>
-        <w:t>. Because information and functionality are distributed across separate applications, users must rely on memory rather than recognition to locate relevant tools or data. This reliance on recall increases the likelihood of error and disrupts the sense of flow that is central to effective user experience design (Norman, 2013). Although individual applications may be well designed in isolation, the overall ecosystem-level experience can remain inefficient and frustrating.</w:t>
-      </w:r>
-    </w:p>
-    <w:p>
-      <w:r>
-        <w:t xml:space="preserve">Importantly, fragmented journeys shift usability concerns from individual interfaces to </w:t>
-      </w:r>
-      <w:r>
-        <w:rPr>
-          <w:b/>
-          <w:bCs/>
-        </w:rPr>
-        <w:t>systems of interaction</w:t>
-      </w:r>
-      <w:r>
-        <w:t>. The challenge is no longer solely whether an app is usable, but whether a collection of apps supports coherent, uninterrupted user activity. This distinction is critical in modern mobile contexts, where users often engage in short, time-constrained interactions that leave little tolerance for friction or confusion.</w:t>
-      </w:r>
-    </w:p>
-    <w:p>
-      <w:r>
-        <w:t xml:space="preserve">The prevalence of fragmented journeys has prompted designers and researchers to explore alternative models of interaction that prioritise integration and continuity. One such response is the emergence of multifunctional platforms and </w:t>
+        <w:t>. Boston, MA: Pearson.</w:t>
+      </w:r>
+    </w:p>
+    <w:p>
+      <w:r>
+        <w:t xml:space="preserve">Bubeck, S. et al. (2023) ‘Sparks of artificial general intelligence: Early experiments with GPT-4’, </w:t>
       </w:r>
       <w:proofErr w:type="spellStart"/>
       <w:r>
-        <w:t>superapps</w:t>
+        <w:t>arXiv</w:t>
       </w:r>
       <w:proofErr w:type="spellEnd"/>
       <w:r>
-        <w:t>, which aim to consolidate related tasks within a single environment. These platforms seek to reduce context switching, maintain stable mental models, and support more seamless user journeys. The following sections explore how such approaches have been implemented in practice, and whether they successfully address the challenges posed by fragmentation.</w:t>
-      </w:r>
-    </w:p>
-    <w:p>
-      <w:pPr>
-        <w:rPr>
-          <w:color w:val="501549" w:themeColor="accent5" w:themeShade="80"/>
-        </w:rPr>
-      </w:pPr>
-    </w:p>
-    <w:p>
-      <w:pPr>
-        <w:rPr>
-          <w:b/>
-          <w:bCs/>
-          <w:color w:val="501549" w:themeColor="accent5" w:themeShade="80"/>
-        </w:rPr>
-      </w:pPr>
-      <w:r>
-        <w:rPr>
-          <w:b/>
-          <w:bCs/>
-          <w:color w:val="501549" w:themeColor="accent5" w:themeShade="80"/>
-        </w:rPr>
-        <w:t>2.5 User Journeys and Digital Service Design</w:t>
-      </w:r>
-    </w:p>
-    <w:p>
-      <w:r>
-        <w:t>Within human–computer interaction and service design, the concept of the user journey is used to describe the holistic experience of a user as they move through a sequence of interactions over time in pursuit of a goal. Unlike task-based models that focus on isolated actions, user journeys emphasise continuity, context, and the cumulative effect of interactions across touchpoints (Stickdorn &amp; Schneider, 2012).</w:t>
-      </w:r>
-    </w:p>
-    <w:p>
-      <w:r>
-        <w:t xml:space="preserve">Service design extends this perspective beyond individual interfaces to consider systems of interaction that may span multiple digital and non-digital services. </w:t>
-      </w:r>
-      <w:proofErr w:type="spellStart"/>
-      <w:r>
-        <w:t>Polaine</w:t>
-      </w:r>
-      <w:proofErr w:type="spellEnd"/>
-      <w:r>
-        <w:t>, Løvlie, and Reason (2013) argue that meaningful user experience emerges not from single touchpoints, but from how those touchpoints connect to form a coherent whole. From this perspective, usability is not solely determined by how intuitive an interface is, but by how well a service supports progression, orientation, and understanding across an entire journey.</w:t>
-      </w:r>
-    </w:p>
-    <w:p>
-      <w:r>
-        <w:t>In digital contexts, user journeys are increasingly non-linear and distributed. Users may enter and exit services at multiple points, switch between platforms, or pause and resume activities over extended periods. This is particularly true in mobile environments, where interactions are brief and shaped by situational factors such as location, time pressure, and divided attention. As a result, journeys often unfold across multiple applications, each contributing only a partial segment of the overall experience.</w:t>
-      </w:r>
-    </w:p>
-    <w:p>
-      <w:r>
-        <w:t xml:space="preserve">Service design theory highlights the importance of maintaining continuity across these fragmented touchpoints. When services fail to align in structure or intent, users are forced to act as the integrators of the system, manually coordinating information and tasks between </w:t>
-      </w:r>
-      <w:r>
-        <w:lastRenderedPageBreak/>
-        <w:t>platforms. This places additional cognitive demands on users and increases friction, even when individual services are well designed in isolation (Norman, 2013).</w:t>
-      </w:r>
-    </w:p>
-    <w:p>
-      <w:r>
-        <w:t>Journey mapping is a common method used within service design to visualise these experiences and identify breakdowns in flow, confusion, or redundancy. By examining the emotional, cognitive, and temporal dimensions of a journey, designers can uncover pain points that are not visible through interface-level evaluation alone (Stickdorn &amp; Schneider, 2012). This approach is particularly valuable when assessing mobile ecosystems, where inefficiencies often arise between apps rather than within them.</w:t>
-      </w:r>
-    </w:p>
-    <w:p>
-      <w:r>
-        <w:t xml:space="preserve">Framed through a service design lens, fragmented digital journeys represent a structural design problem rather than a series of isolated usability failures. Addressing fragmentation therefore requires solutions that operate at the level of system integration and journey orchestration, rather than incremental interface improvements. This shift in focus underpins the growing interest in multifunctional platforms and </w:t>
-      </w:r>
-      <w:proofErr w:type="spellStart"/>
-      <w:r>
-        <w:t>superapps</w:t>
-      </w:r>
-      <w:proofErr w:type="spellEnd"/>
-      <w:r>
-        <w:t>, which aim to consolidate services and reduce fragmentation by supporting end-to-end user journeys within a unified environment.</w:t>
-      </w:r>
-    </w:p>
-    <w:p/>
-    <w:p>
-      <w:pPr>
-        <w:rPr>
-          <w:b/>
-          <w:bCs/>
-          <w:color w:val="501549" w:themeColor="accent5" w:themeShade="80"/>
-        </w:rPr>
-      </w:pPr>
-      <w:r>
-        <w:rPr>
-          <w:b/>
-          <w:bCs/>
-          <w:color w:val="501549" w:themeColor="accent5" w:themeShade="80"/>
-        </w:rPr>
-        <w:t xml:space="preserve">2.6 Multifunctional Platforms and </w:t>
-      </w:r>
-      <w:proofErr w:type="spellStart"/>
-      <w:r>
-        <w:rPr>
-          <w:b/>
-          <w:bCs/>
-          <w:color w:val="501549" w:themeColor="accent5" w:themeShade="80"/>
-        </w:rPr>
-        <w:t>Superapps</w:t>
-      </w:r>
-      <w:proofErr w:type="spellEnd"/>
-    </w:p>
-    <w:p>
-      <w:r>
-        <w:t>In response to increasingly fragmented digital journeys, a growing number of platforms have adopted a multifunctional or “</w:t>
-      </w:r>
-      <w:proofErr w:type="spellStart"/>
-      <w:r>
-        <w:t>superapp</w:t>
-      </w:r>
-      <w:proofErr w:type="spellEnd"/>
-      <w:r>
-        <w:t xml:space="preserve">” model. Rather than offering a single, narrowly defined service, </w:t>
-      </w:r>
-      <w:proofErr w:type="spellStart"/>
-      <w:r>
-        <w:t>superapps</w:t>
-      </w:r>
-      <w:proofErr w:type="spellEnd"/>
-      <w:r>
-        <w:t xml:space="preserve"> integrate multiple functions—such as communication, payments, content consumption, and task management—within a unified environment. The core aim of this approach is to reduce context switching, consolidate user activity, and support end-to-end journeys within a single system.</w:t>
-      </w:r>
-    </w:p>
-    <w:p>
-      <w:r>
-        <w:t xml:space="preserve">From a service design perspective, </w:t>
-      </w:r>
-      <w:proofErr w:type="spellStart"/>
-      <w:r>
-        <w:t>superapps</w:t>
-      </w:r>
-      <w:proofErr w:type="spellEnd"/>
-      <w:r>
-        <w:t xml:space="preserve"> represent an attempt to shift interaction away from isolated touchpoints toward continuous, system-level experiences. By centralising related services, these platforms seek to maintain stable mental models and reduce the cognitive effort required to move between tasks (</w:t>
-      </w:r>
-      <w:proofErr w:type="spellStart"/>
-      <w:r>
-        <w:t>Polaine</w:t>
-      </w:r>
-      <w:proofErr w:type="spellEnd"/>
-      <w:r>
-        <w:t>, Løvlie, &amp; Reason, 2013). Instead of forcing users to navigate between multiple independent applications, multifunctional platforms position themselves as persistent environments through which users can fluidly transition between activities.</w:t>
-      </w:r>
-    </w:p>
-    <w:p>
-      <w:r>
-        <w:t>However, integration alone does not guarantee improved user experience. While multifunctional platforms may reduce fragmentation at the ecosystem level, they also introduce challenges related to complexity, discoverability, and learnability. As functionality accumulates within a single application, users may experience increased cognitive load, particularly when interfaces attempt to serve a wide range of tasks with divergent interaction patterns. This tension highlights a central design challenge: balancing consolidation with clarity.</w:t>
-      </w:r>
-    </w:p>
-    <w:p>
-      <w:r>
-        <w:t xml:space="preserve">Research in human–computer interaction suggests that usability issues at scale often emerge not from individual features, but from how systems organise and expose functionality over time (Norman, 2013). In multifunctional platforms, poor structural coherence can result in experiences that feel overwhelming or opaque, undermining the very continuity such systems aim to provide. Consequently, the success of a </w:t>
-      </w:r>
-      <w:proofErr w:type="spellStart"/>
-      <w:r>
-        <w:t>superapp</w:t>
-      </w:r>
-      <w:proofErr w:type="spellEnd"/>
-      <w:r>
-        <w:t xml:space="preserve"> depends not only on the breadth of its features, but on how effectively those features are orchestrated into coherent user journeys.</w:t>
-      </w:r>
-    </w:p>
-    <w:p>
-      <w:r>
-        <w:lastRenderedPageBreak/>
-        <w:t>Multifunctional platforms can therefore be understood as an architectural response to fragmented journeys, rather than a purely interface-level solution. Their effectiveness must be evaluated in terms of journey continuity, cognitive effort, and the ease with which users can move between tasks without losing orientation. This makes them a particularly relevant lens through which to examine contemporary mobile ecosystems.</w:t>
-      </w:r>
-    </w:p>
-    <w:p>
-      <w:r>
-        <w:t xml:space="preserve">The following sections explore two contrasting examples of this model in practice. WeChat is examined as a widely cited example of a successful </w:t>
-      </w:r>
-      <w:proofErr w:type="spellStart"/>
-      <w:r>
-        <w:t>superapp</w:t>
-      </w:r>
-      <w:proofErr w:type="spellEnd"/>
-      <w:r>
-        <w:t xml:space="preserve"> that supports unified digital journeys, while Meta’s ecosystem is considered as a case where integration efforts have struggled to resolve fragmentation. Together, these case studies provide insight into the conditions under which multifunctional platforms succeed or fail in addressing fragmented user experiences.</w:t>
-      </w:r>
-    </w:p>
-    <w:p>
-      <w:pPr>
-        <w:rPr>
-          <w:color w:val="501549" w:themeColor="accent5" w:themeShade="80"/>
-        </w:rPr>
-      </w:pPr>
-    </w:p>
-    <w:p>
-      <w:pPr>
-        <w:rPr>
-          <w:b/>
-          <w:bCs/>
-          <w:color w:val="501549" w:themeColor="accent5" w:themeShade="80"/>
-        </w:rPr>
-      </w:pPr>
-      <w:r>
-        <w:rPr>
-          <w:b/>
-          <w:bCs/>
-          <w:color w:val="501549" w:themeColor="accent5" w:themeShade="80"/>
-        </w:rPr>
-        <w:t>2.6.1 WeChat as a Unified Experience</w:t>
-      </w:r>
-    </w:p>
-    <w:p>
-      <w:pPr>
-        <w:rPr>
-          <w:color w:val="501549" w:themeColor="accent5" w:themeShade="80"/>
-        </w:rPr>
-      </w:pPr>
-    </w:p>
-    <w:p>
-      <w:r>
-        <w:t xml:space="preserve">WeChat is widely regarded as one of the most mature examples of a multifunctional mobile platform, frequently cited in both academic and industry discourse as a benchmark for </w:t>
-      </w:r>
-      <w:proofErr w:type="spellStart"/>
-      <w:r>
-        <w:t>superapp</w:t>
-      </w:r>
-      <w:proofErr w:type="spellEnd"/>
-      <w:r>
-        <w:t xml:space="preserve"> design. Originally launched as a messaging application, WeChat has evolved into an integrated digital ecosystem supporting communication, payments, social networking, content consumption, booking services, and third-party applications within a single environment.</w:t>
-      </w:r>
-    </w:p>
-    <w:p>
-      <w:r>
-        <w:t>From a user journey perspective, WeChat’s primary strength lies in its ability to support extended, multi-step activities without requiring users to exit the platform. Tasks that would typically be distributed across several independent applications—such as arranging social plans, transferring money, accessing services, and managing daily activities—are consolidated into a continuous interaction space. This consolidation significantly reduces the need for context switching and helps preserve users’ mental models across tasks.</w:t>
-      </w:r>
-    </w:p>
-    <w:p>
-      <w:r>
-        <w:t>Service design theory emphasises the importance of continuity and coherence across touchpoints, particularly in complex digital ecosystems (</w:t>
-      </w:r>
-      <w:proofErr w:type="spellStart"/>
-      <w:r>
-        <w:t>Polaine</w:t>
-      </w:r>
-      <w:proofErr w:type="spellEnd"/>
-      <w:r>
-        <w:t>, Løvlie, &amp; Reason, 2013). WeChat exemplifies this principle by positioning itself not as a collection of discrete features, but as a persistent environment through which users navigate a wide range of services. Industry commentators, including futurists such as Amy Webb, have characterised WeChat as functioning less like a single application and more like an infrastructural layer for digital life—effectively acting as a gateway to services rather than a destination in itself.</w:t>
-      </w:r>
-    </w:p>
-    <w:p>
-      <w:r>
-        <w:t>Crucially, WeChat’s integration strategy extends beyond feature aggregation. The platform maintains consistent interaction patterns, navigation structures, and visual language across its core services, allowing users to transfer knowledge from one task to another with minimal friction. This supports recognition over recall, reducing cognitive effort as users move between functions (Norman, 2013). Even when interacting with third-party “</w:t>
-      </w:r>
-      <w:proofErr w:type="gramStart"/>
-      <w:r>
-        <w:t>mini-programs</w:t>
-      </w:r>
-      <w:proofErr w:type="gramEnd"/>
-      <w:r>
-        <w:t>,” users remain within the same overarching interface framework, preserving a sense of continuity.</w:t>
-      </w:r>
-    </w:p>
-    <w:p>
-      <w:r>
-        <w:t>WeChat also demonstrates how multifunctional platforms can mitigate fragmentation without overwhelming users. Rather than exposing all functionality simultaneously, services are layered contextually, emerging in response to user intent. This approach aligns with research suggesting that successful mobile interaction depends on supporting short, goal-oriented bursts of attention while maintaining overall task coherence (</w:t>
-      </w:r>
-      <w:proofErr w:type="spellStart"/>
-      <w:r>
-        <w:t>Oulasvirta</w:t>
-      </w:r>
-      <w:proofErr w:type="spellEnd"/>
-      <w:r>
-        <w:t xml:space="preserve"> et al., 2005).</w:t>
-      </w:r>
-    </w:p>
-    <w:p>
-      <w:r>
-        <w:lastRenderedPageBreak/>
-        <w:t>However, it is important to acknowledge that WeChat’s success is partly shaped by its cultural, economic, and regulatory context. The platform operates within an ecosystem where users expect centralised digital services and where alternative applications are limited. Despite this, its design offers valuable insight into how multifunctional platforms can reduce fragmented journeys by prioritising integration, continuity, and system-level usability.</w:t>
-      </w:r>
-    </w:p>
-    <w:p>
-      <w:r>
-        <w:t xml:space="preserve">In this respect, WeChat serves as a compelling example of how a </w:t>
-      </w:r>
-      <w:proofErr w:type="spellStart"/>
-      <w:r>
-        <w:t>superapp</w:t>
-      </w:r>
-      <w:proofErr w:type="spellEnd"/>
-      <w:r>
-        <w:t xml:space="preserve"> can transform fragmented mobile interactions into unified user journeys, providing a useful contrast to platforms that have attempted—but struggled—to achieve similar levels of integration.</w:t>
-      </w:r>
-    </w:p>
-    <w:p>
-      <w:pPr>
-        <w:rPr>
-          <w:color w:val="501549" w:themeColor="accent5" w:themeShade="80"/>
-        </w:rPr>
-      </w:pPr>
-    </w:p>
-    <w:p>
-      <w:pPr>
-        <w:rPr>
-          <w:b/>
-          <w:bCs/>
-          <w:color w:val="501549" w:themeColor="accent5" w:themeShade="80"/>
-        </w:rPr>
-      </w:pPr>
-      <w:r>
-        <w:rPr>
-          <w:b/>
-          <w:bCs/>
-          <w:color w:val="501549" w:themeColor="accent5" w:themeShade="80"/>
-        </w:rPr>
-        <w:t>2.6.2 Meta and the Failure of Integration</w:t>
-      </w:r>
-    </w:p>
-    <w:p>
-      <w:r>
-        <w:t xml:space="preserve">In contrast to WeChat’s unified platform model, Meta represents a fragmented approach to multifunctionality, despite controlling a portfolio of widely used mobile applications. Services such as Facebook, Instagram, WhatsApp, and Messenger collectively cover communication, content consumption, social networking, and commerce-related functions. However, rather than forming a cohesive </w:t>
-      </w:r>
-      <w:proofErr w:type="spellStart"/>
-      <w:r>
-        <w:t>superapp</w:t>
-      </w:r>
-      <w:proofErr w:type="spellEnd"/>
-      <w:r>
-        <w:t xml:space="preserve"> ecosystem, these services remain largely siloed, resulting in fragmented user journeys distributed across multiple applications.</w:t>
-      </w:r>
-    </w:p>
-    <w:p>
-      <w:r>
-        <w:t>From a user journey perspective, Meta’s ecosystem requires users to frequently switch contexts in order to complete related tasks. For example, communicating with contacts, sharing media, managing events, and interacting with communities often necessitate movement between separate apps, each with its own navigation logic, feature set, and interaction patterns. This fragmentation undermines continuity, forcing users to repeatedly reorient themselves and reconstruct task context.</w:t>
-      </w:r>
-    </w:p>
-    <w:p>
-      <w:r>
-        <w:t>Research in human–computer interaction demonstrates that such context switching imposes measurable cognitive costs. González and Mark (2004) show that interruptions and task switching disrupt workflow and increase mental effort, while mobile-specific studies highlight how short attention spans and frequent interruptions exacerbate these effects (</w:t>
-      </w:r>
-      <w:proofErr w:type="spellStart"/>
-      <w:r>
-        <w:t>Oulasvirta</w:t>
-      </w:r>
-      <w:proofErr w:type="spellEnd"/>
-      <w:r>
-        <w:t xml:space="preserve"> et al., 2005). In Meta’s ecosystem, even when applications are conceptually related, the lack of seamless transitions intensifies cognitive load and disrupts task flow.</w:t>
-      </w:r>
-    </w:p>
-    <w:p>
-      <w:r>
-        <w:t>Although Meta has attempted partial integration—such as cross-posting content or unifying messaging infrastructures—these efforts primarily operate at a technical or backend level rather than at the level of user experience. From the user’s perspective, interactions remain segmented, with limited support for end-to-end journeys across services. This contrasts sharply with service design principles that emphasise holistic experience design over isolated touchpoints (Stickdorn &amp; Schneider, 2011).</w:t>
-      </w:r>
-    </w:p>
-    <w:p>
-      <w:r>
-        <w:t>Furthermore, Meta’s applications have evolved independently over time, resulting in divergent interface conventions, feature hierarchies, and mental models. While each application may be usable in isolation, their collective use places a significant burden on users to remember where specific functions reside. This reliance on recall rather than recognition increases friction and heightens the risk of error, particularly in time-constrained mobile contexts (Norman, 2013).</w:t>
-      </w:r>
-    </w:p>
-    <w:p>
-      <w:r>
-        <w:t xml:space="preserve">Unlike WeChat, Meta has not established a single persistent interaction space that users inhabit while moving between services. Instead, users are repeatedly required to exit and re-enter applications, breaking continuity and reinforcing fragmentation. As a result, Meta’s </w:t>
-      </w:r>
-      <w:r>
-        <w:lastRenderedPageBreak/>
-        <w:t>ecosystem exemplifies how multifunctionality at the organisational level does not necessarily translate into unified user experiences at the interaction level.</w:t>
-      </w:r>
-    </w:p>
-    <w:p>
-      <w:r>
-        <w:t>This failure to deliver coherent, cross-application journeys highlights a key distinction within multifunctional platform design: aggregation alone is insufficient. Without intentional system-level integration and journey-oriented design, multifunctional ecosystems risk amplifying fragmentation rather than resolving it. Meta therefore serves as a useful counterexample, illustrating the challenges and limitations of attempting to support complex user needs through loosely connected single-purpose applications.</w:t>
-      </w:r>
-    </w:p>
-    <w:p>
-      <w:pPr>
-        <w:rPr>
-          <w:color w:val="501549" w:themeColor="accent5" w:themeShade="80"/>
-        </w:rPr>
-      </w:pPr>
-    </w:p>
-    <w:p>
-      <w:pPr>
-        <w:rPr>
-          <w:b/>
-          <w:bCs/>
-          <w:color w:val="501549" w:themeColor="accent5" w:themeShade="80"/>
-        </w:rPr>
-      </w:pPr>
-      <w:r>
-        <w:rPr>
-          <w:b/>
-          <w:bCs/>
-          <w:color w:val="501549" w:themeColor="accent5" w:themeShade="80"/>
-        </w:rPr>
-        <w:t>2.7 Cognitive Load, Learnability, and the Wundt Curve</w:t>
-      </w:r>
-    </w:p>
-    <w:p>
-      <w:pPr>
-        <w:rPr>
-          <w:color w:val="501549" w:themeColor="accent5" w:themeShade="80"/>
-        </w:rPr>
-      </w:pPr>
-    </w:p>
-    <w:p>
-      <w:r>
-        <w:t>Cognitive load and learnability are central concerns in human–computer interaction, particularly within mobile environments where attention is limited and interactions are often brief. Cognitive load refers to the mental effort required to process information, make decisions, and execute tasks within an interface. When this load exceeds a user’s capacity, performance deteriorates, errors increase, and overall experience quality declines (Norman, 2013).</w:t>
-      </w:r>
-    </w:p>
-    <w:p>
-      <w:r>
-        <w:t xml:space="preserve">In fragmented digital journeys, cognitive load accumulates across applications rather than being confined to a single interface. Each app switch requires users to recall where functionality is located, adapt to different navigation structures, and re-establish task context. Research on multitasking and interruptions demonstrates that this repeated context switching significantly increases mental workload and disrupts task flow (González &amp; Mark, 2004; </w:t>
-      </w:r>
-      <w:proofErr w:type="spellStart"/>
-      <w:r>
-        <w:t>Oulasvirta</w:t>
-      </w:r>
-      <w:proofErr w:type="spellEnd"/>
-      <w:r>
-        <w:t xml:space="preserve"> et al., 2005). In mobile contexts, these effects are amplified due to constrained screen space and frequent environmental interruptions.</w:t>
-      </w:r>
-    </w:p>
-    <w:p>
-      <w:r>
-        <w:t>Learnability—the ease with which users can become proficient with a system—plays a crucial role in moderating cognitive load over time. Well-designed systems allow users to form stable mental models, enabling interaction to become more automatic and less cognitively demanding. However, when functionality is distributed across multiple applications, users must learn and maintain several mental models simultaneously. This fragmentation undermines learnability at the system level, even if individual applications are easy to use in isolation.</w:t>
-      </w:r>
-    </w:p>
-    <w:p>
-      <w:r>
-        <w:t xml:space="preserve">The relationship between complexity, stimulation, and user performance can be understood through the lens of the </w:t>
-      </w:r>
-      <w:r>
-        <w:rPr>
-          <w:b/>
-          <w:bCs/>
-        </w:rPr>
-        <w:t>Wundt curve</w:t>
-      </w:r>
-      <w:r>
-        <w:t>, also known as the inverted-U model of arousal and performance. The Wundt curve suggests that performance is optimised at moderate levels of stimulation, while both under-stimulation and over-stimulation lead to reduced effectiveness. Applied to interface design, overly simple systems may fail to engage users, while overly complex or cognitively demanding systems overwhelm them.</w:t>
-      </w:r>
-    </w:p>
-    <w:p>
-      <w:r>
-        <w:t>Multifunctional applications sit at a critical point on this curve. By consolidating related tasks within a single environment, such systems have the potential to reduce cognitive load by minimising context switching and supporting continuity. However, if poorly designed, they risk introducing excessive complexity, steep learning curves, and feature overload. The success of a multifunctional platform therefore depends not on the number of features it offers, but on how effectively it balances integration with clarity.</w:t>
-      </w:r>
-    </w:p>
-    <w:p>
-      <w:r>
-        <w:lastRenderedPageBreak/>
-        <w:t xml:space="preserve">This balance is evident when comparing unified </w:t>
-      </w:r>
-      <w:proofErr w:type="spellStart"/>
-      <w:r>
-        <w:t>superapps</w:t>
-      </w:r>
-      <w:proofErr w:type="spellEnd"/>
-      <w:r>
-        <w:t xml:space="preserve"> with fragmented ecosystems. Unified platforms aim to keep users within an optimal zone of cognitive stimulation by maintaining consistent interaction patterns and reducing the need for recall. Fragmented systems, by contrast, often push users toward the upper end of the Wundt curve, where excessive switching, inconsistency, and memory demands degrade performance and satisfaction.</w:t>
-      </w:r>
-    </w:p>
-    <w:p>
-      <w:r>
-        <w:t>Understanding this trade-off is essential for evaluating multifunctional app design. Rather than assuming that consolidation is inherently beneficial, designers must consider how integration affects cognitive load, learnability, and long-term user performance. These considerations are particularly relevant in domains such as fitness, where users engage with applications frequently but briefly, and where disruption to flow can significantly impact motivation and adherence.</w:t>
-      </w:r>
-    </w:p>
-    <w:p>
-      <w:pPr>
-        <w:rPr>
-          <w:color w:val="501549" w:themeColor="accent5" w:themeShade="80"/>
-        </w:rPr>
-      </w:pPr>
-    </w:p>
-    <w:p>
-      <w:pPr>
-        <w:rPr>
-          <w:b/>
-          <w:bCs/>
-          <w:color w:val="501549" w:themeColor="accent5" w:themeShade="80"/>
-        </w:rPr>
-      </w:pPr>
-      <w:r>
-        <w:rPr>
-          <w:b/>
-          <w:bCs/>
-          <w:color w:val="501549" w:themeColor="accent5" w:themeShade="80"/>
-        </w:rPr>
-        <w:t>2.8 Fragmentation in Fitness App Ecosystems</w:t>
-      </w:r>
-    </w:p>
-    <w:p>
-      <w:r>
-        <w:t>Fitness-related mobile experiences provide a clear and contemporary example of fragmented digital journeys. Users seeking to manage workouts, track progress, time rest periods, record notes, and monitor health metrics are often required to engage with multiple independent applications. These may include workout logging apps, stopwatch or timer tools, note-taking applications, music players, and wearable companion apps. Although each application may be well-designed in isolation, collectively they form a disjointed ecosystem that places a significant cognitive burden on the user.</w:t>
-      </w:r>
-    </w:p>
-    <w:p>
-      <w:r>
-        <w:t xml:space="preserve">This fragmentation is particularly problematic given the situational context of gym use. Fitness activities are time-sensitive, physically demanding, and frequently interrupted. Users often interact with their devices briefly between sets or exercises, leaving little tolerance for complex navigation or prolonged attention. In such contexts, repeated app switching disrupts task flow and increases reliance on memory rather than recognition, exacerbating cognitive load (Norman, 2013; </w:t>
-      </w:r>
-      <w:proofErr w:type="spellStart"/>
-      <w:r>
-        <w:t>Oulasvirta</w:t>
-      </w:r>
-      <w:proofErr w:type="spellEnd"/>
-      <w:r>
-        <w:t xml:space="preserve"> et al., 2005).</w:t>
-      </w:r>
-    </w:p>
-    <w:p>
-      <w:r>
-        <w:t>From a user journey perspective, the fitness experience rarely consists of a single discrete task. Instead, it is a continuous sequence of interrelated actions: reviewing a workout plan, performing exercises, timing rest intervals, recording performance, and reflecting on progress. When these actions are distributed across separate applications, users must repeatedly reorient themselves, manage multiple mental models, and reconstruct task context. This undermines continuity and diminishes the sense of engagement and momentum that is critical to sustained fitness motivation.</w:t>
-      </w:r>
-    </w:p>
-    <w:p>
-      <w:r>
-        <w:t>Research on task fragmentation and multitasking further suggests that such context switching incurs measurable performance costs, including increased error rates and reduced efficiency (González &amp; Mark, 2004). In fitness settings, these costs may manifest as forgotten sets, inaccurate logging, or abandoned tracking altogether. Over time, this friction can contribute to disengagement and reduced adherence to fitness routines.</w:t>
-      </w:r>
-    </w:p>
-    <w:p>
-      <w:r>
-        <w:t xml:space="preserve">Despite the proliferation of fitness applications, relatively few platforms attempt to address this fragmentation holistically. Many apps focus on a single core function—such as tracking workouts or monitoring health data—while assuming that users will integrate these tools manually into their broader routines. This assumption overlooks the cumulative cognitive </w:t>
-      </w:r>
-      <w:r>
-        <w:lastRenderedPageBreak/>
-        <w:t>impact of fragmented journeys and places the burden of integration on the user rather than the system.</w:t>
-      </w:r>
-    </w:p>
-    <w:p>
-      <w:r>
-        <w:t>This project positions the fitness domain as an ideal case study for examining fragmented digital journeys and exploring the potential of multifunctional mobile design. By analysing the limitations of existing fitness app ecosystems and comparing them with integrated platform models, the study aims to investigate whether consolidating related tools into a single, cohesive application can meaningfully improve journey continuity, reduce cognitive load, and enhance overall user experience.</w:t>
-      </w:r>
-    </w:p>
-    <w:p>
-      <w:pPr>
-        <w:rPr>
-          <w:color w:val="501549" w:themeColor="accent5" w:themeShade="80"/>
-        </w:rPr>
-      </w:pPr>
-    </w:p>
-    <w:p>
-      <w:pPr>
-        <w:rPr>
-          <w:b/>
-          <w:bCs/>
-          <w:color w:val="501549" w:themeColor="accent5" w:themeShade="80"/>
-        </w:rPr>
-      </w:pPr>
-      <w:r>
-        <w:rPr>
-          <w:b/>
-          <w:bCs/>
-          <w:color w:val="501549" w:themeColor="accent5" w:themeShade="80"/>
-        </w:rPr>
-        <w:t>2.9 Literature Review Summary and Research Gap</w:t>
-      </w:r>
-    </w:p>
-    <w:p>
-      <w:r>
-        <w:t>This literature review has examined the evolution of human–computer interaction, shifting from early command-line systems to contemporary mobile, voice-driven, and context-aware interfaces. As interaction paradigms have evolved, so too have the challenges associated with usability, cognitive load, and user experience. While early research largely focused on isolated interfaces, modern mobile usage increasingly involves complex, multi-application ecosystems that extend beyond single-task interactions.</w:t>
-      </w:r>
-    </w:p>
-    <w:p>
-      <w:r>
-        <w:t>The review has highlighted the growing prevalence of fragmented digital journeys, particularly within mobile environments. Studies on multitasking and context switching demonstrate that fragmentation introduces significant cognitive costs, disrupting task continuity and increasing mental workload. These effects are further intensified in mobile contexts, where limited attention, constrained interfaces, and frequent interruptions are common. The literature suggests that while individual applications may be usable in isolation, overall user experience is often undermined at the journey level.</w:t>
-      </w:r>
-    </w:p>
-    <w:p>
-      <w:r>
-        <w:t xml:space="preserve">Research in digital service design and user journey modelling has responded to this shift by emphasising holistic, cross-platform experiences rather than discrete interactions. However, much of this work remains conceptual or organisational in focus, offering limited empirical investigation into how journey fragmentation affects usability in everyday mobile scenarios. Similarly, studies of multifunctional platforms and </w:t>
-      </w:r>
-      <w:proofErr w:type="spellStart"/>
-      <w:r>
-        <w:t>superapps</w:t>
-      </w:r>
-      <w:proofErr w:type="spellEnd"/>
-      <w:r>
-        <w:t xml:space="preserve"> demonstrate the potential benefits of integration but often concentrate on large-scale ecosystems, cultural factors, or platform dominance rather than moment-to-moment user experience.</w:t>
-      </w:r>
-    </w:p>
-    <w:p>
-      <w:r>
-        <w:t>Notably, there is a lack of applied research examining fragmentation within specific, routine activity domains such as fitness, where users engage in frequent, short, and context-sensitive interactions. Existing fitness applications largely adopt single-purpose design approaches, implicitly assuming that users will manage integration across multiple tools. This gap suggests a need for focused investigation into whether multifunctional mobile design can meaningfully reduce fragmentation and improve journey continuity in such settings.</w:t>
-      </w:r>
-    </w:p>
-    <w:p>
-      <w:r>
-        <w:t>Furthermore, while theories of cognitive load, learnability, and optimal stimulation—such as those described by the Wundt curve—provide valuable frameworks for understanding user performance, their application to multifunctional mobile environments remains underexplored. In particular, there is limited research evaluating how integrated app design can balance complexity and usability without introducing feature overload.</w:t>
-      </w:r>
-    </w:p>
-    <w:p>
-      <w:r>
-        <w:t xml:space="preserve">In response to these gaps, this project adopts a fitness-based case study to investigate fragmented mobile journeys and explore the potential of multifunctional app design as a means </w:t>
-      </w:r>
-      <w:r>
-        <w:lastRenderedPageBreak/>
-        <w:t>of unifying user experience. By designing and evaluating a prototype that consolidates commonly used fitness-related tools, the study aims to contribute empirical insight into how integrated mobile applications can support more coherent, efficient, and cognitively sustainable user journeys.</w:t>
-      </w:r>
-    </w:p>
-    <w:p>
-      <w:pPr>
-        <w:rPr>
-          <w:color w:val="501549" w:themeColor="accent5" w:themeShade="80"/>
-        </w:rPr>
-      </w:pPr>
-    </w:p>
-    <w:p>
-      <w:r>
-        <w:t>Reference List:</w:t>
-      </w:r>
-    </w:p>
-    <w:p>
-      <w:r>
-        <w:t>Billinghurst, M., Clark, A. and Lee, G. (2015) ‘A survey of augmented reality’, Foundations and Trends in Human–Computer Interaction, 8(2–3), pp. 73–272.</w:t>
-      </w:r>
-    </w:p>
-    <w:p/>
-    <w:p>
-      <w:r>
-        <w:t xml:space="preserve">Bubeck, S. et al. (2023) ‘Sparks of artificial general intelligence: Early experiments with GPT-4’, </w:t>
-      </w:r>
-      <w:proofErr w:type="spellStart"/>
-      <w:r>
-        <w:t>arXiv</w:t>
-      </w:r>
-      <w:proofErr w:type="spellEnd"/>
-      <w:r>
         <w:t xml:space="preserve"> preprint arXiv:2303.12712.</w:t>
       </w:r>
     </w:p>
-    <w:p/>
     <w:p>
       <w:r>
         <w:t>González, V.M. and Mark, G. (2004) ‘“Constant, constant, multi-tasking craziness”: Managing multiple working spheres’, Proceedings of the SIGCHI Conference on Human Factors in Computing Systems (CHI ’04), Vienna, Austria. New York: ACM, pp. 113–120.</w:t>
       </w:r>
     </w:p>
-    <w:p/>
     <w:p>
       <w:r>
         <w:t>Hoy, M.B. (2018) ‘Alexa, Siri, Cortana, and more: An introduction to voice assistants’, Computer, 51(1), pp. 72–75.</w:t>
       </w:r>
     </w:p>
     <w:p>
-      <w:pPr>
-        <w:rPr>
-          <w:b/>
-          <w:bCs/>
-        </w:rPr>
-      </w:pPr>
-    </w:p>
-    <w:p>
-      <w:pPr>
-        <w:rPr>
-          <w:color w:val="196B24" w:themeColor="accent3"/>
-        </w:rPr>
-      </w:pPr>
-      <w:r>
-        <w:rPr>
-          <w:color w:val="196B24" w:themeColor="accent3"/>
-        </w:rPr>
+      <w:r>
         <w:t>Myers, B.A. (1996) ‘A brief history of human-computer interaction technology’, Interactions, 5(2), pp. 44–54.</w:t>
       </w:r>
     </w:p>
-    <w:p/>
-    <w:p>
-      <w:pPr>
-        <w:rPr>
-          <w:color w:val="196B24" w:themeColor="accent3"/>
-        </w:rPr>
-      </w:pPr>
-      <w:r>
-        <w:rPr>
-          <w:color w:val="196B24" w:themeColor="accent3"/>
-        </w:rPr>
+    <w:p>
+      <w:r>
         <w:t>Nielsen, J. (1994) Usability Engineering. San Francisco: Morgan Kaufmann.</w:t>
       </w:r>
     </w:p>
-    <w:p/>
-    <w:p>
-      <w:pPr>
-        <w:rPr>
-          <w:color w:val="196B24" w:themeColor="accent3"/>
-        </w:rPr>
-      </w:pPr>
-      <w:r>
-        <w:rPr>
-          <w:color w:val="196B24" w:themeColor="accent3"/>
-        </w:rPr>
+    <w:p>
+      <w:r>
         <w:t>Norman, D.A. (2013) The Design of Everyday Things. Revised and expanded edition. New York: Basic Books.</w:t>
       </w:r>
     </w:p>
-    <w:p/>
     <w:p>
       <w:pPr>
         <w:rPr>
@@ -1113,86 +904,32 @@
         <w:t>, J. (2005) ‘Interaction in 4-second bursts: The fragmented nature of attentional resources in mobile HCI’, Proceedings of the SIGCHI Conference on Human Factors in Computing Systems (CHI ’05), Portland, OR, USA. New York: ACM, pp. 919–928.</w:t>
       </w:r>
     </w:p>
+    <w:p>
+      <w:proofErr w:type="spellStart"/>
+      <w:r>
+        <w:t>Polaine</w:t>
+      </w:r>
+      <w:proofErr w:type="spellEnd"/>
+      <w:r>
+        <w:t>, A., Løvlie, L. and Reason, B. (2013) Service Design: From Insight to Implementation. Brooklyn, NY: Rosenfeld Media.</w:t>
+      </w:r>
+    </w:p>
+    <w:p>
+      <w:proofErr w:type="spellStart"/>
+      <w:r>
+        <w:t>Porcheron</w:t>
+      </w:r>
+      <w:proofErr w:type="spellEnd"/>
+      <w:r>
+        <w:t>, M., Fischer, J.E., Reeves, S. and Sharples, S. (2018) ‘Voice interfaces in everyday life’, Proceedings of the SIGCHI Conference on Human Factors in Computing Systems (CHI ’18). New York: ACM.</w:t>
+      </w:r>
+    </w:p>
+    <w:p>
+      <w:r>
+        <w:t>Stickdorn, M. and Schneider, J. (2012) This Is Service Design Thinking: Basics, Tools, Cases. Hoboken, NJ: John Wiley &amp; Sons.</w:t>
+      </w:r>
+    </w:p>
     <w:p/>
-    <w:p>
-      <w:pPr>
-        <w:rPr>
-          <w:color w:val="196B24" w:themeColor="accent3"/>
-        </w:rPr>
-      </w:pPr>
-      <w:proofErr w:type="spellStart"/>
-      <w:r>
-        <w:rPr>
-          <w:color w:val="196B24" w:themeColor="accent3"/>
-        </w:rPr>
-        <w:t>Polaine</w:t>
-      </w:r>
-      <w:proofErr w:type="spellEnd"/>
-      <w:r>
-        <w:rPr>
-          <w:color w:val="196B24" w:themeColor="accent3"/>
-        </w:rPr>
-        <w:t>, A., Løvlie, L. and Reason, B. (2013) Service Design: From Insight to Implementation. Brooklyn, NY: Rosenfeld Media.</w:t>
-      </w:r>
-    </w:p>
-    <w:p/>
-    <w:p>
-      <w:proofErr w:type="spellStart"/>
-      <w:r>
-        <w:t>Porcheron</w:t>
-      </w:r>
-      <w:proofErr w:type="spellEnd"/>
-      <w:r>
-        <w:t>, M., Fischer, J.E., Reeves, S. and Sharples, S. (2018) ‘Voice interfaces in everyday life’, Proceedings of the SIGCHI Conference on Human Factors in Computing Systems (CHI ’18). New York: ACM.</w:t>
-      </w:r>
-    </w:p>
-    <w:p>
-      <w:r>
-        <w:lastRenderedPageBreak/>
-        <w:t xml:space="preserve">EM360Tech (2024) ‘Meet Friend AI: Wearable that’s always listening’, EM360Tech, 30 July. Available at: </w:t>
-      </w:r>
-      <w:hyperlink r:id="rId5" w:tgtFrame="_new" w:history="1">
-        <w:r>
-          <w:rPr>
-            <w:rStyle w:val="Hyperlink"/>
-          </w:rPr>
-          <w:t>https://em360tech.com/tech-articles/meet-friend-ai-wearable-thats-always-listening</w:t>
-        </w:r>
-      </w:hyperlink>
-      <w:r>
-        <w:t xml:space="preserve"> (Accessed: </w:t>
-      </w:r>
-      <w:r>
-        <w:t>1</w:t>
-      </w:r>
-      <w:r>
-        <w:t xml:space="preserve">7 </w:t>
-      </w:r>
-      <w:r>
-        <w:t>November</w:t>
-      </w:r>
-      <w:r>
-        <w:t xml:space="preserve"> 2025).</w:t>
-      </w:r>
-    </w:p>
-    <w:p>
-      <w:pPr>
-        <w:rPr>
-          <w:color w:val="196B24" w:themeColor="accent3"/>
-        </w:rPr>
-      </w:pPr>
-      <w:r>
-        <w:rPr>
-          <w:color w:val="196B24" w:themeColor="accent3"/>
-        </w:rPr>
-        <w:t>Stickdorn, M. and Schneider, J. (2012) This Is Service Design Thinking: Basics, Tools, Cases. Hoboken, NJ: John Wiley &amp; Sons.</w:t>
-      </w:r>
-    </w:p>
-    <w:p>
-      <w:r>
-        <w:t>Turk, M. and Robertson, G. (2000) ‘Perceptual user interfaces’, Communications of the ACM, 43(3), pp. 32–34.</w:t>
-      </w:r>
-    </w:p>
     <w:sectPr>
       <w:pgSz w:w="11906" w:h="16838"/>
       <w:pgMar w:top="1440" w:right="1440" w:bottom="1440" w:left="1440" w:header="708" w:footer="708" w:gutter="0"/>
@@ -4082,4 +3819,26 @@
     </a:ext>
   </a:extLst>
 </a:theme>
+</file>
+
+<file path=word/webextensions/taskpanes.xml><?xml version="1.0" encoding="utf-8"?>
+<wetp:taskpanes xmlns:wetp="http://schemas.microsoft.com/office/webextensions/taskpanes/2010/11">
+  <wetp:taskpane dockstate="right" visibility="0" width="350" row="2">
+    <wetp:webextensionref xmlns:r="http://schemas.openxmlformats.org/officeDocument/2006/relationships" r:id="rId1"/>
+  </wetp:taskpane>
+</wetp:taskpanes>
+</file>
+
+<file path=word/webextensions/webextension1.xml><?xml version="1.0" encoding="utf-8"?>
+<we:webextension xmlns:we="http://schemas.microsoft.com/office/webextensions/webextension/2010/11" id="{6DB41407-6C1A-4DD7-AE05-0E7CFBAEC9E6}">
+  <we:reference id="wa200000368" version="1.0.0.0" store="en-US" storeType="OMEX"/>
+  <we:alternateReferences>
+    <we:reference id="WA200000368" version="1.0.0.0" store="" storeType="OMEX"/>
+  </we:alternateReferences>
+  <we:properties>
+    <we:property name="documentId" value="&quot;78410f88de55db34&quot;"/>
+  </we:properties>
+  <we:bindings/>
+  <we:snapshot xmlns:r="http://schemas.openxmlformats.org/officeDocument/2006/relationships"/>
+</we:webextension>
 </file>
--- a/Report/Literature Review/Literature Review.docx
+++ b/Report/Literature Review/Literature Review.docx
@@ -84,7 +84,7 @@
     </w:p>
     <w:p>
       <w:r>
-        <w:t xml:space="preserve">Consequently, this analysis adopts a journey-oriented methodology, citing studies in human-computer interaction, mobile usability, and service design. It looks at how fragmented digital ecosystems impact </w:t>
+        <w:t xml:space="preserve">As a result, this analysis uses a journey-oriented approach, referencing research on service design, mobile usability, and human-computer interaction. It examines how fragmented digital ecosystems affect cognitive load and </w:t>
       </w:r>
       <w:proofErr w:type="gramStart"/>
       <w:r>
@@ -92,7 +92,10 @@
       </w:r>
       <w:proofErr w:type="gramEnd"/>
       <w:r>
-        <w:t xml:space="preserve"> and cognitive burden, and how multifunctional platforms attempt to address these problems by fusing related functionality into cohesive environments. Fitness applications are cited as an example domain where users frequently transition between multiple tools, such as note-taking apps, fitness trackers, and timers, to complete a single real-world activity.</w:t>
+        <w:t xml:space="preserve">, and how multifunctional platforms try to solve these issues by combining related functionality into coherent settings. </w:t>
+      </w:r>
+      <w:r>
+        <w:t>Fitness applications are cited as an example domain where users frequently transition between multiple tools, such as note-taking apps, fitness trackers, and timers, to complete a single real-world activity.</w:t>
       </w:r>
     </w:p>
     <w:p>
@@ -100,7 +103,7 @@
         <w:t xml:space="preserve">Although well-established usability heuristics continue to be a crucial basis for HCI research, this review presents them as a component of a larger analytical framework rather than as the exclusive evaluation lens. </w:t>
       </w:r>
       <w:r>
-        <w:t>By synthesising research on interaction paradigms, user journeys, cognitive load, and platform integration, the literature review offers the conceptual framework for a case study that investigates whether multifunctional mobile design can reduce fragmentation and promote more cohesive, cognitively sustainable user journeys.</w:t>
+        <w:t>The literature review provides the conceptual framework for a case study that examines whether multifunctional mobile design can lessen fragmentation and encourage more coherent, cognitively sustainable user journeys by synthesising research on interaction paradigms, user journeys, cognitive load, and platform integration.</w:t>
       </w:r>
     </w:p>
     <w:p/>
@@ -111,13 +114,13 @@
     </w:p>
     <w:p>
       <w:r>
-        <w:t>Over the past few decades, Human–Computer Interaction (HCI) has changed dramatically, reflecting broader changes in technology, user expectations, and everyday computer environments. Command-line interfaces (CLI), which required users to provide exact text commands and have specific technical expertise, were the main component of early computing systems (Myers, 1996). Despite their strength, these systems were only accessible to expert populations due to their high cognitive load and limited accessibility.</w:t>
+        <w:t>Human–computing Interaction (HCI) has evolved significantly over the last few decades, reflecting broader shifts in technology, user expectations, and common computing settings. Early computing systems were mostly composed of command-line interfaces (CLI), which required users to supply precise text commands and possess specialised technical knowledge (Myers, 1996). Despite their strength, these systems' high cognitive burden and restricted accessibility meant that only expert populations could use them.</w:t>
       </w:r>
     </w:p>
     <w:p>
       <w:r>
         <w:lastRenderedPageBreak/>
-        <w:t>The introduction of graphical user interfaces (GUI) in the 1970s and 1980s brought about a significant shift in interaction design. By using visual metaphors like windows, icons, menus, and pointers, GUIs reduced reliance on memory and grammar and allowed for direct interaction (</w:t>
+        <w:t>Interaction design saw a dramatic change in the 1970s and 1980s with the advent of graphical user interfaces (GUI). GUIs enabled direct interaction and decreased dependency on memory and grammar by utilising visual metaphors such as windows, icons, menus, and pointers (</w:t>
       </w:r>
       <w:proofErr w:type="spellStart"/>
       <w:r>
@@ -125,25 +128,36 @@
       </w:r>
       <w:proofErr w:type="spellEnd"/>
       <w:r>
-        <w:t xml:space="preserve"> et al., 2017). This change created formal usability principles and heuristic evaluation methods that prioritised visibility, consistency, and user control in addition to expanding access to computing (Nielsen, 1994; Norman, 2013).</w:t>
-      </w:r>
-    </w:p>
-    <w:p>
-      <w:r>
-        <w:t>The early 2000s saw a shift in interaction towards touch-based and gesture-driven input due to the increasing use of smartphones and tablets. Mobile interfaces stressed speed, simplicity, and immediacy to accommodate smaller screens and on-the-go consumption. This modification strengthened design strategies like progressive disclosure and minimalism, but it also imposed new restrictions related to limited visual context and decreased tolerance for complexity.</w:t>
-      </w:r>
-    </w:p>
-    <w:p>
-      <w:r>
-        <w:t xml:space="preserve">Examples of how interaction paradigms have expanded beyond traditional screen-based interfaces in recent years include voice interaction, conversational systems, and wearable technology. Advances in speech recognition and natural language processing have enabled voice assistants to provide hands-free participation, while wearable technology has extended computing into ambient and embodied contexts (Hoy, 2018; </w:t>
+        <w:t xml:space="preserve"> et al., 2017). In addition to increasing access to computing, this shift produced formal usability principles and heuristic evaluation techniques that prioritised visibility, consistency, and user control (Nielsen, 1994; Norman, 2013).</w:t>
+      </w:r>
+    </w:p>
+    <w:p>
+      <w:r>
+        <w:t>Interaction design saw a dramatic change in the 1970s and 1980s with the advent of graphical user interfaces (GUI). GUIs enabled direct interaction and decreased dependency on memory and grammar by utilising visual metaphors such as windows, icons, menus, and pointers (</w:t>
       </w:r>
       <w:proofErr w:type="spellStart"/>
       <w:r>
+        <w:t>Shneiderman</w:t>
+      </w:r>
+      <w:proofErr w:type="spellEnd"/>
+      <w:r>
+        <w:t xml:space="preserve"> et al., 2017). In addition to increasing access to computing, this shift produced formal usability principles and heuristic evaluation techniques that prioritised visibility, consistency, and user control (Nielsen, 1994; Norman, 2013).</w:t>
+      </w:r>
+    </w:p>
+    <w:p>
+      <w:pPr>
+        <w:ind w:left="720"/>
+      </w:pPr>
+      <w:r>
+        <w:t xml:space="preserve">Voice interaction, conversational systems, and wearable technology are a few instances of how interaction paradigms have moved beyond conventional screen-based interfaces in recent years. While wearable technology has expanded computing into ambient and embodied environments, advances in speech recognition and natural language processing have made it possible for voice assistants to offer hands-free involvement (Hoy, 2018; </w:t>
+      </w:r>
+      <w:proofErr w:type="spellStart"/>
+      <w:r>
         <w:t>Porcheron</w:t>
       </w:r>
       <w:proofErr w:type="spellEnd"/>
       <w:r>
-        <w:t xml:space="preserve"> et al., 2018). Emerging AI-driven solutions further blur the line between collaborator and tool by facilitating flexible, context-aware engagement (Bubeck et al., 2023).</w:t>
+        <w:t xml:space="preserve"> et al., 2018). By enabling flexible, context-aware collaboration, emerging AI-driven systems progressively blur the distinction between collaborator and tool (Bubeck et al., 2023).</w:t>
       </w:r>
     </w:p>
     <w:p>
@@ -164,7 +178,10 @@
     </w:p>
     <w:p>
       <w:r>
-        <w:t>Users' interactions with digital systems have changed dramatically as a result of the widespread use of smartphones, bringing with it new interaction patterns and unique contextual limitations. Mobile contact differs from desktop computing in that it is portable, brief, and frequently interrupted. Users interact with mobile devices over brief periods of time, frequently while engaging in other tasks, which significantly changes the way interfaces need to be created and assessed (</w:t>
+        <w:t xml:space="preserve">Users' interactions with digital systems have changed dramatically as a result of the widespread use of smartphones, bringing with it new interaction patterns and unique contextual limitations. Mobile contact differs from desktop computing in that it is portable, brief, and frequently interrupted. </w:t>
+      </w:r>
+      <w:r>
+        <w:t>The way interfaces must be developed and evaluated is drastically altered by the fact that users engage with mobile devices for short periods of time, often while performing other tasks (</w:t>
       </w:r>
       <w:proofErr w:type="spellStart"/>
       <w:r>
@@ -177,11 +194,11 @@
     </w:p>
     <w:p>
       <w:r>
-        <w:t xml:space="preserve">The most common input modality on mobile devices is touch-based interaction, which manipulates on-screen items with gestures like tapping, swiping, and pinching. Despite being natural and directly related to physical movement, these interface approaches have limits. </w:t>
+        <w:t xml:space="preserve">Touch-based interaction, which uses gestures like tapping, swiping, and pinching to manipulate on-screen objects, is the most popular input modality on mobile devices. These </w:t>
       </w:r>
       <w:r>
         <w:lastRenderedPageBreak/>
-        <w:t>Small screen widths limit the amount of information that can be displayed at once, therefore designers must prioritise content and make graphics simpler. Mobile interfaces often stress minimalism, progressive disclosure, and shallow navigation hierarchies to reduce cognitive burden (Norman, 2013).</w:t>
+        <w:t>interface approaches have limitations even if they are organic and closely associated with physical movement. Designers must prioritise content and simplify graphics since small screen widths restrict the amount of information that can be shown at once. In order to lessen cognitive load, mobile interfaces frequently emphasise minimalism, progressive disclosure, and shallow navigation hierarchies (Norman, 2013).</w:t>
       </w:r>
     </w:p>
     <w:p>
@@ -199,7 +216,10 @@
     </w:p>
     <w:p>
       <w:r>
-        <w:t>One solution to these limitations is voice-based interaction, which provides a hands-free substitute for touch input. Voice assistants can be useful in mobile or multitasking situations because they allow users to give orders or retrieve information without having to pay attention to their eyes (Hoy, 2018). However, issues with discoverability, feedback visibility, and user control are also brought about by speech interfaces. Users may find it difficult to comprehend system capabilities or recover from mistakes in the absence of persistent visual cues, which raises concerns about their suitability for intricate or multi-step tasks (</w:t>
+        <w:t xml:space="preserve">One solution to these limitations is voice-based interaction, which provides a hands-free substitute for touch input. Voice assistants can be useful in mobile or multitasking situations because they allow users to give orders or retrieve information without having to pay attention to their eyes (Hoy, 2018). </w:t>
+      </w:r>
+      <w:r>
+        <w:t>But speech interfaces also cause problems with discoverability, feedback visibility, and user control. Without constant visual clues, users could struggle to understand system capabilities or learn from mistakes, which raises questions regarding their applicability for complex or multi-step tasks (</w:t>
       </w:r>
       <w:proofErr w:type="spellStart"/>
       <w:r>
@@ -212,12 +232,18 @@
     </w:p>
     <w:p>
       <w:r>
-        <w:t>The character of the mobile user experience is shaped by these limits and interaction methods. Mobile systems must support fragmented attention, constrained visual real estate, and quick context switching instead of sustained, linear interaction. Therefore, it is no longer possible to evaluate usability at the level of individual screens or interactions. Rather, the emphasis should be on how well systems facilitate continuity during short, sporadic interactions. This issue is especially important when users must switch between several programs in order to do a single task.</w:t>
-      </w:r>
-    </w:p>
-    <w:p>
-      <w:r>
-        <w:t>This shift from continuous involvement to episodic engagement lays the groundwork for comprehending fragmented digital trips, which are examined in the section that follows.</w:t>
+        <w:t xml:space="preserve">These constraints and modes of engagement shape the nature of the mobile user experience. </w:t>
+      </w:r>
+      <w:r>
+        <w:t xml:space="preserve">Mobile systems must support fragmented attention, constrained visual real estate, and quick context switching instead of sustained, linear interaction. Therefore, it is no longer possible to evaluate usability at the level of individual screens or interactions. Rather, the emphasis should be on how well systems facilitate continuity during short, sporadic interactions. </w:t>
+      </w:r>
+      <w:r>
+        <w:t>When users need to switch between multiple apps to complete a single activity, this problem is particularly crucial.</w:t>
+      </w:r>
+    </w:p>
+    <w:p>
+      <w:r>
+        <w:t>Understanding fragmented digital excursions, which are discussed in the section that follows, is made possible by this transition from continuous involvement to episodic interaction.</w:t>
       </w:r>
     </w:p>
     <w:p>
@@ -232,16 +258,19 @@
     </w:p>
     <w:p>
       <w:r>
-        <w:t>However, fragmented digital journeys—where a single goal is spread across multiple different applications—are more prevalent in contemporary mobile usage. Instead of travelling through a continuous flow, users must continually switch between apps, each with its own mental model, interaction style, and navigation structure. Routine chores like communication, vacation planning, and fitness tracking are where this fragmentation is most apparent because no single tool provides a complete end-to-end solution.</w:t>
-      </w:r>
-    </w:p>
-    <w:p>
-      <w:r>
-        <w:t xml:space="preserve">From the standpoint of human-computer interaction, fragmented journeys result in substantial cognitive costs. Moving between tasks or contexts necessitates users to reorient themselves, recollect previous states, and restore situational awareness, all of which increase mental stress, according to research on multitasking and context switching (González &amp; Mark, 2004). </w:t>
+        <w:t xml:space="preserve">But with modern mobile usage, fragmented digital journeys—where a single objective is dispersed across several different applications—are more common. Users must constantly switch between apps, each having its own mental model, interaction style, and navigation structure, rather than moving through a continuous flow. </w:t>
+      </w:r>
+      <w:r>
+        <w:t>Routine chores like communication, vacation planning, and fitness tracking are where this fragmentation is most apparent because no single tool provides a complete end-to-end solution.</w:t>
+      </w:r>
+    </w:p>
+    <w:p>
+      <w:r>
+        <w:t xml:space="preserve">From the standpoint of human-computer interaction, fragmented journeys result in substantial cognitive costs. Moving between tasks or contexts necessitates users to reorient themselves, recollect previous states, and restore situational awareness, all of which increase mental </w:t>
       </w:r>
       <w:r>
         <w:lastRenderedPageBreak/>
-        <w:t>These expenses are increased in mobile settings because of the tiny screen sizes, lack of visual context, and frequent disruptions brought on by environmental factors or notifications (</w:t>
+        <w:t>stress, according to research on multitasking and context switching (González &amp; Mark, 2004). These expenses are increased in mobile settings because of the tiny screen sizes, lack of visual context, and frequent disruptions brought on by environmental factors or notifications (</w:t>
       </w:r>
       <w:proofErr w:type="spellStart"/>
       <w:r>
@@ -254,7 +283,10 @@
     </w:p>
     <w:p>
       <w:r>
-        <w:t>Task continuity is also compromised by fragmentation. Users must rely on recollection rather than recognition to find pertinent tools or data because information and functionality are dispersed across many applications. The sense of flow that is essential to successful user experience design is disrupted by this reliance on recollection, which also raises the risk of error (Norman, 2013). Even with well-designed individual programs, the entire ecosystem-level experience might still be ineffective and annoying.</w:t>
+        <w:t xml:space="preserve">Task continuity is also compromised by fragmentation. Users must rely on recollection rather than recognition to find pertinent tools or data because information and functionality are dispersed across many applications. </w:t>
+      </w:r>
+      <w:r>
+        <w:t>This reliance on memory not only increases the danger of error but also disturbs the sense of flow that is necessary for successful user experience design (Norman, 2013). The entire ecosystem-level experience may nevertheless be frustrating and useless even with well-designed individual programs.</w:t>
       </w:r>
     </w:p>
     <w:p>
@@ -264,511 +296,517 @@
     </w:p>
     <w:p>
       <w:r>
-        <w:t xml:space="preserve">Researchers and designers are investigating new interaction models that prioritise continuity and integration because fragmented journeys are so prevalent. One such response is the emergence of </w:t>
+        <w:t xml:space="preserve">Because fragmented journeys are so common, researchers and designers are looking at new interaction models that emphasise continuity and integration. </w:t>
       </w:r>
       <w:proofErr w:type="spellStart"/>
       <w:r>
+        <w:t>Superapps</w:t>
+      </w:r>
+      <w:proofErr w:type="spellEnd"/>
+      <w:r>
+        <w:t xml:space="preserve"> and multifunctional platforms, which seek to combine related functions into a single environment, are one such response. These technologies aim to provide more fluid user journeys, prevent context switching, and preserve stable mental models. The application of these strategies and their effectiveness in resolving the fragmentation-related problems are examined in the following sections.</w:t>
+      </w:r>
+    </w:p>
+    <w:p/>
+    <w:p>
+      <w:r>
+        <w:t>2.5 User Journeys and Digital Service Design</w:t>
+      </w:r>
+    </w:p>
+    <w:p>
+      <w:r>
+        <w:t>The term "user journey" is used in human-computer interaction and service design to characterise a user's overall experience as they progress through a series of interactions over time to achieve a goal. User journeys highlight continuity, context, and the cumulative impact of interactions across touchpoints, in contrast to task-based models that concentrate on individual activities (Stickdorn &amp; Schneider, 2012).</w:t>
+      </w:r>
+    </w:p>
+    <w:p>
+      <w:r>
+        <w:t xml:space="preserve">By </w:t>
+      </w:r>
+      <w:proofErr w:type="gramStart"/>
+      <w:r>
+        <w:t>taking into account</w:t>
+      </w:r>
+      <w:proofErr w:type="gramEnd"/>
+      <w:r>
+        <w:t xml:space="preserve"> systems of interaction that may span several digital and non-digital services, service design expands this viewpoint beyond individual interfaces. According to </w:t>
+      </w:r>
+      <w:proofErr w:type="spellStart"/>
+      <w:r>
+        <w:t>Polaine</w:t>
+      </w:r>
+      <w:proofErr w:type="spellEnd"/>
+      <w:r>
+        <w:t>, Løvlie, and Reason (2013), a meaningful user experience arises not from individual touchpoints but rather from the way those touchpoints work together to create a cohesive whole. According to this viewpoint, usability is based on how well a service facilitates advancement, orientation, and comprehension over a whole journey rather than just how user-friendly an interface is.</w:t>
+      </w:r>
+    </w:p>
+    <w:p>
+      <w:r>
+        <w:t xml:space="preserve">User experiences are becoming more dispersed and non-linear in digital environments. Users can switch between platforms, enter and depart services at different times, or halt and resume operations for prolonged periods of time. </w:t>
+      </w:r>
+      <w:r>
+        <w:t>This is particularly true in mobile environments, where interactions are transient and impacted by situational factors including location, time limits, and divided attention. As a result, travel often involves multiple applications, each of which only makes up a small percentage of the overall experience.</w:t>
+      </w:r>
+    </w:p>
+    <w:p>
+      <w:r>
+        <w:lastRenderedPageBreak/>
+        <w:t xml:space="preserve">Service design theory emphasises how important it is to maintain consistency across these scattered touchpoints. </w:t>
+      </w:r>
+      <w:r>
+        <w:t>Users are compelled to take on the role of system integrators, manually coordinating data and tasks between platforms when services do not align in structure or intent. Even when individual services are well-designed in isolation, this adds friction and puts additional cognitive demands on users (Norman, 2013).</w:t>
+      </w:r>
+    </w:p>
+    <w:p>
+      <w:r>
+        <w:t>A popular technique in service design for visualising these encounters and spotting flow issues, ambiguity, or duplication is journey mapping. Designers can identify pain points that are not apparent through interface-level evaluation alone by looking at the emotional, cognitive, and temporal aspects of a journey (Stickdorn &amp; Schneider, 2012). When evaluating mobile ecosystems, where inefficiencies frequently occur between apps rather than within them, this method is especially helpful.</w:t>
+      </w:r>
+    </w:p>
+    <w:p>
+      <w:r>
+        <w:t xml:space="preserve">When viewed through the lens of service design, broken digital journeys are not a collection of discrete usability issues, but rather a structural design issue. Therefore, rather than focussing on little interface enhancements, addressing fragmentation calls for solutions that function at the level of journey orchestration and system integration. The increased interest in multifunctional platforms and </w:t>
+      </w:r>
+      <w:proofErr w:type="spellStart"/>
+      <w:r>
         <w:t>superapps</w:t>
       </w:r>
       <w:proofErr w:type="spellEnd"/>
       <w:r>
-        <w:t xml:space="preserve"> and multifunctional platforms, which aim to integrate related functions into a single environment. These systems seek to avoid context switching, maintain stable mental models, and enable more seamless user journeys. The next sections look at how these tactics have been applied and whether they are successful in addressing the fragmentation-related issues.</w:t>
+        <w:t>, which offer end-to-end user experiences inside a uniform environment in an effort to eliminate fragmentation and consolidate services, is supported by this shift in focus.</w:t>
       </w:r>
     </w:p>
     <w:p/>
     <w:p>
       <w:r>
-        <w:t>2.5 User Journeys and Digital Service Design</w:t>
-      </w:r>
-    </w:p>
-    <w:p>
-      <w:r>
-        <w:t>In human-computer interaction and service design, the concept of the "user journey" is used to describe a user's overall experience as they move through a sequence of encounters over time in order to accomplish a goal. Unlike task-based models that focus on single tasks, user journeys emphasise continuity, context, and the cumulative impact of interactions across touchpoints (Stickdorn &amp; Schneider, 2012).</w:t>
-      </w:r>
-    </w:p>
-    <w:p>
-      <w:r>
-        <w:t xml:space="preserve">By </w:t>
+        <w:t xml:space="preserve">2.6 Multifunctional Platforms and </w:t>
+      </w:r>
+      <w:proofErr w:type="spellStart"/>
+      <w:r>
+        <w:t>Superapps</w:t>
+      </w:r>
+      <w:proofErr w:type="spellEnd"/>
+    </w:p>
+    <w:p>
+      <w:r>
+        <w:t>An increasing number of platforms have embraced a multipurpose or "</w:t>
+      </w:r>
+      <w:proofErr w:type="spellStart"/>
+      <w:r>
+        <w:t>superapp</w:t>
+      </w:r>
+      <w:proofErr w:type="spellEnd"/>
+      <w:r>
+        <w:t xml:space="preserve">" paradigm in response to increasingly fragmented digital journeys. </w:t>
+      </w:r>
+      <w:proofErr w:type="spellStart"/>
+      <w:r>
+        <w:t>Superapps</w:t>
+      </w:r>
+      <w:proofErr w:type="spellEnd"/>
+      <w:r>
+        <w:t xml:space="preserve"> combine several features—like communication, payments, content consumption, and task management—into a single, well-defined service. Reducing context switching, combining user activities, and facilitating end-to-end journeys within a single system are the main goals of this strategy.</w:t>
+      </w:r>
+    </w:p>
+    <w:p>
+      <w:proofErr w:type="spellStart"/>
+      <w:r>
+        <w:t>Superapps</w:t>
+      </w:r>
+      <w:proofErr w:type="spellEnd"/>
+      <w:r>
+        <w:t xml:space="preserve"> are an attempt to move interaction from discrete touchpoints to continuous, system-level experiences from the standpoint of service design. These platforms aim to preserve stable mental models and lessen the cognitive effort needed to switch between tasks by centralising associated services (</w:t>
+      </w:r>
+      <w:proofErr w:type="spellStart"/>
+      <w:r>
+        <w:t>Polaine</w:t>
+      </w:r>
+      <w:proofErr w:type="spellEnd"/>
+      <w:r>
+        <w:t>, Løvlie, &amp; Reason, 2013). Multifunctional platforms present themselves as persistent environments that allow users to seamlessly switch between activities rather than requiring users to browse between numerous independent programs.</w:t>
+      </w:r>
+    </w:p>
+    <w:p>
+      <w:r>
+        <w:t>Integration by itself, however, does not ensure a better user experience. Multifunctional platforms raise issues with complexity, discoverability, and learnability even while they might lessen ecosystem fragmentation. Users may feel more cognitive strain when functionality builds up within a single program, especially when interfaces try to support a variety of tasks with different interaction patterns. This conflict draws attention to a key design issue: striking a balance between clarity and consolidation.</w:t>
+      </w:r>
+    </w:p>
+    <w:p>
+      <w:r>
+        <w:t xml:space="preserve">Human-computer interaction research indicates that usability problems at scale frequently result from how systems structure and reveal capabilities over time rather than from specific features (Norman, 2013). Poor structural coherence in multifunctional platforms can lead to experiences that are confusing or overpowering, undercutting the very continuity that these systems are supposed to offer. As a result, a </w:t>
+      </w:r>
+      <w:proofErr w:type="spellStart"/>
+      <w:r>
+        <w:t>superapp's</w:t>
+      </w:r>
+      <w:proofErr w:type="spellEnd"/>
+      <w:r>
+        <w:t xml:space="preserve"> success is determined not just by how </w:t>
+      </w:r>
+      <w:r>
+        <w:lastRenderedPageBreak/>
+        <w:t>many features it has but also by how well those capabilities are integrated into logical user journeys.</w:t>
+      </w:r>
+    </w:p>
+    <w:p>
+      <w:r>
+        <w:t>Therefore, rather than being a simply interface-level solution, multifunctional platforms can be viewed as an architectural answer to fragmented trips. Their efficacy must be assessed in terms of cognitive effort, journey continuity, and the ease with which users can switch between tasks without becoming disoriented. Because of this, they are a very useful lens for studying modern mobile ecosystems.</w:t>
+      </w:r>
+    </w:p>
+    <w:p>
+      <w:r>
+        <w:t xml:space="preserve">Two opposing instances of this model in action are examined in the sections that follow. While Meta's ecosystem is regarded as an example where integration efforts have failed to overcome fragmentation, WeChat is analysed as an </w:t>
       </w:r>
       <w:proofErr w:type="gramStart"/>
       <w:r>
-        <w:t>taking into account</w:t>
+        <w:t>often cited</w:t>
       </w:r>
       <w:proofErr w:type="gramEnd"/>
       <w:r>
-        <w:t xml:space="preserve"> systems of interaction that may span several digital and non-digital services, service design expands this viewpoint beyond individual interfaces. According to </w:t>
+        <w:t xml:space="preserve"> example of a successful </w:t>
       </w:r>
       <w:proofErr w:type="spellStart"/>
       <w:r>
+        <w:t>superapp</w:t>
+      </w:r>
+      <w:proofErr w:type="spellEnd"/>
+      <w:r>
+        <w:t xml:space="preserve"> that promotes unified digital journeys. When taken as a whole, these case studies shed light on the circumstances in which multifunctional platforms are successful or unsuccessful in resolving fragmented user experiences.</w:t>
+      </w:r>
+    </w:p>
+    <w:p/>
+    <w:p>
+      <w:r>
+        <w:t>2.6.1 WeChat as a Unified Experience</w:t>
+      </w:r>
+    </w:p>
+    <w:p>
+      <w:r>
+        <w:t xml:space="preserve">One of the most developed examples of a multipurpose mobile platform, WeChat is regularly used as a model for </w:t>
+      </w:r>
+      <w:proofErr w:type="spellStart"/>
+      <w:r>
+        <w:t>superapp</w:t>
+      </w:r>
+      <w:proofErr w:type="spellEnd"/>
+      <w:r>
+        <w:t xml:space="preserve"> design in academic and business debate. WeChat, which was first introduced as a messaging app, has developed into an integrated digital ecosystem that facilitates social networking, payments, communication, content consumption, booking services, and third-party apps all in one setting.</w:t>
+      </w:r>
+    </w:p>
+    <w:p>
+      <w:r>
+        <w:t>From the standpoint of the user journey, WeChat's main advantage is its capacity to facilitate lengthy, multi-step tasks without having users to leave the platform. A continuous interaction environment is created by combining tasks that would normally be divided across multiple separate applications, such as scheduling social events, sending money, gaining access to services, and organising daily activities. This consolidation helps users maintain their mental models across tasks and greatly minimises the need for context switching.</w:t>
+      </w:r>
+    </w:p>
+    <w:p>
+      <w:r>
+        <w:t>In complex digital ecosystems, service design theory highlights the significance of coherence and continuity across touchpoints (</w:t>
+      </w:r>
+      <w:proofErr w:type="spellStart"/>
+      <w:r>
         <w:t>Polaine</w:t>
       </w:r>
       <w:proofErr w:type="spellEnd"/>
       <w:r>
-        <w:t>, Løvlie, and Reason (2013), a meaningful user experience arises not from individual touchpoints but rather from the way those touchpoints work together to create a cohesive whole. According to this viewpoint, usability is based on how well a service facilitates advancement, orientation, and comprehension over a whole journey rather than just how user-friendly an interface is.</w:t>
-      </w:r>
-    </w:p>
-    <w:p>
-      <w:r>
-        <w:t>User experiences are becoming more dispersed and non-linear in digital environments. Users can switch between platforms, enter and depart services at different times, or halt and resume operations for prolonged periods of time. This is especially true in mobile settings, when interactions are fleeting and influenced by situational elements including divided attention, time constraints, and location. Because of this, journeys frequently take place across several applications, each of which only contributes a small portion of the total experience.</w:t>
-      </w:r>
-    </w:p>
-    <w:p>
-      <w:r>
-        <w:t xml:space="preserve">The significance of preserving continuity across these dispersed touchpoints is emphasised by service design theory. Users are compelled to take on the role of system integrators, manually </w:t>
+        <w:t>, Løvlie, &amp; Reason, 2013). WeChat is a prime example of this idea since it presents itself as a persistent environment where users may access a variety of services rather than as a collection of individual features. WeChat has been described by industry observers, especially futurists like Amy Webb, as being more like an infrastructure layer for digital life than a single application, essentially serving as a gateway to services rather than a destination in and of itself.</w:t>
+      </w:r>
+    </w:p>
+    <w:p>
+      <w:r>
+        <w:t>Importantly, WeChat's integration approach goes beyond combining features. Users may easily transfer knowledge from one activity to another thanks to the platform's uniform interaction patterns, navigation structures, and visual language throughout its primary services. As users switch between functions, this lessens cognitive strain by favouring recognition over recollection (Norman, 2013). Users maintain a sense of continuity by staying within the same general interface structure even while engaging with third-party "</w:t>
+      </w:r>
+      <w:proofErr w:type="gramStart"/>
+      <w:r>
+        <w:t>mini-programs</w:t>
+      </w:r>
+      <w:proofErr w:type="gramEnd"/>
+      <w:r>
+        <w:t>."</w:t>
+      </w:r>
+    </w:p>
+    <w:p>
+      <w:r>
+        <w:t xml:space="preserve">Additionally, WeChat shows how multipurpose platforms can reduce fragmentation without overwhelming consumers. Services are stacked contextually, emerging in response to user intent, as opposed to presenting all capability at once. This strategy is consistent with research </w:t>
       </w:r>
       <w:r>
         <w:lastRenderedPageBreak/>
-        <w:t>coordinating data and tasks between platforms when services do not align in structure or intent. Even when individual services are well-designed in isolation, this adds friction and puts additional cognitive demands on users (Norman, 2013).</w:t>
-      </w:r>
-    </w:p>
-    <w:p>
-      <w:r>
-        <w:t>A popular technique in service design for visualising these encounters and spotting flow issues, ambiguity, or duplication is journey mapping. Designers can identify pain points that are not apparent through interface-level evaluation alone by looking at the emotional, cognitive, and temporal aspects of a journey (Stickdorn &amp; Schneider, 2012). When evaluating mobile ecosystems, where inefficiencies frequently occur between apps rather than within them, this method is especially helpful.</w:t>
-      </w:r>
-    </w:p>
-    <w:p>
-      <w:r>
-        <w:t xml:space="preserve">When viewed through the lens of service design, broken digital journeys are not a collection of discrete usability issues, but rather a structural design issue. Therefore, rather than focussing on little interface enhancements, addressing fragmentation calls for solutions that function at the level of journey orchestration and system integration. The increased interest in multifunctional platforms and </w:t>
+        <w:t>indicating that sustaining overall task coherence while facilitating brief, goal-oriented attention bursts is essential for successful mobile engagement (</w:t>
       </w:r>
       <w:proofErr w:type="spellStart"/>
       <w:r>
+        <w:t>Oulasvirta</w:t>
+      </w:r>
+      <w:proofErr w:type="spellEnd"/>
+      <w:r>
+        <w:t xml:space="preserve"> et al., 2005).</w:t>
+      </w:r>
+    </w:p>
+    <w:p>
+      <w:r>
+        <w:t>But it is crucial to recognise that WeChat's success is influenced by its cultural, economic, and legal environment. The platform works in an environment where users anticipate centralised digital services and there are not many other options. Nevertheless, by emphasising integration, continuity, and system-level usability, its design provides insightful information about how multifunctional platforms might lessen fragmented journeys.</w:t>
+      </w:r>
+    </w:p>
+    <w:p>
+      <w:r>
+        <w:t xml:space="preserve">In this regard, WeChat is a powerful illustration of how a </w:t>
+      </w:r>
+      <w:proofErr w:type="spellStart"/>
+      <w:r>
+        <w:t>superapp</w:t>
+      </w:r>
+      <w:proofErr w:type="spellEnd"/>
+      <w:r>
+        <w:t xml:space="preserve"> can unify disparate mobile interactions into cohesive user journeys, offering a helpful contrast to platforms that have tried—but failed—to attain comparable degrees of integration.</w:t>
+      </w:r>
+    </w:p>
+    <w:p/>
+    <w:p>
+      <w:r>
+        <w:t>2.6.2 Meta and the Failure of Integration</w:t>
+      </w:r>
+    </w:p>
+    <w:p>
+      <w:r>
+        <w:t xml:space="preserve">Despite having a portfolio of popular mobile apps, Meta takes a disjointed approach to multifunctionality in comparison to WeChat's unified platform model. Social networking, communication, content consumption, and commerce are all covered by services like Facebook, Instagram, WhatsApp, and Messenger. But instead of creating a unified </w:t>
+      </w:r>
+      <w:proofErr w:type="spellStart"/>
+      <w:r>
+        <w:t>superapp</w:t>
+      </w:r>
+      <w:proofErr w:type="spellEnd"/>
+      <w:r>
+        <w:t xml:space="preserve"> ecosystem, these services continue to be mostly isolated, leading to disjointed user experiences spread over several apps.</w:t>
+      </w:r>
+    </w:p>
+    <w:p>
+      <w:r>
+        <w:t>From the standpoint of the user journey, Meta's ecosystem necessitates frequent context switching for users to accomplish related tasks. For instance, connecting with communities, managing events, sharing media, and chatting with contacts frequently require switching between many applications, each of which has its own feature set, interaction patterns, and navigation logic. Users are forced to constantly reorient themselves and reconstitute task context as a result of this fragmentation, which compromises continuity.</w:t>
+      </w:r>
+    </w:p>
+    <w:p>
+      <w:r>
+        <w:t>Such context change has quantifiable cognitive costs, according to research in human-computer interaction. While mobile-specific research emphasises how short attention spans and frequent interruptions worsen these effects, González and Mark (2004) demonstrate how interruptions and task switching disrupt workflow and increase mental strain (</w:t>
+      </w:r>
+      <w:proofErr w:type="spellStart"/>
+      <w:r>
+        <w:t>Oulasvirta</w:t>
+      </w:r>
+      <w:proofErr w:type="spellEnd"/>
+      <w:r>
+        <w:t xml:space="preserve"> et al., 2005). The absence of smooth transitions in Meta's ecosystem increases cognitive strain and interferes with task flow, even when apps are conceptually connected.</w:t>
+      </w:r>
+    </w:p>
+    <w:p>
+      <w:r>
+        <w:t xml:space="preserve">Even while Meta has made certain attempts at partial integration, such unifying message infrastructures or cross-posting material, these initiatives mostly function at the technical or backend level rather than at the user experience level. From the user's point of view, interactions are still </w:t>
+      </w:r>
+      <w:proofErr w:type="gramStart"/>
+      <w:r>
+        <w:t>divided</w:t>
+      </w:r>
+      <w:proofErr w:type="gramEnd"/>
+      <w:r>
+        <w:t xml:space="preserve"> and end-to-end service journeys are not well supported. This stands in stark contrast to the principles of service design, which prioritise holistic experience design above discrete interactions (Stickdorn &amp; Schneider, 2012).</w:t>
+      </w:r>
+    </w:p>
+    <w:p>
+      <w:r>
+        <w:t>Additionally, Meta's applications have developed separately over time, leading to different mental models, feature hierarchies, and interface patterns. Even while each application can be used separately, its combined use makes it difficult for users to recall where particular features are located. This dependence on recall rather than recognition raises the possibility of inaccuracy and causes friction, especially in mobile environments with limited time (Norman, 2013).</w:t>
+      </w:r>
+    </w:p>
+    <w:p>
+      <w:r>
+        <w:lastRenderedPageBreak/>
+        <w:t>In contrast to WeChat, Meta has not created a singular, enduring area for users to interact when switching between services. Instead, continuity is broken and fragmentation is reinforced by the frequent need for users to depart and re-enter applications. Because of this, Meta's ecosystem serves as an example of how organisational multifunctionality does not always result in cohesive user experiences at the interaction level.</w:t>
+      </w:r>
+    </w:p>
+    <w:p>
+      <w:r>
+        <w:t>This inability to provide cohesive, cross-application experiences draws attention to a crucial distinction in the design of multifunctional platforms: aggregation is not enough. Multifunctional ecosystems run the danger of exacerbating fragmentation rather than mitigating it in the absence of deliberate system-level integration and journey-oriented design. As a result, Meta provides a helpful counterexample that highlights the difficulties and constraints associated with attempting to meet complex user needs through loosely coupled single-purpose programs.</w:t>
+      </w:r>
+    </w:p>
+    <w:p/>
+    <w:p>
+      <w:r>
+        <w:t>2.7 Cognitive Load, Learnability, and the Wundt Curve</w:t>
+      </w:r>
+    </w:p>
+    <w:p>
+      <w:r>
+        <w:t>In human-computer interaction, cognitive load and learnability are major issues, especially in mobile settings where attention is scarce and interactions are frequently fleeting. The mental effort needed to digest information, make decisions, and carry out actions inside an interface is referred to as cognitive load. Performance deteriorates, mistakes rise, and overall experience quality decreases when this load surpasses a user's capability (Norman, 2013).</w:t>
+      </w:r>
+    </w:p>
+    <w:p>
+      <w:r>
+        <w:t xml:space="preserve">Instead of being limited to a single interface, cognitive load builds up across applications in fragmented digital journeys. Users must re-establish task context, adjust to new navigation structures, and remember where functionality is placed with each app switch. This frequent context switching greatly increases mental workload and interferes with task flow, according to research on multitasking and interruptions (González &amp; Mark, 2004; </w:t>
+      </w:r>
+      <w:proofErr w:type="spellStart"/>
+      <w:r>
+        <w:t>Oulasvirta</w:t>
+      </w:r>
+      <w:proofErr w:type="spellEnd"/>
+      <w:r>
+        <w:t xml:space="preserve"> et al., 2005). Due to limited screen space and frequent environmental disruptions, these effects are magnified in mobile environments.</w:t>
+      </w:r>
+    </w:p>
+    <w:p>
+      <w:r>
+        <w:t>A key factor in reducing cognitive load over time is learnability, or how simple it is for users to become proficient with a system. Stable mental models can be formed by users of well-designed systems, making interaction less cognitively taxing and more automatic. However, users have to concurrently acquire and maintain several mental models when functionality is spread across multiple applications. Even while individual applications are simple to use in isolation, this fragmentation compromises learnability at the system level.</w:t>
+      </w:r>
+    </w:p>
+    <w:p>
+      <w:r>
+        <w:t xml:space="preserve">The Wundt curve, sometimes referred to as the inverted-U model of arousal and performance, provides a lens through which to view the link between complexity, stimulation, and user performance. According to the Wundt curve, both </w:t>
+      </w:r>
+      <w:proofErr w:type="spellStart"/>
+      <w:r>
+        <w:t>understimulation</w:t>
+      </w:r>
+      <w:proofErr w:type="spellEnd"/>
+      <w:r>
+        <w:t xml:space="preserve"> and overstimulation result in decreased efficacy, whereas moderate levels of stimulation are optimal for performance. When it comes to interface design, systems that are too complicated or cognitively taxing may overwhelm users, while those that are too basic may fail to interest them.</w:t>
+      </w:r>
+    </w:p>
+    <w:p>
+      <w:r>
+        <w:t xml:space="preserve">On this curve, multifunctional applications are situated at a vital point. Such systems have the ability to lessen cognitive strain by reducing context switching and promoting continuity by combining similar tasks into a single environment. They run the danger of adding unnecessary complexity, high learning curves, and feature overload, though, if they are badly built. </w:t>
+      </w:r>
+      <w:r>
+        <w:lastRenderedPageBreak/>
+        <w:t>Therefore, a multifunctional platform's success is determined by how well it strikes a balance between integration and clarity rather than by the quantity of elements it provides.</w:t>
+      </w:r>
+    </w:p>
+    <w:p>
+      <w:r>
+        <w:t xml:space="preserve">When contrasting fragmented ecosystems with unified </w:t>
+      </w:r>
+      <w:proofErr w:type="spellStart"/>
+      <w:r>
         <w:t>superapps</w:t>
       </w:r>
       <w:proofErr w:type="spellEnd"/>
       <w:r>
-        <w:t>, which offer end-to-end user experiences inside a uniform environment in an effort to eliminate fragmentation and consolidate services, is supported by this shift in focus.</w:t>
+        <w:t>, this equilibrium becomes clear. By preserving regular engagement patterns and lowering the requirement for recall, unified platforms seek to keep users in an ideal range of cognitive stimulation. In contrast, fragmented systems frequently push users towards the higher end of the Wundt curve, where performance and pleasure are negatively impacted by excessive switching, inconsistent behaviour, and memory demands.</w:t>
+      </w:r>
+    </w:p>
+    <w:p>
+      <w:r>
+        <w:t xml:space="preserve">Evaluating multifunctional app design requires an understanding of this trade-off. Designers should </w:t>
+      </w:r>
+      <w:proofErr w:type="gramStart"/>
+      <w:r>
+        <w:t>take into account</w:t>
+      </w:r>
+      <w:proofErr w:type="gramEnd"/>
+      <w:r>
+        <w:t xml:space="preserve"> how integration impacts cognitive load, learnability, and long-term user performance rather than presuming that consolidation is intrinsically advantageous. These factors are especially important in industries like fitness, where users interact with apps regularly but only briefly, and where disruptions to the flow can have a big effect on adherence and motivation.</w:t>
       </w:r>
     </w:p>
     <w:p/>
     <w:p>
       <w:r>
-        <w:t xml:space="preserve">2.6 Multifunctional Platforms and </w:t>
+        <w:t>2.8 Fragmentation in Fitness App Ecosystems</w:t>
+      </w:r>
+    </w:p>
+    <w:p>
+      <w:r>
+        <w:t>Mobile experiences connected to fitness offer a modern and obvious illustration of fragmented digital journeys. It is frequently necessary for users to interact with several separate applications in order to manage workouts, measure progress, schedule rest periods, take notes, and keep an eye on health metrics. These could include wearable companion apps, music players, note-taking apps, stopwatch or timer tools, and apps for tracking workouts. Even if each program might be well-designed separately, taken as a whole, they create a fragmented ecosystem that significantly taxes the user's cognitive abilities.</w:t>
+      </w:r>
+    </w:p>
+    <w:p>
+      <w:r>
+        <w:t xml:space="preserve">Given the situational context of gym use, this fragmentation is especially troublesome. Exercises are physically taxing, time-sensitive, and often interrupted. In between sets or workouts, users frequently engage with their devices for short periods of time, leaving little room for intricate navigation or sustained focus. Frequent app switching in these situations exacerbates cognitive load by interfering with task flow and increasing dependence on memory rather than recognition (Norman, 2013; </w:t>
       </w:r>
       <w:proofErr w:type="spellStart"/>
       <w:r>
-        <w:t>Superapps</w:t>
+        <w:t>Oulasvirta</w:t>
       </w:r>
       <w:proofErr w:type="spellEnd"/>
-    </w:p>
-    <w:p>
-      <w:r>
-        <w:t>An increasing number of platforms have embraced a multipurpose or "</w:t>
+      <w:r>
+        <w:t xml:space="preserve"> et al., 2005).</w:t>
+      </w:r>
+    </w:p>
+    <w:p>
+      <w:r>
+        <w:t>The fitness experience rarely consists of a single, distinct task from the standpoint of the user journey. Rather, it is an ongoing series of interconnected tasks, such as examining a workout plan, executing exercises, timing rest periods, documenting performance, and evaluating progress. Users must constantly reorient themselves, manage numerous mental models, and recreate task context when these actions are spread across many applications. This compromises continuity and lessens the momentum and sense of involvement that are essential for long-term fitness motivation.</w:t>
+      </w:r>
+    </w:p>
+    <w:p>
+      <w:r>
+        <w:t>According to research on multitasking and task fragmentation, this kind of context switching has quantifiable performance costs, such as higher error rates and lower efficiency (González &amp; Mark, 2004). These expenses can show up in fitness settings as lost sets, erroneous logs, or completely stopped tracking. This friction might eventually lead to disengagement and decreased commitment to exercise regimens.</w:t>
+      </w:r>
+    </w:p>
+    <w:p>
+      <w:r>
+        <w:t xml:space="preserve">Few platforms </w:t>
+      </w:r>
+      <w:proofErr w:type="gramStart"/>
+      <w:r>
+        <w:t>make an effort</w:t>
+      </w:r>
+      <w:proofErr w:type="gramEnd"/>
+      <w:r>
+        <w:t xml:space="preserve"> to address this fragmentation comprehensively, despite the growth of fitness applications. Many apps assume that users would actively incorporate these </w:t>
+      </w:r>
+      <w:r>
+        <w:lastRenderedPageBreak/>
+        <w:t>tools into their larger routines while concentrating on a particular primary function, such as recording workouts or monitoring health data. This presumption puts the onus of integration on the user rather than the technology and ignores the cumulative cognitive consequences of fragmented journeys.</w:t>
+      </w:r>
+    </w:p>
+    <w:p>
+      <w:r>
+        <w:t>This research presents the fitness industry as a perfect case study for investigating the possibilities of multifunctional mobile design and analysing fragmented digital journeys. The study intends to determine whether combining related tools into a single, coherent application can significantly improve journey continuity, lessen cognitive load, and improve overall user experience by analysing the shortcomings of current fitness app ecosystems and contrasting them with integrated platform models.</w:t>
+      </w:r>
+    </w:p>
+    <w:p/>
+    <w:p>
+      <w:r>
+        <w:t>2.9 Literature Review Summary and Research Gap</w:t>
+      </w:r>
+    </w:p>
+    <w:p>
+      <w:r>
+        <w:t>From early command-line systems to modern mobile, voice-activated, and context-aware interfaces, this literature review has explored the development of human–computer interaction. The difficulties related to usability, cognitive load, and user experience have changed along with interaction paradigms. Modern mobile usage increasingly incorporates complex, multi-application ecosystems that go beyond single-task interactions, whereas early studies mostly concentrated on isolated interfaces.</w:t>
+      </w:r>
+    </w:p>
+    <w:p>
+      <w:r>
+        <w:t>The review has brought attention to how common fragmented digital journeys are becoming, especially in mobile environments. Research on context switching and multitasking shows that fragmentation increases mental stress and disrupts task continuity, resulting in considerable cognitive costs. Mobile environments, which frequently involve interruptions, restricted attention, and confined interfaces, exacerbate these consequences. According to the literature, the total user experience is frequently compromised at the journey level, even though individual applications may be useful in isolation.</w:t>
+      </w:r>
+    </w:p>
+    <w:p>
+      <w:r>
+        <w:t xml:space="preserve">In response to this change, research in user journey modelling and digital service design has placed more focus on comprehensive, cross-platform experiences than on individual interactions. However, a large portion of this work is conceptual or organisational in nature, providing little empirical research on how route fragmentation impacts usability in real-world mobile contexts. Similar to this, research on </w:t>
       </w:r>
       <w:proofErr w:type="spellStart"/>
       <w:r>
-        <w:t>superapp</w:t>
+        <w:t>superapps</w:t>
       </w:r>
       <w:proofErr w:type="spellEnd"/>
       <w:r>
-        <w:t xml:space="preserve">" paradigm in response to increasingly fragmented digital journeys. </w:t>
+        <w:t xml:space="preserve"> and multifunctional platforms shows the potential advantages of integration, but it frequently focusses more on large-scale ecosystems, cultural aspects, or platform domination than on the immediate user experience.</w:t>
+      </w:r>
+    </w:p>
+    <w:p>
+      <w:r>
+        <w:t xml:space="preserve">Applied research on fragmentation in particular, routine activity areas, like fitness, where users interact frequently, briefly, and context-sensitively, is conspicuously lacking. The majority of fitness apps now in use </w:t>
       </w:r>
       <w:proofErr w:type="spellStart"/>
       <w:r>
-        <w:t>Superapps</w:t>
+        <w:t>use</w:t>
       </w:r>
       <w:proofErr w:type="spellEnd"/>
       <w:r>
-        <w:t xml:space="preserve"> combine several features—like communication, payments, content consumption, and task management—into a single, well-defined service. Reducing context switching, combining user activities, and facilitating end-to-end journeys within a single system are the main goals of this strategy.</w:t>
-      </w:r>
-    </w:p>
-    <w:p>
-      <w:proofErr w:type="spellStart"/>
-      <w:r>
-        <w:t>Superapps</w:t>
-      </w:r>
-      <w:proofErr w:type="spellEnd"/>
-      <w:r>
-        <w:t xml:space="preserve"> are an attempt to move interaction from discrete touchpoints to continuous, system-level experiences from the standpoint of service design. These platforms aim to preserve stable mental models and lessen the cognitive effort needed to switch between tasks by centralising associated services (</w:t>
-      </w:r>
-      <w:proofErr w:type="spellStart"/>
-      <w:r>
-        <w:t>Polaine</w:t>
-      </w:r>
-      <w:proofErr w:type="spellEnd"/>
-      <w:r>
-        <w:t>, Løvlie, &amp; Reason, 2013). Multifunctional platforms present themselves as persistent environments that allow users to seamlessly switch between activities rather than requiring users to browse between numerous independent programs.</w:t>
-      </w:r>
-    </w:p>
-    <w:p>
-      <w:r>
-        <w:t>Integration by itself, however, does not ensure a better user experience. Multifunctional platforms raise issues with complexity, discoverability, and learnability even while they might lessen ecosystem fragmentation. Users may feel more cognitive strain when functionality builds up within a single program, especially when interfaces try to support a variety of tasks with different interaction patterns. This conflict draws attention to a key design issue: striking a balance between clarity and consolidation.</w:t>
-      </w:r>
-    </w:p>
-    <w:p>
-      <w:r>
-        <w:t xml:space="preserve">Human-computer interaction research indicates that usability problems at scale frequently result from how systems structure and reveal capabilities over time rather than from specific features (Norman, 2013). Poor structural coherence in multifunctional platforms can lead to experiences that are confusing or overpowering, undercutting the very continuity that these systems are supposed to offer. As a result, a </w:t>
-      </w:r>
-      <w:proofErr w:type="spellStart"/>
-      <w:r>
-        <w:t>superapp's</w:t>
-      </w:r>
-      <w:proofErr w:type="spellEnd"/>
-      <w:r>
-        <w:t xml:space="preserve"> success is determined not just by how many features it has but also by how well those capabilities are integrated into logical user journeys.</w:t>
+        <w:t xml:space="preserve"> single-purpose design techniques, implicitly presuming that users will handle tool integration. This gap indicates that more research is necessary to determine whether multifunctional mobile design can significantly lessen fragmentation and enhance journey continuity in these kinds of environments.</w:t>
+      </w:r>
+    </w:p>
+    <w:p>
+      <w:r>
+        <w:t>Additionally, the Wundt curve and other theories of cognitive load, learnability, and optimal stimulation offer useful frameworks for comprehending user performance, but their application to multifunctional mobile environments is still understudied. Specifically, little research has been done on how integrated app design might strike a balance between usability and complexity without adding too many features.</w:t>
       </w:r>
     </w:p>
     <w:p>
       <w:r>
         <w:lastRenderedPageBreak/>
-        <w:t>Therefore, rather than being a simply interface-level solution, multifunctional platforms can be viewed as an architectural answer to fragmented trips. Their efficacy must be assessed in terms of cognitive effort, journey continuity, and the ease with which users can switch between tasks without becoming disoriented. Because of this, they are a very useful lens for studying modern mobile ecosystems.</w:t>
-      </w:r>
-    </w:p>
-    <w:p>
-      <w:r>
-        <w:t xml:space="preserve">Two opposing instances of this model in action are examined in the sections that follow. While Meta's ecosystem is regarded as an example where integration efforts have failed to overcome fragmentation, WeChat is analysed as an </w:t>
-      </w:r>
-      <w:proofErr w:type="gramStart"/>
-      <w:r>
-        <w:t>often cited</w:t>
-      </w:r>
-      <w:proofErr w:type="gramEnd"/>
-      <w:r>
-        <w:t xml:space="preserve"> example of a successful </w:t>
-      </w:r>
-      <w:proofErr w:type="spellStart"/>
-      <w:r>
-        <w:t>superapp</w:t>
-      </w:r>
-      <w:proofErr w:type="spellEnd"/>
-      <w:r>
-        <w:t xml:space="preserve"> that promotes unified digital journeys. When taken as a whole, these case studies shed light on the circumstances in which multifunctional platforms are successful or unsuccessful in resolving fragmented user experiences.</w:t>
-      </w:r>
-    </w:p>
-    <w:p/>
-    <w:p>
-      <w:r>
-        <w:t>2.6.1 WeChat as a Unified Experience</w:t>
-      </w:r>
-    </w:p>
-    <w:p>
-      <w:r>
-        <w:t xml:space="preserve">One of the most developed examples of a multipurpose mobile platform, WeChat is regularly used as a model for </w:t>
-      </w:r>
-      <w:proofErr w:type="spellStart"/>
-      <w:r>
-        <w:t>superapp</w:t>
-      </w:r>
-      <w:proofErr w:type="spellEnd"/>
-      <w:r>
-        <w:t xml:space="preserve"> design in academic and business debate. WeChat, which was first introduced as a messaging app, has developed into an integrated digital ecosystem that facilitates social networking, payments, communication, content consumption, booking services, and third-party apps all in one setting.</w:t>
-      </w:r>
-    </w:p>
-    <w:p>
-      <w:r>
-        <w:t>From the standpoint of the user journey, WeChat's main advantage is its capacity to facilitate lengthy, multi-step tasks without having users to leave the platform. A continuous interaction environment is created by combining tasks that would normally be divided across multiple separate applications, such as scheduling social events, sending money, gaining access to services, and organising daily activities. This consolidation helps users maintain their mental models across tasks and greatly minimises the need for context switching.</w:t>
-      </w:r>
-    </w:p>
-    <w:p>
-      <w:r>
-        <w:t>In complex digital ecosystems, service design theory highlights the significance of coherence and continuity across touchpoints (</w:t>
-      </w:r>
-      <w:proofErr w:type="spellStart"/>
-      <w:r>
-        <w:t>Polaine</w:t>
-      </w:r>
-      <w:proofErr w:type="spellEnd"/>
-      <w:r>
-        <w:t>, Løvlie, &amp; Reason, 2013). WeChat is a prime example of this idea since it presents itself as a persistent environment where users may access a variety of services rather than as a collection of individual features. WeChat has been described by industry observers, especially futurists like Amy Webb, as being more like an infrastructure layer for digital life than a single application, essentially serving as a gateway to services rather than a destination in and of itself.</w:t>
-      </w:r>
-    </w:p>
-    <w:p>
-      <w:r>
-        <w:t>Importantly, WeChat's integration approach goes beyond combining features. Users may easily transfer knowledge from one activity to another thanks to the platform's uniform interaction patterns, navigation structures, and visual language throughout its primary services. As users switch between functions, this lessens cognitive strain by favouring recognition over recollection (Norman, 2013). Users maintain a sense of continuity by staying within the same general interface structure even while engaging with third-party "</w:t>
-      </w:r>
-      <w:proofErr w:type="gramStart"/>
-      <w:r>
-        <w:t>mini-programs</w:t>
-      </w:r>
-      <w:proofErr w:type="gramEnd"/>
-      <w:r>
-        <w:t>."</w:t>
-      </w:r>
-    </w:p>
-    <w:p>
-      <w:r>
-        <w:t>Additionally, WeChat shows how multipurpose platforms can reduce fragmentation without overwhelming consumers. Services are stacked contextually, emerging in response to user intent, as opposed to presenting all capability at once. This strategy is consistent with research indicating that sustaining overall task coherence while facilitating brief, goal-oriented attention bursts is essential for successful mobile engagement (</w:t>
-      </w:r>
-      <w:proofErr w:type="spellStart"/>
-      <w:r>
-        <w:t>Oulasvirta</w:t>
-      </w:r>
-      <w:proofErr w:type="spellEnd"/>
-      <w:r>
-        <w:t xml:space="preserve"> et al., 2005).</w:t>
-      </w:r>
-    </w:p>
-    <w:p>
-      <w:r>
-        <w:lastRenderedPageBreak/>
-        <w:t>But it is crucial to recognise that WeChat's success is influenced by its cultural, economic, and legal environment. The platform works in an environment where users anticipate centralised digital services and there are not many other options. Nevertheless, by emphasising integration, continuity, and system-level usability, its design provides insightful information about how multifunctional platforms might lessen fragmented journeys.</w:t>
-      </w:r>
-    </w:p>
-    <w:p>
-      <w:r>
-        <w:t xml:space="preserve">In this regard, WeChat is a powerful illustration of how a </w:t>
-      </w:r>
-      <w:proofErr w:type="spellStart"/>
-      <w:r>
-        <w:t>superapp</w:t>
-      </w:r>
-      <w:proofErr w:type="spellEnd"/>
-      <w:r>
-        <w:t xml:space="preserve"> can unify disparate mobile interactions into cohesive user journeys, offering a helpful contrast to platforms that have tried—but failed—to attain comparable degrees of integration.</w:t>
-      </w:r>
-    </w:p>
-    <w:p/>
-    <w:p>
-      <w:r>
-        <w:t>2.6.2 Meta and the Failure of Integration</w:t>
-      </w:r>
-    </w:p>
-    <w:p>
-      <w:r>
-        <w:t xml:space="preserve">Despite having a portfolio of popular mobile apps, Meta takes a disjointed approach to multifunctionality in comparison to WeChat's unified platform model. Social networking, communication, content consumption, and commerce are all covered by services like Facebook, Instagram, WhatsApp, and Messenger. But instead of creating a unified </w:t>
-      </w:r>
-      <w:proofErr w:type="spellStart"/>
-      <w:r>
-        <w:t>superapp</w:t>
-      </w:r>
-      <w:proofErr w:type="spellEnd"/>
-      <w:r>
-        <w:t xml:space="preserve"> ecosystem, these services continue to be mostly isolated, leading to disjointed user experiences spread over several apps.</w:t>
-      </w:r>
-    </w:p>
-    <w:p>
-      <w:r>
-        <w:t>From the standpoint of the user journey, Meta's ecosystem necessitates frequent context switching for users to accomplish related tasks. For instance, connecting with communities, managing events, sharing media, and chatting with contacts frequently require switching between many applications, each of which has its own feature set, interaction patterns, and navigation logic. Users are forced to constantly reorient themselves and reconstitute task context as a result of this fragmentation, which compromises continuity.</w:t>
-      </w:r>
-    </w:p>
-    <w:p>
-      <w:r>
-        <w:t>Such context change has quantifiable cognitive costs, according to research in human-computer interaction. While mobile-specific research emphasises how short attention spans and frequent interruptions worsen these effects, González and Mark (2004) demonstrate how interruptions and task switching disrupt workflow and increase mental strain (</w:t>
-      </w:r>
-      <w:proofErr w:type="spellStart"/>
-      <w:r>
-        <w:t>Oulasvirta</w:t>
-      </w:r>
-      <w:proofErr w:type="spellEnd"/>
-      <w:r>
-        <w:t xml:space="preserve"> et al., 2005). The absence of smooth transitions in Meta's ecosystem increases cognitive strain and interferes with task flow, even when apps are conceptually connected.</w:t>
-      </w:r>
-    </w:p>
-    <w:p>
-      <w:r>
-        <w:t xml:space="preserve">Even while Meta has made certain attempts at partial integration, such unifying message infrastructures or cross-posting material, these initiatives mostly function at the technical or backend level rather than at the user experience level. From the user's point of view, interactions are still </w:t>
-      </w:r>
-      <w:proofErr w:type="gramStart"/>
-      <w:r>
-        <w:t>divided</w:t>
-      </w:r>
-      <w:proofErr w:type="gramEnd"/>
-      <w:r>
-        <w:t xml:space="preserve"> and end-to-end service journeys are not well supported. This stands in stark contrast to the principles of service design, which prioritise holistic experience design above discrete interactions (Stickdorn &amp; Schneider, 2012).</w:t>
-      </w:r>
-    </w:p>
-    <w:p>
-      <w:r>
-        <w:t>Additionally, Meta's applications have developed separately over time, leading to different mental models, feature hierarchies, and interface patterns. Even while each application can be used separately, its combined use makes it difficult for users to recall where particular features are located. This dependence on recall rather than recognition raises the possibility of inaccuracy and causes friction, especially in mobile environments with limited time (Norman, 2013).</w:t>
-      </w:r>
-    </w:p>
-    <w:p>
-      <w:r>
-        <w:t xml:space="preserve">In contrast to WeChat, Meta has not created a singular, enduring area for users to interact when switching between services. Instead, continuity is broken and fragmentation is reinforced by the frequent need for users to depart and re-enter applications. Because of this, Meta's </w:t>
-      </w:r>
-      <w:r>
-        <w:lastRenderedPageBreak/>
-        <w:t>ecosystem serves as an example of how organisational multifunctionality does not always result in cohesive user experiences at the interaction level.</w:t>
-      </w:r>
-    </w:p>
-    <w:p>
-      <w:r>
-        <w:t>This inability to provide cohesive, cross-application experiences draws attention to a crucial distinction in the design of multifunctional platforms: aggregation is not enough. Multifunctional ecosystems run the danger of exacerbating fragmentation rather than mitigating it in the absence of deliberate system-level integration and journey-oriented design. As a result, Meta provides a helpful counterexample that highlights the difficulties and constraints associated with attempting to meet complex user needs through loosely coupled single-purpose programs.</w:t>
-      </w:r>
-    </w:p>
-    <w:p/>
-    <w:p>
-      <w:r>
-        <w:t>2.7 Cognitive Load, Learnability, and the Wundt Curve</w:t>
-      </w:r>
-    </w:p>
-    <w:p>
-      <w:r>
-        <w:t>In human-computer interaction, cognitive load and learnability are major issues, especially in mobile settings where attention is scarce and interactions are frequently fleeting. The mental effort needed to digest information, make decisions, and carry out actions inside an interface is referred to as cognitive load. Performance deteriorates, mistakes rise, and overall experience quality decreases when this load surpasses a user's capability (Norman, 2013).</w:t>
-      </w:r>
-    </w:p>
-    <w:p>
-      <w:r>
-        <w:t xml:space="preserve">Instead of being limited to a single interface, cognitive load builds up across applications in fragmented digital journeys. Users must re-establish task context, adjust to new navigation structures, and remember where functionality is placed with each app switch. This frequent context switching greatly increases mental workload and interferes with task flow, according to research on multitasking and interruptions (González &amp; Mark, 2004; </w:t>
-      </w:r>
-      <w:proofErr w:type="spellStart"/>
-      <w:r>
-        <w:t>Oulasvirta</w:t>
-      </w:r>
-      <w:proofErr w:type="spellEnd"/>
-      <w:r>
-        <w:t xml:space="preserve"> et al., 2005). Due to limited screen space and frequent environmental disruptions, these effects are magnified in mobile environments.</w:t>
-      </w:r>
-    </w:p>
-    <w:p>
-      <w:r>
-        <w:t>A key factor in reducing cognitive load over time is learnability, or how simple it is for users to become proficient with a system. Stable mental models can be formed by users of well-designed systems, making interaction less cognitively taxing and more automatic. However, users have to concurrently acquire and maintain several mental models when functionality is spread across multiple applications. Even while individual applications are simple to use in isolation, this fragmentation compromises learnability at the system level.</w:t>
-      </w:r>
-    </w:p>
-    <w:p>
-      <w:r>
-        <w:t xml:space="preserve">The Wundt curve, sometimes referred to as the inverted-U model of arousal and performance, provides a lens through which to view the link between complexity, stimulation, and user performance. According to the Wundt curve, both </w:t>
-      </w:r>
-      <w:proofErr w:type="spellStart"/>
-      <w:r>
-        <w:t>understimulation</w:t>
-      </w:r>
-      <w:proofErr w:type="spellEnd"/>
-      <w:r>
-        <w:t xml:space="preserve"> and overstimulation result in decreased efficacy, whereas moderate levels of stimulation are optimal for performance. When it comes to interface design, systems that are too complicated or cognitively taxing may overwhelm users, while those that are too basic may fail to interest them.</w:t>
-      </w:r>
-    </w:p>
-    <w:p>
-      <w:r>
-        <w:t>On this curve, multifunctional applications are situated at a vital point. Such systems have the ability to lessen cognitive strain by reducing context switching and promoting continuity by combining similar tasks into a single environment. They run the danger of adding unnecessary complexity, high learning curves, and feature overload, though, if they are badly built. Therefore, a multifunctional platform's success is determined by how well it strikes a balance between integration and clarity rather than by the quantity of elements it provides.</w:t>
-      </w:r>
-    </w:p>
-    <w:p>
-      <w:r>
-        <w:t xml:space="preserve">When contrasting fragmented ecosystems with unified </w:t>
-      </w:r>
-      <w:proofErr w:type="spellStart"/>
-      <w:r>
-        <w:t>superapps</w:t>
-      </w:r>
-      <w:proofErr w:type="spellEnd"/>
-      <w:r>
-        <w:t xml:space="preserve">, this equilibrium becomes clear. By preserving regular engagement patterns and lowering the requirement for recall, </w:t>
-      </w:r>
-      <w:r>
-        <w:lastRenderedPageBreak/>
-        <w:t>unified platforms seek to keep users in an ideal range of cognitive stimulation. In contrast, fragmented systems frequently push users towards the higher end of the Wundt curve, where performance and pleasure are negatively impacted by excessive switching, inconsistent behaviour, and memory demands.</w:t>
-      </w:r>
-    </w:p>
-    <w:p>
-      <w:r>
-        <w:t xml:space="preserve">Evaluating multifunctional app design requires an understanding of this trade-off. Designers should </w:t>
-      </w:r>
-      <w:proofErr w:type="gramStart"/>
-      <w:r>
-        <w:t>take into account</w:t>
-      </w:r>
-      <w:proofErr w:type="gramEnd"/>
-      <w:r>
-        <w:t xml:space="preserve"> how integration impacts cognitive load, learnability, and long-term user performance rather than presuming that consolidation is intrinsically advantageous. These factors are especially important in industries like fitness, where users interact with apps regularly but only briefly, and where disruptions to the flow can have a big effect on adherence and motivation.</w:t>
-      </w:r>
-    </w:p>
-    <w:p/>
-    <w:p>
-      <w:r>
-        <w:t>2.8 Fragmentation in Fitness App Ecosystems</w:t>
-      </w:r>
-    </w:p>
-    <w:p>
-      <w:r>
-        <w:t>Mobile experiences connected to fitness offer a modern and obvious illustration of fragmented digital journeys. It is frequently necessary for users to interact with several separate applications in order to manage workouts, measure progress, schedule rest periods, take notes, and keep an eye on health metrics. These could include wearable companion apps, music players, note-taking apps, stopwatch or timer tools, and apps for tracking workouts. Even if each program might be well-designed separately, taken as a whole, they create a fragmented ecosystem that significantly taxes the user's cognitive abilities.</w:t>
-      </w:r>
-    </w:p>
-    <w:p>
-      <w:r>
-        <w:t xml:space="preserve">Given the situational context of gym use, this fragmentation is especially troublesome. Exercises are physically taxing, time-sensitive, and often interrupted. In between sets or workouts, users frequently engage with their devices for short periods of time, leaving little room for intricate navigation or sustained focus. Frequent app switching in these situations exacerbates cognitive load by interfering with task flow and increasing dependence on memory rather than recognition (Norman, 2013; </w:t>
-      </w:r>
-      <w:proofErr w:type="spellStart"/>
-      <w:r>
-        <w:t>Oulasvirta</w:t>
-      </w:r>
-      <w:proofErr w:type="spellEnd"/>
-      <w:r>
-        <w:t xml:space="preserve"> et al., 2005).</w:t>
-      </w:r>
-    </w:p>
-    <w:p>
-      <w:r>
-        <w:t>The fitness experience rarely consists of a single, distinct task from the standpoint of the user journey. Rather, it is an ongoing series of interconnected tasks, such as examining a workout plan, executing exercises, timing rest periods, documenting performance, and evaluating progress. Users must constantly reorient themselves, manage numerous mental models, and recreate task context when these actions are spread across many applications. This compromises continuity and lessens the momentum and sense of involvement that are essential for long-term fitness motivation.</w:t>
-      </w:r>
-    </w:p>
-    <w:p>
-      <w:r>
-        <w:t>According to research on multitasking and task fragmentation, this kind of context switching has quantifiable performance costs, such as higher error rates and lower efficiency (González &amp; Mark, 2004). These expenses can show up in fitness settings as lost sets, erroneous logs, or completely stopped tracking. This friction might eventually lead to disengagement and decreased commitment to exercise regimens.</w:t>
-      </w:r>
-    </w:p>
-    <w:p>
-      <w:r>
-        <w:t xml:space="preserve">Few platforms </w:t>
-      </w:r>
-      <w:proofErr w:type="gramStart"/>
-      <w:r>
-        <w:t>make an effort</w:t>
-      </w:r>
-      <w:proofErr w:type="gramEnd"/>
-      <w:r>
-        <w:t xml:space="preserve"> to address this fragmentation comprehensively, despite the growth of fitness applications. Many apps assume that users would actively incorporate these tools into their larger routines while concentrating on a particular primary function, such as recording workouts or monitoring health data. This presumption puts the onus of integration on the user rather than the technology and ignores the cumulative cognitive consequences of fragmented journeys.</w:t>
-      </w:r>
-    </w:p>
-    <w:p>
-      <w:r>
-        <w:lastRenderedPageBreak/>
-        <w:t>This research presents the fitness industry as a perfect case study for investigating the possibilities of multifunctional mobile design and analysing fragmented digital journeys. The study intends to determine whether combining related tools into a single, coherent application can significantly improve journey continuity, lessen cognitive load, and improve overall user experience by analysing the shortcomings of current fitness app ecosystems and contrasting them with integrated platform models.</w:t>
-      </w:r>
-    </w:p>
-    <w:p/>
-    <w:p>
-      <w:r>
-        <w:t>2.9 Literature Review Summary and Research Gap</w:t>
-      </w:r>
-    </w:p>
-    <w:p>
-      <w:r>
-        <w:t>From early command-line systems to modern mobile, voice-activated, and context-aware interfaces, this literature review has explored the development of human–computer interaction. The difficulties related to usability, cognitive load, and user experience have changed along with interaction paradigms. Modern mobile usage increasingly incorporates complex, multi-application ecosystems that go beyond single-task interactions, whereas early studies mostly concentrated on isolated interfaces.</w:t>
-      </w:r>
-    </w:p>
-    <w:p>
-      <w:r>
-        <w:t>The review has brought attention to how common fragmented digital journeys are becoming, especially in mobile environments. Research on context switching and multitasking shows that fragmentation increases mental stress and disrupts task continuity, resulting in considerable cognitive costs. Mobile environments, which frequently involve interruptions, restricted attention, and confined interfaces, exacerbate these consequences. According to the literature, the total user experience is frequently compromised at the journey level, even though individual applications may be useful in isolation.</w:t>
-      </w:r>
-    </w:p>
-    <w:p>
-      <w:r>
-        <w:t xml:space="preserve">In response to this change, research in user journey modelling and digital service design has placed more focus on comprehensive, cross-platform experiences than on individual interactions. However, a large portion of this work is conceptual or organisational in nature, providing little empirical research on how route fragmentation impacts usability in real-world mobile contexts. Similar to this, research on </w:t>
-      </w:r>
-      <w:proofErr w:type="spellStart"/>
-      <w:r>
-        <w:t>superapps</w:t>
-      </w:r>
-      <w:proofErr w:type="spellEnd"/>
-      <w:r>
-        <w:t xml:space="preserve"> and multifunctional platforms shows the potential advantages of integration, but it frequently focusses more on large-scale ecosystems, cultural aspects, or platform domination than on the immediate user experience.</w:t>
-      </w:r>
-    </w:p>
-    <w:p>
-      <w:r>
-        <w:t xml:space="preserve">Applied research on fragmentation in particular, routine activity areas, like fitness, where users interact frequently, briefly, and context-sensitively, is conspicuously lacking. The majority of fitness apps now in use </w:t>
-      </w:r>
-      <w:proofErr w:type="spellStart"/>
-      <w:r>
-        <w:t>use</w:t>
-      </w:r>
-      <w:proofErr w:type="spellEnd"/>
-      <w:r>
-        <w:t xml:space="preserve"> single-purpose design techniques, implicitly presuming that users will handle tool integration. This gap indicates that more research is necessary to determine whether multifunctional mobile design can significantly lessen fragmentation and enhance journey continuity in these kinds of environments.</w:t>
-      </w:r>
-    </w:p>
-    <w:p>
-      <w:r>
-        <w:t>Additionally, the Wundt curve and other theories of cognitive load, learnability, and optimal stimulation offer useful frameworks for comprehending user performance, but their application to multifunctional mobile environments is still understudied. Specifically, little research has been done on how integrated app design might strike a balance between usability and complexity without adding too many features.</w:t>
-      </w:r>
-    </w:p>
-    <w:p>
-      <w:r>
-        <w:t xml:space="preserve">This project uses a fitness-based case study to address these gaps by examining fragmented mobile journeys and exploring the possibilities of multifunctional app design as a way to unify user experience. The study intends to provide empirical insight into how integrated mobile </w:t>
-      </w:r>
-      <w:r>
-        <w:lastRenderedPageBreak/>
-        <w:t>applications might promote more cohesive, effective, and cognitively durable user journeys by creating and testing a prototype that combines popular fitness-related technologies.</w:t>
+        <w:t>This project uses a fitness-based case study to address these gaps by examining fragmented mobile journeys and exploring the possibilities of multifunctional app design as a way to unify user experience. The study intends to provide empirical insight into how integrated mobile applications might promote more cohesive, effective, and cognitively durable user journeys by creating and testing a prototype that combines popular fitness-related technologies.</w:t>
       </w:r>
     </w:p>
     <w:p/>
@@ -3823,7 +3861,7 @@
 
 <file path=word/webextensions/taskpanes.xml><?xml version="1.0" encoding="utf-8"?>
 <wetp:taskpanes xmlns:wetp="http://schemas.microsoft.com/office/webextensions/taskpanes/2010/11">
-  <wetp:taskpane dockstate="right" visibility="0" width="350" row="2">
+  <wetp:taskpane dockstate="right" visibility="0" width="350" row="1">
     <wetp:webextensionref xmlns:r="http://schemas.openxmlformats.org/officeDocument/2006/relationships" r:id="rId1"/>
   </wetp:taskpane>
 </wetp:taskpanes>
